--- a/CMA_W_B1_Ch03_AnswerKeys.docx
+++ b/CMA_W_B1_Ch03_AnswerKeys.docx
@@ -97,66 +97,66 @@
                 <w:sz w:val="17"/>
                 <w:szCs w:val="17"/>
               </w:rPr>
-              <w:t xml:space="preserve">A</w:t>
-            </w:r>
-          </w:p>
-        </w:tc>
-        <w:tc>
-          <w:tcPr>
-            <w:tcW w:type="pct" w:w="1667"/>
-            <w:tcMar>
-              <w:top w:type="dxa" w:w="40"/>
-              <w:left w:type="dxa" w:w="100"/>
-              <w:bottom w:type="dxa" w:w="40"/>
-              <w:right w:type="dxa" w:w="100"/>
-            </w:tcMar>
-          </w:tcPr>
-          <w:p>
-            <w:pPr>
-              <w:spacing w:before="22" w:after="22"/>
-            </w:pPr>
-            <w:r>
-              <w:rPr>
-                <w:b/>
-                <w:bCs/>
-                <w:color w:val="8186EF"/>
-                <w:sz w:val="16"/>
-                <w:szCs w:val="16"/>
-              </w:rPr>
-              <w:t xml:space="preserve">12  </w:t>
-            </w:r>
-            <w:r>
-              <w:rPr>
-                <w:sz w:val="17"/>
-                <w:szCs w:val="17"/>
-              </w:rPr>
-              <w:t xml:space="preserve">A</w:t>
-            </w:r>
-          </w:p>
-        </w:tc>
-        <w:tc>
-          <w:tcPr>
-            <w:tcW w:type="pct" w:w="1667"/>
-            <w:tcMar>
-              <w:top w:type="dxa" w:w="40"/>
-              <w:left w:type="dxa" w:w="100"/>
-              <w:bottom w:type="dxa" w:w="40"/>
-              <w:right w:type="dxa" w:w="100"/>
-            </w:tcMar>
-          </w:tcPr>
-          <w:p>
-            <w:pPr>
-              <w:spacing w:before="22" w:after="22"/>
-            </w:pPr>
-            <w:r>
-              <w:rPr>
-                <w:b/>
-                <w:bCs/>
-                <w:color w:val="8186EF"/>
-                <w:sz w:val="16"/>
-                <w:szCs w:val="16"/>
-              </w:rPr>
-              <w:t xml:space="preserve">23  </w:t>
+              <w:t xml:space="preserve">multi-step income statement · operating income · single-step income statement</w:t>
+            </w:r>
+          </w:p>
+        </w:tc>
+        <w:tc>
+          <w:tcPr>
+            <w:tcW w:type="pct" w:w="1667"/>
+            <w:tcMar>
+              <w:top w:type="dxa" w:w="40"/>
+              <w:left w:type="dxa" w:w="100"/>
+              <w:bottom w:type="dxa" w:w="40"/>
+              <w:right w:type="dxa" w:w="100"/>
+            </w:tcMar>
+          </w:tcPr>
+          <w:p>
+            <w:pPr>
+              <w:spacing w:before="22" w:after="22"/>
+            </w:pPr>
+            <w:r>
+              <w:rPr>
+                <w:b/>
+                <w:bCs/>
+                <w:color w:val="8186EF"/>
+                <w:sz w:val="16"/>
+                <w:szCs w:val="16"/>
+              </w:rPr>
+              <w:t xml:space="preserve">10  </w:t>
+            </w:r>
+            <w:r>
+              <w:rPr>
+                <w:sz w:val="17"/>
+                <w:szCs w:val="17"/>
+              </w:rPr>
+              <w:t xml:space="preserve">B</w:t>
+            </w:r>
+          </w:p>
+        </w:tc>
+        <w:tc>
+          <w:tcPr>
+            <w:tcW w:type="pct" w:w="1667"/>
+            <w:tcMar>
+              <w:top w:type="dxa" w:w="40"/>
+              <w:left w:type="dxa" w:w="100"/>
+              <w:bottom w:type="dxa" w:w="40"/>
+              <w:right w:type="dxa" w:w="100"/>
+            </w:tcMar>
+          </w:tcPr>
+          <w:p>
+            <w:pPr>
+              <w:spacing w:before="22" w:after="22"/>
+            </w:pPr>
+            <w:r>
+              <w:rPr>
+                <w:b/>
+                <w:bCs/>
+                <w:color w:val="8186EF"/>
+                <w:sz w:val="16"/>
+                <w:szCs w:val="16"/>
+              </w:rPr>
+              <w:t xml:space="preserve">19  </w:t>
             </w:r>
             <w:r>
               <w:rPr>
@@ -199,6 +199,40 @@
                 <w:sz w:val="17"/>
                 <w:szCs w:val="17"/>
               </w:rPr>
+              <w:t xml:space="preserve">multi-step income statement · operating income · single-step income statement</w:t>
+            </w:r>
+          </w:p>
+        </w:tc>
+        <w:tc>
+          <w:tcPr>
+            <w:tcW w:type="pct" w:w="1667"/>
+            <w:shd w:fill="FBFAF6" w:val="clear"/>
+            <w:tcMar>
+              <w:top w:type="dxa" w:w="40"/>
+              <w:left w:type="dxa" w:w="100"/>
+              <w:bottom w:type="dxa" w:w="40"/>
+              <w:right w:type="dxa" w:w="100"/>
+            </w:tcMar>
+          </w:tcPr>
+          <w:p>
+            <w:pPr>
+              <w:spacing w:before="22" w:after="22"/>
+            </w:pPr>
+            <w:r>
+              <w:rPr>
+                <w:b/>
+                <w:bCs/>
+                <w:color w:val="8186EF"/>
+                <w:sz w:val="16"/>
+                <w:szCs w:val="16"/>
+              </w:rPr>
+              <w:t xml:space="preserve">11  </w:t>
+            </w:r>
+            <w:r>
+              <w:rPr>
+                <w:sz w:val="17"/>
+                <w:szCs w:val="17"/>
+              </w:rPr>
               <w:t xml:space="preserve">C</w:t>
             </w:r>
           </w:p>
@@ -226,7 +260,7 @@
                 <w:sz w:val="16"/>
                 <w:szCs w:val="16"/>
               </w:rPr>
-              <w:t xml:space="preserve">13  </w:t>
+              <w:t xml:space="preserve">20  </w:t>
             </w:r>
             <w:r>
               <w:rPr>
@@ -234,40 +268,6 @@
                 <w:szCs w:val="17"/>
               </w:rPr>
               <w:t xml:space="preserve">C</w:t>
-            </w:r>
-          </w:p>
-        </w:tc>
-        <w:tc>
-          <w:tcPr>
-            <w:tcW w:type="pct" w:w="1667"/>
-            <w:shd w:fill="FBFAF6" w:val="clear"/>
-            <w:tcMar>
-              <w:top w:type="dxa" w:w="40"/>
-              <w:left w:type="dxa" w:w="100"/>
-              <w:bottom w:type="dxa" w:w="40"/>
-              <w:right w:type="dxa" w:w="100"/>
-            </w:tcMar>
-          </w:tcPr>
-          <w:p>
-            <w:pPr>
-              <w:spacing w:before="22" w:after="22"/>
-            </w:pPr>
-            <w:r>
-              <w:rPr>
-                <w:b/>
-                <w:bCs/>
-                <w:color w:val="8186EF"/>
-                <w:sz w:val="16"/>
-                <w:szCs w:val="16"/>
-              </w:rPr>
-              <w:t xml:space="preserve">24  </w:t>
-            </w:r>
-            <w:r>
-              <w:rPr>
-                <w:sz w:val="17"/>
-                <w:szCs w:val="17"/>
-              </w:rPr>
-              <w:t xml:space="preserve">B</w:t>
             </w:r>
           </w:p>
         </w:tc>
@@ -302,66 +302,33 @@
                 <w:sz w:val="17"/>
                 <w:szCs w:val="17"/>
               </w:rPr>
-              <w:t xml:space="preserve">A</w:t>
-            </w:r>
-          </w:p>
-        </w:tc>
-        <w:tc>
-          <w:tcPr>
-            <w:tcW w:type="pct" w:w="1667"/>
-            <w:tcMar>
-              <w:top w:type="dxa" w:w="40"/>
-              <w:left w:type="dxa" w:w="100"/>
-              <w:bottom w:type="dxa" w:w="40"/>
-              <w:right w:type="dxa" w:w="100"/>
-            </w:tcMar>
-          </w:tcPr>
-          <w:p>
-            <w:pPr>
-              <w:spacing w:before="22" w:after="22"/>
-            </w:pPr>
-            <w:r>
-              <w:rPr>
-                <w:b/>
-                <w:bCs/>
-                <w:color w:val="8186EF"/>
-                <w:sz w:val="16"/>
-                <w:szCs w:val="16"/>
-              </w:rPr>
-              <w:t xml:space="preserve">14  </w:t>
-            </w:r>
-            <w:r>
-              <w:rPr>
-                <w:sz w:val="17"/>
-                <w:szCs w:val="17"/>
-              </w:rPr>
-              <w:t xml:space="preserve">C</w:t>
-            </w:r>
-          </w:p>
-        </w:tc>
-        <w:tc>
-          <w:tcPr>
-            <w:tcW w:type="pct" w:w="1667"/>
-            <w:tcMar>
-              <w:top w:type="dxa" w:w="40"/>
-              <w:left w:type="dxa" w:w="100"/>
-              <w:bottom w:type="dxa" w:w="40"/>
-              <w:right w:type="dxa" w:w="100"/>
-            </w:tcMar>
-          </w:tcPr>
-          <w:p>
-            <w:pPr>
-              <w:spacing w:before="22" w:after="22"/>
-            </w:pPr>
-            <w:r>
-              <w:rPr>
-                <w:b/>
-                <w:bCs/>
-                <w:color w:val="8186EF"/>
-                <w:sz w:val="16"/>
-                <w:szCs w:val="16"/>
-              </w:rPr>
-              <w:t xml:space="preserve">25  </w:t>
+              <w:t xml:space="preserve">multi-step income statement · operating income · single-step income statement</w:t>
+            </w:r>
+          </w:p>
+        </w:tc>
+        <w:tc>
+          <w:tcPr>
+            <w:tcW w:type="pct" w:w="1667"/>
+            <w:tcMar>
+              <w:top w:type="dxa" w:w="40"/>
+              <w:left w:type="dxa" w:w="100"/>
+              <w:bottom w:type="dxa" w:w="40"/>
+              <w:right w:type="dxa" w:w="100"/>
+            </w:tcMar>
+          </w:tcPr>
+          <w:p>
+            <w:pPr>
+              <w:spacing w:before="22" w:after="22"/>
+            </w:pPr>
+            <w:r>
+              <w:rPr>
+                <w:b/>
+                <w:bCs/>
+                <w:color w:val="8186EF"/>
+                <w:sz w:val="16"/>
+                <w:szCs w:val="16"/>
+              </w:rPr>
+              <w:t xml:space="preserve">12  </w:t>
             </w:r>
             <w:r>
               <w:rPr>
@@ -369,6 +336,39 @@
                 <w:szCs w:val="17"/>
               </w:rPr>
               <w:t xml:space="preserve">D</w:t>
+            </w:r>
+          </w:p>
+        </w:tc>
+        <w:tc>
+          <w:tcPr>
+            <w:tcW w:type="pct" w:w="1667"/>
+            <w:tcMar>
+              <w:top w:type="dxa" w:w="40"/>
+              <w:left w:type="dxa" w:w="100"/>
+              <w:bottom w:type="dxa" w:w="40"/>
+              <w:right w:type="dxa" w:w="100"/>
+            </w:tcMar>
+          </w:tcPr>
+          <w:p>
+            <w:pPr>
+              <w:spacing w:before="22" w:after="22"/>
+            </w:pPr>
+            <w:r>
+              <w:rPr>
+                <w:b/>
+                <w:bCs/>
+                <w:color w:val="8186EF"/>
+                <w:sz w:val="16"/>
+                <w:szCs w:val="16"/>
+              </w:rPr>
+              <w:t xml:space="preserve">21  </w:t>
+            </w:r>
+            <w:r>
+              <w:rPr>
+                <w:sz w:val="17"/>
+                <w:szCs w:val="17"/>
+              </w:rPr>
+              <w:t xml:space="preserve">B</w:t>
             </w:r>
           </w:p>
         </w:tc>
@@ -404,7 +404,7 @@
                 <w:sz w:val="17"/>
                 <w:szCs w:val="17"/>
               </w:rPr>
-              <w:t xml:space="preserve">B</w:t>
+              <w:t xml:space="preserve">T</w:t>
             </w:r>
           </w:p>
         </w:tc>
@@ -431,14 +431,14 @@
                 <w:sz w:val="16"/>
                 <w:szCs w:val="16"/>
               </w:rPr>
-              <w:t xml:space="preserve">15  </w:t>
-            </w:r>
-            <w:r>
-              <w:rPr>
-                <w:sz w:val="17"/>
-                <w:szCs w:val="17"/>
-              </w:rPr>
-              <w:t xml:space="preserve">B</w:t>
+              <w:t xml:space="preserve">13  </w:t>
+            </w:r>
+            <w:r>
+              <w:rPr>
+                <w:sz w:val="17"/>
+                <w:szCs w:val="17"/>
+              </w:rPr>
+              <w:t xml:space="preserve">D</w:t>
             </w:r>
           </w:p>
         </w:tc>
@@ -465,14 +465,14 @@
                 <w:sz w:val="16"/>
                 <w:szCs w:val="16"/>
               </w:rPr>
-              <w:t xml:space="preserve">26  </w:t>
-            </w:r>
-            <w:r>
-              <w:rPr>
-                <w:sz w:val="17"/>
-                <w:szCs w:val="17"/>
-              </w:rPr>
-              <w:t xml:space="preserve">C</w:t>
+              <w:t xml:space="preserve">22  </w:t>
+            </w:r>
+            <w:r>
+              <w:rPr>
+                <w:sz w:val="17"/>
+                <w:szCs w:val="17"/>
+              </w:rPr>
+              <w:t xml:space="preserve">A</w:t>
             </w:r>
           </w:p>
         </w:tc>
@@ -507,73 +507,73 @@
                 <w:sz w:val="17"/>
                 <w:szCs w:val="17"/>
               </w:rPr>
-              <w:t xml:space="preserve">C</w:t>
-            </w:r>
-          </w:p>
-        </w:tc>
-        <w:tc>
-          <w:tcPr>
-            <w:tcW w:type="pct" w:w="1667"/>
-            <w:tcMar>
-              <w:top w:type="dxa" w:w="40"/>
-              <w:left w:type="dxa" w:w="100"/>
-              <w:bottom w:type="dxa" w:w="40"/>
-              <w:right w:type="dxa" w:w="100"/>
-            </w:tcMar>
-          </w:tcPr>
-          <w:p>
-            <w:pPr>
-              <w:spacing w:before="22" w:after="22"/>
-            </w:pPr>
-            <w:r>
-              <w:rPr>
-                <w:b/>
-                <w:bCs/>
-                <w:color w:val="8186EF"/>
-                <w:sz w:val="16"/>
-                <w:szCs w:val="16"/>
-              </w:rPr>
-              <w:t xml:space="preserve">16  </w:t>
-            </w:r>
-            <w:r>
-              <w:rPr>
-                <w:sz w:val="17"/>
-                <w:szCs w:val="17"/>
-              </w:rPr>
-              <w:t xml:space="preserve">D</w:t>
-            </w:r>
-          </w:p>
-        </w:tc>
-        <w:tc>
-          <w:tcPr>
-            <w:tcW w:type="pct" w:w="1667"/>
-            <w:tcMar>
-              <w:top w:type="dxa" w:w="40"/>
-              <w:left w:type="dxa" w:w="100"/>
-              <w:bottom w:type="dxa" w:w="40"/>
-              <w:right w:type="dxa" w:w="100"/>
-            </w:tcMar>
-          </w:tcPr>
-          <w:p>
-            <w:pPr>
-              <w:spacing w:before="22" w:after="22"/>
-            </w:pPr>
-            <w:r>
-              <w:rPr>
-                <w:b/>
-                <w:bCs/>
-                <w:color w:val="8186EF"/>
-                <w:sz w:val="16"/>
-                <w:szCs w:val="16"/>
-              </w:rPr>
-              <w:t xml:space="preserve">27  </w:t>
-            </w:r>
-            <w:r>
-              <w:rPr>
-                <w:sz w:val="17"/>
-                <w:szCs w:val="17"/>
-              </w:rPr>
-              <w:t xml:space="preserve">C</w:t>
+              <w:t xml:space="preserve">A</w:t>
+            </w:r>
+          </w:p>
+        </w:tc>
+        <w:tc>
+          <w:tcPr>
+            <w:tcW w:type="pct" w:w="1667"/>
+            <w:tcMar>
+              <w:top w:type="dxa" w:w="40"/>
+              <w:left w:type="dxa" w:w="100"/>
+              <w:bottom w:type="dxa" w:w="40"/>
+              <w:right w:type="dxa" w:w="100"/>
+            </w:tcMar>
+          </w:tcPr>
+          <w:p>
+            <w:pPr>
+              <w:spacing w:before="22" w:after="22"/>
+            </w:pPr>
+            <w:r>
+              <w:rPr>
+                <w:b/>
+                <w:bCs/>
+                <w:color w:val="8186EF"/>
+                <w:sz w:val="16"/>
+                <w:szCs w:val="16"/>
+              </w:rPr>
+              <w:t xml:space="preserve">14  </w:t>
+            </w:r>
+            <w:r>
+              <w:rPr>
+                <w:sz w:val="17"/>
+                <w:szCs w:val="17"/>
+              </w:rPr>
+              <w:t xml:space="preserve">T</w:t>
+            </w:r>
+          </w:p>
+        </w:tc>
+        <w:tc>
+          <w:tcPr>
+            <w:tcW w:type="pct" w:w="1667"/>
+            <w:tcMar>
+              <w:top w:type="dxa" w:w="40"/>
+              <w:left w:type="dxa" w:w="100"/>
+              <w:bottom w:type="dxa" w:w="40"/>
+              <w:right w:type="dxa" w:w="100"/>
+            </w:tcMar>
+          </w:tcPr>
+          <w:p>
+            <w:pPr>
+              <w:spacing w:before="22" w:after="22"/>
+            </w:pPr>
+            <w:r>
+              <w:rPr>
+                <w:b/>
+                <w:bCs/>
+                <w:color w:val="8186EF"/>
+                <w:sz w:val="16"/>
+                <w:szCs w:val="16"/>
+              </w:rPr>
+              <w:t xml:space="preserve">23  </w:t>
+            </w:r>
+            <w:r>
+              <w:rPr>
+                <w:sz w:val="17"/>
+                <w:szCs w:val="17"/>
+              </w:rPr>
+              <w:t xml:space="preserve">B</w:t>
             </w:r>
           </w:p>
         </w:tc>
@@ -609,6 +609,40 @@
                 <w:sz w:val="17"/>
                 <w:szCs w:val="17"/>
               </w:rPr>
+              <w:t xml:space="preserve">C</w:t>
+            </w:r>
+          </w:p>
+        </w:tc>
+        <w:tc>
+          <w:tcPr>
+            <w:tcW w:type="pct" w:w="1667"/>
+            <w:shd w:fill="FBFAF6" w:val="clear"/>
+            <w:tcMar>
+              <w:top w:type="dxa" w:w="40"/>
+              <w:left w:type="dxa" w:w="100"/>
+              <w:bottom w:type="dxa" w:w="40"/>
+              <w:right w:type="dxa" w:w="100"/>
+            </w:tcMar>
+          </w:tcPr>
+          <w:p>
+            <w:pPr>
+              <w:spacing w:before="22" w:after="22"/>
+            </w:pPr>
+            <w:r>
+              <w:rPr>
+                <w:b/>
+                <w:bCs/>
+                <w:color w:val="8186EF"/>
+                <w:sz w:val="16"/>
+                <w:szCs w:val="16"/>
+              </w:rPr>
+              <w:t xml:space="preserve">15  </w:t>
+            </w:r>
+            <w:r>
+              <w:rPr>
+                <w:sz w:val="17"/>
+                <w:szCs w:val="17"/>
+              </w:rPr>
               <w:t xml:space="preserve">A</w:t>
             </w:r>
           </w:p>
@@ -636,48 +670,14 @@
                 <w:sz w:val="16"/>
                 <w:szCs w:val="16"/>
               </w:rPr>
-              <w:t xml:space="preserve">17  </w:t>
-            </w:r>
-            <w:r>
-              <w:rPr>
-                <w:sz w:val="17"/>
-                <w:szCs w:val="17"/>
-              </w:rPr>
-              <w:t xml:space="preserve">B</w:t>
-            </w:r>
-          </w:p>
-        </w:tc>
-        <w:tc>
-          <w:tcPr>
-            <w:tcW w:type="pct" w:w="1667"/>
-            <w:shd w:fill="FBFAF6" w:val="clear"/>
-            <w:tcMar>
-              <w:top w:type="dxa" w:w="40"/>
-              <w:left w:type="dxa" w:w="100"/>
-              <w:bottom w:type="dxa" w:w="40"/>
-              <w:right w:type="dxa" w:w="100"/>
-            </w:tcMar>
-          </w:tcPr>
-          <w:p>
-            <w:pPr>
-              <w:spacing w:before="22" w:after="22"/>
-            </w:pPr>
-            <w:r>
-              <w:rPr>
-                <w:b/>
-                <w:bCs/>
-                <w:color w:val="8186EF"/>
-                <w:sz w:val="16"/>
-                <w:szCs w:val="16"/>
-              </w:rPr>
-              <w:t xml:space="preserve">28  </w:t>
-            </w:r>
-            <w:r>
-              <w:rPr>
-                <w:sz w:val="17"/>
-                <w:szCs w:val="17"/>
-              </w:rPr>
-              <w:t xml:space="preserve">B</w:t>
+              <w:t xml:space="preserve">24  </w:t>
+            </w:r>
+            <w:r>
+              <w:rPr>
+                <w:sz w:val="17"/>
+                <w:szCs w:val="17"/>
+              </w:rPr>
+              <w:t xml:space="preserve">A</w:t>
             </w:r>
           </w:p>
         </w:tc>
@@ -712,39 +712,6 @@
                 <w:sz w:val="17"/>
                 <w:szCs w:val="17"/>
               </w:rPr>
-              <w:t xml:space="preserve">A</w:t>
-            </w:r>
-          </w:p>
-        </w:tc>
-        <w:tc>
-          <w:tcPr>
-            <w:tcW w:type="pct" w:w="1667"/>
-            <w:tcMar>
-              <w:top w:type="dxa" w:w="40"/>
-              <w:left w:type="dxa" w:w="100"/>
-              <w:bottom w:type="dxa" w:w="40"/>
-              <w:right w:type="dxa" w:w="100"/>
-            </w:tcMar>
-          </w:tcPr>
-          <w:p>
-            <w:pPr>
-              <w:spacing w:before="22" w:after="22"/>
-            </w:pPr>
-            <w:r>
-              <w:rPr>
-                <w:b/>
-                <w:bCs/>
-                <w:color w:val="8186EF"/>
-                <w:sz w:val="16"/>
-                <w:szCs w:val="16"/>
-              </w:rPr>
-              <w:t xml:space="preserve">18  </w:t>
-            </w:r>
-            <w:r>
-              <w:rPr>
-                <w:sz w:val="17"/>
-                <w:szCs w:val="17"/>
-              </w:rPr>
               <w:t xml:space="preserve">C</w:t>
             </w:r>
           </w:p>
@@ -771,14 +738,47 @@
                 <w:sz w:val="16"/>
                 <w:szCs w:val="16"/>
               </w:rPr>
-              <w:t xml:space="preserve">29  </w:t>
-            </w:r>
-            <w:r>
-              <w:rPr>
-                <w:sz w:val="17"/>
-                <w:szCs w:val="17"/>
-              </w:rPr>
-              <w:t xml:space="preserve">A</w:t>
+              <w:t xml:space="preserve">16  </w:t>
+            </w:r>
+            <w:r>
+              <w:rPr>
+                <w:sz w:val="17"/>
+                <w:szCs w:val="17"/>
+              </w:rPr>
+              <w:t xml:space="preserve">C</w:t>
+            </w:r>
+          </w:p>
+        </w:tc>
+        <w:tc>
+          <w:tcPr>
+            <w:tcW w:type="pct" w:w="1667"/>
+            <w:tcMar>
+              <w:top w:type="dxa" w:w="40"/>
+              <w:left w:type="dxa" w:w="100"/>
+              <w:bottom w:type="dxa" w:w="40"/>
+              <w:right w:type="dxa" w:w="100"/>
+            </w:tcMar>
+          </w:tcPr>
+          <w:p>
+            <w:pPr>
+              <w:spacing w:before="22" w:after="22"/>
+            </w:pPr>
+            <w:r>
+              <w:rPr>
+                <w:b/>
+                <w:bCs/>
+                <w:color w:val="8186EF"/>
+                <w:sz w:val="16"/>
+                <w:szCs w:val="16"/>
+              </w:rPr>
+              <w:t xml:space="preserve">25  </w:t>
+            </w:r>
+            <w:r>
+              <w:rPr>
+                <w:sz w:val="17"/>
+                <w:szCs w:val="17"/>
+              </w:rPr>
+              <w:t xml:space="preserve">Compare with the model earlier in this handout.</w:t>
             </w:r>
           </w:p>
         </w:tc>
@@ -814,7 +814,7 @@
                 <w:sz w:val="17"/>
                 <w:szCs w:val="17"/>
               </w:rPr>
-              <w:t xml:space="preserve">T</w:t>
+              <w:t xml:space="preserve">B</w:t>
             </w:r>
           </w:p>
         </w:tc>
@@ -841,14 +841,14 @@
                 <w:sz w:val="16"/>
                 <w:szCs w:val="16"/>
               </w:rPr>
-              <w:t xml:space="preserve">19  </w:t>
-            </w:r>
-            <w:r>
-              <w:rPr>
-                <w:sz w:val="17"/>
-                <w:szCs w:val="17"/>
-              </w:rPr>
-              <w:t xml:space="preserve">D</w:t>
+              <w:t xml:space="preserve">17  </w:t>
+            </w:r>
+            <w:r>
+              <w:rPr>
+                <w:sz w:val="17"/>
+                <w:szCs w:val="17"/>
+              </w:rPr>
+              <w:t xml:space="preserve">B</w:t>
             </w:r>
           </w:p>
         </w:tc>
@@ -875,14 +875,14 @@
                 <w:sz w:val="16"/>
                 <w:szCs w:val="16"/>
               </w:rPr>
-              <w:t xml:space="preserve">30  </w:t>
-            </w:r>
-            <w:r>
-              <w:rPr>
-                <w:sz w:val="17"/>
-                <w:szCs w:val="17"/>
-              </w:rPr>
-              <w:t xml:space="preserve">B</w:t>
+              <w:t xml:space="preserve">26  </w:t>
+            </w:r>
+            <w:r>
+              <w:rPr>
+                <w:sz w:val="17"/>
+                <w:szCs w:val="17"/>
+              </w:rPr>
+              <w:t xml:space="preserve">The income statement reports a company's revenues, expenses, gains and losses for a period, usually a year. The result is net income, which increases retained earnings. Where the balance sheet is a photograph, the income statement is a film of the whole year.</w:t>
             </w:r>
           </w:p>
         </w:tc>
@@ -917,39 +917,6 @@
                 <w:sz w:val="17"/>
                 <w:szCs w:val="17"/>
               </w:rPr>
-              <w:t xml:space="preserve">F</w:t>
-            </w:r>
-          </w:p>
-        </w:tc>
-        <w:tc>
-          <w:tcPr>
-            <w:tcW w:type="pct" w:w="1667"/>
-            <w:tcMar>
-              <w:top w:type="dxa" w:w="40"/>
-              <w:left w:type="dxa" w:w="100"/>
-              <w:bottom w:type="dxa" w:w="40"/>
-              <w:right w:type="dxa" w:w="100"/>
-            </w:tcMar>
-          </w:tcPr>
-          <w:p>
-            <w:pPr>
-              <w:spacing w:before="22" w:after="22"/>
-            </w:pPr>
-            <w:r>
-              <w:rPr>
-                <w:b/>
-                <w:bCs/>
-                <w:color w:val="8186EF"/>
-                <w:sz w:val="16"/>
-                <w:szCs w:val="16"/>
-              </w:rPr>
-              <w:t xml:space="preserve">20  </w:t>
-            </w:r>
-            <w:r>
-              <w:rPr>
-                <w:sz w:val="17"/>
-                <w:szCs w:val="17"/>
-              </w:rPr>
               <w:t xml:space="preserve">D</w:t>
             </w:r>
           </w:p>
@@ -976,219 +943,37 @@
                 <w:sz w:val="16"/>
                 <w:szCs w:val="16"/>
               </w:rPr>
-              <w:t xml:space="preserve">31  </w:t>
-            </w:r>
-            <w:r>
-              <w:rPr>
-                <w:sz w:val="17"/>
-                <w:szCs w:val="17"/>
-              </w:rPr>
-              <w:t xml:space="preserve">A</w:t>
-            </w:r>
-          </w:p>
-        </w:tc>
-      </w:tr>
-      <w:tr>
-        <w:tc>
-          <w:tcPr>
-            <w:tcW w:type="pct" w:w="1667"/>
-            <w:shd w:fill="FBFAF6" w:val="clear"/>
-            <w:tcMar>
-              <w:top w:type="dxa" w:w="40"/>
-              <w:left w:type="dxa" w:w="100"/>
-              <w:bottom w:type="dxa" w:w="40"/>
-              <w:right w:type="dxa" w:w="100"/>
-            </w:tcMar>
-          </w:tcPr>
-          <w:p>
-            <w:pPr>
-              <w:spacing w:before="22" w:after="22"/>
-            </w:pPr>
-            <w:r>
-              <w:rPr>
-                <w:b/>
-                <w:bCs/>
-                <w:color w:val="8186EF"/>
-                <w:sz w:val="16"/>
-                <w:szCs w:val="16"/>
-              </w:rPr>
-              <w:t xml:space="preserve">10  </w:t>
-            </w:r>
-            <w:r>
-              <w:rPr>
-                <w:sz w:val="17"/>
-                <w:szCs w:val="17"/>
-              </w:rPr>
-              <w:t xml:space="preserve">T</w:t>
-            </w:r>
-          </w:p>
-        </w:tc>
-        <w:tc>
-          <w:tcPr>
-            <w:tcW w:type="pct" w:w="1667"/>
-            <w:shd w:fill="FBFAF6" w:val="clear"/>
-            <w:tcMar>
-              <w:top w:type="dxa" w:w="40"/>
-              <w:left w:type="dxa" w:w="100"/>
-              <w:bottom w:type="dxa" w:w="40"/>
-              <w:right w:type="dxa" w:w="100"/>
-            </w:tcMar>
-          </w:tcPr>
-          <w:p>
-            <w:pPr>
-              <w:spacing w:before="22" w:after="22"/>
-            </w:pPr>
-            <w:r>
-              <w:rPr>
-                <w:b/>
-                <w:bCs/>
-                <w:color w:val="8186EF"/>
-                <w:sz w:val="16"/>
-                <w:szCs w:val="16"/>
-              </w:rPr>
-              <w:t xml:space="preserve">21  </w:t>
-            </w:r>
-            <w:r>
-              <w:rPr>
-                <w:sz w:val="17"/>
-                <w:szCs w:val="17"/>
-              </w:rPr>
-              <w:t xml:space="preserve">T</w:t>
-            </w:r>
-          </w:p>
-        </w:tc>
-        <w:tc>
-          <w:tcPr>
-            <w:tcW w:type="pct" w:w="1667"/>
-            <w:shd w:fill="FBFAF6" w:val="clear"/>
-            <w:tcMar>
-              <w:top w:type="dxa" w:w="40"/>
-              <w:left w:type="dxa" w:w="100"/>
-              <w:bottom w:type="dxa" w:w="40"/>
-              <w:right w:type="dxa" w:w="100"/>
-            </w:tcMar>
-          </w:tcPr>
-          <w:p>
-            <w:pPr>
-              <w:spacing w:before="22" w:after="22"/>
-            </w:pPr>
-            <w:r>
-              <w:rPr>
-                <w:b/>
-                <w:bCs/>
-                <w:color w:val="8186EF"/>
-                <w:sz w:val="16"/>
-                <w:szCs w:val="16"/>
-              </w:rPr>
-              <w:t xml:space="preserve">32  </w:t>
-            </w:r>
-            <w:r>
-              <w:rPr>
-                <w:sz w:val="17"/>
-                <w:szCs w:val="17"/>
-              </w:rPr>
-              <w:t xml:space="preserve">Compare with the model earlier in this handout.</w:t>
-            </w:r>
-          </w:p>
-        </w:tc>
-      </w:tr>
-      <w:tr>
-        <w:tc>
-          <w:tcPr>
-            <w:tcW w:type="pct" w:w="1667"/>
-            <w:tcMar>
-              <w:top w:type="dxa" w:w="40"/>
-              <w:left w:type="dxa" w:w="100"/>
-              <w:bottom w:type="dxa" w:w="40"/>
-              <w:right w:type="dxa" w:w="100"/>
-            </w:tcMar>
-          </w:tcPr>
-          <w:p>
-            <w:pPr>
-              <w:spacing w:before="22" w:after="22"/>
-            </w:pPr>
-            <w:r>
-              <w:rPr>
-                <w:b/>
-                <w:bCs/>
-                <w:color w:val="8186EF"/>
-                <w:sz w:val="16"/>
-                <w:szCs w:val="16"/>
-              </w:rPr>
-              <w:t xml:space="preserve">11  </w:t>
-            </w:r>
-            <w:r>
-              <w:rPr>
-                <w:sz w:val="17"/>
-                <w:szCs w:val="17"/>
-              </w:rPr>
-              <w:t xml:space="preserve">T</w:t>
-            </w:r>
-          </w:p>
-        </w:tc>
-        <w:tc>
-          <w:tcPr>
-            <w:tcW w:type="pct" w:w="1667"/>
-            <w:tcMar>
-              <w:top w:type="dxa" w:w="40"/>
-              <w:left w:type="dxa" w:w="100"/>
-              <w:bottom w:type="dxa" w:w="40"/>
-              <w:right w:type="dxa" w:w="100"/>
-            </w:tcMar>
-          </w:tcPr>
-          <w:p>
-            <w:pPr>
-              <w:spacing w:before="22" w:after="22"/>
-            </w:pPr>
-            <w:r>
-              <w:rPr>
-                <w:b/>
-                <w:bCs/>
-                <w:color w:val="8186EF"/>
-                <w:sz w:val="16"/>
-                <w:szCs w:val="16"/>
-              </w:rPr>
-              <w:t xml:space="preserve">22  </w:t>
-            </w:r>
-            <w:r>
-              <w:rPr>
-                <w:sz w:val="17"/>
-                <w:szCs w:val="17"/>
-              </w:rPr>
-              <w:t xml:space="preserve">A</w:t>
-            </w:r>
-          </w:p>
-        </w:tc>
-        <w:tc>
-          <w:tcPr>
-            <w:tcW w:type="pct" w:w="1667"/>
-            <w:tcMar>
-              <w:top w:type="dxa" w:w="40"/>
-              <w:left w:type="dxa" w:w="100"/>
-              <w:bottom w:type="dxa" w:w="40"/>
-              <w:right w:type="dxa" w:w="100"/>
-            </w:tcMar>
-          </w:tcPr>
-          <w:p>
-            <w:pPr>
-              <w:spacing w:before="22" w:after="22"/>
-            </w:pPr>
-            <w:r>
-              <w:rPr>
-                <w:b/>
-                <w:bCs/>
-                <w:color w:val="8186EF"/>
-                <w:sz w:val="16"/>
-                <w:szCs w:val="16"/>
-              </w:rPr>
-              <w:t xml:space="preserve">33  </w:t>
-            </w:r>
-            <w:r>
-              <w:rPr>
-                <w:sz w:val="17"/>
-                <w:szCs w:val="17"/>
-              </w:rPr>
-              <w:t xml:space="preserve">The income statement reports a company's revenues, expenses, gains and losses for a period, usually a year. The result is net income, which increases retained earnings. Where the balance sheet is a photograph, the income statement is a film of the whole year.</w:t>
+              <w:t xml:space="preserve">18  </w:t>
+            </w:r>
+            <w:r>
+              <w:rPr>
+                <w:sz w:val="17"/>
+                <w:szCs w:val="17"/>
+              </w:rPr>
+              <w:t xml:space="preserve">D</w:t>
+            </w:r>
+          </w:p>
+        </w:tc>
+        <w:tc>
+          <w:tcPr>
+            <w:tcW w:type="pct" w:w="1667"/>
+            <w:tcMar>
+              <w:top w:type="dxa" w:w="40"/>
+              <w:left w:type="dxa" w:w="100"/>
+              <w:bottom w:type="dxa" w:w="40"/>
+              <w:right w:type="dxa" w:w="100"/>
+            </w:tcMar>
+          </w:tcPr>
+          <w:p>
+            <w:pPr>
+              <w:spacing w:before="24" w:after="24"/>
+            </w:pPr>
+            <w:r>
+              <w:rPr>
+                <w:sz w:val="16"/>
+                <w:szCs w:val="16"/>
+              </w:rPr>
+              <w:t xml:space="preserve"/>
             </w:r>
           </w:p>
         </w:tc>
@@ -1230,7 +1015,7 @@
           <w:sz w:val="16"/>
           <w:szCs w:val="16"/>
         </w:rPr>
-        <w:t xml:space="preserve">U.S. GAAP does not mandate function or nature. B is wrong: Nature is common under IFRS, not required in the U.S. C is wrong: DISE note disclosures start only in 2027 and are not yet testable.</w:t>
+        <w:t xml:space="preserve">The book writes: “A multi-step income statement shows subtotals: gross profit, operating income and income before income taxes. A single-step income statement adds all revenues and gains, deducts all expenses and losses, and reaches net income in one step.”</w:t>
       </w:r>
     </w:p>
     <w:p>
@@ -1253,7 +1038,7 @@
           <w:sz w:val="16"/>
           <w:szCs w:val="16"/>
         </w:rPr>
-        <w:t xml:space="preserve">EPS is required for income from continuing operations and net income. A is wrong: EPS is not shown for these subtotals. B is wrong: EPS is not required for comprehensive income.</w:t>
+        <w:t xml:space="preserve">The book writes: “Managers use it to compare results with budgets and with competitors. A multi-step income statement shows subtotals: gross profit, operating income and income before income taxes. A single-step income statement adds all revenues and gains, deducts all expenses and losses, and reaches net income in one step.”</w:t>
       </w:r>
     </w:p>
     <w:p>
@@ -1276,6 +1061,282 @@
           <w:sz w:val="16"/>
           <w:szCs w:val="16"/>
         </w:rPr>
+        <w:t xml:space="preserve">The book writes: “A multi-step income statement shows subtotals: gross profit, operating income and income before income taxes. A single-step income statement adds all revenues and gains, deducts all expenses and losses, and reaches net income in one step. SEC registrants such as Orontes follow the SEC's list of captions, which gives a multi-step layout.”</w:t>
+      </w:r>
+    </w:p>
+    <w:p>
+      <w:pPr>
+        <w:spacing w:after="18"/>
+        <w:ind w:left="300" w:hanging="300"/>
+      </w:pPr>
+      <w:r>
+        <w:rPr>
+          <w:b/>
+          <w:bCs/>
+          <w:color w:val="8186EF"/>
+          <w:sz w:val="16"/>
+          <w:szCs w:val="16"/>
+        </w:rPr>
+        <w:t xml:space="preserve">4  </w:t>
+      </w:r>
+      <w:r>
+        <w:rPr>
+          <w:sz w:val="16"/>
+          <w:szCs w:val="16"/>
+        </w:rPr>
+        <w:t xml:space="preserve">The framework defines the elements, and every amount belongs to one of them.</w:t>
+      </w:r>
+    </w:p>
+    <w:p>
+      <w:pPr>
+        <w:spacing w:after="18"/>
+        <w:ind w:left="300" w:hanging="300"/>
+      </w:pPr>
+      <w:r>
+        <w:rPr>
+          <w:b/>
+          <w:bCs/>
+          <w:color w:val="8186EF"/>
+          <w:sz w:val="16"/>
+          <w:szCs w:val="16"/>
+        </w:rPr>
+        <w:t xml:space="preserve">5  </w:t>
+      </w:r>
+      <w:r>
+        <w:rPr>
+          <w:sz w:val="16"/>
+          <w:szCs w:val="16"/>
+        </w:rPr>
+        <w:t xml:space="preserve">The book numbers “Purpose and structure of the income statement” as section 3.1.</w:t>
+      </w:r>
+    </w:p>
+    <w:p>
+      <w:pPr>
+        <w:spacing w:after="18"/>
+        <w:ind w:left="300" w:hanging="300"/>
+      </w:pPr>
+      <w:r>
+        <w:rPr>
+          <w:b/>
+          <w:bCs/>
+          <w:color w:val="8186EF"/>
+          <w:sz w:val="16"/>
+          <w:szCs w:val="16"/>
+        </w:rPr>
+        <w:t xml:space="preserve">6  </w:t>
+      </w:r>
+      <w:r>
+        <w:rPr>
+          <w:sz w:val="16"/>
+          <w:szCs w:val="16"/>
+        </w:rPr>
+        <w:t xml:space="preserve">The book numbers “Building the multi-step income statement” as section 3.2.</w:t>
+      </w:r>
+    </w:p>
+    <w:p>
+      <w:pPr>
+        <w:spacing w:after="18"/>
+        <w:ind w:left="300" w:hanging="300"/>
+      </w:pPr>
+      <w:r>
+        <w:rPr>
+          <w:b/>
+          <w:bCs/>
+          <w:color w:val="8186EF"/>
+          <w:sz w:val="16"/>
+          <w:szCs w:val="16"/>
+        </w:rPr>
+        <w:t xml:space="preserve">7  </w:t>
+      </w:r>
+      <w:r>
+        <w:rPr>
+          <w:sz w:val="16"/>
+          <w:szCs w:val="16"/>
+        </w:rPr>
+        <w:t xml:space="preserve">The book numbers “Unusual items and discontinued operations” as section 3.3.</w:t>
+      </w:r>
+    </w:p>
+    <w:p>
+      <w:pPr>
+        <w:spacing w:after="18"/>
+        <w:ind w:left="300" w:hanging="300"/>
+      </w:pPr>
+      <w:r>
+        <w:rPr>
+          <w:b/>
+          <w:bCs/>
+          <w:color w:val="8186EF"/>
+          <w:sz w:val="16"/>
+          <w:szCs w:val="16"/>
+        </w:rPr>
+        <w:t xml:space="preserve">8  </w:t>
+      </w:r>
+      <w:r>
+        <w:rPr>
+          <w:sz w:val="16"/>
+          <w:szCs w:val="16"/>
+        </w:rPr>
+        <w:t xml:space="preserve">The book numbers “Comprehensive income” as section 3.4.</w:t>
+      </w:r>
+    </w:p>
+    <w:p>
+      <w:pPr>
+        <w:spacing w:after="18"/>
+        <w:ind w:left="300" w:hanging="300"/>
+      </w:pPr>
+      <w:r>
+        <w:rPr>
+          <w:b/>
+          <w:bCs/>
+          <w:color w:val="8186EF"/>
+          <w:sz w:val="16"/>
+          <w:szCs w:val="16"/>
+        </w:rPr>
+        <w:t xml:space="preserve">9  </w:t>
+      </w:r>
+      <w:r>
+        <w:rPr>
+          <w:sz w:val="16"/>
+          <w:szCs w:val="16"/>
+        </w:rPr>
+        <w:t xml:space="preserve">Past performance on the income statement is the starting point for predicting future earnings. A is wrong: The balance sheet shows position at one date, not performance. B is wrong: It shows changes in equity, using net income from the income statement.</w:t>
+      </w:r>
+    </w:p>
+    <w:p>
+      <w:pPr>
+        <w:spacing w:after="18"/>
+        <w:ind w:left="300" w:hanging="300"/>
+      </w:pPr>
+      <w:r>
+        <w:rPr>
+          <w:b/>
+          <w:bCs/>
+          <w:color w:val="8186EF"/>
+          <w:sz w:val="16"/>
+          <w:szCs w:val="16"/>
+        </w:rPr>
+        <w:t xml:space="preserve">10  </w:t>
+      </w:r>
+      <w:r>
+        <w:rPr>
+          <w:sz w:val="16"/>
+          <w:szCs w:val="16"/>
+        </w:rPr>
+        <w:t xml:space="preserve">Operating income is earned before interest, so it can be compared with interest expense. A is wrong: Net income is after interest has already been deducted. C is wrong: Comprehensive income includes OCI, which is not from main operations.</w:t>
+      </w:r>
+    </w:p>
+    <w:p>
+      <w:pPr>
+        <w:spacing w:after="18"/>
+        <w:ind w:left="300" w:hanging="300"/>
+      </w:pPr>
+      <w:r>
+        <w:rPr>
+          <w:b/>
+          <w:bCs/>
+          <w:color w:val="8186EF"/>
+          <w:sz w:val="16"/>
+          <w:szCs w:val="16"/>
+        </w:rPr>
+        <w:t xml:space="preserve">11  </w:t>
+      </w:r>
+      <w:r>
+        <w:rPr>
+          <w:sz w:val="16"/>
+          <w:szCs w:val="16"/>
+        </w:rPr>
+        <w:t xml:space="preserve">The income statement covers a period. A is wrong: 'As of' is used for the balance sheet. B is wrong: 'At' a date is a balance sheet heading.</w:t>
+      </w:r>
+    </w:p>
+    <w:p>
+      <w:pPr>
+        <w:spacing w:after="18"/>
+        <w:ind w:left="300" w:hanging="300"/>
+      </w:pPr>
+      <w:r>
+        <w:rPr>
+          <w:b/>
+          <w:bCs/>
+          <w:color w:val="8186EF"/>
+          <w:sz w:val="16"/>
+          <w:szCs w:val="16"/>
+        </w:rPr>
+        <w:t xml:space="preserve">12  </w:t>
+      </w:r>
+      <w:r>
+        <w:rPr>
+          <w:sz w:val="16"/>
+          <w:szCs w:val="16"/>
+        </w:rPr>
+        <w:t xml:space="preserve">Subtotals separate operating results from other items. A is wrong: Both layouts give the same net income. B is wrong: U.S. GAAP does not require one layout; SEC captions lead to multi-step.</w:t>
+      </w:r>
+    </w:p>
+    <w:p>
+      <w:pPr>
+        <w:spacing w:after="18"/>
+        <w:ind w:left="300" w:hanging="300"/>
+      </w:pPr>
+      <w:r>
+        <w:rPr>
+          <w:b/>
+          <w:bCs/>
+          <w:color w:val="8186EF"/>
+          <w:sz w:val="16"/>
+          <w:szCs w:val="16"/>
+        </w:rPr>
+        <w:t xml:space="preserve">13  </w:t>
+      </w:r>
+      <w:r>
+        <w:rPr>
+          <w:sz w:val="16"/>
+          <w:szCs w:val="16"/>
+        </w:rPr>
+        <w:t xml:space="preserve">Past performance on the income statement is the starting point for predicting future earnings. A is wrong: The balance sheet shows position at one date, not performance. B is wrong: It shows changes in equity, using net income from the income statement.</w:t>
+      </w:r>
+    </w:p>
+    <w:p>
+      <w:pPr>
+        <w:spacing w:after="18"/>
+        <w:ind w:left="300" w:hanging="300"/>
+      </w:pPr>
+      <w:r>
+        <w:rPr>
+          <w:b/>
+          <w:bCs/>
+          <w:color w:val="8186EF"/>
+          <w:sz w:val="16"/>
+          <w:szCs w:val="16"/>
+        </w:rPr>
+        <w:t xml:space="preserve">14  </w:t>
+      </w:r>
+      <w:r>
+        <w:rPr>
+          <w:sz w:val="16"/>
+          <w:szCs w:val="16"/>
+        </w:rPr>
+        <w:t xml:space="preserve">CMA questions use exact terms, and one word can change the answer.</w:t>
+      </w:r>
+    </w:p>
+    <w:p>
+      <w:pPr>
+        <w:spacing w:after="18"/>
+        <w:ind w:left="300" w:hanging="300"/>
+      </w:pPr>
+      <w:r>
+        <w:rPr>
+          <w:b/>
+          <w:bCs/>
+          <w:color w:val="8186EF"/>
+          <w:sz w:val="16"/>
+          <w:szCs w:val="16"/>
+        </w:rPr>
+        <w:t xml:space="preserve">19  </w:t>
+      </w:r>
+      <w:r>
+        <w:rPr>
+          <w:sz w:val="16"/>
+          <w:szCs w:val="16"/>
+        </w:rPr>
         <w:t xml:space="preserve">The book’s own table gives Operating expenses as the category of Fire loss.</w:t>
       </w:r>
     </w:p>
@@ -1292,7 +1353,7 @@
           <w:sz w:val="16"/>
           <w:szCs w:val="16"/>
         </w:rPr>
-        <w:t xml:space="preserve">4  </w:t>
+        <w:t xml:space="preserve">20  </w:t>
       </w:r>
       <w:r>
         <w:rPr>
@@ -1315,7 +1376,7 @@
           <w:sz w:val="16"/>
           <w:szCs w:val="16"/>
         </w:rPr>
-        <w:t xml:space="preserve">5  </w:t>
+        <w:t xml:space="preserve">21  </w:t>
       </w:r>
       <w:r>
         <w:rPr>
@@ -1338,336 +1399,60 @@
           <w:sz w:val="16"/>
           <w:szCs w:val="16"/>
         </w:rPr>
-        <w:t xml:space="preserve">6  </w:t>
-      </w:r>
-      <w:r>
-        <w:rPr>
-          <w:sz w:val="16"/>
-          <w:szCs w:val="16"/>
-        </w:rPr>
-        <w:t xml:space="preserve">The book’s own table gives Other income and expense as the category of Gain on sale of equipment.</w:t>
-      </w:r>
-    </w:p>
-    <w:p>
-      <w:pPr>
-        <w:spacing w:after="18"/>
-        <w:ind w:left="300" w:hanging="300"/>
-      </w:pPr>
-      <w:r>
-        <w:rPr>
-          <w:b/>
-          <w:bCs/>
-          <w:color w:val="8186EF"/>
-          <w:sz w:val="16"/>
-          <w:szCs w:val="16"/>
-        </w:rPr>
-        <w:t xml:space="preserve">7  </w:t>
-      </w:r>
-      <w:r>
-        <w:rPr>
-          <w:sz w:val="16"/>
-          <w:szCs w:val="16"/>
-        </w:rPr>
-        <w:t xml:space="preserve">The book’s own table gives Discontinued operations as the category of Loss on sale of the division.</w:t>
-      </w:r>
-    </w:p>
-    <w:p>
-      <w:pPr>
-        <w:spacing w:after="18"/>
-        <w:ind w:left="300" w:hanging="300"/>
-      </w:pPr>
-      <w:r>
-        <w:rPr>
-          <w:b/>
-          <w:bCs/>
-          <w:color w:val="8186EF"/>
-          <w:sz w:val="16"/>
-          <w:szCs w:val="16"/>
-        </w:rPr>
-        <w:t xml:space="preserve">8  </w:t>
-      </w:r>
-      <w:r>
-        <w:rPr>
-          <w:sz w:val="16"/>
-          <w:szCs w:val="16"/>
-        </w:rPr>
-        <w:t xml:space="preserve">The book pairs Fire loss with “Operating expenses”.</w:t>
-      </w:r>
-    </w:p>
-    <w:p>
-      <w:pPr>
-        <w:spacing w:after="18"/>
-        <w:ind w:left="300" w:hanging="300"/>
-      </w:pPr>
-      <w:r>
-        <w:rPr>
-          <w:b/>
-          <w:bCs/>
-          <w:color w:val="8186EF"/>
-          <w:sz w:val="16"/>
-          <w:szCs w:val="16"/>
-        </w:rPr>
-        <w:t xml:space="preserve">9  </w:t>
-      </w:r>
-      <w:r>
-        <w:rPr>
-          <w:sz w:val="16"/>
-          <w:szCs w:val="16"/>
-        </w:rPr>
-        <w:t xml:space="preserve">The book pairs Lawsuit settlement with “Operating expenses”, not with “Discontinued operations”.</w:t>
-      </w:r>
-    </w:p>
-    <w:p>
-      <w:pPr>
-        <w:spacing w:after="18"/>
-        <w:ind w:left="300" w:hanging="300"/>
-      </w:pPr>
-      <w:r>
-        <w:rPr>
-          <w:b/>
-          <w:bCs/>
-          <w:color w:val="8186EF"/>
-          <w:sz w:val="16"/>
-          <w:szCs w:val="16"/>
-        </w:rPr>
-        <w:t xml:space="preserve">10  </w:t>
-      </w:r>
-      <w:r>
-        <w:rPr>
-          <w:sz w:val="16"/>
-          <w:szCs w:val="16"/>
-        </w:rPr>
-        <w:t xml:space="preserve">The book pairs Interest expense with “Other income and expense”.</w:t>
-      </w:r>
-    </w:p>
-    <w:p>
-      <w:pPr>
-        <w:spacing w:after="18"/>
-        <w:ind w:left="300" w:hanging="300"/>
-      </w:pPr>
-      <w:r>
-        <w:rPr>
-          <w:b/>
-          <w:bCs/>
-          <w:color w:val="8186EF"/>
-          <w:sz w:val="16"/>
-          <w:szCs w:val="16"/>
-        </w:rPr>
-        <w:t xml:space="preserve">11  </w:t>
-      </w:r>
-      <w:r>
-        <w:rPr>
-          <w:sz w:val="16"/>
-          <w:szCs w:val="16"/>
-        </w:rPr>
-        <w:t xml:space="preserve">The framework defines the elements, and every amount belongs to one of them.</w:t>
-      </w:r>
-    </w:p>
-    <w:p>
-      <w:pPr>
-        <w:spacing w:after="18"/>
-        <w:ind w:left="300" w:hanging="300"/>
-      </w:pPr>
-      <w:r>
-        <w:rPr>
-          <w:b/>
-          <w:bCs/>
-          <w:color w:val="8186EF"/>
-          <w:sz w:val="16"/>
-          <w:szCs w:val="16"/>
-        </w:rPr>
-        <w:t xml:space="preserve">12  </w:t>
-      </w:r>
-      <w:r>
-        <w:rPr>
-          <w:sz w:val="16"/>
-          <w:szCs w:val="16"/>
-        </w:rPr>
-        <w:t xml:space="preserve">The book numbers “Purpose and structure of the income statement” as section 3.1.</w:t>
-      </w:r>
-    </w:p>
-    <w:p>
-      <w:pPr>
-        <w:spacing w:after="18"/>
-        <w:ind w:left="300" w:hanging="300"/>
-      </w:pPr>
-      <w:r>
-        <w:rPr>
-          <w:b/>
-          <w:bCs/>
-          <w:color w:val="8186EF"/>
-          <w:sz w:val="16"/>
-          <w:szCs w:val="16"/>
-        </w:rPr>
-        <w:t xml:space="preserve">13  </w:t>
-      </w:r>
-      <w:r>
-        <w:rPr>
-          <w:sz w:val="16"/>
-          <w:szCs w:val="16"/>
-        </w:rPr>
-        <w:t xml:space="preserve">The book numbers “Building the multi-step income statement” as section 3.2.</w:t>
-      </w:r>
-    </w:p>
-    <w:p>
-      <w:pPr>
-        <w:spacing w:after="18"/>
-        <w:ind w:left="300" w:hanging="300"/>
-      </w:pPr>
-      <w:r>
-        <w:rPr>
-          <w:b/>
-          <w:bCs/>
-          <w:color w:val="8186EF"/>
-          <w:sz w:val="16"/>
-          <w:szCs w:val="16"/>
-        </w:rPr>
-        <w:t xml:space="preserve">14  </w:t>
-      </w:r>
-      <w:r>
-        <w:rPr>
-          <w:sz w:val="16"/>
-          <w:szCs w:val="16"/>
-        </w:rPr>
-        <w:t xml:space="preserve">The book numbers “Unusual items and discontinued operations” as section 3.3.</w:t>
-      </w:r>
-    </w:p>
-    <w:p>
-      <w:pPr>
-        <w:spacing w:after="18"/>
-        <w:ind w:left="300" w:hanging="300"/>
-      </w:pPr>
-      <w:r>
-        <w:rPr>
-          <w:b/>
-          <w:bCs/>
-          <w:color w:val="8186EF"/>
-          <w:sz w:val="16"/>
-          <w:szCs w:val="16"/>
-        </w:rPr>
-        <w:t xml:space="preserve">15  </w:t>
-      </w:r>
-      <w:r>
-        <w:rPr>
-          <w:sz w:val="16"/>
-          <w:szCs w:val="16"/>
-        </w:rPr>
-        <w:t xml:space="preserve">The book numbers “Comprehensive income” as section 3.4.</w:t>
-      </w:r>
-    </w:p>
-    <w:p>
-      <w:pPr>
-        <w:spacing w:after="18"/>
-        <w:ind w:left="300" w:hanging="300"/>
-      </w:pPr>
-      <w:r>
-        <w:rPr>
-          <w:b/>
-          <w:bCs/>
-          <w:color w:val="8186EF"/>
-          <w:sz w:val="16"/>
-          <w:szCs w:val="16"/>
-        </w:rPr>
-        <w:t xml:space="preserve">16  </w:t>
-      </w:r>
-      <w:r>
-        <w:rPr>
-          <w:sz w:val="16"/>
-          <w:szCs w:val="16"/>
-        </w:rPr>
-        <w:t xml:space="preserve">Past performance on the income statement is the starting point for predicting future earnings. A is wrong: The balance sheet shows position at one date, not performance. B is wrong: It shows changes in equity, using net income from the income statement.</w:t>
-      </w:r>
-    </w:p>
-    <w:p>
-      <w:pPr>
-        <w:spacing w:after="18"/>
-        <w:ind w:left="300" w:hanging="300"/>
-      </w:pPr>
-      <w:r>
-        <w:rPr>
-          <w:b/>
-          <w:bCs/>
-          <w:color w:val="8186EF"/>
-          <w:sz w:val="16"/>
-          <w:szCs w:val="16"/>
-        </w:rPr>
-        <w:t xml:space="preserve">17  </w:t>
-      </w:r>
-      <w:r>
-        <w:rPr>
-          <w:sz w:val="16"/>
-          <w:szCs w:val="16"/>
-        </w:rPr>
-        <w:t xml:space="preserve">Operating income is earned before interest, so it can be compared with interest expense. A is wrong: Net income is after interest has already been deducted. C is wrong: Comprehensive income includes OCI, which is not from main operations.</w:t>
-      </w:r>
-    </w:p>
-    <w:p>
-      <w:pPr>
-        <w:spacing w:after="18"/>
-        <w:ind w:left="300" w:hanging="300"/>
-      </w:pPr>
-      <w:r>
-        <w:rPr>
-          <w:b/>
-          <w:bCs/>
-          <w:color w:val="8186EF"/>
-          <w:sz w:val="16"/>
-          <w:szCs w:val="16"/>
-        </w:rPr>
-        <w:t xml:space="preserve">18  </w:t>
-      </w:r>
-      <w:r>
-        <w:rPr>
-          <w:sz w:val="16"/>
-          <w:szCs w:val="16"/>
-        </w:rPr>
-        <w:t xml:space="preserve">The income statement covers a period. A is wrong: 'As of' is used for the balance sheet. B is wrong: 'At' a date is a balance sheet heading.</w:t>
-      </w:r>
-    </w:p>
-    <w:p>
-      <w:pPr>
-        <w:spacing w:after="18"/>
-        <w:ind w:left="300" w:hanging="300"/>
-      </w:pPr>
-      <w:r>
-        <w:rPr>
-          <w:b/>
-          <w:bCs/>
-          <w:color w:val="8186EF"/>
-          <w:sz w:val="16"/>
-          <w:szCs w:val="16"/>
-        </w:rPr>
-        <w:t xml:space="preserve">19  </w:t>
-      </w:r>
-      <w:r>
-        <w:rPr>
-          <w:sz w:val="16"/>
-          <w:szCs w:val="16"/>
-        </w:rPr>
-        <w:t xml:space="preserve">Subtotals separate operating results from other items. A is wrong: Both layouts give the same net income. B is wrong: U.S. GAAP does not require one layout; SEC captions lead to multi-step.</w:t>
-      </w:r>
-    </w:p>
-    <w:p>
-      <w:pPr>
-        <w:spacing w:after="18"/>
-        <w:ind w:left="300" w:hanging="300"/>
-      </w:pPr>
-      <w:r>
-        <w:rPr>
-          <w:b/>
-          <w:bCs/>
-          <w:color w:val="8186EF"/>
-          <w:sz w:val="16"/>
-          <w:szCs w:val="16"/>
-        </w:rPr>
-        <w:t xml:space="preserve">20  </w:t>
-      </w:r>
-      <w:r>
-        <w:rPr>
-          <w:sz w:val="16"/>
-          <w:szCs w:val="16"/>
-        </w:rPr>
-        <w:t xml:space="preserve">Past performance on the income statement is the starting point for predicting future earnings. A is wrong: The balance sheet shows position at one date, not performance. B is wrong: It shows changes in equity, using net income from the income statement.</w:t>
+        <w:t xml:space="preserve">22  </w:t>
+      </w:r>
+      <w:r>
+        <w:rPr>
+          <w:sz w:val="16"/>
+          <w:szCs w:val="16"/>
+        </w:rPr>
+        <w:t xml:space="preserve">R&amp;D is part of the costs of running the main business. B is wrong: Interest is in other income and expense. C is wrong: Tax is deducted after income before income taxes.</w:t>
+      </w:r>
+    </w:p>
+    <w:p>
+      <w:pPr>
+        <w:spacing w:after="18"/>
+        <w:ind w:left="300" w:hanging="300"/>
+      </w:pPr>
+      <w:r>
+        <w:rPr>
+          <w:b/>
+          <w:bCs/>
+          <w:color w:val="8186EF"/>
+          <w:sz w:val="16"/>
+          <w:szCs w:val="16"/>
+        </w:rPr>
+        <w:t xml:space="preserve">23  </w:t>
+      </w:r>
+      <w:r>
+        <w:rPr>
+          <w:sz w:val="16"/>
+          <w:szCs w:val="16"/>
+        </w:rPr>
+        <w:t xml:space="preserve">Gross profit of $360,000 minus operating expenses of $210,000. A is wrong: This also deducts interest. C is wrong: This deducts only selling expenses.</w:t>
+      </w:r>
+    </w:p>
+    <w:p>
+      <w:pPr>
+        <w:spacing w:after="18"/>
+        <w:ind w:left="300" w:hanging="300"/>
+      </w:pPr>
+      <w:r>
+        <w:rPr>
+          <w:b/>
+          <w:bCs/>
+          <w:color w:val="8186EF"/>
+          <w:sz w:val="16"/>
+          <w:szCs w:val="16"/>
+        </w:rPr>
+        <w:t xml:space="preserve">24  </w:t>
+      </w:r>
+      <w:r>
+        <w:rPr>
+          <w:sz w:val="16"/>
+          <w:szCs w:val="16"/>
+        </w:rPr>
+        <w:t xml:space="preserve">Every item on a Workshop sheet is settled by something printed on the same sheet.</w:t>
       </w:r>
     </w:p>
     <w:p/>
@@ -1777,33 +1562,33 @@
                 <w:sz w:val="17"/>
                 <w:szCs w:val="17"/>
               </w:rPr>
-              <w:t xml:space="preserve">B</w:t>
-            </w:r>
-          </w:p>
-        </w:tc>
-        <w:tc>
-          <w:tcPr>
-            <w:tcW w:type="pct" w:w="1667"/>
-            <w:tcMar>
-              <w:top w:type="dxa" w:w="40"/>
-              <w:left w:type="dxa" w:w="100"/>
-              <w:bottom w:type="dxa" w:w="40"/>
-              <w:right w:type="dxa" w:w="100"/>
-            </w:tcMar>
-          </w:tcPr>
-          <w:p>
-            <w:pPr>
-              <w:spacing w:before="22" w:after="22"/>
-            </w:pPr>
-            <w:r>
-              <w:rPr>
-                <w:b/>
-                <w:bCs/>
-                <w:color w:val="8186EF"/>
-                <w:sz w:val="16"/>
-                <w:szCs w:val="16"/>
-              </w:rPr>
-              <w:t xml:space="preserve">12  </w:t>
+              <w:t xml:space="preserve">Operating income · Other income and expense</w:t>
+            </w:r>
+          </w:p>
+        </w:tc>
+        <w:tc>
+          <w:tcPr>
+            <w:tcW w:type="pct" w:w="1667"/>
+            <w:tcMar>
+              <w:top w:type="dxa" w:w="40"/>
+              <w:left w:type="dxa" w:w="100"/>
+              <w:bottom w:type="dxa" w:w="40"/>
+              <w:right w:type="dxa" w:w="100"/>
+            </w:tcMar>
+          </w:tcPr>
+          <w:p>
+            <w:pPr>
+              <w:spacing w:before="22" w:after="22"/>
+            </w:pPr>
+            <w:r>
+              <w:rPr>
+                <w:b/>
+                <w:bCs/>
+                <w:color w:val="8186EF"/>
+                <w:sz w:val="16"/>
+                <w:szCs w:val="16"/>
+              </w:rPr>
+              <w:t xml:space="preserve">10  </w:t>
             </w:r>
             <w:r>
               <w:rPr>
@@ -1836,7 +1621,7 @@
                 <w:sz w:val="16"/>
                 <w:szCs w:val="16"/>
               </w:rPr>
-              <w:t xml:space="preserve">23  </w:t>
+              <w:t xml:space="preserve">19  </w:t>
             </w:r>
             <w:r>
               <w:rPr>
@@ -1879,75 +1664,75 @@
                 <w:sz w:val="17"/>
                 <w:szCs w:val="17"/>
               </w:rPr>
+              <w:t xml:space="preserve">Other income and expense · operating income</w:t>
+            </w:r>
+          </w:p>
+        </w:tc>
+        <w:tc>
+          <w:tcPr>
+            <w:tcW w:type="pct" w:w="1667"/>
+            <w:shd w:fill="FBFAF6" w:val="clear"/>
+            <w:tcMar>
+              <w:top w:type="dxa" w:w="40"/>
+              <w:left w:type="dxa" w:w="100"/>
+              <w:bottom w:type="dxa" w:w="40"/>
+              <w:right w:type="dxa" w:w="100"/>
+            </w:tcMar>
+          </w:tcPr>
+          <w:p>
+            <w:pPr>
+              <w:spacing w:before="22" w:after="22"/>
+            </w:pPr>
+            <w:r>
+              <w:rPr>
+                <w:b/>
+                <w:bCs/>
+                <w:color w:val="8186EF"/>
+                <w:sz w:val="16"/>
+                <w:szCs w:val="16"/>
+              </w:rPr>
+              <w:t xml:space="preserve">11  </w:t>
+            </w:r>
+            <w:r>
+              <w:rPr>
+                <w:sz w:val="17"/>
+                <w:szCs w:val="17"/>
+              </w:rPr>
+              <w:t xml:space="preserve">D</w:t>
+            </w:r>
+          </w:p>
+        </w:tc>
+        <w:tc>
+          <w:tcPr>
+            <w:tcW w:type="pct" w:w="1667"/>
+            <w:shd w:fill="FBFAF6" w:val="clear"/>
+            <w:tcMar>
+              <w:top w:type="dxa" w:w="40"/>
+              <w:left w:type="dxa" w:w="100"/>
+              <w:bottom w:type="dxa" w:w="40"/>
+              <w:right w:type="dxa" w:w="100"/>
+            </w:tcMar>
+          </w:tcPr>
+          <w:p>
+            <w:pPr>
+              <w:spacing w:before="22" w:after="22"/>
+            </w:pPr>
+            <w:r>
+              <w:rPr>
+                <w:b/>
+                <w:bCs/>
+                <w:color w:val="8186EF"/>
+                <w:sz w:val="16"/>
+                <w:szCs w:val="16"/>
+              </w:rPr>
+              <w:t xml:space="preserve">20  </w:t>
+            </w:r>
+            <w:r>
+              <w:rPr>
+                <w:sz w:val="17"/>
+                <w:szCs w:val="17"/>
+              </w:rPr>
               <w:t xml:space="preserve">B</w:t>
-            </w:r>
-          </w:p>
-        </w:tc>
-        <w:tc>
-          <w:tcPr>
-            <w:tcW w:type="pct" w:w="1667"/>
-            <w:shd w:fill="FBFAF6" w:val="clear"/>
-            <w:tcMar>
-              <w:top w:type="dxa" w:w="40"/>
-              <w:left w:type="dxa" w:w="100"/>
-              <w:bottom w:type="dxa" w:w="40"/>
-              <w:right w:type="dxa" w:w="100"/>
-            </w:tcMar>
-          </w:tcPr>
-          <w:p>
-            <w:pPr>
-              <w:spacing w:before="22" w:after="22"/>
-            </w:pPr>
-            <w:r>
-              <w:rPr>
-                <w:b/>
-                <w:bCs/>
-                <w:color w:val="8186EF"/>
-                <w:sz w:val="16"/>
-                <w:szCs w:val="16"/>
-              </w:rPr>
-              <w:t xml:space="preserve">13  </w:t>
-            </w:r>
-            <w:r>
-              <w:rPr>
-                <w:sz w:val="17"/>
-                <w:szCs w:val="17"/>
-              </w:rPr>
-              <w:t xml:space="preserve">B</w:t>
-            </w:r>
-          </w:p>
-        </w:tc>
-        <w:tc>
-          <w:tcPr>
-            <w:tcW w:type="pct" w:w="1667"/>
-            <w:shd w:fill="FBFAF6" w:val="clear"/>
-            <w:tcMar>
-              <w:top w:type="dxa" w:w="40"/>
-              <w:left w:type="dxa" w:w="100"/>
-              <w:bottom w:type="dxa" w:w="40"/>
-              <w:right w:type="dxa" w:w="100"/>
-            </w:tcMar>
-          </w:tcPr>
-          <w:p>
-            <w:pPr>
-              <w:spacing w:before="22" w:after="22"/>
-            </w:pPr>
-            <w:r>
-              <w:rPr>
-                <w:b/>
-                <w:bCs/>
-                <w:color w:val="8186EF"/>
-                <w:sz w:val="16"/>
-                <w:szCs w:val="16"/>
-              </w:rPr>
-              <w:t xml:space="preserve">24  </w:t>
-            </w:r>
-            <w:r>
-              <w:rPr>
-                <w:sz w:val="17"/>
-                <w:szCs w:val="17"/>
-              </w:rPr>
-              <w:t xml:space="preserve">A</w:t>
             </w:r>
           </w:p>
         </w:tc>
@@ -1982,73 +1767,73 @@
                 <w:sz w:val="17"/>
                 <w:szCs w:val="17"/>
               </w:rPr>
+              <w:t xml:space="preserve">Other income and expense · operating income</w:t>
+            </w:r>
+          </w:p>
+        </w:tc>
+        <w:tc>
+          <w:tcPr>
+            <w:tcW w:type="pct" w:w="1667"/>
+            <w:tcMar>
+              <w:top w:type="dxa" w:w="40"/>
+              <w:left w:type="dxa" w:w="100"/>
+              <w:bottom w:type="dxa" w:w="40"/>
+              <w:right w:type="dxa" w:w="100"/>
+            </w:tcMar>
+          </w:tcPr>
+          <w:p>
+            <w:pPr>
+              <w:spacing w:before="22" w:after="22"/>
+            </w:pPr>
+            <w:r>
+              <w:rPr>
+                <w:b/>
+                <w:bCs/>
+                <w:color w:val="8186EF"/>
+                <w:sz w:val="16"/>
+                <w:szCs w:val="16"/>
+              </w:rPr>
+              <w:t xml:space="preserve">12  </w:t>
+            </w:r>
+            <w:r>
+              <w:rPr>
+                <w:sz w:val="17"/>
+                <w:szCs w:val="17"/>
+              </w:rPr>
+              <w:t xml:space="preserve">B</w:t>
+            </w:r>
+          </w:p>
+        </w:tc>
+        <w:tc>
+          <w:tcPr>
+            <w:tcW w:type="pct" w:w="1667"/>
+            <w:tcMar>
+              <w:top w:type="dxa" w:w="40"/>
+              <w:left w:type="dxa" w:w="100"/>
+              <w:bottom w:type="dxa" w:w="40"/>
+              <w:right w:type="dxa" w:w="100"/>
+            </w:tcMar>
+          </w:tcPr>
+          <w:p>
+            <w:pPr>
+              <w:spacing w:before="22" w:after="22"/>
+            </w:pPr>
+            <w:r>
+              <w:rPr>
+                <w:b/>
+                <w:bCs/>
+                <w:color w:val="8186EF"/>
+                <w:sz w:val="16"/>
+                <w:szCs w:val="16"/>
+              </w:rPr>
+              <w:t xml:space="preserve">21  </w:t>
+            </w:r>
+            <w:r>
+              <w:rPr>
+                <w:sz w:val="17"/>
+                <w:szCs w:val="17"/>
+              </w:rPr>
               <w:t xml:space="preserve">A</w:t>
-            </w:r>
-          </w:p>
-        </w:tc>
-        <w:tc>
-          <w:tcPr>
-            <w:tcW w:type="pct" w:w="1667"/>
-            <w:tcMar>
-              <w:top w:type="dxa" w:w="40"/>
-              <w:left w:type="dxa" w:w="100"/>
-              <w:bottom w:type="dxa" w:w="40"/>
-              <w:right w:type="dxa" w:w="100"/>
-            </w:tcMar>
-          </w:tcPr>
-          <w:p>
-            <w:pPr>
-              <w:spacing w:before="22" w:after="22"/>
-            </w:pPr>
-            <w:r>
-              <w:rPr>
-                <w:b/>
-                <w:bCs/>
-                <w:color w:val="8186EF"/>
-                <w:sz w:val="16"/>
-                <w:szCs w:val="16"/>
-              </w:rPr>
-              <w:t xml:space="preserve">14  </w:t>
-            </w:r>
-            <w:r>
-              <w:rPr>
-                <w:sz w:val="17"/>
-                <w:szCs w:val="17"/>
-              </w:rPr>
-              <w:t xml:space="preserve">A</w:t>
-            </w:r>
-          </w:p>
-        </w:tc>
-        <w:tc>
-          <w:tcPr>
-            <w:tcW w:type="pct" w:w="1667"/>
-            <w:tcMar>
-              <w:top w:type="dxa" w:w="40"/>
-              <w:left w:type="dxa" w:w="100"/>
-              <w:bottom w:type="dxa" w:w="40"/>
-              <w:right w:type="dxa" w:w="100"/>
-            </w:tcMar>
-          </w:tcPr>
-          <w:p>
-            <w:pPr>
-              <w:spacing w:before="22" w:after="22"/>
-            </w:pPr>
-            <w:r>
-              <w:rPr>
-                <w:b/>
-                <w:bCs/>
-                <w:color w:val="8186EF"/>
-                <w:sz w:val="16"/>
-                <w:szCs w:val="16"/>
-              </w:rPr>
-              <w:t xml:space="preserve">25  </w:t>
-            </w:r>
-            <w:r>
-              <w:rPr>
-                <w:sz w:val="17"/>
-                <w:szCs w:val="17"/>
-              </w:rPr>
-              <w:t xml:space="preserve">B</w:t>
             </w:r>
           </w:p>
         </w:tc>
@@ -2084,7 +1869,7 @@
                 <w:sz w:val="17"/>
                 <w:szCs w:val="17"/>
               </w:rPr>
-              <w:t xml:space="preserve">C</w:t>
+              <w:t xml:space="preserve">T</w:t>
             </w:r>
           </w:p>
         </w:tc>
@@ -2111,14 +1896,14 @@
                 <w:sz w:val="16"/>
                 <w:szCs w:val="16"/>
               </w:rPr>
-              <w:t xml:space="preserve">15  </w:t>
-            </w:r>
-            <w:r>
-              <w:rPr>
-                <w:sz w:val="17"/>
-                <w:szCs w:val="17"/>
-              </w:rPr>
-              <w:t xml:space="preserve">C</w:t>
+              <w:t xml:space="preserve">13  </w:t>
+            </w:r>
+            <w:r>
+              <w:rPr>
+                <w:sz w:val="17"/>
+                <w:szCs w:val="17"/>
+              </w:rPr>
+              <w:t xml:space="preserve">A</w:t>
             </w:r>
           </w:p>
         </w:tc>
@@ -2145,14 +1930,14 @@
                 <w:sz w:val="16"/>
                 <w:szCs w:val="16"/>
               </w:rPr>
-              <w:t xml:space="preserve">26  </w:t>
-            </w:r>
-            <w:r>
-              <w:rPr>
-                <w:sz w:val="17"/>
-                <w:szCs w:val="17"/>
-              </w:rPr>
-              <w:t xml:space="preserve">A</w:t>
+              <w:t xml:space="preserve">22  </w:t>
+            </w:r>
+            <w:r>
+              <w:rPr>
+                <w:sz w:val="17"/>
+                <w:szCs w:val="17"/>
+              </w:rPr>
+              <w:t xml:space="preserve">D</w:t>
             </w:r>
           </w:p>
         </w:tc>
@@ -2213,47 +1998,47 @@
                 <w:sz w:val="16"/>
                 <w:szCs w:val="16"/>
               </w:rPr>
-              <w:t xml:space="preserve">16  </w:t>
-            </w:r>
-            <w:r>
-              <w:rPr>
-                <w:sz w:val="17"/>
-                <w:szCs w:val="17"/>
-              </w:rPr>
-              <w:t xml:space="preserve">D</w:t>
-            </w:r>
-          </w:p>
-        </w:tc>
-        <w:tc>
-          <w:tcPr>
-            <w:tcW w:type="pct" w:w="1667"/>
-            <w:tcMar>
-              <w:top w:type="dxa" w:w="40"/>
-              <w:left w:type="dxa" w:w="100"/>
-              <w:bottom w:type="dxa" w:w="40"/>
-              <w:right w:type="dxa" w:w="100"/>
-            </w:tcMar>
-          </w:tcPr>
-          <w:p>
-            <w:pPr>
-              <w:spacing w:before="22" w:after="22"/>
-            </w:pPr>
-            <w:r>
-              <w:rPr>
-                <w:b/>
-                <w:bCs/>
-                <w:color w:val="8186EF"/>
-                <w:sz w:val="16"/>
-                <w:szCs w:val="16"/>
-              </w:rPr>
-              <w:t xml:space="preserve">27  </w:t>
-            </w:r>
-            <w:r>
-              <w:rPr>
-                <w:sz w:val="17"/>
-                <w:szCs w:val="17"/>
-              </w:rPr>
-              <w:t xml:space="preserve">D</w:t>
+              <w:t xml:space="preserve">14  </w:t>
+            </w:r>
+            <w:r>
+              <w:rPr>
+                <w:sz w:val="17"/>
+                <w:szCs w:val="17"/>
+              </w:rPr>
+              <w:t xml:space="preserve">T</w:t>
+            </w:r>
+          </w:p>
+        </w:tc>
+        <w:tc>
+          <w:tcPr>
+            <w:tcW w:type="pct" w:w="1667"/>
+            <w:tcMar>
+              <w:top w:type="dxa" w:w="40"/>
+              <w:left w:type="dxa" w:w="100"/>
+              <w:bottom w:type="dxa" w:w="40"/>
+              <w:right w:type="dxa" w:w="100"/>
+            </w:tcMar>
+          </w:tcPr>
+          <w:p>
+            <w:pPr>
+              <w:spacing w:before="22" w:after="22"/>
+            </w:pPr>
+            <w:r>
+              <w:rPr>
+                <w:b/>
+                <w:bCs/>
+                <w:color w:val="8186EF"/>
+                <w:sz w:val="16"/>
+                <w:szCs w:val="16"/>
+              </w:rPr>
+              <w:t xml:space="preserve">23  </w:t>
+            </w:r>
+            <w:r>
+              <w:rPr>
+                <w:sz w:val="17"/>
+                <w:szCs w:val="17"/>
+              </w:rPr>
+              <w:t xml:space="preserve">B</w:t>
             </w:r>
           </w:p>
         </w:tc>
@@ -2289,7 +2074,7 @@
                 <w:sz w:val="17"/>
                 <w:szCs w:val="17"/>
               </w:rPr>
-              <w:t xml:space="preserve">T</w:t>
+              <w:t xml:space="preserve">C</w:t>
             </w:r>
           </w:p>
         </w:tc>
@@ -2316,7 +2101,7 @@
                 <w:sz w:val="16"/>
                 <w:szCs w:val="16"/>
               </w:rPr>
-              <w:t xml:space="preserve">17  </w:t>
+              <w:t xml:space="preserve">15  </w:t>
             </w:r>
             <w:r>
               <w:rPr>
@@ -2350,14 +2135,14 @@
                 <w:sz w:val="16"/>
                 <w:szCs w:val="16"/>
               </w:rPr>
-              <w:t xml:space="preserve">28  </w:t>
-            </w:r>
-            <w:r>
-              <w:rPr>
-                <w:sz w:val="17"/>
-                <w:szCs w:val="17"/>
-              </w:rPr>
-              <w:t xml:space="preserve">B</w:t>
+              <w:t xml:space="preserve">24  </w:t>
+            </w:r>
+            <w:r>
+              <w:rPr>
+                <w:sz w:val="17"/>
+                <w:szCs w:val="17"/>
+              </w:rPr>
+              <w:t xml:space="preserve">A</w:t>
             </w:r>
           </w:p>
         </w:tc>
@@ -2392,73 +2177,73 @@
                 <w:sz w:val="17"/>
                 <w:szCs w:val="17"/>
               </w:rPr>
-              <w:t xml:space="preserve">F</w:t>
-            </w:r>
-          </w:p>
-        </w:tc>
-        <w:tc>
-          <w:tcPr>
-            <w:tcW w:type="pct" w:w="1667"/>
-            <w:tcMar>
-              <w:top w:type="dxa" w:w="40"/>
-              <w:left w:type="dxa" w:w="100"/>
-              <w:bottom w:type="dxa" w:w="40"/>
-              <w:right w:type="dxa" w:w="100"/>
-            </w:tcMar>
-          </w:tcPr>
-          <w:p>
-            <w:pPr>
-              <w:spacing w:before="22" w:after="22"/>
-            </w:pPr>
-            <w:r>
-              <w:rPr>
-                <w:b/>
-                <w:bCs/>
-                <w:color w:val="8186EF"/>
-                <w:sz w:val="16"/>
-                <w:szCs w:val="16"/>
-              </w:rPr>
-              <w:t xml:space="preserve">18  </w:t>
-            </w:r>
-            <w:r>
-              <w:rPr>
-                <w:sz w:val="17"/>
-                <w:szCs w:val="17"/>
-              </w:rPr>
-              <w:t xml:space="preserve">A</w:t>
-            </w:r>
-          </w:p>
-        </w:tc>
-        <w:tc>
-          <w:tcPr>
-            <w:tcW w:type="pct" w:w="1667"/>
-            <w:tcMar>
-              <w:top w:type="dxa" w:w="40"/>
-              <w:left w:type="dxa" w:w="100"/>
-              <w:bottom w:type="dxa" w:w="40"/>
-              <w:right w:type="dxa" w:w="100"/>
-            </w:tcMar>
-          </w:tcPr>
-          <w:p>
-            <w:pPr>
-              <w:spacing w:before="22" w:after="22"/>
-            </w:pPr>
-            <w:r>
-              <w:rPr>
-                <w:b/>
-                <w:bCs/>
-                <w:color w:val="8186EF"/>
-                <w:sz w:val="16"/>
-                <w:szCs w:val="16"/>
-              </w:rPr>
-              <w:t xml:space="preserve">29  </w:t>
-            </w:r>
-            <w:r>
-              <w:rPr>
-                <w:sz w:val="17"/>
-                <w:szCs w:val="17"/>
-              </w:rPr>
-              <w:t xml:space="preserve">A</w:t>
+              <w:t xml:space="preserve">C</w:t>
+            </w:r>
+          </w:p>
+        </w:tc>
+        <w:tc>
+          <w:tcPr>
+            <w:tcW w:type="pct" w:w="1667"/>
+            <w:tcMar>
+              <w:top w:type="dxa" w:w="40"/>
+              <w:left w:type="dxa" w:w="100"/>
+              <w:bottom w:type="dxa" w:w="40"/>
+              <w:right w:type="dxa" w:w="100"/>
+            </w:tcMar>
+          </w:tcPr>
+          <w:p>
+            <w:pPr>
+              <w:spacing w:before="22" w:after="22"/>
+            </w:pPr>
+            <w:r>
+              <w:rPr>
+                <w:b/>
+                <w:bCs/>
+                <w:color w:val="8186EF"/>
+                <w:sz w:val="16"/>
+                <w:szCs w:val="16"/>
+              </w:rPr>
+              <w:t xml:space="preserve">16  </w:t>
+            </w:r>
+            <w:r>
+              <w:rPr>
+                <w:sz w:val="17"/>
+                <w:szCs w:val="17"/>
+              </w:rPr>
+              <w:t xml:space="preserve">D</w:t>
+            </w:r>
+          </w:p>
+        </w:tc>
+        <w:tc>
+          <w:tcPr>
+            <w:tcW w:type="pct" w:w="1667"/>
+            <w:tcMar>
+              <w:top w:type="dxa" w:w="40"/>
+              <w:left w:type="dxa" w:w="100"/>
+              <w:bottom w:type="dxa" w:w="40"/>
+              <w:right w:type="dxa" w:w="100"/>
+            </w:tcMar>
+          </w:tcPr>
+          <w:p>
+            <w:pPr>
+              <w:spacing w:before="22" w:after="22"/>
+            </w:pPr>
+            <w:r>
+              <w:rPr>
+                <w:b/>
+                <w:bCs/>
+                <w:color w:val="8186EF"/>
+                <w:sz w:val="16"/>
+                <w:szCs w:val="16"/>
+              </w:rPr>
+              <w:t xml:space="preserve">25  </w:t>
+            </w:r>
+            <w:r>
+              <w:rPr>
+                <w:sz w:val="17"/>
+                <w:szCs w:val="17"/>
+              </w:rPr>
+              <w:t xml:space="preserve">Compare with the model earlier in this handout.</w:t>
             </w:r>
           </w:p>
         </w:tc>
@@ -2494,7 +2279,7 @@
                 <w:sz w:val="17"/>
                 <w:szCs w:val="17"/>
               </w:rPr>
-              <w:t xml:space="preserve">T</w:t>
+              <w:t xml:space="preserve">B</w:t>
             </w:r>
           </w:p>
         </w:tc>
@@ -2521,14 +2306,14 @@
                 <w:sz w:val="16"/>
                 <w:szCs w:val="16"/>
               </w:rPr>
-              <w:t xml:space="preserve">19  </w:t>
-            </w:r>
-            <w:r>
-              <w:rPr>
-                <w:sz w:val="17"/>
-                <w:szCs w:val="17"/>
-              </w:rPr>
-              <w:t xml:space="preserve">T</w:t>
+              <w:t xml:space="preserve">17  </w:t>
+            </w:r>
+            <w:r>
+              <w:rPr>
+                <w:sz w:val="17"/>
+                <w:szCs w:val="17"/>
+              </w:rPr>
+              <w:t xml:space="preserve">C</w:t>
             </w:r>
           </w:p>
         </w:tc>
@@ -2555,14 +2340,14 @@
                 <w:sz w:val="16"/>
                 <w:szCs w:val="16"/>
               </w:rPr>
-              <w:t xml:space="preserve">30  </w:t>
-            </w:r>
-            <w:r>
-              <w:rPr>
-                <w:sz w:val="17"/>
-                <w:szCs w:val="17"/>
-              </w:rPr>
-              <w:t xml:space="preserve">Compare with the model earlier in this handout.</w:t>
+              <w:t xml:space="preserve">26  </w:t>
+            </w:r>
+            <w:r>
+              <w:rPr>
+                <w:sz w:val="17"/>
+                <w:szCs w:val="17"/>
+              </w:rPr>
+              <w:t xml:space="preserve">Gross profit is net sales minus cost of goods sold. It shows how much the company earns on what it sells before its other costs. Orontes's gross profit is $14,700,000, which is 35% of net sales.</w:t>
             </w:r>
           </w:p>
         </w:tc>
@@ -2597,108 +2382,6 @@
                 <w:sz w:val="17"/>
                 <w:szCs w:val="17"/>
               </w:rPr>
-              <w:t xml:space="preserve">T</w:t>
-            </w:r>
-          </w:p>
-        </w:tc>
-        <w:tc>
-          <w:tcPr>
-            <w:tcW w:type="pct" w:w="1667"/>
-            <w:tcMar>
-              <w:top w:type="dxa" w:w="40"/>
-              <w:left w:type="dxa" w:w="100"/>
-              <w:bottom w:type="dxa" w:w="40"/>
-              <w:right w:type="dxa" w:w="100"/>
-            </w:tcMar>
-          </w:tcPr>
-          <w:p>
-            <w:pPr>
-              <w:spacing w:before="22" w:after="22"/>
-            </w:pPr>
-            <w:r>
-              <w:rPr>
-                <w:b/>
-                <w:bCs/>
-                <w:color w:val="8186EF"/>
-                <w:sz w:val="16"/>
-                <w:szCs w:val="16"/>
-              </w:rPr>
-              <w:t xml:space="preserve">20  </w:t>
-            </w:r>
-            <w:r>
-              <w:rPr>
-                <w:sz w:val="17"/>
-                <w:szCs w:val="17"/>
-              </w:rPr>
-              <w:t xml:space="preserve">B</w:t>
-            </w:r>
-          </w:p>
-        </w:tc>
-        <w:tc>
-          <w:tcPr>
-            <w:tcW w:type="pct" w:w="1667"/>
-            <w:tcMar>
-              <w:top w:type="dxa" w:w="40"/>
-              <w:left w:type="dxa" w:w="100"/>
-              <w:bottom w:type="dxa" w:w="40"/>
-              <w:right w:type="dxa" w:w="100"/>
-            </w:tcMar>
-          </w:tcPr>
-          <w:p>
-            <w:pPr>
-              <w:spacing w:before="22" w:after="22"/>
-            </w:pPr>
-            <w:r>
-              <w:rPr>
-                <w:b/>
-                <w:bCs/>
-                <w:color w:val="8186EF"/>
-                <w:sz w:val="16"/>
-                <w:szCs w:val="16"/>
-              </w:rPr>
-              <w:t xml:space="preserve">31  </w:t>
-            </w:r>
-            <w:r>
-              <w:rPr>
-                <w:sz w:val="17"/>
-                <w:szCs w:val="17"/>
-              </w:rPr>
-              <w:t xml:space="preserve">Gross profit is net sales minus cost of goods sold. It shows how much the company earns on what it sells before its other costs. Orontes's gross profit is $14,700,000, which is 35% of net sales.</w:t>
-            </w:r>
-          </w:p>
-        </w:tc>
-      </w:tr>
-      <w:tr>
-        <w:tc>
-          <w:tcPr>
-            <w:tcW w:type="pct" w:w="1667"/>
-            <w:shd w:fill="FBFAF6" w:val="clear"/>
-            <w:tcMar>
-              <w:top w:type="dxa" w:w="40"/>
-              <w:left w:type="dxa" w:w="100"/>
-              <w:bottom w:type="dxa" w:w="40"/>
-              <w:right w:type="dxa" w:w="100"/>
-            </w:tcMar>
-          </w:tcPr>
-          <w:p>
-            <w:pPr>
-              <w:spacing w:before="22" w:after="22"/>
-            </w:pPr>
-            <w:r>
-              <w:rPr>
-                <w:b/>
-                <w:bCs/>
-                <w:color w:val="8186EF"/>
-                <w:sz w:val="16"/>
-                <w:szCs w:val="16"/>
-              </w:rPr>
-              <w:t xml:space="preserve">10  </w:t>
-            </w:r>
-            <w:r>
-              <w:rPr>
-                <w:sz w:val="17"/>
-                <w:szCs w:val="17"/>
-              </w:rPr>
               <w:t xml:space="preserve">A</w:t>
             </w:r>
           </w:p>
@@ -2706,126 +2389,33 @@
         <w:tc>
           <w:tcPr>
             <w:tcW w:type="pct" w:w="1667"/>
-            <w:shd w:fill="FBFAF6" w:val="clear"/>
-            <w:tcMar>
-              <w:top w:type="dxa" w:w="40"/>
-              <w:left w:type="dxa" w:w="100"/>
-              <w:bottom w:type="dxa" w:w="40"/>
-              <w:right w:type="dxa" w:w="100"/>
-            </w:tcMar>
-          </w:tcPr>
-          <w:p>
-            <w:pPr>
-              <w:spacing w:before="22" w:after="22"/>
-            </w:pPr>
-            <w:r>
-              <w:rPr>
-                <w:b/>
-                <w:bCs/>
-                <w:color w:val="8186EF"/>
-                <w:sz w:val="16"/>
-                <w:szCs w:val="16"/>
-              </w:rPr>
-              <w:t xml:space="preserve">21  </w:t>
-            </w:r>
-            <w:r>
-              <w:rPr>
-                <w:sz w:val="17"/>
-                <w:szCs w:val="17"/>
-              </w:rPr>
-              <w:t xml:space="preserve">D</w:t>
-            </w:r>
-          </w:p>
-        </w:tc>
-        <w:tc>
-          <w:tcPr>
-            <w:tcW w:type="pct" w:w="1667"/>
-            <w:shd w:fill="FBFAF6" w:val="clear"/>
-            <w:tcMar>
-              <w:top w:type="dxa" w:w="40"/>
-              <w:left w:type="dxa" w:w="100"/>
-              <w:bottom w:type="dxa" w:w="40"/>
-              <w:right w:type="dxa" w:w="100"/>
-            </w:tcMar>
-          </w:tcPr>
-          <w:p>
-            <w:pPr>
-              <w:spacing w:before="24" w:after="24"/>
-            </w:pPr>
-            <w:r>
-              <w:rPr>
-                <w:sz w:val="16"/>
-                <w:szCs w:val="16"/>
-              </w:rPr>
-              <w:t xml:space="preserve"/>
-            </w:r>
-          </w:p>
-        </w:tc>
-      </w:tr>
-      <w:tr>
-        <w:tc>
-          <w:tcPr>
-            <w:tcW w:type="pct" w:w="1667"/>
-            <w:tcMar>
-              <w:top w:type="dxa" w:w="40"/>
-              <w:left w:type="dxa" w:w="100"/>
-              <w:bottom w:type="dxa" w:w="40"/>
-              <w:right w:type="dxa" w:w="100"/>
-            </w:tcMar>
-          </w:tcPr>
-          <w:p>
-            <w:pPr>
-              <w:spacing w:before="22" w:after="22"/>
-            </w:pPr>
-            <w:r>
-              <w:rPr>
-                <w:b/>
-                <w:bCs/>
-                <w:color w:val="8186EF"/>
-                <w:sz w:val="16"/>
-                <w:szCs w:val="16"/>
-              </w:rPr>
-              <w:t xml:space="preserve">11  </w:t>
-            </w:r>
-            <w:r>
-              <w:rPr>
-                <w:sz w:val="17"/>
-                <w:szCs w:val="17"/>
-              </w:rPr>
-              <w:t xml:space="preserve">C</w:t>
-            </w:r>
-          </w:p>
-        </w:tc>
-        <w:tc>
-          <w:tcPr>
-            <w:tcW w:type="pct" w:w="1667"/>
-            <w:tcMar>
-              <w:top w:type="dxa" w:w="40"/>
-              <w:left w:type="dxa" w:w="100"/>
-              <w:bottom w:type="dxa" w:w="40"/>
-              <w:right w:type="dxa" w:w="100"/>
-            </w:tcMar>
-          </w:tcPr>
-          <w:p>
-            <w:pPr>
-              <w:spacing w:before="22" w:after="22"/>
-            </w:pPr>
-            <w:r>
-              <w:rPr>
-                <w:b/>
-                <w:bCs/>
-                <w:color w:val="8186EF"/>
-                <w:sz w:val="16"/>
-                <w:szCs w:val="16"/>
-              </w:rPr>
-              <w:t xml:space="preserve">22  </w:t>
-            </w:r>
-            <w:r>
-              <w:rPr>
-                <w:sz w:val="17"/>
-                <w:szCs w:val="17"/>
-              </w:rPr>
-              <w:t xml:space="preserve">C</w:t>
+            <w:tcMar>
+              <w:top w:type="dxa" w:w="40"/>
+              <w:left w:type="dxa" w:w="100"/>
+              <w:bottom w:type="dxa" w:w="40"/>
+              <w:right w:type="dxa" w:w="100"/>
+            </w:tcMar>
+          </w:tcPr>
+          <w:p>
+            <w:pPr>
+              <w:spacing w:before="22" w:after="22"/>
+            </w:pPr>
+            <w:r>
+              <w:rPr>
+                <w:b/>
+                <w:bCs/>
+                <w:color w:val="8186EF"/>
+                <w:sz w:val="16"/>
+                <w:szCs w:val="16"/>
+              </w:rPr>
+              <w:t xml:space="preserve">18  </w:t>
+            </w:r>
+            <w:r>
+              <w:rPr>
+                <w:sz w:val="17"/>
+                <w:szCs w:val="17"/>
+              </w:rPr>
+              <w:t xml:space="preserve">A</w:t>
             </w:r>
           </w:p>
         </w:tc>
@@ -2890,7 +2480,7 @@
           <w:sz w:val="16"/>
           <w:szCs w:val="16"/>
         </w:rPr>
-        <w:t xml:space="preserve">Net income plus this year's OCI. A is wrong: This leaves out OCI. C is wrong: This adds the opening AOCI instead of this year's OCI.</w:t>
+        <w:t xml:space="preserve">The book writes: “Operating income is gross profit minus operating expenses: selling, general and administrative expenses, research and development, credit losses and impairments. Interest and income tax are never operating expenses. Other income and expense follows operating income.”</w:t>
       </w:r>
     </w:p>
     <w:p>
@@ -2913,7 +2503,7 @@
           <w:sz w:val="16"/>
           <w:szCs w:val="16"/>
         </w:rPr>
-        <w:t xml:space="preserve">ASU 2011-05 requires one or two statements. A is wrong: Showing OCI only in equity is no longer allowed. C is wrong: OCI must be on the face of a statement.</w:t>
+        <w:t xml:space="preserve">The book writes: “Interest and income tax are never operating expenses. Other income and expense follows operating income. It contains interest, investment income and gains and losses. A gain or loss comes from a peripheral or incidental transaction, and it is shown net.”</w:t>
       </w:r>
     </w:p>
     <w:p>
@@ -2936,6 +2526,282 @@
           <w:sz w:val="16"/>
           <w:szCs w:val="16"/>
         </w:rPr>
+        <w:t xml:space="preserve">The book writes: “Other income and expense follows operating income. It contains interest, investment income and gains and losses. A gain or loss comes from a peripheral or incidental transaction, and it is shown net. Income tax expense is then deducted from income before income taxes.”</w:t>
+      </w:r>
+    </w:p>
+    <w:p>
+      <w:pPr>
+        <w:spacing w:after="18"/>
+        <w:ind w:left="300" w:hanging="300"/>
+      </w:pPr>
+      <w:r>
+        <w:rPr>
+          <w:b/>
+          <w:bCs/>
+          <w:color w:val="8186EF"/>
+          <w:sz w:val="16"/>
+          <w:szCs w:val="16"/>
+        </w:rPr>
+        <w:t xml:space="preserve">4  </w:t>
+      </w:r>
+      <w:r>
+        <w:rPr>
+          <w:sz w:val="16"/>
+          <w:szCs w:val="16"/>
+        </w:rPr>
+        <w:t xml:space="preserve">The framework defines the elements, and every amount belongs to one of them.</w:t>
+      </w:r>
+    </w:p>
+    <w:p>
+      <w:pPr>
+        <w:spacing w:after="18"/>
+        <w:ind w:left="300" w:hanging="300"/>
+      </w:pPr>
+      <w:r>
+        <w:rPr>
+          <w:b/>
+          <w:bCs/>
+          <w:color w:val="8186EF"/>
+          <w:sz w:val="16"/>
+          <w:szCs w:val="16"/>
+        </w:rPr>
+        <w:t xml:space="preserve">5  </w:t>
+      </w:r>
+      <w:r>
+        <w:rPr>
+          <w:sz w:val="16"/>
+          <w:szCs w:val="16"/>
+        </w:rPr>
+        <w:t xml:space="preserve">The book numbers “Purpose and structure of the income statement” as section 3.1.</w:t>
+      </w:r>
+    </w:p>
+    <w:p>
+      <w:pPr>
+        <w:spacing w:after="18"/>
+        <w:ind w:left="300" w:hanging="300"/>
+      </w:pPr>
+      <w:r>
+        <w:rPr>
+          <w:b/>
+          <w:bCs/>
+          <w:color w:val="8186EF"/>
+          <w:sz w:val="16"/>
+          <w:szCs w:val="16"/>
+        </w:rPr>
+        <w:t xml:space="preserve">6  </w:t>
+      </w:r>
+      <w:r>
+        <w:rPr>
+          <w:sz w:val="16"/>
+          <w:szCs w:val="16"/>
+        </w:rPr>
+        <w:t xml:space="preserve">The book numbers “Building the multi-step income statement” as section 3.2.</w:t>
+      </w:r>
+    </w:p>
+    <w:p>
+      <w:pPr>
+        <w:spacing w:after="18"/>
+        <w:ind w:left="300" w:hanging="300"/>
+      </w:pPr>
+      <w:r>
+        <w:rPr>
+          <w:b/>
+          <w:bCs/>
+          <w:color w:val="8186EF"/>
+          <w:sz w:val="16"/>
+          <w:szCs w:val="16"/>
+        </w:rPr>
+        <w:t xml:space="preserve">7  </w:t>
+      </w:r>
+      <w:r>
+        <w:rPr>
+          <w:sz w:val="16"/>
+          <w:szCs w:val="16"/>
+        </w:rPr>
+        <w:t xml:space="preserve">The book numbers “Unusual items and discontinued operations” as section 3.3.</w:t>
+      </w:r>
+    </w:p>
+    <w:p>
+      <w:pPr>
+        <w:spacing w:after="18"/>
+        <w:ind w:left="300" w:hanging="300"/>
+      </w:pPr>
+      <w:r>
+        <w:rPr>
+          <w:b/>
+          <w:bCs/>
+          <w:color w:val="8186EF"/>
+          <w:sz w:val="16"/>
+          <w:szCs w:val="16"/>
+        </w:rPr>
+        <w:t xml:space="preserve">8  </w:t>
+      </w:r>
+      <w:r>
+        <w:rPr>
+          <w:sz w:val="16"/>
+          <w:szCs w:val="16"/>
+        </w:rPr>
+        <w:t xml:space="preserve">The book numbers “Comprehensive income” as section 3.4.</w:t>
+      </w:r>
+    </w:p>
+    <w:p>
+      <w:pPr>
+        <w:spacing w:after="18"/>
+        <w:ind w:left="300" w:hanging="300"/>
+      </w:pPr>
+      <w:r>
+        <w:rPr>
+          <w:b/>
+          <w:bCs/>
+          <w:color w:val="8186EF"/>
+          <w:sz w:val="16"/>
+          <w:szCs w:val="16"/>
+        </w:rPr>
+        <w:t xml:space="preserve">9  </w:t>
+      </w:r>
+      <w:r>
+        <w:rPr>
+          <w:sz w:val="16"/>
+          <w:szCs w:val="16"/>
+        </w:rPr>
+        <w:t xml:space="preserve">U.S. GAAP does not mandate function or nature. B is wrong: Nature is common under IFRS, not required in the U.S. C is wrong: DISE note disclosures start only in 2027 and are not yet testable.</w:t>
+      </w:r>
+    </w:p>
+    <w:p>
+      <w:pPr>
+        <w:spacing w:after="18"/>
+        <w:ind w:left="300" w:hanging="300"/>
+      </w:pPr>
+      <w:r>
+        <w:rPr>
+          <w:b/>
+          <w:bCs/>
+          <w:color w:val="8186EF"/>
+          <w:sz w:val="16"/>
+          <w:szCs w:val="16"/>
+        </w:rPr>
+        <w:t xml:space="preserve">10  </w:t>
+      </w:r>
+      <w:r>
+        <w:rPr>
+          <w:sz w:val="16"/>
+          <w:szCs w:val="16"/>
+        </w:rPr>
+        <w:t xml:space="preserve">EPS is required for income from continuing operations and net income. A is wrong: EPS is not shown for these subtotals. B is wrong: EPS is not required for comprehensive income.</w:t>
+      </w:r>
+    </w:p>
+    <w:p>
+      <w:pPr>
+        <w:spacing w:after="18"/>
+        <w:ind w:left="300" w:hanging="300"/>
+      </w:pPr>
+      <w:r>
+        <w:rPr>
+          <w:b/>
+          <w:bCs/>
+          <w:color w:val="8186EF"/>
+          <w:sz w:val="16"/>
+          <w:szCs w:val="16"/>
+        </w:rPr>
+        <w:t xml:space="preserve">11  </w:t>
+      </w:r>
+      <w:r>
+        <w:rPr>
+          <w:sz w:val="16"/>
+          <w:szCs w:val="16"/>
+        </w:rPr>
+        <w:t xml:space="preserve">Unusual or infrequent items stay in continuing operations, before tax. A is wrong: Only discontinued operations are shown net of tax there. B is wrong: Extraordinary items were removed.</w:t>
+      </w:r>
+    </w:p>
+    <w:p>
+      <w:pPr>
+        <w:spacing w:after="18"/>
+        <w:ind w:left="300" w:hanging="300"/>
+      </w:pPr>
+      <w:r>
+        <w:rPr>
+          <w:b/>
+          <w:bCs/>
+          <w:color w:val="8186EF"/>
+          <w:sz w:val="16"/>
+          <w:szCs w:val="16"/>
+        </w:rPr>
+        <w:t xml:space="preserve">12  </w:t>
+      </w:r>
+      <w:r>
+        <w:rPr>
+          <w:sz w:val="16"/>
+          <w:szCs w:val="16"/>
+        </w:rPr>
+        <w:t xml:space="preserve">Proceeds of $21,000 minus the carrying amount of $18,000; gains are shown net. A is wrong: Selling equipment is not revenue. C is wrong: Gains are shown net, not as the full proceeds.</w:t>
+      </w:r>
+    </w:p>
+    <w:p>
+      <w:pPr>
+        <w:spacing w:after="18"/>
+        <w:ind w:left="300" w:hanging="300"/>
+      </w:pPr>
+      <w:r>
+        <w:rPr>
+          <w:b/>
+          <w:bCs/>
+          <w:color w:val="8186EF"/>
+          <w:sz w:val="16"/>
+          <w:szCs w:val="16"/>
+        </w:rPr>
+        <w:t xml:space="preserve">13  </w:t>
+      </w:r>
+      <w:r>
+        <w:rPr>
+          <w:sz w:val="16"/>
+          <w:szCs w:val="16"/>
+        </w:rPr>
+        <w:t xml:space="preserve">U.S. GAAP does not mandate function or nature. B is wrong: Nature is common under IFRS, not required in the U.S. C is wrong: DISE note disclosures start only in 2027 and are not yet testable.</w:t>
+      </w:r>
+    </w:p>
+    <w:p>
+      <w:pPr>
+        <w:spacing w:after="18"/>
+        <w:ind w:left="300" w:hanging="300"/>
+      </w:pPr>
+      <w:r>
+        <w:rPr>
+          <w:b/>
+          <w:bCs/>
+          <w:color w:val="8186EF"/>
+          <w:sz w:val="16"/>
+          <w:szCs w:val="16"/>
+        </w:rPr>
+        <w:t xml:space="preserve">14  </w:t>
+      </w:r>
+      <w:r>
+        <w:rPr>
+          <w:sz w:val="16"/>
+          <w:szCs w:val="16"/>
+        </w:rPr>
+        <w:t xml:space="preserve">CMA questions use exact terms, and one word can change the answer.</w:t>
+      </w:r>
+    </w:p>
+    <w:p>
+      <w:pPr>
+        <w:spacing w:after="18"/>
+        <w:ind w:left="300" w:hanging="300"/>
+      </w:pPr>
+      <w:r>
+        <w:rPr>
+          <w:b/>
+          <w:bCs/>
+          <w:color w:val="8186EF"/>
+          <w:sz w:val="16"/>
+          <w:szCs w:val="16"/>
+        </w:rPr>
+        <w:t xml:space="preserve">19  </w:t>
+      </w:r>
+      <w:r>
+        <w:rPr>
+          <w:sz w:val="16"/>
+          <w:szCs w:val="16"/>
+        </w:rPr>
         <w:t xml:space="preserve">The book’s own table gives 1,240 − 520 − 300 = 420 as the answer of Operating income.</w:t>
       </w:r>
     </w:p>
@@ -2952,7 +2818,7 @@
           <w:sz w:val="16"/>
           <w:szCs w:val="16"/>
         </w:rPr>
-        <w:t xml:space="preserve">4  </w:t>
+        <w:t xml:space="preserve">20  </w:t>
       </w:r>
       <w:r>
         <w:rPr>
@@ -2975,7 +2841,7 @@
           <w:sz w:val="16"/>
           <w:szCs w:val="16"/>
         </w:rPr>
-        <w:t xml:space="preserve">5  </w:t>
+        <w:t xml:space="preserve">21  </w:t>
       </w:r>
       <w:r>
         <w:rPr>
@@ -2998,313 +2864,37 @@
           <w:sz w:val="16"/>
           <w:szCs w:val="16"/>
         </w:rPr>
-        <w:t xml:space="preserve">6  </w:t>
-      </w:r>
-      <w:r>
-        <w:rPr>
-          <w:sz w:val="16"/>
-          <w:szCs w:val="16"/>
-        </w:rPr>
-        <w:t xml:space="preserve">The book pairs Operating income with “1,240 − 520 − 300 = 420”.</w:t>
-      </w:r>
-    </w:p>
-    <w:p>
-      <w:pPr>
-        <w:spacing w:after="18"/>
-        <w:ind w:left="300" w:hanging="300"/>
-      </w:pPr>
-      <w:r>
-        <w:rPr>
-          <w:b/>
-          <w:bCs/>
-          <w:color w:val="8186EF"/>
-          <w:sz w:val="16"/>
-          <w:szCs w:val="16"/>
-        </w:rPr>
-        <w:t xml:space="preserve">7  </w:t>
-      </w:r>
-      <w:r>
-        <w:rPr>
-          <w:sz w:val="16"/>
-          <w:szCs w:val="16"/>
-        </w:rPr>
-        <w:t xml:space="preserve">The book pairs Net income with “420 − 90 = 330, the same as in Chapter 1”, not with “1,240 − 520 − 300 = 420”.</w:t>
-      </w:r>
-    </w:p>
-    <w:p>
-      <w:pPr>
-        <w:spacing w:after="18"/>
-        <w:ind w:left="300" w:hanging="300"/>
-      </w:pPr>
-      <w:r>
-        <w:rPr>
-          <w:b/>
-          <w:bCs/>
-          <w:color w:val="8186EF"/>
-          <w:sz w:val="16"/>
-          <w:szCs w:val="16"/>
-        </w:rPr>
-        <w:t xml:space="preserve">8  </w:t>
-      </w:r>
-      <w:r>
-        <w:rPr>
-          <w:sz w:val="16"/>
-          <w:szCs w:val="16"/>
-        </w:rPr>
-        <w:t xml:space="preserve">The book pairs Gross profit percentage with “1,240 ÷ 3,100 = 40%”.</w:t>
-      </w:r>
-    </w:p>
-    <w:p>
-      <w:pPr>
-        <w:spacing w:after="18"/>
-        <w:ind w:left="300" w:hanging="300"/>
-      </w:pPr>
-      <w:r>
-        <w:rPr>
-          <w:b/>
-          <w:bCs/>
-          <w:color w:val="8186EF"/>
-          <w:sz w:val="16"/>
-          <w:szCs w:val="16"/>
-        </w:rPr>
-        <w:t xml:space="preserve">9  </w:t>
-      </w:r>
-      <w:r>
-        <w:rPr>
-          <w:sz w:val="16"/>
-          <w:szCs w:val="16"/>
-        </w:rPr>
-        <w:t xml:space="preserve">The framework defines the elements, and every amount belongs to one of them.</w:t>
-      </w:r>
-    </w:p>
-    <w:p>
-      <w:pPr>
-        <w:spacing w:after="18"/>
-        <w:ind w:left="300" w:hanging="300"/>
-      </w:pPr>
-      <w:r>
-        <w:rPr>
-          <w:b/>
-          <w:bCs/>
-          <w:color w:val="8186EF"/>
-          <w:sz w:val="16"/>
-          <w:szCs w:val="16"/>
-        </w:rPr>
-        <w:t xml:space="preserve">10  </w:t>
-      </w:r>
-      <w:r>
-        <w:rPr>
-          <w:sz w:val="16"/>
-          <w:szCs w:val="16"/>
-        </w:rPr>
-        <w:t xml:space="preserve">The book numbers “Purpose and structure of the income statement” as section 3.1.</w:t>
-      </w:r>
-    </w:p>
-    <w:p>
-      <w:pPr>
-        <w:spacing w:after="18"/>
-        <w:ind w:left="300" w:hanging="300"/>
-      </w:pPr>
-      <w:r>
-        <w:rPr>
-          <w:b/>
-          <w:bCs/>
-          <w:color w:val="8186EF"/>
-          <w:sz w:val="16"/>
-          <w:szCs w:val="16"/>
-        </w:rPr>
-        <w:t xml:space="preserve">11  </w:t>
-      </w:r>
-      <w:r>
-        <w:rPr>
-          <w:sz w:val="16"/>
-          <w:szCs w:val="16"/>
-        </w:rPr>
-        <w:t xml:space="preserve">The book numbers “Building the multi-step income statement” as section 3.2.</w:t>
-      </w:r>
-    </w:p>
-    <w:p>
-      <w:pPr>
-        <w:spacing w:after="18"/>
-        <w:ind w:left="300" w:hanging="300"/>
-      </w:pPr>
-      <w:r>
-        <w:rPr>
-          <w:b/>
-          <w:bCs/>
-          <w:color w:val="8186EF"/>
-          <w:sz w:val="16"/>
-          <w:szCs w:val="16"/>
-        </w:rPr>
-        <w:t xml:space="preserve">12  </w:t>
-      </w:r>
-      <w:r>
-        <w:rPr>
-          <w:sz w:val="16"/>
-          <w:szCs w:val="16"/>
-        </w:rPr>
-        <w:t xml:space="preserve">The book numbers “Unusual items and discontinued operations” as section 3.3.</w:t>
-      </w:r>
-    </w:p>
-    <w:p>
-      <w:pPr>
-        <w:spacing w:after="18"/>
-        <w:ind w:left="300" w:hanging="300"/>
-      </w:pPr>
-      <w:r>
-        <w:rPr>
-          <w:b/>
-          <w:bCs/>
-          <w:color w:val="8186EF"/>
-          <w:sz w:val="16"/>
-          <w:szCs w:val="16"/>
-        </w:rPr>
-        <w:t xml:space="preserve">13  </w:t>
-      </w:r>
-      <w:r>
-        <w:rPr>
-          <w:sz w:val="16"/>
-          <w:szCs w:val="16"/>
-        </w:rPr>
-        <w:t xml:space="preserve">The book numbers “Comprehensive income” as section 3.4.</w:t>
-      </w:r>
-    </w:p>
-    <w:p>
-      <w:pPr>
-        <w:spacing w:after="18"/>
-        <w:ind w:left="300" w:hanging="300"/>
-      </w:pPr>
-      <w:r>
-        <w:rPr>
-          <w:b/>
-          <w:bCs/>
-          <w:color w:val="8186EF"/>
-          <w:sz w:val="16"/>
-          <w:szCs w:val="16"/>
-        </w:rPr>
-        <w:t xml:space="preserve">14  </w:t>
-      </w:r>
-      <w:r>
-        <w:rPr>
-          <w:sz w:val="16"/>
-          <w:szCs w:val="16"/>
-        </w:rPr>
-        <w:t xml:space="preserve">U.S. GAAP does not mandate function or nature. B is wrong: Nature is common under IFRS, not required in the U.S. C is wrong: DISE note disclosures start only in 2027 and are not yet testable.</w:t>
-      </w:r>
-    </w:p>
-    <w:p>
-      <w:pPr>
-        <w:spacing w:after="18"/>
-        <w:ind w:left="300" w:hanging="300"/>
-      </w:pPr>
-      <w:r>
-        <w:rPr>
-          <w:b/>
-          <w:bCs/>
-          <w:color w:val="8186EF"/>
-          <w:sz w:val="16"/>
-          <w:szCs w:val="16"/>
-        </w:rPr>
-        <w:t xml:space="preserve">15  </w:t>
-      </w:r>
-      <w:r>
-        <w:rPr>
-          <w:sz w:val="16"/>
-          <w:szCs w:val="16"/>
-        </w:rPr>
-        <w:t xml:space="preserve">EPS is required for income from continuing operations and net income. A is wrong: EPS is not shown for these subtotals. B is wrong: EPS is not required for comprehensive income.</w:t>
-      </w:r>
-    </w:p>
-    <w:p>
-      <w:pPr>
-        <w:spacing w:after="18"/>
-        <w:ind w:left="300" w:hanging="300"/>
-      </w:pPr>
-      <w:r>
-        <w:rPr>
-          <w:b/>
-          <w:bCs/>
-          <w:color w:val="8186EF"/>
-          <w:sz w:val="16"/>
-          <w:szCs w:val="16"/>
-        </w:rPr>
-        <w:t xml:space="preserve">16  </w:t>
-      </w:r>
-      <w:r>
-        <w:rPr>
-          <w:sz w:val="16"/>
-          <w:szCs w:val="16"/>
-        </w:rPr>
-        <w:t xml:space="preserve">Unusual or infrequent items stay in continuing operations, before tax. A is wrong: Only discontinued operations are shown net of tax there. B is wrong: Extraordinary items were removed.</w:t>
-      </w:r>
-    </w:p>
-    <w:p>
-      <w:pPr>
-        <w:spacing w:after="18"/>
-        <w:ind w:left="300" w:hanging="300"/>
-      </w:pPr>
-      <w:r>
-        <w:rPr>
-          <w:b/>
-          <w:bCs/>
-          <w:color w:val="8186EF"/>
-          <w:sz w:val="16"/>
-          <w:szCs w:val="16"/>
-        </w:rPr>
-        <w:t xml:space="preserve">17  </w:t>
-      </w:r>
-      <w:r>
-        <w:rPr>
-          <w:sz w:val="16"/>
-          <w:szCs w:val="16"/>
-        </w:rPr>
-        <w:t xml:space="preserve">Proceeds of $21,000 minus the carrying amount of $18,000; gains are shown net. A is wrong: Selling equipment is not revenue. C is wrong: Gains are shown net, not as the full proceeds.</w:t>
-      </w:r>
-    </w:p>
-    <w:p>
-      <w:pPr>
-        <w:spacing w:after="18"/>
-        <w:ind w:left="300" w:hanging="300"/>
-      </w:pPr>
-      <w:r>
-        <w:rPr>
-          <w:b/>
-          <w:bCs/>
-          <w:color w:val="8186EF"/>
-          <w:sz w:val="16"/>
-          <w:szCs w:val="16"/>
-        </w:rPr>
-        <w:t xml:space="preserve">18  </w:t>
-      </w:r>
-      <w:r>
-        <w:rPr>
-          <w:sz w:val="16"/>
-          <w:szCs w:val="16"/>
-        </w:rPr>
-        <w:t xml:space="preserve">U.S. GAAP does not mandate function or nature. B is wrong: Nature is common under IFRS, not required in the U.S. C is wrong: DISE note disclosures start only in 2027 and are not yet testable.</w:t>
-      </w:r>
-    </w:p>
-    <w:p>
-      <w:pPr>
-        <w:spacing w:after="18"/>
-        <w:ind w:left="300" w:hanging="300"/>
-      </w:pPr>
-      <w:r>
-        <w:rPr>
-          <w:b/>
-          <w:bCs/>
-          <w:color w:val="8186EF"/>
-          <w:sz w:val="16"/>
-          <w:szCs w:val="16"/>
-        </w:rPr>
-        <w:t xml:space="preserve">19  </w:t>
-      </w:r>
-      <w:r>
-        <w:rPr>
-          <w:sz w:val="16"/>
-          <w:szCs w:val="16"/>
-        </w:rPr>
-        <w:t xml:space="preserve">CMA questions use exact terms, and one word can change the answer.</w:t>
+        <w:t xml:space="preserve">22  </w:t>
+      </w:r>
+      <w:r>
+        <w:rPr>
+          <w:sz w:val="16"/>
+          <w:szCs w:val="16"/>
+        </w:rPr>
+        <w:t xml:space="preserve">Profitable and loss-making components can both be discontinued operations. A is wrong: This is one of the conditions. B is wrong: This is one of the conditions.</w:t>
+      </w:r>
+    </w:p>
+    <w:p>
+      <w:pPr>
+        <w:spacing w:after="18"/>
+        <w:ind w:left="300" w:hanging="300"/>
+      </w:pPr>
+      <w:r>
+        <w:rPr>
+          <w:b/>
+          <w:bCs/>
+          <w:color w:val="8186EF"/>
+          <w:sz w:val="16"/>
+          <w:szCs w:val="16"/>
+        </w:rPr>
+        <w:t xml:space="preserve">23  </w:t>
+      </w:r>
+      <w:r>
+        <w:rPr>
+          <w:sz w:val="16"/>
+          <w:szCs w:val="16"/>
+        </w:rPr>
+        <w:t xml:space="preserve">Both losses, each net of its tax benefit: $315,000 + $135,000. A is wrong: This leaves out the loss on disposal. C is wrong: This is before tax.</w:t>
       </w:r>
     </w:p>
     <w:p>
@@ -3327,7 +2917,7 @@
           <w:sz w:val="16"/>
           <w:szCs w:val="16"/>
         </w:rPr>
-        <w:t xml:space="preserve">The book’s own table gives 1,240 − 520 − 300 = 420 as the answer of Operating income.</w:t>
+        <w:t xml:space="preserve">Every item on a Workshop sheet is settled by something printed on the same sheet.</w:t>
       </w:r>
     </w:p>
     <w:p/>
@@ -3437,66 +3027,66 @@
                 <w:sz w:val="17"/>
                 <w:szCs w:val="17"/>
               </w:rPr>
-              <w:t xml:space="preserve">C</w:t>
-            </w:r>
-          </w:p>
-        </w:tc>
-        <w:tc>
-          <w:tcPr>
-            <w:tcW w:type="pct" w:w="1667"/>
-            <w:tcMar>
-              <w:top w:type="dxa" w:w="40"/>
-              <w:left w:type="dxa" w:w="100"/>
-              <w:bottom w:type="dxa" w:w="40"/>
-              <w:right w:type="dxa" w:w="100"/>
-            </w:tcMar>
-          </w:tcPr>
-          <w:p>
-            <w:pPr>
-              <w:spacing w:before="22" w:after="22"/>
-            </w:pPr>
-            <w:r>
-              <w:rPr>
-                <w:b/>
-                <w:bCs/>
-                <w:color w:val="8186EF"/>
-                <w:sz w:val="16"/>
-                <w:szCs w:val="16"/>
-              </w:rPr>
-              <w:t xml:space="preserve">11  </w:t>
-            </w:r>
-            <w:r>
-              <w:rPr>
-                <w:sz w:val="17"/>
-                <w:szCs w:val="17"/>
-              </w:rPr>
-              <w:t xml:space="preserve">B</w:t>
-            </w:r>
-          </w:p>
-        </w:tc>
-        <w:tc>
-          <w:tcPr>
-            <w:tcW w:type="pct" w:w="1667"/>
-            <w:tcMar>
-              <w:top w:type="dxa" w:w="40"/>
-              <w:left w:type="dxa" w:w="100"/>
-              <w:bottom w:type="dxa" w:w="40"/>
-              <w:right w:type="dxa" w:w="100"/>
-            </w:tcMar>
-          </w:tcPr>
-          <w:p>
-            <w:pPr>
-              <w:spacing w:before="22" w:after="22"/>
-            </w:pPr>
-            <w:r>
-              <w:rPr>
-                <w:b/>
-                <w:bCs/>
-                <w:color w:val="8186EF"/>
-                <w:sz w:val="16"/>
-                <w:szCs w:val="16"/>
-              </w:rPr>
-              <w:t xml:space="preserve">21  </w:t>
+              <w:t xml:space="preserve">unusual or infrequent item · discontinued operation · component of an entity · strategic shift</w:t>
+            </w:r>
+          </w:p>
+        </w:tc>
+        <w:tc>
+          <w:tcPr>
+            <w:tcW w:type="pct" w:w="1667"/>
+            <w:tcMar>
+              <w:top w:type="dxa" w:w="40"/>
+              <w:left w:type="dxa" w:w="100"/>
+              <w:bottom w:type="dxa" w:w="40"/>
+              <w:right w:type="dxa" w:w="100"/>
+            </w:tcMar>
+          </w:tcPr>
+          <w:p>
+            <w:pPr>
+              <w:spacing w:before="22" w:after="22"/>
+            </w:pPr>
+            <w:r>
+              <w:rPr>
+                <w:b/>
+                <w:bCs/>
+                <w:color w:val="8186EF"/>
+                <w:sz w:val="16"/>
+                <w:szCs w:val="16"/>
+              </w:rPr>
+              <w:t xml:space="preserve">9  </w:t>
+            </w:r>
+            <w:r>
+              <w:rPr>
+                <w:sz w:val="17"/>
+                <w:szCs w:val="17"/>
+              </w:rPr>
+              <w:t xml:space="preserve">A</w:t>
+            </w:r>
+          </w:p>
+        </w:tc>
+        <w:tc>
+          <w:tcPr>
+            <w:tcW w:type="pct" w:w="1667"/>
+            <w:tcMar>
+              <w:top w:type="dxa" w:w="40"/>
+              <w:left w:type="dxa" w:w="100"/>
+              <w:bottom w:type="dxa" w:w="40"/>
+              <w:right w:type="dxa" w:w="100"/>
+            </w:tcMar>
+          </w:tcPr>
+          <w:p>
+            <w:pPr>
+              <w:spacing w:before="22" w:after="22"/>
+            </w:pPr>
+            <w:r>
+              <w:rPr>
+                <w:b/>
+                <w:bCs/>
+                <w:color w:val="8186EF"/>
+                <w:sz w:val="16"/>
+                <w:szCs w:val="16"/>
+              </w:rPr>
+              <w:t xml:space="preserve">17  </w:t>
             </w:r>
             <w:r>
               <w:rPr>
@@ -3539,6 +3129,40 @@
                 <w:sz w:val="17"/>
                 <w:szCs w:val="17"/>
               </w:rPr>
+              <w:t xml:space="preserve">discontinued operation · income from continuing operations · intraperiod tax allocation · other income and expense · income statement</w:t>
+            </w:r>
+          </w:p>
+        </w:tc>
+        <w:tc>
+          <w:tcPr>
+            <w:tcW w:type="pct" w:w="1667"/>
+            <w:shd w:fill="FBFAF6" w:val="clear"/>
+            <w:tcMar>
+              <w:top w:type="dxa" w:w="40"/>
+              <w:left w:type="dxa" w:w="100"/>
+              <w:bottom w:type="dxa" w:w="40"/>
+              <w:right w:type="dxa" w:w="100"/>
+            </w:tcMar>
+          </w:tcPr>
+          <w:p>
+            <w:pPr>
+              <w:spacing w:before="22" w:after="22"/>
+            </w:pPr>
+            <w:r>
+              <w:rPr>
+                <w:b/>
+                <w:bCs/>
+                <w:color w:val="8186EF"/>
+                <w:sz w:val="16"/>
+                <w:szCs w:val="16"/>
+              </w:rPr>
+              <w:t xml:space="preserve">10  </w:t>
+            </w:r>
+            <w:r>
+              <w:rPr>
+                <w:sz w:val="17"/>
+                <w:szCs w:val="17"/>
+              </w:rPr>
               <w:t xml:space="preserve">C</w:t>
             </w:r>
           </w:p>
@@ -3566,41 +3190,7 @@
                 <w:sz w:val="16"/>
                 <w:szCs w:val="16"/>
               </w:rPr>
-              <w:t xml:space="preserve">12  </w:t>
-            </w:r>
-            <w:r>
-              <w:rPr>
-                <w:sz w:val="17"/>
-                <w:szCs w:val="17"/>
-              </w:rPr>
-              <w:t xml:space="preserve">C</w:t>
-            </w:r>
-          </w:p>
-        </w:tc>
-        <w:tc>
-          <w:tcPr>
-            <w:tcW w:type="pct" w:w="1667"/>
-            <w:shd w:fill="FBFAF6" w:val="clear"/>
-            <w:tcMar>
-              <w:top w:type="dxa" w:w="40"/>
-              <w:left w:type="dxa" w:w="100"/>
-              <w:bottom w:type="dxa" w:w="40"/>
-              <w:right w:type="dxa" w:w="100"/>
-            </w:tcMar>
-          </w:tcPr>
-          <w:p>
-            <w:pPr>
-              <w:spacing w:before="22" w:after="22"/>
-            </w:pPr>
-            <w:r>
-              <w:rPr>
-                <w:b/>
-                <w:bCs/>
-                <w:color w:val="8186EF"/>
-                <w:sz w:val="16"/>
-                <w:szCs w:val="16"/>
-              </w:rPr>
-              <w:t xml:space="preserve">22  </w:t>
+              <w:t xml:space="preserve">18  </w:t>
             </w:r>
             <w:r>
               <w:rPr>
@@ -3642,6 +3232,39 @@
                 <w:sz w:val="17"/>
                 <w:szCs w:val="17"/>
               </w:rPr>
+              <w:t xml:space="preserve">discontinued operation · income from continuing operations · intraperiod tax allocation · other income and expense</w:t>
+            </w:r>
+          </w:p>
+        </w:tc>
+        <w:tc>
+          <w:tcPr>
+            <w:tcW w:type="pct" w:w="1667"/>
+            <w:tcMar>
+              <w:top w:type="dxa" w:w="40"/>
+              <w:left w:type="dxa" w:w="100"/>
+              <w:bottom w:type="dxa" w:w="40"/>
+              <w:right w:type="dxa" w:w="100"/>
+            </w:tcMar>
+          </w:tcPr>
+          <w:p>
+            <w:pPr>
+              <w:spacing w:before="22" w:after="22"/>
+            </w:pPr>
+            <w:r>
+              <w:rPr>
+                <w:b/>
+                <w:bCs/>
+                <w:color w:val="8186EF"/>
+                <w:sz w:val="16"/>
+                <w:szCs w:val="16"/>
+              </w:rPr>
+              <w:t xml:space="preserve">11  </w:t>
+            </w:r>
+            <w:r>
+              <w:rPr>
+                <w:sz w:val="17"/>
+                <w:szCs w:val="17"/>
+              </w:rPr>
               <w:t xml:space="preserve">B</w:t>
             </w:r>
           </w:p>
@@ -3668,40 +3291,7 @@
                 <w:sz w:val="16"/>
                 <w:szCs w:val="16"/>
               </w:rPr>
-              <w:t xml:space="preserve">13  </w:t>
-            </w:r>
-            <w:r>
-              <w:rPr>
-                <w:sz w:val="17"/>
-                <w:szCs w:val="17"/>
-              </w:rPr>
-              <w:t xml:space="preserve">C</w:t>
-            </w:r>
-          </w:p>
-        </w:tc>
-        <w:tc>
-          <w:tcPr>
-            <w:tcW w:type="pct" w:w="1667"/>
-            <w:tcMar>
-              <w:top w:type="dxa" w:w="40"/>
-              <w:left w:type="dxa" w:w="100"/>
-              <w:bottom w:type="dxa" w:w="40"/>
-              <w:right w:type="dxa" w:w="100"/>
-            </w:tcMar>
-          </w:tcPr>
-          <w:p>
-            <w:pPr>
-              <w:spacing w:before="22" w:after="22"/>
-            </w:pPr>
-            <w:r>
-              <w:rPr>
-                <w:b/>
-                <w:bCs/>
-                <w:color w:val="8186EF"/>
-                <w:sz w:val="16"/>
-                <w:szCs w:val="16"/>
-              </w:rPr>
-              <w:t xml:space="preserve">23  </w:t>
+              <w:t xml:space="preserve">19  </w:t>
             </w:r>
             <w:r>
               <w:rPr>
@@ -3744,7 +3334,7 @@
                 <w:sz w:val="17"/>
                 <w:szCs w:val="17"/>
               </w:rPr>
-              <w:t xml:space="preserve">A</w:t>
+              <w:t xml:space="preserve">T</w:t>
             </w:r>
           </w:p>
         </w:tc>
@@ -3771,14 +3361,14 @@
                 <w:sz w:val="16"/>
                 <w:szCs w:val="16"/>
               </w:rPr>
-              <w:t xml:space="preserve">14  </w:t>
-            </w:r>
-            <w:r>
-              <w:rPr>
-                <w:sz w:val="17"/>
-                <w:szCs w:val="17"/>
-              </w:rPr>
-              <w:t xml:space="preserve">C</w:t>
+              <w:t xml:space="preserve">12  </w:t>
+            </w:r>
+            <w:r>
+              <w:rPr>
+                <w:sz w:val="17"/>
+                <w:szCs w:val="17"/>
+              </w:rPr>
+              <w:t xml:space="preserve">B</w:t>
             </w:r>
           </w:p>
         </w:tc>
@@ -3805,7 +3395,7 @@
                 <w:sz w:val="16"/>
                 <w:szCs w:val="16"/>
               </w:rPr>
-              <w:t xml:space="preserve">24  </w:t>
+              <w:t xml:space="preserve">20  </w:t>
             </w:r>
             <w:r>
               <w:rPr>
@@ -3873,40 +3463,40 @@
                 <w:sz w:val="16"/>
                 <w:szCs w:val="16"/>
               </w:rPr>
-              <w:t xml:space="preserve">15  </w:t>
-            </w:r>
-            <w:r>
-              <w:rPr>
-                <w:sz w:val="17"/>
-                <w:szCs w:val="17"/>
-              </w:rPr>
-              <w:t xml:space="preserve">B</w:t>
-            </w:r>
-          </w:p>
-        </w:tc>
-        <w:tc>
-          <w:tcPr>
-            <w:tcW w:type="pct" w:w="1667"/>
-            <w:tcMar>
-              <w:top w:type="dxa" w:w="40"/>
-              <w:left w:type="dxa" w:w="100"/>
-              <w:bottom w:type="dxa" w:w="40"/>
-              <w:right w:type="dxa" w:w="100"/>
-            </w:tcMar>
-          </w:tcPr>
-          <w:p>
-            <w:pPr>
-              <w:spacing w:before="22" w:after="22"/>
-            </w:pPr>
-            <w:r>
-              <w:rPr>
-                <w:b/>
-                <w:bCs/>
-                <w:color w:val="8186EF"/>
-                <w:sz w:val="16"/>
-                <w:szCs w:val="16"/>
-              </w:rPr>
-              <w:t xml:space="preserve">25  </w:t>
+              <w:t xml:space="preserve">13  </w:t>
+            </w:r>
+            <w:r>
+              <w:rPr>
+                <w:sz w:val="17"/>
+                <w:szCs w:val="17"/>
+              </w:rPr>
+              <w:t xml:space="preserve">D</w:t>
+            </w:r>
+          </w:p>
+        </w:tc>
+        <w:tc>
+          <w:tcPr>
+            <w:tcW w:type="pct" w:w="1667"/>
+            <w:tcMar>
+              <w:top w:type="dxa" w:w="40"/>
+              <w:left w:type="dxa" w:w="100"/>
+              <w:bottom w:type="dxa" w:w="40"/>
+              <w:right w:type="dxa" w:w="100"/>
+            </w:tcMar>
+          </w:tcPr>
+          <w:p>
+            <w:pPr>
+              <w:spacing w:before="22" w:after="22"/>
+            </w:pPr>
+            <w:r>
+              <w:rPr>
+                <w:b/>
+                <w:bCs/>
+                <w:color w:val="8186EF"/>
+                <w:sz w:val="16"/>
+                <w:szCs w:val="16"/>
+              </w:rPr>
+              <w:t xml:space="preserve">21  </w:t>
             </w:r>
             <w:r>
               <w:rPr>
@@ -3949,7 +3539,7 @@
                 <w:sz w:val="17"/>
                 <w:szCs w:val="17"/>
               </w:rPr>
-              <w:t xml:space="preserve">A</w:t>
+              <w:t xml:space="preserve">C</w:t>
             </w:r>
           </w:p>
         </w:tc>
@@ -3976,14 +3566,14 @@
                 <w:sz w:val="16"/>
                 <w:szCs w:val="16"/>
               </w:rPr>
-              <w:t xml:space="preserve">16  </w:t>
-            </w:r>
-            <w:r>
-              <w:rPr>
-                <w:sz w:val="17"/>
-                <w:szCs w:val="17"/>
-              </w:rPr>
-              <w:t xml:space="preserve">B</w:t>
+              <w:t xml:space="preserve">14  </w:t>
+            </w:r>
+            <w:r>
+              <w:rPr>
+                <w:sz w:val="17"/>
+                <w:szCs w:val="17"/>
+              </w:rPr>
+              <w:t xml:space="preserve">C</w:t>
             </w:r>
           </w:p>
         </w:tc>
@@ -4010,7 +3600,7 @@
                 <w:sz w:val="16"/>
                 <w:szCs w:val="16"/>
               </w:rPr>
-              <w:t xml:space="preserve">26  </w:t>
+              <w:t xml:space="preserve">22  </w:t>
             </w:r>
             <w:r>
               <w:rPr>
@@ -4078,40 +3668,40 @@
                 <w:sz w:val="16"/>
                 <w:szCs w:val="16"/>
               </w:rPr>
-              <w:t xml:space="preserve">17  </w:t>
-            </w:r>
-            <w:r>
-              <w:rPr>
-                <w:sz w:val="17"/>
-                <w:szCs w:val="17"/>
-              </w:rPr>
-              <w:t xml:space="preserve">D</w:t>
-            </w:r>
-          </w:p>
-        </w:tc>
-        <w:tc>
-          <w:tcPr>
-            <w:tcW w:type="pct" w:w="1667"/>
-            <w:tcMar>
-              <w:top w:type="dxa" w:w="40"/>
-              <w:left w:type="dxa" w:w="100"/>
-              <w:bottom w:type="dxa" w:w="40"/>
-              <w:right w:type="dxa" w:w="100"/>
-            </w:tcMar>
-          </w:tcPr>
-          <w:p>
-            <w:pPr>
-              <w:spacing w:before="22" w:after="22"/>
-            </w:pPr>
-            <w:r>
-              <w:rPr>
-                <w:b/>
-                <w:bCs/>
-                <w:color w:val="8186EF"/>
-                <w:sz w:val="16"/>
-                <w:szCs w:val="16"/>
-              </w:rPr>
-              <w:t xml:space="preserve">27  </w:t>
+              <w:t xml:space="preserve">15  </w:t>
+            </w:r>
+            <w:r>
+              <w:rPr>
+                <w:sz w:val="17"/>
+                <w:szCs w:val="17"/>
+              </w:rPr>
+              <w:t xml:space="preserve">B</w:t>
+            </w:r>
+          </w:p>
+        </w:tc>
+        <w:tc>
+          <w:tcPr>
+            <w:tcW w:type="pct" w:w="1667"/>
+            <w:tcMar>
+              <w:top w:type="dxa" w:w="40"/>
+              <w:left w:type="dxa" w:w="100"/>
+              <w:bottom w:type="dxa" w:w="40"/>
+              <w:right w:type="dxa" w:w="100"/>
+            </w:tcMar>
+          </w:tcPr>
+          <w:p>
+            <w:pPr>
+              <w:spacing w:before="22" w:after="22"/>
+            </w:pPr>
+            <w:r>
+              <w:rPr>
+                <w:b/>
+                <w:bCs/>
+                <w:color w:val="8186EF"/>
+                <w:sz w:val="16"/>
+                <w:szCs w:val="16"/>
+              </w:rPr>
+              <w:t xml:space="preserve">23  </w:t>
             </w:r>
             <w:r>
               <w:rPr>
@@ -4154,7 +3744,7 @@
                 <w:sz w:val="17"/>
                 <w:szCs w:val="17"/>
               </w:rPr>
-              <w:t xml:space="preserve">A</w:t>
+              <w:t xml:space="preserve">discontinued operation · component of an entity</w:t>
             </w:r>
           </w:p>
         </w:tc>
@@ -4181,14 +3771,14 @@
                 <w:sz w:val="16"/>
                 <w:szCs w:val="16"/>
               </w:rPr>
-              <w:t xml:space="preserve">18  </w:t>
-            </w:r>
-            <w:r>
-              <w:rPr>
-                <w:sz w:val="17"/>
-                <w:szCs w:val="17"/>
-              </w:rPr>
-              <w:t xml:space="preserve">C</w:t>
+              <w:t xml:space="preserve">16  </w:t>
+            </w:r>
+            <w:r>
+              <w:rPr>
+                <w:sz w:val="17"/>
+                <w:szCs w:val="17"/>
+              </w:rPr>
+              <w:t xml:space="preserve">B</w:t>
             </w:r>
           </w:p>
         </w:tc>
@@ -4215,7 +3805,7 @@
                 <w:sz w:val="16"/>
                 <w:szCs w:val="16"/>
               </w:rPr>
-              <w:t xml:space="preserve">28  </w:t>
+              <w:t xml:space="preserve">24  </w:t>
             </w:r>
             <w:r>
               <w:rPr>
@@ -4223,197 +3813,82 @@
                 <w:szCs w:val="17"/>
               </w:rPr>
               <w:t xml:space="preserve">Some items need special attention because they may not happen again. U.S. GAAP no longer has extraordinary items; the FASB removed them in 2015. An unusual or infrequent item, such as a large fire loss, is shown as a separate line within continuing operations, before tax. It is never shown net of tax.</w:t>
-            </w:r>
-          </w:p>
-        </w:tc>
-      </w:tr>
-      <w:tr>
-        <w:tc>
-          <w:tcPr>
-            <w:tcW w:type="pct" w:w="1667"/>
-            <w:tcMar>
-              <w:top w:type="dxa" w:w="40"/>
-              <w:left w:type="dxa" w:w="100"/>
-              <w:bottom w:type="dxa" w:w="40"/>
-              <w:right w:type="dxa" w:w="100"/>
-            </w:tcMar>
-          </w:tcPr>
-          <w:p>
-            <w:pPr>
-              <w:spacing w:before="22" w:after="22"/>
-            </w:pPr>
-            <w:r>
-              <w:rPr>
-                <w:b/>
-                <w:bCs/>
-                <w:color w:val="8186EF"/>
-                <w:sz w:val="16"/>
-                <w:szCs w:val="16"/>
-              </w:rPr>
-              <w:t xml:space="preserve">9  </w:t>
-            </w:r>
-            <w:r>
-              <w:rPr>
-                <w:sz w:val="17"/>
-                <w:szCs w:val="17"/>
-              </w:rPr>
-              <w:t xml:space="preserve">A</w:t>
-            </w:r>
-          </w:p>
-        </w:tc>
-        <w:tc>
-          <w:tcPr>
-            <w:tcW w:type="pct" w:w="1667"/>
-            <w:tcMar>
-              <w:top w:type="dxa" w:w="40"/>
-              <w:left w:type="dxa" w:w="100"/>
-              <w:bottom w:type="dxa" w:w="40"/>
-              <w:right w:type="dxa" w:w="100"/>
-            </w:tcMar>
-          </w:tcPr>
-          <w:p>
-            <w:pPr>
-              <w:spacing w:before="22" w:after="22"/>
-            </w:pPr>
-            <w:r>
-              <w:rPr>
-                <w:b/>
-                <w:bCs/>
-                <w:color w:val="8186EF"/>
-                <w:sz w:val="16"/>
-                <w:szCs w:val="16"/>
-              </w:rPr>
-              <w:t xml:space="preserve">19  </w:t>
-            </w:r>
-            <w:r>
-              <w:rPr>
-                <w:sz w:val="17"/>
-                <w:szCs w:val="17"/>
-              </w:rPr>
-              <w:t xml:space="preserve">B</w:t>
-            </w:r>
-          </w:p>
-        </w:tc>
-        <w:tc>
-          <w:tcPr>
-            <w:tcW w:type="pct" w:w="1667"/>
-            <w:tcMar>
-              <w:top w:type="dxa" w:w="40"/>
-              <w:left w:type="dxa" w:w="100"/>
-              <w:bottom w:type="dxa" w:w="40"/>
-              <w:right w:type="dxa" w:w="100"/>
-            </w:tcMar>
-          </w:tcPr>
-          <w:p>
-            <w:pPr>
-              <w:spacing w:before="24" w:after="24"/>
-            </w:pPr>
-            <w:r>
-              <w:rPr>
-                <w:sz w:val="16"/>
-                <w:szCs w:val="16"/>
-              </w:rPr>
-              <w:t xml:space="preserve"/>
-            </w:r>
-          </w:p>
-        </w:tc>
-      </w:tr>
-      <w:tr>
-        <w:tc>
-          <w:tcPr>
-            <w:tcW w:type="pct" w:w="1667"/>
-            <w:shd w:fill="FBFAF6" w:val="clear"/>
-            <w:tcMar>
-              <w:top w:type="dxa" w:w="40"/>
-              <w:left w:type="dxa" w:w="100"/>
-              <w:bottom w:type="dxa" w:w="40"/>
-              <w:right w:type="dxa" w:w="100"/>
-            </w:tcMar>
-          </w:tcPr>
-          <w:p>
-            <w:pPr>
-              <w:spacing w:before="22" w:after="22"/>
-            </w:pPr>
-            <w:r>
-              <w:rPr>
-                <w:b/>
-                <w:bCs/>
-                <w:color w:val="8186EF"/>
-                <w:sz w:val="16"/>
-                <w:szCs w:val="16"/>
-              </w:rPr>
-              <w:t xml:space="preserve">10  </w:t>
-            </w:r>
-            <w:r>
-              <w:rPr>
-                <w:sz w:val="17"/>
-                <w:szCs w:val="17"/>
-              </w:rPr>
-              <w:t xml:space="preserve">T</w:t>
-            </w:r>
-          </w:p>
-        </w:tc>
-        <w:tc>
-          <w:tcPr>
-            <w:tcW w:type="pct" w:w="1667"/>
-            <w:shd w:fill="FBFAF6" w:val="clear"/>
-            <w:tcMar>
-              <w:top w:type="dxa" w:w="40"/>
-              <w:left w:type="dxa" w:w="100"/>
-              <w:bottom w:type="dxa" w:w="40"/>
-              <w:right w:type="dxa" w:w="100"/>
-            </w:tcMar>
-          </w:tcPr>
-          <w:p>
-            <w:pPr>
-              <w:spacing w:before="22" w:after="22"/>
-            </w:pPr>
-            <w:r>
-              <w:rPr>
-                <w:b/>
-                <w:bCs/>
-                <w:color w:val="8186EF"/>
-                <w:sz w:val="16"/>
-                <w:szCs w:val="16"/>
-              </w:rPr>
-              <w:t xml:space="preserve">20  </w:t>
-            </w:r>
-            <w:r>
-              <w:rPr>
-                <w:sz w:val="17"/>
-                <w:szCs w:val="17"/>
-              </w:rPr>
-              <w:t xml:space="preserve">B</w:t>
-            </w:r>
-          </w:p>
-        </w:tc>
-        <w:tc>
-          <w:tcPr>
-            <w:tcW w:type="pct" w:w="1667"/>
-            <w:shd w:fill="FBFAF6" w:val="clear"/>
-            <w:tcMar>
-              <w:top w:type="dxa" w:w="40"/>
-              <w:left w:type="dxa" w:w="100"/>
-              <w:bottom w:type="dxa" w:w="40"/>
-              <w:right w:type="dxa" w:w="100"/>
-            </w:tcMar>
-          </w:tcPr>
-          <w:p>
-            <w:pPr>
-              <w:spacing w:before="24" w:after="24"/>
-            </w:pPr>
-            <w:r>
-              <w:rPr>
-                <w:sz w:val="16"/>
-                <w:szCs w:val="16"/>
-              </w:rPr>
-              <w:t xml:space="preserve"/>
             </w:r>
           </w:p>
         </w:tc>
       </w:tr>
     </w:tbl>
     <w:p/>
+    <w:tbl>
+      <w:tblPr>
+        <w:tblW w:type="pct" w:w="100%"/>
+        <w:tblLayout w:type="fixed"/>
+        <w:tblBorders>
+          <w:top w:val="single" w:color="1F7A6A" w:sz="8"/>
+          <w:left w:val="single" w:color="1F7A6A" w:sz="8"/>
+          <w:bottom w:val="single" w:color="1F7A6A" w:sz="8"/>
+          <w:right w:val="single" w:color="1F7A6A" w:sz="8"/>
+          <w:insideH w:val="single" w:color="1F7A6A" w:sz="8"/>
+          <w:insideV w:val="single" w:color="1F7A6A" w:sz="8"/>
+        </w:tblBorders>
+      </w:tblPr>
+      <w:tblGrid>
+        <w:gridCol w:w="9600"/>
+      </w:tblGrid>
+      <w:tr>
+        <w:tc>
+          <w:tcPr>
+            <w:tcW w:type="pct" w:w="5000"/>
+            <w:shd w:fill="EEF6F4" w:val="clear"/>
+            <w:tcMar>
+              <w:top w:type="dxa" w:w="70"/>
+              <w:left w:type="dxa" w:w="130"/>
+              <w:bottom w:type="dxa" w:w="70"/>
+              <w:right w:type="dxa" w:w="130"/>
+            </w:tcMar>
+          </w:tcPr>
+          <w:p>
+            <w:pPr>
+              <w:spacing w:before="34" w:after="18"/>
+            </w:pPr>
+            <w:r>
+              <w:rPr>
+                <w:b/>
+                <w:bCs/>
+                <w:color w:val="1F7A6A"/>
+                <w:sz w:val="17"/>
+                <w:szCs w:val="17"/>
+              </w:rPr>
+              <w:t xml:space="preserve">8  </w:t>
+            </w:r>
+            <w:r>
+              <w:rPr>
+                <w:b/>
+                <w:bCs/>
+                <w:color w:val="1F7A6A"/>
+                <w:sz w:val="16"/>
+                <w:szCs w:val="16"/>
+              </w:rPr>
+              <w:t xml:space="preserve">what the book says</w:t>
+            </w:r>
+          </w:p>
+          <w:p>
+            <w:pPr>
+              <w:spacing w:after="34"/>
+              <w:ind w:left="300"/>
+            </w:pPr>
+            <w:r>
+              <w:rPr>
+                <w:sz w:val="17"/>
+                <w:szCs w:val="17"/>
+              </w:rPr>
+              <w:t xml:space="preserve">A discontinued operation is a component of an entity that the company has sold, has classified as held for sale, or has abandoned.</w:t>
+            </w:r>
+          </w:p>
+        </w:tc>
+      </w:tr>
+    </w:tbl>
+    <w:p/>
     <w:p>
       <w:pPr>
         <w:spacing w:before="60" w:after="20"/>
@@ -4449,7 +3924,7 @@
           <w:sz w:val="16"/>
           <w:szCs w:val="16"/>
         </w:rPr>
-        <w:t xml:space="preserve">IAS 16 revaluation increases go to OCI and are not recycled. A is wrong: Revaluation increases go to OCI, unless they reverse an earlier loss. B is wrong: Revaluation surplus is never recycled under IFRS.</w:t>
+        <w:t xml:space="preserve">The book writes: “An unusual or infrequent item, such as a large fire loss, is shown as a separate line within continuing operations, before tax. A discontinued operation is a component of an entity that the company has sold, has classified as held for sale, or has abandoned. The disposal must also be a strategic shift with a major effect on the company.”</w:t>
       </w:r>
     </w:p>
     <w:p>
@@ -4472,6 +3947,75 @@
           <w:sz w:val="16"/>
           <w:szCs w:val="16"/>
         </w:rPr>
+        <w:t xml:space="preserve">The book writes: “The results of a discontinued operation, including any gain or loss on disposal, appear below income from continuing operations, net of their own tax. This is called intraperiod tax allocation. Ask the questions in order: OCI first, then discontinued operations, then unusual items, and finally main activities or other income and expense. Decision chart: where does an item go in the income statement?.”</w:t>
+      </w:r>
+    </w:p>
+    <w:p>
+      <w:pPr>
+        <w:spacing w:after="18"/>
+        <w:ind w:left="300" w:hanging="300"/>
+      </w:pPr>
+      <w:r>
+        <w:rPr>
+          <w:b/>
+          <w:bCs/>
+          <w:color w:val="8186EF"/>
+          <w:sz w:val="16"/>
+          <w:szCs w:val="16"/>
+        </w:rPr>
+        <w:t xml:space="preserve">3  </w:t>
+      </w:r>
+      <w:r>
+        <w:rPr>
+          <w:sz w:val="16"/>
+          <w:szCs w:val="16"/>
+        </w:rPr>
+        <w:t xml:space="preserve">The book writes: “The results of a discontinued operation, including any gain or loss on disposal, appear below income from continuing operations, net of their own tax. This is called intraperiod tax allocation. Ask the questions in order: OCI first, then discontinued operations, then unusual items, and finally main activities or other income and expense.”</w:t>
+      </w:r>
+    </w:p>
+    <w:p>
+      <w:pPr>
+        <w:spacing w:after="18"/>
+        <w:ind w:left="300" w:hanging="300"/>
+      </w:pPr>
+      <w:r>
+        <w:rPr>
+          <w:b/>
+          <w:bCs/>
+          <w:color w:val="8186EF"/>
+          <w:sz w:val="16"/>
+          <w:szCs w:val="16"/>
+        </w:rPr>
+        <w:t xml:space="preserve">4  </w:t>
+      </w:r>
+      <w:r>
+        <w:rPr>
+          <w:sz w:val="16"/>
+          <w:szCs w:val="16"/>
+        </w:rPr>
+        <w:t xml:space="preserve">The framework defines the elements, and every amount belongs to one of them.</w:t>
+      </w:r>
+    </w:p>
+    <w:p>
+      <w:pPr>
+        <w:spacing w:after="18"/>
+        <w:ind w:left="300" w:hanging="300"/>
+      </w:pPr>
+      <w:r>
+        <w:rPr>
+          <w:b/>
+          <w:bCs/>
+          <w:color w:val="8186EF"/>
+          <w:sz w:val="16"/>
+          <w:szCs w:val="16"/>
+        </w:rPr>
+        <w:t xml:space="preserve">5  </w:t>
+      </w:r>
+      <w:r>
+        <w:rPr>
+          <w:sz w:val="16"/>
+          <w:szCs w:val="16"/>
+        </w:rPr>
         <w:t xml:space="preserve">The book’s own table gives (420,000) as the before tax of Loss from operations of the frozen-foods business.</w:t>
       </w:r>
     </w:p>
@@ -4488,7 +4032,7 @@
           <w:sz w:val="16"/>
           <w:szCs w:val="16"/>
         </w:rPr>
-        <w:t xml:space="preserve">3  </w:t>
+        <w:t xml:space="preserve">6  </w:t>
       </w:r>
       <w:r>
         <w:rPr>
@@ -4511,7 +4055,7 @@
           <w:sz w:val="16"/>
           <w:szCs w:val="16"/>
         </w:rPr>
-        <w:t xml:space="preserve">4  </w:t>
+        <w:t xml:space="preserve">7  </w:t>
       </w:r>
       <w:r>
         <w:rPr>
@@ -4534,98 +4078,6 @@
           <w:sz w:val="16"/>
           <w:szCs w:val="16"/>
         </w:rPr>
-        <w:t xml:space="preserve">5  </w:t>
-      </w:r>
-      <w:r>
-        <w:rPr>
-          <w:sz w:val="16"/>
-          <w:szCs w:val="16"/>
-        </w:rPr>
-        <w:t xml:space="preserve">The book’s own table gives 105,000 as the tax benefit of Loss from operations of the frozen-foods business.</w:t>
-      </w:r>
-    </w:p>
-    <w:p>
-      <w:pPr>
-        <w:spacing w:after="18"/>
-        <w:ind w:left="300" w:hanging="300"/>
-      </w:pPr>
-      <w:r>
-        <w:rPr>
-          <w:b/>
-          <w:bCs/>
-          <w:color w:val="8186EF"/>
-          <w:sz w:val="16"/>
-          <w:szCs w:val="16"/>
-        </w:rPr>
-        <w:t xml:space="preserve">6  </w:t>
-      </w:r>
-      <w:r>
-        <w:rPr>
-          <w:sz w:val="16"/>
-          <w:szCs w:val="16"/>
-        </w:rPr>
-        <w:t xml:space="preserve">The book’s own table gives 45,000 as the tax benefit of Loss on disposal of the business.</w:t>
-      </w:r>
-    </w:p>
-    <w:p>
-      <w:pPr>
-        <w:spacing w:after="18"/>
-        <w:ind w:left="300" w:hanging="300"/>
-      </w:pPr>
-      <w:r>
-        <w:rPr>
-          <w:b/>
-          <w:bCs/>
-          <w:color w:val="8186EF"/>
-          <w:sz w:val="16"/>
-          <w:szCs w:val="16"/>
-        </w:rPr>
-        <w:t xml:space="preserve">7  </w:t>
-      </w:r>
-      <w:r>
-        <w:rPr>
-          <w:sz w:val="16"/>
-          <w:szCs w:val="16"/>
-        </w:rPr>
-        <w:t xml:space="preserve">The book’s own table gives 150,000 as the tax benefit of Loss from discontinued operations.</w:t>
-      </w:r>
-    </w:p>
-    <w:p>
-      <w:pPr>
-        <w:spacing w:after="18"/>
-        <w:ind w:left="300" w:hanging="300"/>
-      </w:pPr>
-      <w:r>
-        <w:rPr>
-          <w:b/>
-          <w:bCs/>
-          <w:color w:val="8186EF"/>
-          <w:sz w:val="16"/>
-          <w:szCs w:val="16"/>
-        </w:rPr>
-        <w:t xml:space="preserve">8  </w:t>
-      </w:r>
-      <w:r>
-        <w:rPr>
-          <w:sz w:val="16"/>
-          <w:szCs w:val="16"/>
-        </w:rPr>
-        <w:t xml:space="preserve">The book’s own table gives (315,000) as the net of tax of Loss from operations of the frozen-foods business.</w:t>
-      </w:r>
-    </w:p>
-    <w:p>
-      <w:pPr>
-        <w:spacing w:after="18"/>
-        <w:ind w:left="300" w:hanging="300"/>
-      </w:pPr>
-      <w:r>
-        <w:rPr>
-          <w:b/>
-          <w:bCs/>
-          <w:color w:val="8186EF"/>
-          <w:sz w:val="16"/>
-          <w:szCs w:val="16"/>
-        </w:rPr>
         <w:t xml:space="preserve">9  </w:t>
       </w:r>
       <w:r>
@@ -4633,7 +4085,7 @@
           <w:sz w:val="16"/>
           <w:szCs w:val="16"/>
         </w:rPr>
-        <w:t xml:space="preserve">The book’s own table gives (135,000) as the net of tax of Loss on disposal of the business.</w:t>
+        <w:t xml:space="preserve">The book gives (315,000) as the net of tax of Loss from operations of the frozen-foods business.</w:t>
       </w:r>
     </w:p>
     <w:p>
@@ -4656,7 +4108,7 @@
           <w:sz w:val="16"/>
           <w:szCs w:val="16"/>
         </w:rPr>
-        <w:t xml:space="preserve">The framework defines the elements, and every amount belongs to one of them.</w:t>
+        <w:t xml:space="preserve">Selling equipment is peripheral, so the net difference is a gain. A is wrong: Revenue comes from the main activities, not from selling equipment. B is wrong: The van is not inventory.</w:t>
       </w:r>
     </w:p>
     <w:p>
@@ -4679,7 +4131,7 @@
           <w:sz w:val="16"/>
           <w:szCs w:val="16"/>
         </w:rPr>
-        <w:t xml:space="preserve">The book’s own table gives (420,000) as the before tax of Loss from operations of the frozen-foods business.</w:t>
+        <w:t xml:space="preserve">Net income plus this year's OCI. A is wrong: This leaves out OCI. C is wrong: This adds the opening AOCI instead of this year's OCI.</w:t>
       </w:r>
     </w:p>
     <w:p>
@@ -4702,7 +4154,7 @@
           <w:sz w:val="16"/>
           <w:szCs w:val="16"/>
         </w:rPr>
-        <w:t xml:space="preserve">The book’s own table gives (180,000) as the before tax of Loss on disposal of the business.</w:t>
+        <w:t xml:space="preserve">ASU 2011-05 requires one or two statements. A is wrong: Showing OCI only in equity is no longer allowed. C is wrong: OCI must be on the face of a statement.</w:t>
       </w:r>
     </w:p>
     <w:p>
@@ -4725,7 +4177,7 @@
           <w:sz w:val="16"/>
           <w:szCs w:val="16"/>
         </w:rPr>
-        <w:t xml:space="preserve">The book’s own table gives (600,000) as the before tax of Loss from discontinued operations.</w:t>
+        <w:t xml:space="preserve">The gain moves from AOCI into net income; without the adjustment, comprehensive income would include it twice. A is wrong: The gain moves the other way: from OCI to net income. B is wrong: A realized gain is not deferred.</w:t>
       </w:r>
     </w:p>
     <w:p>
@@ -4748,7 +4200,7 @@
           <w:sz w:val="16"/>
           <w:szCs w:val="16"/>
         </w:rPr>
-        <w:t xml:space="preserve">Selling equipment is peripheral, so the net difference is a gain. A is wrong: Revenue comes from the main activities, not from selling equipment. B is wrong: The van is not inventory.</w:t>
+        <w:t xml:space="preserve">Unrecognized increases in value are one limitation of the income statement. A is wrong: U.S. GAAP does not recognize this increase. B is wrong: Revaluation surplus in OCI is an IFRS option only.</w:t>
       </w:r>
     </w:p>
     <w:p>
@@ -4771,7 +4223,7 @@
           <w:sz w:val="16"/>
           <w:szCs w:val="16"/>
         </w:rPr>
-        <w:t xml:space="preserve">Net income plus this year's OCI. A is wrong: This leaves out OCI. C is wrong: This adds the opening AOCI instead of this year's OCI.</w:t>
+        <w:t xml:space="preserve">Gross profit of $14,700,000 minus operating expenses of $10,524,000. A is wrong: This also deducts interest expense, which is below operating income. C is wrong: This leaves out the impairment losses, which are operating expenses.</w:t>
       </w:r>
     </w:p>
     <w:p>
@@ -4794,7 +4246,7 @@
           <w:sz w:val="16"/>
           <w:szCs w:val="16"/>
         </w:rPr>
-        <w:t xml:space="preserve">ASU 2011-05 requires one or two statements. A is wrong: Showing OCI only in equity is no longer allowed. C is wrong: OCI must be on the face of a statement.</w:t>
+        <w:t xml:space="preserve">The income statement covers a period; the balance sheet is at one date. A is wrong: The balance sheet shows one date, not a period. C is wrong: The notes explain the statements; they do not report performance.</w:t>
       </w:r>
     </w:p>
     <w:p>
@@ -4817,7 +4269,7 @@
           <w:sz w:val="16"/>
           <w:szCs w:val="16"/>
         </w:rPr>
-        <w:t xml:space="preserve">The gain moves from AOCI into net income; without the adjustment, comprehensive income would include it twice. A is wrong: The gain moves the other way: from OCI to net income. B is wrong: A realized gain is not deferred.</w:t>
+        <w:t xml:space="preserve">CMA questions use exact terms, and one word can change the answer.</w:t>
       </w:r>
     </w:p>
     <w:p>
@@ -4840,7 +4292,7 @@
           <w:sz w:val="16"/>
           <w:szCs w:val="16"/>
         </w:rPr>
-        <w:t xml:space="preserve">Unrecognized increases in value are one limitation of the income statement. A is wrong: U.S. GAAP does not recognize this increase. B is wrong: Revaluation surplus in OCI is an IFRS option only.</w:t>
+        <w:t xml:space="preserve">The term tables in each section are the book’s own.</w:t>
       </w:r>
     </w:p>
     <w:p>
@@ -4863,7 +4315,7 @@
           <w:sz w:val="16"/>
           <w:szCs w:val="16"/>
         </w:rPr>
-        <w:t xml:space="preserve">Gross profit of $14,700,000 minus operating expenses of $10,524,000. A is wrong: This also deducts interest expense, which is below operating income. C is wrong: This leaves out the impairment losses, which are operating expenses.</w:t>
+        <w:t xml:space="preserve">Only the grouping changes; the same items are included. B is wrong: Gains are included in both layouts. C is wrong: Tax is deducted once in both layouts.</w:t>
       </w:r>
     </w:p>
     <w:p>
@@ -4886,7 +4338,30 @@
           <w:sz w:val="16"/>
           <w:szCs w:val="16"/>
         </w:rPr>
-        <w:t xml:space="preserve">The income statement covers a period; the balance sheet is at one date. A is wrong: The balance sheet shows one date, not a period. C is wrong: The notes explain the statements; they do not report performance.</w:t>
+        <w:t xml:space="preserve">Earnings management through timing is a known limitation. B is wrong: No unrealized value change is involved. C is wrong: Net income is not a fair value measure.</w:t>
+      </w:r>
+    </w:p>
+    <w:p>
+      <w:pPr>
+        <w:spacing w:after="18"/>
+        <w:ind w:left="300" w:hanging="300"/>
+      </w:pPr>
+      <w:r>
+        <w:rPr>
+          <w:b/>
+          <w:bCs/>
+          <w:color w:val="8186EF"/>
+          <w:sz w:val="16"/>
+          <w:szCs w:val="16"/>
+        </w:rPr>
+        <w:t xml:space="preserve">21  </w:t>
+      </w:r>
+      <w:r>
+        <w:rPr>
+          <w:sz w:val="16"/>
+          <w:szCs w:val="16"/>
+        </w:rPr>
+        <w:t xml:space="preserve">The indirect method reconciles net income to operating cash flow. A is wrong: Starting from operating profit is the IFRS 18 approach, not yet testable. B is wrong: OCI is not part of the reconciliation.</w:t>
       </w:r>
     </w:p>
     <w:p/>
@@ -4996,33 +4471,33 @@
                 <w:sz w:val="17"/>
                 <w:szCs w:val="17"/>
               </w:rPr>
-              <w:t xml:space="preserve">C</w:t>
-            </w:r>
-          </w:p>
-        </w:tc>
-        <w:tc>
-          <w:tcPr>
-            <w:tcW w:type="pct" w:w="1667"/>
-            <w:tcMar>
-              <w:top w:type="dxa" w:w="40"/>
-              <w:left w:type="dxa" w:w="100"/>
-              <w:bottom w:type="dxa" w:w="40"/>
-              <w:right w:type="dxa" w:w="100"/>
-            </w:tcMar>
-          </w:tcPr>
-          <w:p>
-            <w:pPr>
-              <w:spacing w:before="22" w:after="22"/>
-            </w:pPr>
-            <w:r>
-              <w:rPr>
-                <w:b/>
-                <w:bCs/>
-                <w:color w:val="8186EF"/>
-                <w:sz w:val="16"/>
-                <w:szCs w:val="16"/>
-              </w:rPr>
-              <w:t xml:space="preserve">9  </w:t>
+              <w:t xml:space="preserve">comprehensive income · reclassification adjustment</w:t>
+            </w:r>
+          </w:p>
+        </w:tc>
+        <w:tc>
+          <w:tcPr>
+            <w:tcW w:type="pct" w:w="1667"/>
+            <w:tcMar>
+              <w:top w:type="dxa" w:w="40"/>
+              <w:left w:type="dxa" w:w="100"/>
+              <w:bottom w:type="dxa" w:w="40"/>
+              <w:right w:type="dxa" w:w="100"/>
+            </w:tcMar>
+          </w:tcPr>
+          <w:p>
+            <w:pPr>
+              <w:spacing w:before="22" w:after="22"/>
+            </w:pPr>
+            <w:r>
+              <w:rPr>
+                <w:b/>
+                <w:bCs/>
+                <w:color w:val="8186EF"/>
+                <w:sz w:val="16"/>
+                <w:szCs w:val="16"/>
+              </w:rPr>
+              <w:t xml:space="preserve">8  </w:t>
             </w:r>
             <w:r>
               <w:rPr>
@@ -5055,14 +4530,14 @@
                 <w:sz w:val="16"/>
                 <w:szCs w:val="16"/>
               </w:rPr>
-              <w:t xml:space="preserve">17  </w:t>
-            </w:r>
-            <w:r>
-              <w:rPr>
-                <w:sz w:val="17"/>
-                <w:szCs w:val="17"/>
-              </w:rPr>
-              <w:t xml:space="preserve">C</w:t>
+              <w:t xml:space="preserve">15  </w:t>
+            </w:r>
+            <w:r>
+              <w:rPr>
+                <w:sz w:val="17"/>
+                <w:szCs w:val="17"/>
+              </w:rPr>
+              <w:t xml:space="preserve">T</w:t>
             </w:r>
           </w:p>
         </w:tc>
@@ -5098,7 +4573,7 @@
                 <w:sz w:val="17"/>
                 <w:szCs w:val="17"/>
               </w:rPr>
-              <w:t xml:space="preserve">C</w:t>
+              <w:t xml:space="preserve">comprehensive income · reclassification adjustment</w:t>
             </w:r>
           </w:p>
         </w:tc>
@@ -5125,14 +4600,14 @@
                 <w:sz w:val="16"/>
                 <w:szCs w:val="16"/>
               </w:rPr>
-              <w:t xml:space="preserve">10  </w:t>
-            </w:r>
-            <w:r>
-              <w:rPr>
-                <w:sz w:val="17"/>
-                <w:szCs w:val="17"/>
-              </w:rPr>
-              <w:t xml:space="preserve">D</w:t>
+              <w:t xml:space="preserve">9  </w:t>
+            </w:r>
+            <w:r>
+              <w:rPr>
+                <w:sz w:val="17"/>
+                <w:szCs w:val="17"/>
+              </w:rPr>
+              <w:t xml:space="preserve">T</w:t>
             </w:r>
           </w:p>
         </w:tc>
@@ -5159,7 +4634,7 @@
                 <w:sz w:val="16"/>
                 <w:szCs w:val="16"/>
               </w:rPr>
-              <w:t xml:space="preserve">18  </w:t>
+              <w:t xml:space="preserve">16  </w:t>
             </w:r>
             <w:r>
               <w:rPr>
@@ -5201,73 +4676,73 @@
                 <w:sz w:val="17"/>
                 <w:szCs w:val="17"/>
               </w:rPr>
-              <w:t xml:space="preserve">B</w:t>
-            </w:r>
-          </w:p>
-        </w:tc>
-        <w:tc>
-          <w:tcPr>
-            <w:tcW w:type="pct" w:w="1667"/>
-            <w:tcMar>
-              <w:top w:type="dxa" w:w="40"/>
-              <w:left w:type="dxa" w:w="100"/>
-              <w:bottom w:type="dxa" w:w="40"/>
-              <w:right w:type="dxa" w:w="100"/>
-            </w:tcMar>
-          </w:tcPr>
-          <w:p>
-            <w:pPr>
-              <w:spacing w:before="22" w:after="22"/>
-            </w:pPr>
-            <w:r>
-              <w:rPr>
-                <w:b/>
-                <w:bCs/>
-                <w:color w:val="8186EF"/>
-                <w:sz w:val="16"/>
-                <w:szCs w:val="16"/>
-              </w:rPr>
-              <w:t xml:space="preserve">11  </w:t>
-            </w:r>
-            <w:r>
-              <w:rPr>
-                <w:sz w:val="17"/>
-                <w:szCs w:val="17"/>
-              </w:rPr>
-              <w:t xml:space="preserve">D</w:t>
-            </w:r>
-          </w:p>
-        </w:tc>
-        <w:tc>
-          <w:tcPr>
-            <w:tcW w:type="pct" w:w="1667"/>
-            <w:tcMar>
-              <w:top w:type="dxa" w:w="40"/>
-              <w:left w:type="dxa" w:w="100"/>
-              <w:bottom w:type="dxa" w:w="40"/>
-              <w:right w:type="dxa" w:w="100"/>
-            </w:tcMar>
-          </w:tcPr>
-          <w:p>
-            <w:pPr>
-              <w:spacing w:before="22" w:after="22"/>
-            </w:pPr>
-            <w:r>
-              <w:rPr>
-                <w:b/>
-                <w:bCs/>
-                <w:color w:val="8186EF"/>
-                <w:sz w:val="16"/>
-                <w:szCs w:val="16"/>
-              </w:rPr>
-              <w:t xml:space="preserve">19  </w:t>
-            </w:r>
-            <w:r>
-              <w:rPr>
-                <w:sz w:val="17"/>
-                <w:szCs w:val="17"/>
-              </w:rPr>
-              <w:t xml:space="preserve">T</w:t>
+              <w:t xml:space="preserve">reclassification adjustment · Comprehensive income</w:t>
+            </w:r>
+          </w:p>
+        </w:tc>
+        <w:tc>
+          <w:tcPr>
+            <w:tcW w:type="pct" w:w="1667"/>
+            <w:tcMar>
+              <w:top w:type="dxa" w:w="40"/>
+              <w:left w:type="dxa" w:w="100"/>
+              <w:bottom w:type="dxa" w:w="40"/>
+              <w:right w:type="dxa" w:w="100"/>
+            </w:tcMar>
+          </w:tcPr>
+          <w:p>
+            <w:pPr>
+              <w:spacing w:before="22" w:after="22"/>
+            </w:pPr>
+            <w:r>
+              <w:rPr>
+                <w:b/>
+                <w:bCs/>
+                <w:color w:val="8186EF"/>
+                <w:sz w:val="16"/>
+                <w:szCs w:val="16"/>
+              </w:rPr>
+              <w:t xml:space="preserve">10  </w:t>
+            </w:r>
+            <w:r>
+              <w:rPr>
+                <w:sz w:val="17"/>
+                <w:szCs w:val="17"/>
+              </w:rPr>
+              <w:t xml:space="preserve">F</w:t>
+            </w:r>
+          </w:p>
+        </w:tc>
+        <w:tc>
+          <w:tcPr>
+            <w:tcW w:type="pct" w:w="1667"/>
+            <w:tcMar>
+              <w:top w:type="dxa" w:w="40"/>
+              <w:left w:type="dxa" w:w="100"/>
+              <w:bottom w:type="dxa" w:w="40"/>
+              <w:right w:type="dxa" w:w="100"/>
+            </w:tcMar>
+          </w:tcPr>
+          <w:p>
+            <w:pPr>
+              <w:spacing w:before="22" w:after="22"/>
+            </w:pPr>
+            <w:r>
+              <w:rPr>
+                <w:b/>
+                <w:bCs/>
+                <w:color w:val="8186EF"/>
+                <w:sz w:val="16"/>
+                <w:szCs w:val="16"/>
+              </w:rPr>
+              <w:t xml:space="preserve">17  </w:t>
+            </w:r>
+            <w:r>
+              <w:rPr>
+                <w:sz w:val="17"/>
+                <w:szCs w:val="17"/>
+              </w:rPr>
+              <w:t xml:space="preserve">A</w:t>
             </w:r>
           </w:p>
         </w:tc>
@@ -5303,7 +4778,7 @@
                 <w:sz w:val="17"/>
                 <w:szCs w:val="17"/>
               </w:rPr>
-              <w:t xml:space="preserve">B</w:t>
+              <w:t xml:space="preserve">T</w:t>
             </w:r>
           </w:p>
         </w:tc>
@@ -5330,14 +4805,14 @@
                 <w:sz w:val="16"/>
                 <w:szCs w:val="16"/>
               </w:rPr>
-              <w:t xml:space="preserve">12  </w:t>
-            </w:r>
-            <w:r>
-              <w:rPr>
-                <w:sz w:val="17"/>
-                <w:szCs w:val="17"/>
-              </w:rPr>
-              <w:t xml:space="preserve">D</w:t>
+              <w:t xml:space="preserve">11  </w:t>
+            </w:r>
+            <w:r>
+              <w:rPr>
+                <w:sz w:val="17"/>
+                <w:szCs w:val="17"/>
+              </w:rPr>
+              <w:t xml:space="preserve">C</w:t>
             </w:r>
           </w:p>
         </w:tc>
@@ -5364,14 +4839,14 @@
                 <w:sz w:val="16"/>
                 <w:szCs w:val="16"/>
               </w:rPr>
-              <w:t xml:space="preserve">20  </w:t>
-            </w:r>
-            <w:r>
-              <w:rPr>
-                <w:sz w:val="17"/>
-                <w:szCs w:val="17"/>
-              </w:rPr>
-              <w:t xml:space="preserve">T</w:t>
+              <w:t xml:space="preserve">18  </w:t>
+            </w:r>
+            <w:r>
+              <w:rPr>
+                <w:sz w:val="17"/>
+                <w:szCs w:val="17"/>
+              </w:rPr>
+              <w:t xml:space="preserve">Compare with the model earlier in this handout.</w:t>
             </w:r>
           </w:p>
         </w:tc>
@@ -5406,6 +4881,39 @@
                 <w:sz w:val="17"/>
                 <w:szCs w:val="17"/>
               </w:rPr>
+              <w:t xml:space="preserve">D</w:t>
+            </w:r>
+          </w:p>
+        </w:tc>
+        <w:tc>
+          <w:tcPr>
+            <w:tcW w:type="pct" w:w="1667"/>
+            <w:tcMar>
+              <w:top w:type="dxa" w:w="40"/>
+              <w:left w:type="dxa" w:w="100"/>
+              <w:bottom w:type="dxa" w:w="40"/>
+              <w:right w:type="dxa" w:w="100"/>
+            </w:tcMar>
+          </w:tcPr>
+          <w:p>
+            <w:pPr>
+              <w:spacing w:before="22" w:after="22"/>
+            </w:pPr>
+            <w:r>
+              <w:rPr>
+                <w:b/>
+                <w:bCs/>
+                <w:color w:val="8186EF"/>
+                <w:sz w:val="16"/>
+                <w:szCs w:val="16"/>
+              </w:rPr>
+              <w:t xml:space="preserve">12  </w:t>
+            </w:r>
+            <w:r>
+              <w:rPr>
+                <w:sz w:val="17"/>
+                <w:szCs w:val="17"/>
+              </w:rPr>
               <w:t xml:space="preserve">C</w:t>
             </w:r>
           </w:p>
@@ -5432,47 +4940,14 @@
                 <w:sz w:val="16"/>
                 <w:szCs w:val="16"/>
               </w:rPr>
-              <w:t xml:space="preserve">13  </w:t>
-            </w:r>
-            <w:r>
-              <w:rPr>
-                <w:sz w:val="17"/>
-                <w:szCs w:val="17"/>
-              </w:rPr>
-              <w:t xml:space="preserve">T</w:t>
-            </w:r>
-          </w:p>
-        </w:tc>
-        <w:tc>
-          <w:tcPr>
-            <w:tcW w:type="pct" w:w="1667"/>
-            <w:tcMar>
-              <w:top w:type="dxa" w:w="40"/>
-              <w:left w:type="dxa" w:w="100"/>
-              <w:bottom w:type="dxa" w:w="40"/>
-              <w:right w:type="dxa" w:w="100"/>
-            </w:tcMar>
-          </w:tcPr>
-          <w:p>
-            <w:pPr>
-              <w:spacing w:before="22" w:after="22"/>
-            </w:pPr>
-            <w:r>
-              <w:rPr>
-                <w:b/>
-                <w:bCs/>
-                <w:color w:val="8186EF"/>
-                <w:sz w:val="16"/>
-                <w:szCs w:val="16"/>
-              </w:rPr>
-              <w:t xml:space="preserve">21  </w:t>
-            </w:r>
-            <w:r>
-              <w:rPr>
-                <w:sz w:val="17"/>
-                <w:szCs w:val="17"/>
-              </w:rPr>
-              <w:t xml:space="preserve">A</w:t>
+              <w:t xml:space="preserve">19  </w:t>
+            </w:r>
+            <w:r>
+              <w:rPr>
+                <w:sz w:val="17"/>
+                <w:szCs w:val="17"/>
+              </w:rPr>
+              <w:t xml:space="preserve">Some changes in value do not go through net income. U.S. GAAP sends them to other comprehensive income (OCI) until they are realized. Comprehensive income is net income plus OCI for the period.</w:t>
             </w:r>
           </w:p>
         </w:tc>
@@ -5508,7 +4983,7 @@
                 <w:sz w:val="17"/>
                 <w:szCs w:val="17"/>
               </w:rPr>
-              <w:t xml:space="preserve">B</w:t>
+              <w:t xml:space="preserve">D</w:t>
             </w:r>
           </w:p>
         </w:tc>
@@ -5535,14 +5010,14 @@
                 <w:sz w:val="16"/>
                 <w:szCs w:val="16"/>
               </w:rPr>
-              <w:t xml:space="preserve">14  </w:t>
-            </w:r>
-            <w:r>
-              <w:rPr>
-                <w:sz w:val="17"/>
-                <w:szCs w:val="17"/>
-              </w:rPr>
-              <w:t xml:space="preserve">F</w:t>
+              <w:t xml:space="preserve">13  </w:t>
+            </w:r>
+            <w:r>
+              <w:rPr>
+                <w:sz w:val="17"/>
+                <w:szCs w:val="17"/>
+              </w:rPr>
+              <w:t xml:space="preserve">C</w:t>
             </w:r>
           </w:p>
         </w:tc>
@@ -5559,24 +5034,14 @@
           </w:tcPr>
           <w:p>
             <w:pPr>
-              <w:spacing w:before="22" w:after="22"/>
-            </w:pPr>
-            <w:r>
-              <w:rPr>
-                <w:b/>
-                <w:bCs/>
-                <w:color w:val="8186EF"/>
-                <w:sz w:val="16"/>
-                <w:szCs w:val="16"/>
-              </w:rPr>
-              <w:t xml:space="preserve">22  </w:t>
-            </w:r>
-            <w:r>
-              <w:rPr>
-                <w:sz w:val="17"/>
-                <w:szCs w:val="17"/>
-              </w:rPr>
-              <w:t xml:space="preserve">Compare with the model earlier in this handout.</w:t>
+              <w:spacing w:before="24" w:after="24"/>
+            </w:pPr>
+            <w:r>
+              <w:rPr>
+                <w:sz w:val="16"/>
+                <w:szCs w:val="16"/>
+              </w:rPr>
+              <w:t xml:space="preserve"/>
             </w:r>
           </w:p>
         </w:tc>
@@ -5611,102 +5076,33 @@
                 <w:sz w:val="17"/>
                 <w:szCs w:val="17"/>
               </w:rPr>
-              <w:t xml:space="preserve">B</w:t>
-            </w:r>
-          </w:p>
-        </w:tc>
-        <w:tc>
-          <w:tcPr>
-            <w:tcW w:type="pct" w:w="1667"/>
-            <w:tcMar>
-              <w:top w:type="dxa" w:w="40"/>
-              <w:left w:type="dxa" w:w="100"/>
-              <w:bottom w:type="dxa" w:w="40"/>
-              <w:right w:type="dxa" w:w="100"/>
-            </w:tcMar>
-          </w:tcPr>
-          <w:p>
-            <w:pPr>
-              <w:spacing w:before="22" w:after="22"/>
-            </w:pPr>
-            <w:r>
-              <w:rPr>
-                <w:b/>
-                <w:bCs/>
-                <w:color w:val="8186EF"/>
-                <w:sz w:val="16"/>
-                <w:szCs w:val="16"/>
-              </w:rPr>
-              <w:t xml:space="preserve">15  </w:t>
-            </w:r>
-            <w:r>
-              <w:rPr>
-                <w:sz w:val="17"/>
-                <w:szCs w:val="17"/>
-              </w:rPr>
-              <w:t xml:space="preserve">C</w:t>
-            </w:r>
-          </w:p>
-        </w:tc>
-        <w:tc>
-          <w:tcPr>
-            <w:tcW w:type="pct" w:w="1667"/>
-            <w:tcMar>
-              <w:top w:type="dxa" w:w="40"/>
-              <w:left w:type="dxa" w:w="100"/>
-              <w:bottom w:type="dxa" w:w="40"/>
-              <w:right w:type="dxa" w:w="100"/>
-            </w:tcMar>
-          </w:tcPr>
-          <w:p>
-            <w:pPr>
-              <w:spacing w:before="22" w:after="22"/>
-            </w:pPr>
-            <w:r>
-              <w:rPr>
-                <w:b/>
-                <w:bCs/>
-                <w:color w:val="8186EF"/>
-                <w:sz w:val="16"/>
-                <w:szCs w:val="16"/>
-              </w:rPr>
-              <w:t xml:space="preserve">23  </w:t>
-            </w:r>
-            <w:r>
-              <w:rPr>
-                <w:sz w:val="17"/>
-                <w:szCs w:val="17"/>
-              </w:rPr>
-              <w:t xml:space="preserve">Some changes in value do not go through net income. U.S. GAAP sends them to other comprehensive income (OCI) until they are realized. Comprehensive income is net income plus OCI for the period.</w:t>
-            </w:r>
-          </w:p>
-        </w:tc>
-      </w:tr>
-      <w:tr>
-        <w:tc>
-          <w:tcPr>
-            <w:tcW w:type="pct" w:w="1667"/>
-            <w:shd w:fill="FBFAF6" w:val="clear"/>
-            <w:tcMar>
-              <w:top w:type="dxa" w:w="40"/>
-              <w:left w:type="dxa" w:w="100"/>
-              <w:bottom w:type="dxa" w:w="40"/>
-              <w:right w:type="dxa" w:w="100"/>
-            </w:tcMar>
-          </w:tcPr>
-          <w:p>
-            <w:pPr>
-              <w:spacing w:before="22" w:after="22"/>
-            </w:pPr>
-            <w:r>
-              <w:rPr>
-                <w:b/>
-                <w:bCs/>
-                <w:color w:val="8186EF"/>
-                <w:sz w:val="16"/>
-                <w:szCs w:val="16"/>
-              </w:rPr>
-              <w:t xml:space="preserve">8  </w:t>
+              <w:t xml:space="preserve">D</w:t>
+            </w:r>
+          </w:p>
+        </w:tc>
+        <w:tc>
+          <w:tcPr>
+            <w:tcW w:type="pct" w:w="1667"/>
+            <w:tcMar>
+              <w:top w:type="dxa" w:w="40"/>
+              <w:left w:type="dxa" w:w="100"/>
+              <w:bottom w:type="dxa" w:w="40"/>
+              <w:right w:type="dxa" w:w="100"/>
+            </w:tcMar>
+          </w:tcPr>
+          <w:p>
+            <w:pPr>
+              <w:spacing w:before="22" w:after="22"/>
+            </w:pPr>
+            <w:r>
+              <w:rPr>
+                <w:b/>
+                <w:bCs/>
+                <w:color w:val="8186EF"/>
+                <w:sz w:val="16"/>
+                <w:szCs w:val="16"/>
+              </w:rPr>
+              <w:t xml:space="preserve">14  </w:t>
             </w:r>
             <w:r>
               <w:rPr>
@@ -5720,41 +5116,6 @@
         <w:tc>
           <w:tcPr>
             <w:tcW w:type="pct" w:w="1667"/>
-            <w:shd w:fill="FBFAF6" w:val="clear"/>
-            <w:tcMar>
-              <w:top w:type="dxa" w:w="40"/>
-              <w:left w:type="dxa" w:w="100"/>
-              <w:bottom w:type="dxa" w:w="40"/>
-              <w:right w:type="dxa" w:w="100"/>
-            </w:tcMar>
-          </w:tcPr>
-          <w:p>
-            <w:pPr>
-              <w:spacing w:before="22" w:after="22"/>
-            </w:pPr>
-            <w:r>
-              <w:rPr>
-                <w:b/>
-                <w:bCs/>
-                <w:color w:val="8186EF"/>
-                <w:sz w:val="16"/>
-                <w:szCs w:val="16"/>
-              </w:rPr>
-              <w:t xml:space="preserve">16  </w:t>
-            </w:r>
-            <w:r>
-              <w:rPr>
-                <w:sz w:val="17"/>
-                <w:szCs w:val="17"/>
-              </w:rPr>
-              <w:t xml:space="preserve">C</w:t>
-            </w:r>
-          </w:p>
-        </w:tc>
-        <w:tc>
-          <w:tcPr>
-            <w:tcW w:type="pct" w:w="1667"/>
-            <w:shd w:fill="FBFAF6" w:val="clear"/>
             <w:tcMar>
               <w:top w:type="dxa" w:w="40"/>
               <w:left w:type="dxa" w:w="100"/>
@@ -5813,6 +5174,98 @@
           <w:sz w:val="16"/>
           <w:szCs w:val="16"/>
         </w:rPr>
+        <w:t xml:space="preserve">The book writes: “OCI builds a balance in equity called accumulated other comprehensive income (AOCI). When an item is realized, for example when Orontes sells an AFS security, the gain or loss moves from AOCI into net income. This reclassification adjustment stops the same gain being counted twice.”</w:t>
+      </w:r>
+    </w:p>
+    <w:p>
+      <w:pPr>
+        <w:spacing w:after="18"/>
+        <w:ind w:left="300" w:hanging="300"/>
+      </w:pPr>
+      <w:r>
+        <w:rPr>
+          <w:b/>
+          <w:bCs/>
+          <w:color w:val="8186EF"/>
+          <w:sz w:val="16"/>
+          <w:szCs w:val="16"/>
+        </w:rPr>
+        <w:t xml:space="preserve">2  </w:t>
+      </w:r>
+      <w:r>
+        <w:rPr>
+          <w:sz w:val="16"/>
+          <w:szCs w:val="16"/>
+        </w:rPr>
+        <w:t xml:space="preserve">The book writes: “Showing OCI only in the statement of changes in equity is not allowed. OCI builds a balance in equity called accumulated other comprehensive income (AOCI). When an item is realized, for example when Orontes sells an AFS security, the gain or loss moves from AOCI into net income. This reclassification adjustment stops the same gain being counted twice.”</w:t>
+      </w:r>
+    </w:p>
+    <w:p>
+      <w:pPr>
+        <w:spacing w:after="18"/>
+        <w:ind w:left="300" w:hanging="300"/>
+      </w:pPr>
+      <w:r>
+        <w:rPr>
+          <w:b/>
+          <w:bCs/>
+          <w:color w:val="8186EF"/>
+          <w:sz w:val="16"/>
+          <w:szCs w:val="16"/>
+        </w:rPr>
+        <w:t xml:space="preserve">3  </w:t>
+      </w:r>
+      <w:r>
+        <w:rPr>
+          <w:sz w:val="16"/>
+          <w:szCs w:val="16"/>
+        </w:rPr>
+        <w:t xml:space="preserve">The book writes: “This reclassification adjustment stops the same gain being counted twice. Under IFRS, a revaluation surplus on PP&amp;E, fair value changes on equity investments elected to OCI, and pension remeasurements stay in OCI forever. GAAP does not allow PP&amp;E revaluation, and it reclassifies its OCI items to net income later. Comprehensive income adds this year's OCI, not the AOCI balance.”</w:t>
+      </w:r>
+    </w:p>
+    <w:p>
+      <w:pPr>
+        <w:spacing w:after="18"/>
+        <w:ind w:left="300" w:hanging="300"/>
+      </w:pPr>
+      <w:r>
+        <w:rPr>
+          <w:b/>
+          <w:bCs/>
+          <w:color w:val="8186EF"/>
+          <w:sz w:val="16"/>
+          <w:szCs w:val="16"/>
+        </w:rPr>
+        <w:t xml:space="preserve">4  </w:t>
+      </w:r>
+      <w:r>
+        <w:rPr>
+          <w:sz w:val="16"/>
+          <w:szCs w:val="16"/>
+        </w:rPr>
+        <w:t xml:space="preserve">The book pairs Unrealized gains and losses on debt securities (AFS / FVOCI) with “OCI; reclassified to net income on sale”.</w:t>
+      </w:r>
+    </w:p>
+    <w:p>
+      <w:pPr>
+        <w:spacing w:after="18"/>
+        <w:ind w:left="300" w:hanging="300"/>
+      </w:pPr>
+      <w:r>
+        <w:rPr>
+          <w:b/>
+          <w:bCs/>
+          <w:color w:val="8186EF"/>
+          <w:sz w:val="16"/>
+          <w:szCs w:val="16"/>
+        </w:rPr>
+        <w:t xml:space="preserve">5  </w:t>
+      </w:r>
+      <w:r>
+        <w:rPr>
+          <w:sz w:val="16"/>
+          <w:szCs w:val="16"/>
+        </w:rPr>
         <w:t xml:space="preserve">The book’s own table pairs Unrealized gains and losses on debt securities (AFS / FVOCI) with “OCI; reclassified to net income on sale”.</w:t>
       </w:r>
     </w:p>
@@ -5829,7 +5282,7 @@
           <w:sz w:val="16"/>
           <w:szCs w:val="16"/>
         </w:rPr>
-        <w:t xml:space="preserve">2  </w:t>
+        <w:t xml:space="preserve">6  </w:t>
       </w:r>
       <w:r>
         <w:rPr>
@@ -5852,7 +5305,7 @@
           <w:sz w:val="16"/>
           <w:szCs w:val="16"/>
         </w:rPr>
-        <w:t xml:space="preserve">3  </w:t>
+        <w:t xml:space="preserve">7  </w:t>
       </w:r>
       <w:r>
         <w:rPr>
@@ -5875,7 +5328,7 @@
           <w:sz w:val="16"/>
           <w:szCs w:val="16"/>
         </w:rPr>
-        <w:t xml:space="preserve">4  </w:t>
+        <w:t xml:space="preserve">8  </w:t>
       </w:r>
       <w:r>
         <w:rPr>
@@ -5898,98 +5351,6 @@
           <w:sz w:val="16"/>
           <w:szCs w:val="16"/>
         </w:rPr>
-        <w:t xml:space="preserve">5  </w:t>
-      </w:r>
-      <w:r>
-        <w:rPr>
-          <w:sz w:val="16"/>
-          <w:szCs w:val="16"/>
-        </w:rPr>
-        <w:t xml:space="preserve">The book’s own table pairs Effective part of cash-flow hedges with “OCI; reclassified when the hedged item affects income”.</w:t>
-      </w:r>
-    </w:p>
-    <w:p>
-      <w:pPr>
-        <w:spacing w:after="18"/>
-        <w:ind w:left="300" w:hanging="300"/>
-      </w:pPr>
-      <w:r>
-        <w:rPr>
-          <w:b/>
-          <w:bCs/>
-          <w:color w:val="8186EF"/>
-          <w:sz w:val="16"/>
-          <w:szCs w:val="16"/>
-        </w:rPr>
-        <w:t xml:space="preserve">6  </w:t>
-      </w:r>
-      <w:r>
-        <w:rPr>
-          <w:sz w:val="16"/>
-          <w:szCs w:val="16"/>
-        </w:rPr>
-        <w:t xml:space="preserve">The book’s own table pairs Revaluation of PP&amp;E with “Not allowed”.</w:t>
-      </w:r>
-    </w:p>
-    <w:p>
-      <w:pPr>
-        <w:spacing w:after="18"/>
-        <w:ind w:left="300" w:hanging="300"/>
-      </w:pPr>
-      <w:r>
-        <w:rPr>
-          <w:b/>
-          <w:bCs/>
-          <w:color w:val="8186EF"/>
-          <w:sz w:val="16"/>
-          <w:szCs w:val="16"/>
-        </w:rPr>
-        <w:t xml:space="preserve">7  </w:t>
-      </w:r>
-      <w:r>
-        <w:rPr>
-          <w:sz w:val="16"/>
-          <w:szCs w:val="16"/>
-        </w:rPr>
-        <w:t xml:space="preserve">The book’s own table gives OCI; reclassified on sale as the IFRS of Unrealized gains and losses on debt securities (AFS / FVOCI).</w:t>
-      </w:r>
-    </w:p>
-    <w:p>
-      <w:pPr>
-        <w:spacing w:after="18"/>
-        <w:ind w:left="300" w:hanging="300"/>
-      </w:pPr>
-      <w:r>
-        <w:rPr>
-          <w:b/>
-          <w:bCs/>
-          <w:color w:val="8186EF"/>
-          <w:sz w:val="16"/>
-          <w:szCs w:val="16"/>
-        </w:rPr>
-        <w:t xml:space="preserve">8  </w:t>
-      </w:r>
-      <w:r>
-        <w:rPr>
-          <w:sz w:val="16"/>
-          <w:szCs w:val="16"/>
-        </w:rPr>
-        <w:t xml:space="preserve">The book pairs Unrealized gains and losses on debt securities (AFS / FVOCI) with “OCI; reclassified to net income on sale”.</w:t>
-      </w:r>
-    </w:p>
-    <w:p>
-      <w:pPr>
-        <w:spacing w:after="18"/>
-        <w:ind w:left="300" w:hanging="300"/>
-      </w:pPr>
-      <w:r>
-        <w:rPr>
-          <w:b/>
-          <w:bCs/>
-          <w:color w:val="8186EF"/>
-          <w:sz w:val="16"/>
-          <w:szCs w:val="16"/>
-        </w:rPr>
         <w:t xml:space="preserve">9  </w:t>
       </w:r>
       <w:r>
@@ -5997,7 +5358,7 @@
           <w:sz w:val="16"/>
           <w:szCs w:val="16"/>
         </w:rPr>
-        <w:t xml:space="preserve">The book’s own table pairs Unrealized gains and losses on debt securities (AFS / FVOCI) with “OCI; reclassified to net income on sale”.</w:t>
+        <w:t xml:space="preserve">The book pairs Unrealized gains and losses on debt securities (AFS / FVOCI) with “OCI; reclassified on sale”.</w:t>
       </w:r>
     </w:p>
     <w:p>
@@ -6020,7 +5381,7 @@
           <w:sz w:val="16"/>
           <w:szCs w:val="16"/>
         </w:rPr>
-        <w:t xml:space="preserve">The book’s own table pairs Changes in fair value of equity securities with “Net income (no OCI option)”.</w:t>
+        <w:t xml:space="preserve">The book pairs Changes in fair value of equity securities with “Net income, or OCI by election (never reclassified)”, not with “Revaluation surplus in OCI; never reclassified”.</w:t>
       </w:r>
     </w:p>
     <w:p>
@@ -6043,7 +5404,7 @@
           <w:sz w:val="16"/>
           <w:szCs w:val="16"/>
         </w:rPr>
-        <w:t xml:space="preserve">The book’s own table pairs Foreign-currency translation adjustments with “OCI; reclassified when the foreign operation is sold”.</w:t>
+        <w:t xml:space="preserve">IAS 16 revaluation increases go to OCI and are not recycled. A is wrong: Revaluation increases go to OCI, unless they reverse an earlier loss. B is wrong: Revaluation surplus is never recycled under IFRS.</w:t>
       </w:r>
     </w:p>
     <w:p>
@@ -6066,7 +5427,7 @@
           <w:sz w:val="16"/>
           <w:szCs w:val="16"/>
         </w:rPr>
-        <w:t xml:space="preserve">The book’s own table pairs Pension gains, losses and prior service cost with “OCI; amortized into net income later”.</w:t>
+        <w:t xml:space="preserve">Operating income plus other income and expense. A is wrong: This is after tax. B is wrong: This leaves out equity-method income.</w:t>
       </w:r>
     </w:p>
     <w:p>
@@ -6089,7 +5450,7 @@
           <w:sz w:val="16"/>
           <w:szCs w:val="16"/>
         </w:rPr>
-        <w:t xml:space="preserve">The book pairs Unrealized gains and losses on debt securities (AFS / FVOCI) with “OCI; reclassified on sale”.</w:t>
+        <w:t xml:space="preserve">IAS 16 revaluation increases go to OCI and are not recycled. A is wrong: Revaluation increases go to OCI, unless they reverse an earlier loss. B is wrong: Revaluation surplus is never recycled under IFRS.</w:t>
       </w:r>
     </w:p>
     <w:p>
@@ -6112,7 +5473,7 @@
           <w:sz w:val="16"/>
           <w:szCs w:val="16"/>
         </w:rPr>
-        <w:t xml:space="preserve">The book pairs Changes in fair value of equity securities with “Net income, or OCI by election (never reclassified)”, not with “Revaluation surplus in OCI; never reclassified”.</w:t>
+        <w:t xml:space="preserve">CMA questions use exact terms, and one word can change the answer.</w:t>
       </w:r>
     </w:p>
     <w:p>
@@ -6135,7 +5496,7 @@
           <w:sz w:val="16"/>
           <w:szCs w:val="16"/>
         </w:rPr>
-        <w:t xml:space="preserve">IAS 16 revaluation increases go to OCI and are not recycled. A is wrong: Revaluation increases go to OCI, unless they reverse an earlier loss. B is wrong: Revaluation surplus is never recycled under IFRS.</w:t>
+        <w:t xml:space="preserve">The term tables in each section are the book’s own.</w:t>
       </w:r>
     </w:p>
     <w:p>
@@ -6158,7 +5519,7 @@
           <w:sz w:val="16"/>
           <w:szCs w:val="16"/>
         </w:rPr>
-        <w:t xml:space="preserve">Operating income plus other income and expense. A is wrong: This is after tax. B is wrong: This leaves out equity-method income.</w:t>
+        <w:t xml:space="preserve">The exam marks the term, so the English word is the answer.</w:t>
       </w:r>
     </w:p>
     <w:p>
@@ -6181,76 +5542,7 @@
           <w:sz w:val="16"/>
           <w:szCs w:val="16"/>
         </w:rPr>
-        <w:t xml:space="preserve">IAS 16 revaluation increases go to OCI and are not recycled. A is wrong: Revaluation increases go to OCI, unless they reverse an earlier loss. B is wrong: Revaluation surplus is never recycled under IFRS.</w:t>
-      </w:r>
-    </w:p>
-    <w:p>
-      <w:pPr>
-        <w:spacing w:after="18"/>
-        <w:ind w:left="300" w:hanging="300"/>
-      </w:pPr>
-      <w:r>
-        <w:rPr>
-          <w:b/>
-          <w:bCs/>
-          <w:color w:val="8186EF"/>
-          <w:sz w:val="16"/>
-          <w:szCs w:val="16"/>
-        </w:rPr>
-        <w:t xml:space="preserve">18  </w:t>
-      </w:r>
-      <w:r>
-        <w:rPr>
-          <w:sz w:val="16"/>
-          <w:szCs w:val="16"/>
-        </w:rPr>
-        <w:t xml:space="preserve">CMA questions use exact terms, and one word can change the answer.</w:t>
-      </w:r>
-    </w:p>
-    <w:p>
-      <w:pPr>
-        <w:spacing w:after="18"/>
-        <w:ind w:left="300" w:hanging="300"/>
-      </w:pPr>
-      <w:r>
-        <w:rPr>
-          <w:b/>
-          <w:bCs/>
-          <w:color w:val="8186EF"/>
-          <w:sz w:val="16"/>
-          <w:szCs w:val="16"/>
-        </w:rPr>
-        <w:t xml:space="preserve">19  </w:t>
-      </w:r>
-      <w:r>
-        <w:rPr>
-          <w:sz w:val="16"/>
-          <w:szCs w:val="16"/>
-        </w:rPr>
-        <w:t xml:space="preserve">The term tables in each section are the book’s own.</w:t>
-      </w:r>
-    </w:p>
-    <w:p>
-      <w:pPr>
-        <w:spacing w:after="18"/>
-        <w:ind w:left="300" w:hanging="300"/>
-      </w:pPr>
-      <w:r>
-        <w:rPr>
-          <w:b/>
-          <w:bCs/>
-          <w:color w:val="8186EF"/>
-          <w:sz w:val="16"/>
-          <w:szCs w:val="16"/>
-        </w:rPr>
-        <w:t xml:space="preserve">20  </w:t>
-      </w:r>
-      <w:r>
-        <w:rPr>
-          <w:sz w:val="16"/>
-          <w:szCs w:val="16"/>
-        </w:rPr>
-        <w:t xml:space="preserve">The exam marks the term, so the English word is the answer.</w:t>
+        <w:t xml:space="preserve">Every item on a Workshop sheet is settled by something printed on the same sheet.</w:t>
       </w:r>
     </w:p>
     <w:p/>
@@ -6360,73 +5652,73 @@
                 <w:sz w:val="17"/>
                 <w:szCs w:val="17"/>
               </w:rPr>
-              <w:t xml:space="preserve">A</w:t>
-            </w:r>
-          </w:p>
-        </w:tc>
-        <w:tc>
-          <w:tcPr>
-            <w:tcW w:type="pct" w:w="1667"/>
-            <w:tcMar>
-              <w:top w:type="dxa" w:w="40"/>
-              <w:left w:type="dxa" w:w="100"/>
-              <w:bottom w:type="dxa" w:w="40"/>
-              <w:right w:type="dxa" w:w="100"/>
-            </w:tcMar>
-          </w:tcPr>
-          <w:p>
-            <w:pPr>
-              <w:spacing w:before="22" w:after="22"/>
-            </w:pPr>
-            <w:r>
-              <w:rPr>
-                <w:b/>
-                <w:bCs/>
-                <w:color w:val="8186EF"/>
-                <w:sz w:val="16"/>
-                <w:szCs w:val="16"/>
-              </w:rPr>
-              <w:t xml:space="preserve">8  </w:t>
-            </w:r>
-            <w:r>
-              <w:rPr>
-                <w:sz w:val="17"/>
-                <w:szCs w:val="17"/>
-              </w:rPr>
-              <w:t xml:space="preserve">B</w:t>
-            </w:r>
-          </w:p>
-        </w:tc>
-        <w:tc>
-          <w:tcPr>
-            <w:tcW w:type="pct" w:w="1667"/>
-            <w:tcMar>
-              <w:top w:type="dxa" w:w="40"/>
-              <w:left w:type="dxa" w:w="100"/>
-              <w:bottom w:type="dxa" w:w="40"/>
-              <w:right w:type="dxa" w:w="100"/>
-            </w:tcMar>
-          </w:tcPr>
-          <w:p>
-            <w:pPr>
-              <w:spacing w:before="22" w:after="22"/>
-            </w:pPr>
-            <w:r>
-              <w:rPr>
-                <w:b/>
-                <w:bCs/>
-                <w:color w:val="8186EF"/>
-                <w:sz w:val="16"/>
-                <w:szCs w:val="16"/>
-              </w:rPr>
-              <w:t xml:space="preserve">15  </w:t>
-            </w:r>
-            <w:r>
-              <w:rPr>
-                <w:sz w:val="17"/>
-                <w:szCs w:val="17"/>
-              </w:rPr>
-              <w:t xml:space="preserve">A</w:t>
+              <w:t xml:space="preserve">estimates · impairment · Different</w:t>
+            </w:r>
+          </w:p>
+        </w:tc>
+        <w:tc>
+          <w:tcPr>
+            <w:tcW w:type="pct" w:w="1667"/>
+            <w:tcMar>
+              <w:top w:type="dxa" w:w="40"/>
+              <w:left w:type="dxa" w:w="100"/>
+              <w:bottom w:type="dxa" w:w="40"/>
+              <w:right w:type="dxa" w:w="100"/>
+            </w:tcMar>
+          </w:tcPr>
+          <w:p>
+            <w:pPr>
+              <w:spacing w:before="22" w:after="22"/>
+            </w:pPr>
+            <w:r>
+              <w:rPr>
+                <w:b/>
+                <w:bCs/>
+                <w:color w:val="8186EF"/>
+                <w:sz w:val="16"/>
+                <w:szCs w:val="16"/>
+              </w:rPr>
+              <w:t xml:space="preserve">7  </w:t>
+            </w:r>
+            <w:r>
+              <w:rPr>
+                <w:sz w:val="17"/>
+                <w:szCs w:val="17"/>
+              </w:rPr>
+              <w:t xml:space="preserve">C</w:t>
+            </w:r>
+          </w:p>
+        </w:tc>
+        <w:tc>
+          <w:tcPr>
+            <w:tcW w:type="pct" w:w="1667"/>
+            <w:tcMar>
+              <w:top w:type="dxa" w:w="40"/>
+              <w:left w:type="dxa" w:w="100"/>
+              <w:bottom w:type="dxa" w:w="40"/>
+              <w:right w:type="dxa" w:w="100"/>
+            </w:tcMar>
+          </w:tcPr>
+          <w:p>
+            <w:pPr>
+              <w:spacing w:before="22" w:after="22"/>
+            </w:pPr>
+            <w:r>
+              <w:rPr>
+                <w:b/>
+                <w:bCs/>
+                <w:color w:val="8186EF"/>
+                <w:sz w:val="16"/>
+                <w:szCs w:val="16"/>
+              </w:rPr>
+              <w:t xml:space="preserve">13  </w:t>
+            </w:r>
+            <w:r>
+              <w:rPr>
+                <w:sz w:val="17"/>
+                <w:szCs w:val="17"/>
+              </w:rPr>
+              <w:t xml:space="preserve">T</w:t>
             </w:r>
           </w:p>
         </w:tc>
@@ -6462,7 +5754,7 @@
                 <w:sz w:val="17"/>
                 <w:szCs w:val="17"/>
               </w:rPr>
-              <w:t xml:space="preserve">C</w:t>
+              <w:t xml:space="preserve">discretionary · advertising · importantly</w:t>
             </w:r>
           </w:p>
         </w:tc>
@@ -6489,14 +5781,14 @@
                 <w:sz w:val="16"/>
                 <w:szCs w:val="16"/>
               </w:rPr>
-              <w:t xml:space="preserve">9  </w:t>
-            </w:r>
-            <w:r>
-              <w:rPr>
-                <w:sz w:val="17"/>
-                <w:szCs w:val="17"/>
-              </w:rPr>
-              <w:t xml:space="preserve">T</w:t>
+              <w:t xml:space="preserve">8  </w:t>
+            </w:r>
+            <w:r>
+              <w:rPr>
+                <w:sz w:val="17"/>
+                <w:szCs w:val="17"/>
+              </w:rPr>
+              <w:t xml:space="preserve">B</w:t>
             </w:r>
           </w:p>
         </w:tc>
@@ -6523,14 +5815,14 @@
                 <w:sz w:val="16"/>
                 <w:szCs w:val="16"/>
               </w:rPr>
-              <w:t xml:space="preserve">16  </w:t>
-            </w:r>
-            <w:r>
-              <w:rPr>
-                <w:sz w:val="17"/>
-                <w:szCs w:val="17"/>
-              </w:rPr>
-              <w:t xml:space="preserve">T</w:t>
+              <w:t xml:space="preserve">14  </w:t>
+            </w:r>
+            <w:r>
+              <w:rPr>
+                <w:sz w:val="17"/>
+                <w:szCs w:val="17"/>
+              </w:rPr>
+              <w:t xml:space="preserve">A</w:t>
             </w:r>
           </w:p>
         </w:tc>
@@ -6565,66 +5857,33 @@
                 <w:sz w:val="17"/>
                 <w:szCs w:val="17"/>
               </w:rPr>
-              <w:t xml:space="preserve">C</w:t>
-            </w:r>
-          </w:p>
-        </w:tc>
-        <w:tc>
-          <w:tcPr>
-            <w:tcW w:type="pct" w:w="1667"/>
-            <w:tcMar>
-              <w:top w:type="dxa" w:w="40"/>
-              <w:left w:type="dxa" w:w="100"/>
-              <w:bottom w:type="dxa" w:w="40"/>
-              <w:right w:type="dxa" w:w="100"/>
-            </w:tcMar>
-          </w:tcPr>
-          <w:p>
-            <w:pPr>
-              <w:spacing w:before="22" w:after="22"/>
-            </w:pPr>
-            <w:r>
-              <w:rPr>
-                <w:b/>
-                <w:bCs/>
-                <w:color w:val="8186EF"/>
-                <w:sz w:val="16"/>
-                <w:szCs w:val="16"/>
-              </w:rPr>
-              <w:t xml:space="preserve">10  </w:t>
-            </w:r>
-            <w:r>
-              <w:rPr>
-                <w:sz w:val="17"/>
-                <w:szCs w:val="17"/>
-              </w:rPr>
-              <w:t xml:space="preserve">A</w:t>
-            </w:r>
-          </w:p>
-        </w:tc>
-        <w:tc>
-          <w:tcPr>
-            <w:tcW w:type="pct" w:w="1667"/>
-            <w:tcMar>
-              <w:top w:type="dxa" w:w="40"/>
-              <w:left w:type="dxa" w:w="100"/>
-              <w:bottom w:type="dxa" w:w="40"/>
-              <w:right w:type="dxa" w:w="100"/>
-            </w:tcMar>
-          </w:tcPr>
-          <w:p>
-            <w:pPr>
-              <w:spacing w:before="22" w:after="22"/>
-            </w:pPr>
-            <w:r>
-              <w:rPr>
-                <w:b/>
-                <w:bCs/>
-                <w:color w:val="8186EF"/>
-                <w:sz w:val="16"/>
-                <w:szCs w:val="16"/>
-              </w:rPr>
-              <w:t xml:space="preserve">17  </w:t>
+              <w:t xml:space="preserve">statement · subtotals · exceptionnel</w:t>
+            </w:r>
+          </w:p>
+        </w:tc>
+        <w:tc>
+          <w:tcPr>
+            <w:tcW w:type="pct" w:w="1667"/>
+            <w:tcMar>
+              <w:top w:type="dxa" w:w="40"/>
+              <w:left w:type="dxa" w:w="100"/>
+              <w:bottom w:type="dxa" w:w="40"/>
+              <w:right w:type="dxa" w:w="100"/>
+            </w:tcMar>
+          </w:tcPr>
+          <w:p>
+            <w:pPr>
+              <w:spacing w:before="22" w:after="22"/>
+            </w:pPr>
+            <w:r>
+              <w:rPr>
+                <w:b/>
+                <w:bCs/>
+                <w:color w:val="8186EF"/>
+                <w:sz w:val="16"/>
+                <w:szCs w:val="16"/>
+              </w:rPr>
+              <w:t xml:space="preserve">9  </w:t>
             </w:r>
             <w:r>
               <w:rPr>
@@ -6632,6 +5891,39 @@
                 <w:szCs w:val="17"/>
               </w:rPr>
               <w:t xml:space="preserve">T</w:t>
+            </w:r>
+          </w:p>
+        </w:tc>
+        <w:tc>
+          <w:tcPr>
+            <w:tcW w:type="pct" w:w="1667"/>
+            <w:tcMar>
+              <w:top w:type="dxa" w:w="40"/>
+              <w:left w:type="dxa" w:w="100"/>
+              <w:bottom w:type="dxa" w:w="40"/>
+              <w:right w:type="dxa" w:w="100"/>
+            </w:tcMar>
+          </w:tcPr>
+          <w:p>
+            <w:pPr>
+              <w:spacing w:before="22" w:after="22"/>
+            </w:pPr>
+            <w:r>
+              <w:rPr>
+                <w:b/>
+                <w:bCs/>
+                <w:color w:val="8186EF"/>
+                <w:sz w:val="16"/>
+                <w:szCs w:val="16"/>
+              </w:rPr>
+              <w:t xml:space="preserve">15  </w:t>
+            </w:r>
+            <w:r>
+              <w:rPr>
+                <w:sz w:val="17"/>
+                <w:szCs w:val="17"/>
+              </w:rPr>
+              <w:t xml:space="preserve">Compare with the model earlier in this handout.</w:t>
             </w:r>
           </w:p>
         </w:tc>
@@ -6667,7 +5959,7 @@
                 <w:sz w:val="17"/>
                 <w:szCs w:val="17"/>
               </w:rPr>
-              <w:t xml:space="preserve">B</w:t>
+              <w:t xml:space="preserve">T</w:t>
             </w:r>
           </w:p>
         </w:tc>
@@ -6694,14 +5986,14 @@
                 <w:sz w:val="16"/>
                 <w:szCs w:val="16"/>
               </w:rPr>
-              <w:t xml:space="preserve">11  </w:t>
-            </w:r>
-            <w:r>
-              <w:rPr>
-                <w:sz w:val="17"/>
-                <w:szCs w:val="17"/>
-              </w:rPr>
-              <w:t xml:space="preserve">C</w:t>
+              <w:t xml:space="preserve">10  </w:t>
+            </w:r>
+            <w:r>
+              <w:rPr>
+                <w:sz w:val="17"/>
+                <w:szCs w:val="17"/>
+              </w:rPr>
+              <w:t xml:space="preserve">A</w:t>
             </w:r>
           </w:p>
         </w:tc>
@@ -6728,14 +6020,14 @@
                 <w:sz w:val="16"/>
                 <w:szCs w:val="16"/>
               </w:rPr>
-              <w:t xml:space="preserve">18  </w:t>
-            </w:r>
-            <w:r>
-              <w:rPr>
-                <w:sz w:val="17"/>
-                <w:szCs w:val="17"/>
-              </w:rPr>
-              <w:t xml:space="preserve">T</w:t>
+              <w:t xml:space="preserve">16  </w:t>
+            </w:r>
+            <w:r>
+              <w:rPr>
+                <w:sz w:val="17"/>
+                <w:szCs w:val="17"/>
+              </w:rPr>
+              <w:t xml:space="preserve">Net income depends on many estimates: useful lives, credit losses, impairment tests and warranty costs. Different companies also choose different methods, such as FIFO or LIFO for inventory. Two similar companies can therefore report different profits from the same activity.</w:t>
             </w:r>
           </w:p>
         </w:tc>
@@ -6796,47 +6088,37 @@
                 <w:sz w:val="16"/>
                 <w:szCs w:val="16"/>
               </w:rPr>
-              <w:t xml:space="preserve">12  </w:t>
-            </w:r>
-            <w:r>
-              <w:rPr>
-                <w:sz w:val="17"/>
-                <w:szCs w:val="17"/>
-              </w:rPr>
-              <w:t xml:space="preserve">C</w:t>
-            </w:r>
-          </w:p>
-        </w:tc>
-        <w:tc>
-          <w:tcPr>
-            <w:tcW w:type="pct" w:w="1667"/>
-            <w:tcMar>
-              <w:top w:type="dxa" w:w="40"/>
-              <w:left w:type="dxa" w:w="100"/>
-              <w:bottom w:type="dxa" w:w="40"/>
-              <w:right w:type="dxa" w:w="100"/>
-            </w:tcMar>
-          </w:tcPr>
-          <w:p>
-            <w:pPr>
-              <w:spacing w:before="22" w:after="22"/>
-            </w:pPr>
-            <w:r>
-              <w:rPr>
-                <w:b/>
-                <w:bCs/>
-                <w:color w:val="8186EF"/>
-                <w:sz w:val="16"/>
-                <w:szCs w:val="16"/>
-              </w:rPr>
-              <w:t xml:space="preserve">19  </w:t>
-            </w:r>
-            <w:r>
-              <w:rPr>
-                <w:sz w:val="17"/>
-                <w:szCs w:val="17"/>
-              </w:rPr>
-              <w:t xml:space="preserve">A</w:t>
+              <w:t xml:space="preserve">11  </w:t>
+            </w:r>
+            <w:r>
+              <w:rPr>
+                <w:sz w:val="17"/>
+                <w:szCs w:val="17"/>
+              </w:rPr>
+              <w:t xml:space="preserve">T</w:t>
+            </w:r>
+          </w:p>
+        </w:tc>
+        <w:tc>
+          <w:tcPr>
+            <w:tcW w:type="pct" w:w="1667"/>
+            <w:tcMar>
+              <w:top w:type="dxa" w:w="40"/>
+              <w:left w:type="dxa" w:w="100"/>
+              <w:bottom w:type="dxa" w:w="40"/>
+              <w:right w:type="dxa" w:w="100"/>
+            </w:tcMar>
+          </w:tcPr>
+          <w:p>
+            <w:pPr>
+              <w:spacing w:before="24" w:after="24"/>
+            </w:pPr>
+            <w:r>
+              <w:rPr>
+                <w:sz w:val="16"/>
+                <w:szCs w:val="16"/>
+              </w:rPr>
+              <w:t xml:space="preserve"/>
             </w:r>
           </w:p>
         </w:tc>
@@ -6899,14 +6181,14 @@
                 <w:sz w:val="16"/>
                 <w:szCs w:val="16"/>
               </w:rPr>
-              <w:t xml:space="preserve">13  </w:t>
-            </w:r>
-            <w:r>
-              <w:rPr>
-                <w:sz w:val="17"/>
-                <w:szCs w:val="17"/>
-              </w:rPr>
-              <w:t xml:space="preserve">B</w:t>
+              <w:t xml:space="preserve">12  </w:t>
+            </w:r>
+            <w:r>
+              <w:rPr>
+                <w:sz w:val="17"/>
+                <w:szCs w:val="17"/>
+              </w:rPr>
+              <w:t xml:space="preserve">T</w:t>
             </w:r>
           </w:p>
         </w:tc>
@@ -6923,125 +6205,14 @@
           </w:tcPr>
           <w:p>
             <w:pPr>
-              <w:spacing w:before="22" w:after="22"/>
-            </w:pPr>
-            <w:r>
-              <w:rPr>
-                <w:b/>
-                <w:bCs/>
-                <w:color w:val="8186EF"/>
-                <w:sz w:val="16"/>
-                <w:szCs w:val="16"/>
-              </w:rPr>
-              <w:t xml:space="preserve">20  </w:t>
-            </w:r>
-            <w:r>
-              <w:rPr>
-                <w:sz w:val="17"/>
-                <w:szCs w:val="17"/>
-              </w:rPr>
-              <w:t xml:space="preserve">Compare with the model earlier in this handout.</w:t>
-            </w:r>
-          </w:p>
-        </w:tc>
-      </w:tr>
-      <w:tr>
-        <w:tc>
-          <w:tcPr>
-            <w:tcW w:type="pct" w:w="1667"/>
-            <w:tcMar>
-              <w:top w:type="dxa" w:w="40"/>
-              <w:left w:type="dxa" w:w="100"/>
-              <w:bottom w:type="dxa" w:w="40"/>
-              <w:right w:type="dxa" w:w="100"/>
-            </w:tcMar>
-          </w:tcPr>
-          <w:p>
-            <w:pPr>
-              <w:spacing w:before="22" w:after="22"/>
-            </w:pPr>
-            <w:r>
-              <w:rPr>
-                <w:b/>
-                <w:bCs/>
-                <w:color w:val="8186EF"/>
-                <w:sz w:val="16"/>
-                <w:szCs w:val="16"/>
-              </w:rPr>
-              <w:t xml:space="preserve">7  </w:t>
-            </w:r>
-            <w:r>
-              <w:rPr>
-                <w:sz w:val="17"/>
-                <w:szCs w:val="17"/>
-              </w:rPr>
-              <w:t xml:space="preserve">A</w:t>
-            </w:r>
-          </w:p>
-        </w:tc>
-        <w:tc>
-          <w:tcPr>
-            <w:tcW w:type="pct" w:w="1667"/>
-            <w:tcMar>
-              <w:top w:type="dxa" w:w="40"/>
-              <w:left w:type="dxa" w:w="100"/>
-              <w:bottom w:type="dxa" w:w="40"/>
-              <w:right w:type="dxa" w:w="100"/>
-            </w:tcMar>
-          </w:tcPr>
-          <w:p>
-            <w:pPr>
-              <w:spacing w:before="22" w:after="22"/>
-            </w:pPr>
-            <w:r>
-              <w:rPr>
-                <w:b/>
-                <w:bCs/>
-                <w:color w:val="8186EF"/>
-                <w:sz w:val="16"/>
-                <w:szCs w:val="16"/>
-              </w:rPr>
-              <w:t xml:space="preserve">14  </w:t>
-            </w:r>
-            <w:r>
-              <w:rPr>
-                <w:sz w:val="17"/>
-                <w:szCs w:val="17"/>
-              </w:rPr>
-              <w:t xml:space="preserve">T</w:t>
-            </w:r>
-          </w:p>
-        </w:tc>
-        <w:tc>
-          <w:tcPr>
-            <w:tcW w:type="pct" w:w="1667"/>
-            <w:tcMar>
-              <w:top w:type="dxa" w:w="40"/>
-              <w:left w:type="dxa" w:w="100"/>
-              <w:bottom w:type="dxa" w:w="40"/>
-              <w:right w:type="dxa" w:w="100"/>
-            </w:tcMar>
-          </w:tcPr>
-          <w:p>
-            <w:pPr>
-              <w:spacing w:before="22" w:after="22"/>
-            </w:pPr>
-            <w:r>
-              <w:rPr>
-                <w:b/>
-                <w:bCs/>
-                <w:color w:val="8186EF"/>
-                <w:sz w:val="16"/>
-                <w:szCs w:val="16"/>
-              </w:rPr>
-              <w:t xml:space="preserve">21  </w:t>
-            </w:r>
-            <w:r>
-              <w:rPr>
-                <w:sz w:val="17"/>
-                <w:szCs w:val="17"/>
-              </w:rPr>
-              <w:t xml:space="preserve">Net income depends on many estimates: useful lives, credit losses, impairment tests and warranty costs. Different companies also choose different methods, such as FIFO or LIFO for inventory. Two similar companies can therefore report different profits from the same activity.</w:t>
+              <w:spacing w:before="24" w:after="24"/>
+            </w:pPr>
+            <w:r>
+              <w:rPr>
+                <w:sz w:val="16"/>
+                <w:szCs w:val="16"/>
+              </w:rPr>
+              <w:t xml:space="preserve"/>
             </w:r>
           </w:p>
         </w:tc>
@@ -7083,6 +6254,98 @@
           <w:sz w:val="16"/>
           <w:szCs w:val="16"/>
         </w:rPr>
+        <w:t xml:space="preserve">The book writes: “Net income depends on many estimates: useful lives, credit losses, impairment tests and warranty costs. Different companies also choose different methods, such as FIFO or LIFO for inventory. Two similar companies can therefore report different profits from the same activity.”</w:t>
+      </w:r>
+    </w:p>
+    <w:p>
+      <w:pPr>
+        <w:spacing w:after="18"/>
+        <w:ind w:left="300" w:hanging="300"/>
+      </w:pPr>
+      <w:r>
+        <w:rPr>
+          <w:b/>
+          <w:bCs/>
+          <w:color w:val="8186EF"/>
+          <w:sz w:val="16"/>
+          <w:szCs w:val="16"/>
+        </w:rPr>
+        <w:t xml:space="preserve">2  </w:t>
+      </w:r>
+      <w:r>
+        <w:rPr>
+          <w:sz w:val="16"/>
+          <w:szCs w:val="16"/>
+        </w:rPr>
+        <w:t xml:space="preserve">The book writes: “Managers can influence results by timing sales or discretionary costs, such as research or advertising, near the year-end. Most importantly, net income is not cash. Accrual accounting records revenue when it is earned and expenses when they are incurred.”</w:t>
+      </w:r>
+    </w:p>
+    <w:p>
+      <w:pPr>
+        <w:spacing w:after="18"/>
+        <w:ind w:left="300" w:hanging="300"/>
+      </w:pPr>
+      <w:r>
+        <w:rPr>
+          <w:b/>
+          <w:bCs/>
+          <w:color w:val="8186EF"/>
+          <w:sz w:val="16"/>
+          <w:szCs w:val="16"/>
+        </w:rPr>
+        <w:t xml:space="preserve">3  </w:t>
+      </w:r>
+      <w:r>
+        <w:rPr>
+          <w:sz w:val="16"/>
+          <w:szCs w:val="16"/>
+        </w:rPr>
+        <w:t xml:space="preserve">The book writes: “The face of the statement does not change. IFRS 18 replaces IAS 1 and adds required subtotals, including operating profit. French résultat means profit, not result in general, and résultat exceptionnel is not a U.S.”</w:t>
+      </w:r>
+    </w:p>
+    <w:p>
+      <w:pPr>
+        <w:spacing w:after="18"/>
+        <w:ind w:left="300" w:hanging="300"/>
+      </w:pPr>
+      <w:r>
+        <w:rPr>
+          <w:b/>
+          <w:bCs/>
+          <w:color w:val="8186EF"/>
+          <w:sz w:val="16"/>
+          <w:szCs w:val="16"/>
+        </w:rPr>
+        <w:t xml:space="preserve">4  </w:t>
+      </w:r>
+      <w:r>
+        <w:rPr>
+          <w:sz w:val="16"/>
+          <w:szCs w:val="16"/>
+        </w:rPr>
+        <w:t xml:space="preserve">The framework defines the elements, and every amount belongs to one of them.</w:t>
+      </w:r>
+    </w:p>
+    <w:p>
+      <w:pPr>
+        <w:spacing w:after="18"/>
+        <w:ind w:left="300" w:hanging="300"/>
+      </w:pPr>
+      <w:r>
+        <w:rPr>
+          <w:b/>
+          <w:bCs/>
+          <w:color w:val="8186EF"/>
+          <w:sz w:val="16"/>
+          <w:szCs w:val="16"/>
+        </w:rPr>
+        <w:t xml:space="preserve">5  </w:t>
+      </w:r>
+      <w:r>
+        <w:rPr>
+          <w:sz w:val="16"/>
+          <w:szCs w:val="16"/>
+        </w:rPr>
         <w:t xml:space="preserve">The book numbers “Purpose and structure of the income statement” as section 3.1.</w:t>
       </w:r>
     </w:p>
@@ -7099,7 +6362,7 @@
           <w:sz w:val="16"/>
           <w:szCs w:val="16"/>
         </w:rPr>
-        <w:t xml:space="preserve">2  </w:t>
+        <w:t xml:space="preserve">6  </w:t>
       </w:r>
       <w:r>
         <w:rPr>
@@ -7122,7 +6385,7 @@
           <w:sz w:val="16"/>
           <w:szCs w:val="16"/>
         </w:rPr>
-        <w:t xml:space="preserve">3  </w:t>
+        <w:t xml:space="preserve">7  </w:t>
       </w:r>
       <w:r>
         <w:rPr>
@@ -7145,7 +6408,7 @@
           <w:sz w:val="16"/>
           <w:szCs w:val="16"/>
         </w:rPr>
-        <w:t xml:space="preserve">4  </w:t>
+        <w:t xml:space="preserve">8  </w:t>
       </w:r>
       <w:r>
         <w:rPr>
@@ -7168,98 +6431,6 @@
           <w:sz w:val="16"/>
           <w:szCs w:val="16"/>
         </w:rPr>
-        <w:t xml:space="preserve">5  </w:t>
-      </w:r>
-      <w:r>
-        <w:rPr>
-          <w:sz w:val="16"/>
-          <w:szCs w:val="16"/>
-        </w:rPr>
-        <w:t xml:space="preserve">The book numbers “Limitations and links to the other statements” as section 3.5.</w:t>
-      </w:r>
-    </w:p>
-    <w:p>
-      <w:pPr>
-        <w:spacing w:after="18"/>
-        <w:ind w:left="300" w:hanging="300"/>
-      </w:pPr>
-      <w:r>
-        <w:rPr>
-          <w:b/>
-          <w:bCs/>
-          <w:color w:val="8186EF"/>
-          <w:sz w:val="16"/>
-          <w:szCs w:val="16"/>
-        </w:rPr>
-        <w:t xml:space="preserve">6  </w:t>
-      </w:r>
-      <w:r>
-        <w:rPr>
-          <w:sz w:val="16"/>
-          <w:szCs w:val="16"/>
-        </w:rPr>
-        <w:t xml:space="preserve">The book’s own table gives Operating expenses as the category of Fire loss.</w:t>
-      </w:r>
-    </w:p>
-    <w:p>
-      <w:pPr>
-        <w:spacing w:after="18"/>
-        <w:ind w:left="300" w:hanging="300"/>
-      </w:pPr>
-      <w:r>
-        <w:rPr>
-          <w:b/>
-          <w:bCs/>
-          <w:color w:val="8186EF"/>
-          <w:sz w:val="16"/>
-          <w:szCs w:val="16"/>
-        </w:rPr>
-        <w:t xml:space="preserve">7  </w:t>
-      </w:r>
-      <w:r>
-        <w:rPr>
-          <w:sz w:val="16"/>
-          <w:szCs w:val="16"/>
-        </w:rPr>
-        <w:t xml:space="preserve">The book’s own table gives Operating expenses as the category of Lawsuit settlement.</w:t>
-      </w:r>
-    </w:p>
-    <w:p>
-      <w:pPr>
-        <w:spacing w:after="18"/>
-        <w:ind w:left="300" w:hanging="300"/>
-      </w:pPr>
-      <w:r>
-        <w:rPr>
-          <w:b/>
-          <w:bCs/>
-          <w:color w:val="8186EF"/>
-          <w:sz w:val="16"/>
-          <w:szCs w:val="16"/>
-        </w:rPr>
-        <w:t xml:space="preserve">8  </w:t>
-      </w:r>
-      <w:r>
-        <w:rPr>
-          <w:sz w:val="16"/>
-          <w:szCs w:val="16"/>
-        </w:rPr>
-        <w:t xml:space="preserve">The book’s own table gives Other income and expense as the category of Interest expense.</w:t>
-      </w:r>
-    </w:p>
-    <w:p>
-      <w:pPr>
-        <w:spacing w:after="18"/>
-        <w:ind w:left="300" w:hanging="300"/>
-      </w:pPr>
-      <w:r>
-        <w:rPr>
-          <w:b/>
-          <w:bCs/>
-          <w:color w:val="8186EF"/>
-          <w:sz w:val="16"/>
-          <w:szCs w:val="16"/>
-        </w:rPr>
         <w:t xml:space="preserve">9  </w:t>
       </w:r>
       <w:r>
@@ -7267,7 +6438,7 @@
           <w:sz w:val="16"/>
           <w:szCs w:val="16"/>
         </w:rPr>
-        <w:t xml:space="preserve">The framework defines the elements, and every amount belongs to one of them.</w:t>
+        <w:t xml:space="preserve">Compare your sentence with the book’s wording in the key.</w:t>
       </w:r>
     </w:p>
     <w:p>
@@ -7290,7 +6461,7 @@
           <w:sz w:val="16"/>
           <w:szCs w:val="16"/>
         </w:rPr>
-        <w:t xml:space="preserve">The book numbers “Purpose and structure of the income statement” as section 3.1.</w:t>
+        <w:t xml:space="preserve">Every cycle settles one rule and shows where it comes from.</w:t>
       </w:r>
     </w:p>
     <w:p>
@@ -7313,7 +6484,7 @@
           <w:sz w:val="16"/>
           <w:szCs w:val="16"/>
         </w:rPr>
-        <w:t xml:space="preserve">The book numbers “Building the multi-step income statement” as section 3.2.</w:t>
+        <w:t xml:space="preserve">CMA questions use exact terms, and one word can change the answer.</w:t>
       </w:r>
     </w:p>
     <w:p>
@@ -7336,7 +6507,7 @@
           <w:sz w:val="16"/>
           <w:szCs w:val="16"/>
         </w:rPr>
-        <w:t xml:space="preserve">The book numbers “Unusual items and discontinued operations” as section 3.3.</w:t>
+        <w:t xml:space="preserve">The term tables in each section are the book’s own.</w:t>
       </w:r>
     </w:p>
     <w:p>
@@ -7359,7 +6530,7 @@
           <w:sz w:val="16"/>
           <w:szCs w:val="16"/>
         </w:rPr>
-        <w:t xml:space="preserve">The book numbers “Comprehensive income” as section 3.4.</w:t>
+        <w:t xml:space="preserve">The exam marks the term, so the English word is the answer.</w:t>
       </w:r>
     </w:p>
     <w:p>
@@ -7376,121 +6547,6 @@
           <w:szCs w:val="16"/>
         </w:rPr>
         <w:t xml:space="preserve">14  </w:t>
-      </w:r>
-      <w:r>
-        <w:rPr>
-          <w:sz w:val="16"/>
-          <w:szCs w:val="16"/>
-        </w:rPr>
-        <w:t xml:space="preserve">Compare your sentence with the book’s wording in the key.</w:t>
-      </w:r>
-    </w:p>
-    <w:p>
-      <w:pPr>
-        <w:spacing w:after="18"/>
-        <w:ind w:left="300" w:hanging="300"/>
-      </w:pPr>
-      <w:r>
-        <w:rPr>
-          <w:b/>
-          <w:bCs/>
-          <w:color w:val="8186EF"/>
-          <w:sz w:val="16"/>
-          <w:szCs w:val="16"/>
-        </w:rPr>
-        <w:t xml:space="preserve">15  </w:t>
-      </w:r>
-      <w:r>
-        <w:rPr>
-          <w:sz w:val="16"/>
-          <w:szCs w:val="16"/>
-        </w:rPr>
-        <w:t xml:space="preserve">Every cycle settles one rule and shows where it comes from.</w:t>
-      </w:r>
-    </w:p>
-    <w:p>
-      <w:pPr>
-        <w:spacing w:after="18"/>
-        <w:ind w:left="300" w:hanging="300"/>
-      </w:pPr>
-      <w:r>
-        <w:rPr>
-          <w:b/>
-          <w:bCs/>
-          <w:color w:val="8186EF"/>
-          <w:sz w:val="16"/>
-          <w:szCs w:val="16"/>
-        </w:rPr>
-        <w:t xml:space="preserve">16  </w:t>
-      </w:r>
-      <w:r>
-        <w:rPr>
-          <w:sz w:val="16"/>
-          <w:szCs w:val="16"/>
-        </w:rPr>
-        <w:t xml:space="preserve">CMA questions use exact terms, and one word can change the answer.</w:t>
-      </w:r>
-    </w:p>
-    <w:p>
-      <w:pPr>
-        <w:spacing w:after="18"/>
-        <w:ind w:left="300" w:hanging="300"/>
-      </w:pPr>
-      <w:r>
-        <w:rPr>
-          <w:b/>
-          <w:bCs/>
-          <w:color w:val="8186EF"/>
-          <w:sz w:val="16"/>
-          <w:szCs w:val="16"/>
-        </w:rPr>
-        <w:t xml:space="preserve">17  </w:t>
-      </w:r>
-      <w:r>
-        <w:rPr>
-          <w:sz w:val="16"/>
-          <w:szCs w:val="16"/>
-        </w:rPr>
-        <w:t xml:space="preserve">The term tables in each section are the book’s own.</w:t>
-      </w:r>
-    </w:p>
-    <w:p>
-      <w:pPr>
-        <w:spacing w:after="18"/>
-        <w:ind w:left="300" w:hanging="300"/>
-      </w:pPr>
-      <w:r>
-        <w:rPr>
-          <w:b/>
-          <w:bCs/>
-          <w:color w:val="8186EF"/>
-          <w:sz w:val="16"/>
-          <w:szCs w:val="16"/>
-        </w:rPr>
-        <w:t xml:space="preserve">18  </w:t>
-      </w:r>
-      <w:r>
-        <w:rPr>
-          <w:sz w:val="16"/>
-          <w:szCs w:val="16"/>
-        </w:rPr>
-        <w:t xml:space="preserve">The exam marks the term, so the English word is the answer.</w:t>
-      </w:r>
-    </w:p>
-    <w:p>
-      <w:pPr>
-        <w:spacing w:after="18"/>
-        <w:ind w:left="300" w:hanging="300"/>
-      </w:pPr>
-      <w:r>
-        <w:rPr>
-          <w:b/>
-          <w:bCs/>
-          <w:color w:val="8186EF"/>
-          <w:sz w:val="16"/>
-          <w:szCs w:val="16"/>
-        </w:rPr>
-        <w:t xml:space="preserve">19  </w:t>
       </w:r>
       <w:r>
         <w:rPr>
@@ -7607,33 +6663,33 @@
                 <w:sz w:val="17"/>
                 <w:szCs w:val="17"/>
               </w:rPr>
-              <w:t xml:space="preserve">A</w:t>
-            </w:r>
-          </w:p>
-        </w:tc>
-        <w:tc>
-          <w:tcPr>
-            <w:tcW w:type="pct" w:w="1667"/>
-            <w:tcMar>
-              <w:top w:type="dxa" w:w="40"/>
-              <w:left w:type="dxa" w:w="100"/>
-              <w:bottom w:type="dxa" w:w="40"/>
-              <w:right w:type="dxa" w:w="100"/>
-            </w:tcMar>
-          </w:tcPr>
-          <w:p>
-            <w:pPr>
-              <w:spacing w:before="22" w:after="22"/>
-            </w:pPr>
-            <w:r>
-              <w:rPr>
-                <w:b/>
-                <w:bCs/>
-                <w:color w:val="8186EF"/>
-                <w:sz w:val="16"/>
-                <w:szCs w:val="16"/>
-              </w:rPr>
-              <w:t xml:space="preserve">11  </w:t>
+              <w:t xml:space="preserve">multi-step income statement · operating income · single-step income statement</w:t>
+            </w:r>
+          </w:p>
+        </w:tc>
+        <w:tc>
+          <w:tcPr>
+            <w:tcW w:type="pct" w:w="1667"/>
+            <w:tcMar>
+              <w:top w:type="dxa" w:w="40"/>
+              <w:left w:type="dxa" w:w="100"/>
+              <w:bottom w:type="dxa" w:w="40"/>
+              <w:right w:type="dxa" w:w="100"/>
+            </w:tcMar>
+          </w:tcPr>
+          <w:p>
+            <w:pPr>
+              <w:spacing w:before="22" w:after="22"/>
+            </w:pPr>
+            <w:r>
+              <w:rPr>
+                <w:b/>
+                <w:bCs/>
+                <w:color w:val="8186EF"/>
+                <w:sz w:val="16"/>
+                <w:szCs w:val="16"/>
+              </w:rPr>
+              <w:t xml:space="preserve">10  </w:t>
             </w:r>
             <w:r>
               <w:rPr>
@@ -7666,7 +6722,7 @@
                 <w:sz w:val="16"/>
                 <w:szCs w:val="16"/>
               </w:rPr>
-              <w:t xml:space="preserve">21  </w:t>
+              <w:t xml:space="preserve">19  </w:t>
             </w:r>
             <w:r>
               <w:rPr>
@@ -7709,75 +6765,75 @@
                 <w:sz w:val="17"/>
                 <w:szCs w:val="17"/>
               </w:rPr>
+              <w:t xml:space="preserve">discontinued operation · income from continuing operations · intraperiod tax allocation · other income and expense · income statement</w:t>
+            </w:r>
+          </w:p>
+        </w:tc>
+        <w:tc>
+          <w:tcPr>
+            <w:tcW w:type="pct" w:w="1667"/>
+            <w:shd w:fill="FBFAF6" w:val="clear"/>
+            <w:tcMar>
+              <w:top w:type="dxa" w:w="40"/>
+              <w:left w:type="dxa" w:w="100"/>
+              <w:bottom w:type="dxa" w:w="40"/>
+              <w:right w:type="dxa" w:w="100"/>
+            </w:tcMar>
+          </w:tcPr>
+          <w:p>
+            <w:pPr>
+              <w:spacing w:before="22" w:after="22"/>
+            </w:pPr>
+            <w:r>
+              <w:rPr>
+                <w:b/>
+                <w:bCs/>
+                <w:color w:val="8186EF"/>
+                <w:sz w:val="16"/>
+                <w:szCs w:val="16"/>
+              </w:rPr>
+              <w:t xml:space="preserve">11  </w:t>
+            </w:r>
+            <w:r>
+              <w:rPr>
+                <w:sz w:val="17"/>
+                <w:szCs w:val="17"/>
+              </w:rPr>
+              <w:t xml:space="preserve">D</w:t>
+            </w:r>
+          </w:p>
+        </w:tc>
+        <w:tc>
+          <w:tcPr>
+            <w:tcW w:type="pct" w:w="1667"/>
+            <w:shd w:fill="FBFAF6" w:val="clear"/>
+            <w:tcMar>
+              <w:top w:type="dxa" w:w="40"/>
+              <w:left w:type="dxa" w:w="100"/>
+              <w:bottom w:type="dxa" w:w="40"/>
+              <w:right w:type="dxa" w:w="100"/>
+            </w:tcMar>
+          </w:tcPr>
+          <w:p>
+            <w:pPr>
+              <w:spacing w:before="22" w:after="22"/>
+            </w:pPr>
+            <w:r>
+              <w:rPr>
+                <w:b/>
+                <w:bCs/>
+                <w:color w:val="8186EF"/>
+                <w:sz w:val="16"/>
+                <w:szCs w:val="16"/>
+              </w:rPr>
+              <w:t xml:space="preserve">20  </w:t>
+            </w:r>
+            <w:r>
+              <w:rPr>
+                <w:sz w:val="17"/>
+                <w:szCs w:val="17"/>
+              </w:rPr>
               <w:t xml:space="preserve">B</w:t>
-            </w:r>
-          </w:p>
-        </w:tc>
-        <w:tc>
-          <w:tcPr>
-            <w:tcW w:type="pct" w:w="1667"/>
-            <w:shd w:fill="FBFAF6" w:val="clear"/>
-            <w:tcMar>
-              <w:top w:type="dxa" w:w="40"/>
-              <w:left w:type="dxa" w:w="100"/>
-              <w:bottom w:type="dxa" w:w="40"/>
-              <w:right w:type="dxa" w:w="100"/>
-            </w:tcMar>
-          </w:tcPr>
-          <w:p>
-            <w:pPr>
-              <w:spacing w:before="22" w:after="22"/>
-            </w:pPr>
-            <w:r>
-              <w:rPr>
-                <w:b/>
-                <w:bCs/>
-                <w:color w:val="8186EF"/>
-                <w:sz w:val="16"/>
-                <w:szCs w:val="16"/>
-              </w:rPr>
-              <w:t xml:space="preserve">12  </w:t>
-            </w:r>
-            <w:r>
-              <w:rPr>
-                <w:sz w:val="17"/>
-                <w:szCs w:val="17"/>
-              </w:rPr>
-              <w:t xml:space="preserve">A</w:t>
-            </w:r>
-          </w:p>
-        </w:tc>
-        <w:tc>
-          <w:tcPr>
-            <w:tcW w:type="pct" w:w="1667"/>
-            <w:shd w:fill="FBFAF6" w:val="clear"/>
-            <w:tcMar>
-              <w:top w:type="dxa" w:w="40"/>
-              <w:left w:type="dxa" w:w="100"/>
-              <w:bottom w:type="dxa" w:w="40"/>
-              <w:right w:type="dxa" w:w="100"/>
-            </w:tcMar>
-          </w:tcPr>
-          <w:p>
-            <w:pPr>
-              <w:spacing w:before="22" w:after="22"/>
-            </w:pPr>
-            <w:r>
-              <w:rPr>
-                <w:b/>
-                <w:bCs/>
-                <w:color w:val="8186EF"/>
-                <w:sz w:val="16"/>
-                <w:szCs w:val="16"/>
-              </w:rPr>
-              <w:t xml:space="preserve">22  </w:t>
-            </w:r>
-            <w:r>
-              <w:rPr>
-                <w:sz w:val="17"/>
-                <w:szCs w:val="17"/>
-              </w:rPr>
-              <w:t xml:space="preserve">C</w:t>
             </w:r>
           </w:p>
         </w:tc>
@@ -7812,73 +6868,73 @@
                 <w:sz w:val="17"/>
                 <w:szCs w:val="17"/>
               </w:rPr>
-              <w:t xml:space="preserve">B</w:t>
-            </w:r>
-          </w:p>
-        </w:tc>
-        <w:tc>
-          <w:tcPr>
-            <w:tcW w:type="pct" w:w="1667"/>
-            <w:tcMar>
-              <w:top w:type="dxa" w:w="40"/>
-              <w:left w:type="dxa" w:w="100"/>
-              <w:bottom w:type="dxa" w:w="40"/>
-              <w:right w:type="dxa" w:w="100"/>
-            </w:tcMar>
-          </w:tcPr>
-          <w:p>
-            <w:pPr>
-              <w:spacing w:before="22" w:after="22"/>
-            </w:pPr>
-            <w:r>
-              <w:rPr>
-                <w:b/>
-                <w:bCs/>
-                <w:color w:val="8186EF"/>
-                <w:sz w:val="16"/>
-                <w:szCs w:val="16"/>
-              </w:rPr>
-              <w:t xml:space="preserve">13  </w:t>
-            </w:r>
-            <w:r>
-              <w:rPr>
-                <w:sz w:val="17"/>
-                <w:szCs w:val="17"/>
-              </w:rPr>
-              <w:t xml:space="preserve">B</w:t>
-            </w:r>
-          </w:p>
-        </w:tc>
-        <w:tc>
-          <w:tcPr>
-            <w:tcW w:type="pct" w:w="1667"/>
-            <w:tcMar>
-              <w:top w:type="dxa" w:w="40"/>
-              <w:left w:type="dxa" w:w="100"/>
-              <w:bottom w:type="dxa" w:w="40"/>
-              <w:right w:type="dxa" w:w="100"/>
-            </w:tcMar>
-          </w:tcPr>
-          <w:p>
-            <w:pPr>
-              <w:spacing w:before="22" w:after="22"/>
-            </w:pPr>
-            <w:r>
-              <w:rPr>
-                <w:b/>
-                <w:bCs/>
-                <w:color w:val="8186EF"/>
-                <w:sz w:val="16"/>
-                <w:szCs w:val="16"/>
-              </w:rPr>
-              <w:t xml:space="preserve">23  </w:t>
-            </w:r>
-            <w:r>
-              <w:rPr>
-                <w:sz w:val="17"/>
-                <w:szCs w:val="17"/>
-              </w:rPr>
-              <w:t xml:space="preserve">B</w:t>
+              <w:t xml:space="preserve">comprehensive income · reclassification adjustment</w:t>
+            </w:r>
+          </w:p>
+        </w:tc>
+        <w:tc>
+          <w:tcPr>
+            <w:tcW w:type="pct" w:w="1667"/>
+            <w:tcMar>
+              <w:top w:type="dxa" w:w="40"/>
+              <w:left w:type="dxa" w:w="100"/>
+              <w:bottom w:type="dxa" w:w="40"/>
+              <w:right w:type="dxa" w:w="100"/>
+            </w:tcMar>
+          </w:tcPr>
+          <w:p>
+            <w:pPr>
+              <w:spacing w:before="22" w:after="22"/>
+            </w:pPr>
+            <w:r>
+              <w:rPr>
+                <w:b/>
+                <w:bCs/>
+                <w:color w:val="8186EF"/>
+                <w:sz w:val="16"/>
+                <w:szCs w:val="16"/>
+              </w:rPr>
+              <w:t xml:space="preserve">12  </w:t>
+            </w:r>
+            <w:r>
+              <w:rPr>
+                <w:sz w:val="17"/>
+                <w:szCs w:val="17"/>
+              </w:rPr>
+              <w:t xml:space="preserve">E</w:t>
+            </w:r>
+          </w:p>
+        </w:tc>
+        <w:tc>
+          <w:tcPr>
+            <w:tcW w:type="pct" w:w="1667"/>
+            <w:tcMar>
+              <w:top w:type="dxa" w:w="40"/>
+              <w:left w:type="dxa" w:w="100"/>
+              <w:bottom w:type="dxa" w:w="40"/>
+              <w:right w:type="dxa" w:w="100"/>
+            </w:tcMar>
+          </w:tcPr>
+          <w:p>
+            <w:pPr>
+              <w:spacing w:before="22" w:after="22"/>
+            </w:pPr>
+            <w:r>
+              <w:rPr>
+                <w:b/>
+                <w:bCs/>
+                <w:color w:val="8186EF"/>
+                <w:sz w:val="16"/>
+                <w:szCs w:val="16"/>
+              </w:rPr>
+              <w:t xml:space="preserve">21  </w:t>
+            </w:r>
+            <w:r>
+              <w:rPr>
+                <w:sz w:val="17"/>
+                <w:szCs w:val="17"/>
+              </w:rPr>
+              <w:t xml:space="preserve">A</w:t>
             </w:r>
           </w:p>
         </w:tc>
@@ -7914,6 +6970,40 @@
                 <w:sz w:val="17"/>
                 <w:szCs w:val="17"/>
               </w:rPr>
+              <w:t xml:space="preserve">T</w:t>
+            </w:r>
+          </w:p>
+        </w:tc>
+        <w:tc>
+          <w:tcPr>
+            <w:tcW w:type="pct" w:w="1667"/>
+            <w:shd w:fill="FBFAF6" w:val="clear"/>
+            <w:tcMar>
+              <w:top w:type="dxa" w:w="40"/>
+              <w:left w:type="dxa" w:w="100"/>
+              <w:bottom w:type="dxa" w:w="40"/>
+              <w:right w:type="dxa" w:w="100"/>
+            </w:tcMar>
+          </w:tcPr>
+          <w:p>
+            <w:pPr>
+              <w:spacing w:before="22" w:after="22"/>
+            </w:pPr>
+            <w:r>
+              <w:rPr>
+                <w:b/>
+                <w:bCs/>
+                <w:color w:val="8186EF"/>
+                <w:sz w:val="16"/>
+                <w:szCs w:val="16"/>
+              </w:rPr>
+              <w:t xml:space="preserve">13  </w:t>
+            </w:r>
+            <w:r>
+              <w:rPr>
+                <w:sz w:val="17"/>
+                <w:szCs w:val="17"/>
+              </w:rPr>
               <w:t xml:space="preserve">C</w:t>
             </w:r>
           </w:p>
@@ -7941,48 +7031,14 @@
                 <w:sz w:val="16"/>
                 <w:szCs w:val="16"/>
               </w:rPr>
-              <w:t xml:space="preserve">14  </w:t>
-            </w:r>
-            <w:r>
-              <w:rPr>
-                <w:sz w:val="17"/>
-                <w:szCs w:val="17"/>
-              </w:rPr>
-              <w:t xml:space="preserve">C</w:t>
-            </w:r>
-          </w:p>
-        </w:tc>
-        <w:tc>
-          <w:tcPr>
-            <w:tcW w:type="pct" w:w="1667"/>
-            <w:shd w:fill="FBFAF6" w:val="clear"/>
-            <w:tcMar>
-              <w:top w:type="dxa" w:w="40"/>
-              <w:left w:type="dxa" w:w="100"/>
-              <w:bottom w:type="dxa" w:w="40"/>
-              <w:right w:type="dxa" w:w="100"/>
-            </w:tcMar>
-          </w:tcPr>
-          <w:p>
-            <w:pPr>
-              <w:spacing w:before="22" w:after="22"/>
-            </w:pPr>
-            <w:r>
-              <w:rPr>
-                <w:b/>
-                <w:bCs/>
-                <w:color w:val="8186EF"/>
-                <w:sz w:val="16"/>
-                <w:szCs w:val="16"/>
-              </w:rPr>
-              <w:t xml:space="preserve">24  </w:t>
-            </w:r>
-            <w:r>
-              <w:rPr>
-                <w:sz w:val="17"/>
-                <w:szCs w:val="17"/>
-              </w:rPr>
-              <w:t xml:space="preserve">B</w:t>
+              <w:t xml:space="preserve">22  </w:t>
+            </w:r>
+            <w:r>
+              <w:rPr>
+                <w:sz w:val="17"/>
+                <w:szCs w:val="17"/>
+              </w:rPr>
+              <w:t xml:space="preserve">A</w:t>
             </w:r>
           </w:p>
         </w:tc>
@@ -8017,39 +7073,6 @@
                 <w:sz w:val="17"/>
                 <w:szCs w:val="17"/>
               </w:rPr>
-              <w:t xml:space="preserve">C</w:t>
-            </w:r>
-          </w:p>
-        </w:tc>
-        <w:tc>
-          <w:tcPr>
-            <w:tcW w:type="pct" w:w="1667"/>
-            <w:tcMar>
-              <w:top w:type="dxa" w:w="40"/>
-              <w:left w:type="dxa" w:w="100"/>
-              <w:bottom w:type="dxa" w:w="40"/>
-              <w:right w:type="dxa" w:w="100"/>
-            </w:tcMar>
-          </w:tcPr>
-          <w:p>
-            <w:pPr>
-              <w:spacing w:before="22" w:after="22"/>
-            </w:pPr>
-            <w:r>
-              <w:rPr>
-                <w:b/>
-                <w:bCs/>
-                <w:color w:val="8186EF"/>
-                <w:sz w:val="16"/>
-                <w:szCs w:val="16"/>
-              </w:rPr>
-              <w:t xml:space="preserve">15  </w:t>
-            </w:r>
-            <w:r>
-              <w:rPr>
-                <w:sz w:val="17"/>
-                <w:szCs w:val="17"/>
-              </w:rPr>
               <w:t xml:space="preserve">D</w:t>
             </w:r>
           </w:p>
@@ -8076,7 +7099,7 @@
                 <w:sz w:val="16"/>
                 <w:szCs w:val="16"/>
               </w:rPr>
-              <w:t xml:space="preserve">25  </w:t>
+              <w:t xml:space="preserve">14  </w:t>
             </w:r>
             <w:r>
               <w:rPr>
@@ -8084,6 +7107,39 @@
                 <w:szCs w:val="17"/>
               </w:rPr>
               <w:t xml:space="preserve">A</w:t>
+            </w:r>
+          </w:p>
+        </w:tc>
+        <w:tc>
+          <w:tcPr>
+            <w:tcW w:type="pct" w:w="1667"/>
+            <w:tcMar>
+              <w:top w:type="dxa" w:w="40"/>
+              <w:left w:type="dxa" w:w="100"/>
+              <w:bottom w:type="dxa" w:w="40"/>
+              <w:right w:type="dxa" w:w="100"/>
+            </w:tcMar>
+          </w:tcPr>
+          <w:p>
+            <w:pPr>
+              <w:spacing w:before="22" w:after="22"/>
+            </w:pPr>
+            <w:r>
+              <w:rPr>
+                <w:b/>
+                <w:bCs/>
+                <w:color w:val="8186EF"/>
+                <w:sz w:val="16"/>
+                <w:szCs w:val="16"/>
+              </w:rPr>
+              <w:t xml:space="preserve">23  </w:t>
+            </w:r>
+            <w:r>
+              <w:rPr>
+                <w:sz w:val="17"/>
+                <w:szCs w:val="17"/>
+              </w:rPr>
+              <w:t xml:space="preserve">B</w:t>
             </w:r>
           </w:p>
         </w:tc>
@@ -8119,7 +7175,7 @@
                 <w:sz w:val="17"/>
                 <w:szCs w:val="17"/>
               </w:rPr>
-              <w:t xml:space="preserve">A</w:t>
+              <w:t xml:space="preserve">B</w:t>
             </w:r>
           </w:p>
         </w:tc>
@@ -8146,14 +7202,14 @@
                 <w:sz w:val="16"/>
                 <w:szCs w:val="16"/>
               </w:rPr>
-              <w:t xml:space="preserve">16  </w:t>
-            </w:r>
-            <w:r>
-              <w:rPr>
-                <w:sz w:val="17"/>
-                <w:szCs w:val="17"/>
-              </w:rPr>
-              <w:t xml:space="preserve">E</w:t>
+              <w:t xml:space="preserve">15  </w:t>
+            </w:r>
+            <w:r>
+              <w:rPr>
+                <w:sz w:val="17"/>
+                <w:szCs w:val="17"/>
+              </w:rPr>
+              <w:t xml:space="preserve">T</w:t>
             </w:r>
           </w:p>
         </w:tc>
@@ -8180,7 +7236,7 @@
                 <w:sz w:val="16"/>
                 <w:szCs w:val="16"/>
               </w:rPr>
-              <w:t xml:space="preserve">26  </w:t>
+              <w:t xml:space="preserve">24  </w:t>
             </w:r>
             <w:r>
               <w:rPr>
@@ -8248,40 +7304,7 @@
                 <w:sz w:val="16"/>
                 <w:szCs w:val="16"/>
               </w:rPr>
-              <w:t xml:space="preserve">17  </w:t>
-            </w:r>
-            <w:r>
-              <w:rPr>
-                <w:sz w:val="17"/>
-                <w:szCs w:val="17"/>
-              </w:rPr>
-              <w:t xml:space="preserve">C</w:t>
-            </w:r>
-          </w:p>
-        </w:tc>
-        <w:tc>
-          <w:tcPr>
-            <w:tcW w:type="pct" w:w="1667"/>
-            <w:tcMar>
-              <w:top w:type="dxa" w:w="40"/>
-              <w:left w:type="dxa" w:w="100"/>
-              <w:bottom w:type="dxa" w:w="40"/>
-              <w:right w:type="dxa" w:w="100"/>
-            </w:tcMar>
-          </w:tcPr>
-          <w:p>
-            <w:pPr>
-              <w:spacing w:before="22" w:after="22"/>
-            </w:pPr>
-            <w:r>
-              <w:rPr>
-                <w:b/>
-                <w:bCs/>
-                <w:color w:val="8186EF"/>
-                <w:sz w:val="16"/>
-                <w:szCs w:val="16"/>
-              </w:rPr>
-              <w:t xml:space="preserve">27  </w:t>
+              <w:t xml:space="preserve">16  </w:t>
             </w:r>
             <w:r>
               <w:rPr>
@@ -8289,6 +7312,39 @@
                 <w:szCs w:val="17"/>
               </w:rPr>
               <w:t xml:space="preserve">B</w:t>
+            </w:r>
+          </w:p>
+        </w:tc>
+        <w:tc>
+          <w:tcPr>
+            <w:tcW w:type="pct" w:w="1667"/>
+            <w:tcMar>
+              <w:top w:type="dxa" w:w="40"/>
+              <w:left w:type="dxa" w:w="100"/>
+              <w:bottom w:type="dxa" w:w="40"/>
+              <w:right w:type="dxa" w:w="100"/>
+            </w:tcMar>
+          </w:tcPr>
+          <w:p>
+            <w:pPr>
+              <w:spacing w:before="22" w:after="22"/>
+            </w:pPr>
+            <w:r>
+              <w:rPr>
+                <w:b/>
+                <w:bCs/>
+                <w:color w:val="8186EF"/>
+                <w:sz w:val="16"/>
+                <w:szCs w:val="16"/>
+              </w:rPr>
+              <w:t xml:space="preserve">25  </w:t>
+            </w:r>
+            <w:r>
+              <w:rPr>
+                <w:sz w:val="17"/>
+                <w:szCs w:val="17"/>
+              </w:rPr>
+              <w:t xml:space="preserve">Compare with the model earlier in this handout.</w:t>
             </w:r>
           </w:p>
         </w:tc>
@@ -8324,7 +7380,7 @@
                 <w:sz w:val="17"/>
                 <w:szCs w:val="17"/>
               </w:rPr>
-              <w:t xml:space="preserve">T</w:t>
+              <w:t xml:space="preserve">A</w:t>
             </w:r>
           </w:p>
         </w:tc>
@@ -8351,14 +7407,14 @@
                 <w:sz w:val="16"/>
                 <w:szCs w:val="16"/>
               </w:rPr>
-              <w:t xml:space="preserve">18  </w:t>
-            </w:r>
-            <w:r>
-              <w:rPr>
-                <w:sz w:val="17"/>
-                <w:szCs w:val="17"/>
-              </w:rPr>
-              <w:t xml:space="preserve">A</w:t>
+              <w:t xml:space="preserve">17  </w:t>
+            </w:r>
+            <w:r>
+              <w:rPr>
+                <w:sz w:val="17"/>
+                <w:szCs w:val="17"/>
+              </w:rPr>
+              <w:t xml:space="preserve">B</w:t>
             </w:r>
           </w:p>
         </w:tc>
@@ -8385,14 +7441,14 @@
                 <w:sz w:val="16"/>
                 <w:szCs w:val="16"/>
               </w:rPr>
-              <w:t xml:space="preserve">28  </w:t>
-            </w:r>
-            <w:r>
-              <w:rPr>
-                <w:sz w:val="17"/>
-                <w:szCs w:val="17"/>
-              </w:rPr>
-              <w:t xml:space="preserve">A</w:t>
+              <w:t xml:space="preserve">26  </w:t>
+            </w:r>
+            <w:r>
+              <w:rPr>
+                <w:sz w:val="17"/>
+                <w:szCs w:val="17"/>
+              </w:rPr>
+              <w:t xml:space="preserve">3.1: Purpose and structure of the income statement. 3.2: Building the multi-step income statement. 3.3: Unusual items and discontinued operations. 3.4: Comprehensive income. 3.5: Limitations and links to the other statements.</w:t>
             </w:r>
           </w:p>
         </w:tc>
@@ -8427,108 +7483,6 @@
                 <w:sz w:val="17"/>
                 <w:szCs w:val="17"/>
               </w:rPr>
-              <w:t xml:space="preserve">D</w:t>
-            </w:r>
-          </w:p>
-        </w:tc>
-        <w:tc>
-          <w:tcPr>
-            <w:tcW w:type="pct" w:w="1667"/>
-            <w:tcMar>
-              <w:top w:type="dxa" w:w="40"/>
-              <w:left w:type="dxa" w:w="100"/>
-              <w:bottom w:type="dxa" w:w="40"/>
-              <w:right w:type="dxa" w:w="100"/>
-            </w:tcMar>
-          </w:tcPr>
-          <w:p>
-            <w:pPr>
-              <w:spacing w:before="22" w:after="22"/>
-            </w:pPr>
-            <w:r>
-              <w:rPr>
-                <w:b/>
-                <w:bCs/>
-                <w:color w:val="8186EF"/>
-                <w:sz w:val="16"/>
-                <w:szCs w:val="16"/>
-              </w:rPr>
-              <w:t xml:space="preserve">19  </w:t>
-            </w:r>
-            <w:r>
-              <w:rPr>
-                <w:sz w:val="17"/>
-                <w:szCs w:val="17"/>
-              </w:rPr>
-              <w:t xml:space="preserve">T</w:t>
-            </w:r>
-          </w:p>
-        </w:tc>
-        <w:tc>
-          <w:tcPr>
-            <w:tcW w:type="pct" w:w="1667"/>
-            <w:tcMar>
-              <w:top w:type="dxa" w:w="40"/>
-              <w:left w:type="dxa" w:w="100"/>
-              <w:bottom w:type="dxa" w:w="40"/>
-              <w:right w:type="dxa" w:w="100"/>
-            </w:tcMar>
-          </w:tcPr>
-          <w:p>
-            <w:pPr>
-              <w:spacing w:before="22" w:after="22"/>
-            </w:pPr>
-            <w:r>
-              <w:rPr>
-                <w:b/>
-                <w:bCs/>
-                <w:color w:val="8186EF"/>
-                <w:sz w:val="16"/>
-                <w:szCs w:val="16"/>
-              </w:rPr>
-              <w:t xml:space="preserve">29  </w:t>
-            </w:r>
-            <w:r>
-              <w:rPr>
-                <w:sz w:val="17"/>
-                <w:szCs w:val="17"/>
-              </w:rPr>
-              <w:t xml:space="preserve">Compare with the model earlier in this handout.</w:t>
-            </w:r>
-          </w:p>
-        </w:tc>
-      </w:tr>
-      <w:tr>
-        <w:tc>
-          <w:tcPr>
-            <w:tcW w:type="pct" w:w="1667"/>
-            <w:shd w:fill="FBFAF6" w:val="clear"/>
-            <w:tcMar>
-              <w:top w:type="dxa" w:w="40"/>
-              <w:left w:type="dxa" w:w="100"/>
-              <w:bottom w:type="dxa" w:w="40"/>
-              <w:right w:type="dxa" w:w="100"/>
-            </w:tcMar>
-          </w:tcPr>
-          <w:p>
-            <w:pPr>
-              <w:spacing w:before="22" w:after="22"/>
-            </w:pPr>
-            <w:r>
-              <w:rPr>
-                <w:b/>
-                <w:bCs/>
-                <w:color w:val="8186EF"/>
-                <w:sz w:val="16"/>
-                <w:szCs w:val="16"/>
-              </w:rPr>
-              <w:t xml:space="preserve">10  </w:t>
-            </w:r>
-            <w:r>
-              <w:rPr>
-                <w:sz w:val="17"/>
-                <w:szCs w:val="17"/>
-              </w:rPr>
               <w:t xml:space="preserve">B</w:t>
             </w:r>
           </w:p>
@@ -8536,68 +7490,56 @@
         <w:tc>
           <w:tcPr>
             <w:tcW w:type="pct" w:w="1667"/>
-            <w:shd w:fill="FBFAF6" w:val="clear"/>
-            <w:tcMar>
-              <w:top w:type="dxa" w:w="40"/>
-              <w:left w:type="dxa" w:w="100"/>
-              <w:bottom w:type="dxa" w:w="40"/>
-              <w:right w:type="dxa" w:w="100"/>
-            </w:tcMar>
-          </w:tcPr>
-          <w:p>
-            <w:pPr>
-              <w:spacing w:before="22" w:after="22"/>
-            </w:pPr>
-            <w:r>
-              <w:rPr>
-                <w:b/>
-                <w:bCs/>
-                <w:color w:val="8186EF"/>
-                <w:sz w:val="16"/>
-                <w:szCs w:val="16"/>
-              </w:rPr>
-              <w:t xml:space="preserve">20  </w:t>
-            </w:r>
-            <w:r>
-              <w:rPr>
-                <w:sz w:val="17"/>
-                <w:szCs w:val="17"/>
-              </w:rPr>
-              <w:t xml:space="preserve">B</w:t>
-            </w:r>
-          </w:p>
-        </w:tc>
-        <w:tc>
-          <w:tcPr>
-            <w:tcW w:type="pct" w:w="1667"/>
-            <w:shd w:fill="FBFAF6" w:val="clear"/>
-            <w:tcMar>
-              <w:top w:type="dxa" w:w="40"/>
-              <w:left w:type="dxa" w:w="100"/>
-              <w:bottom w:type="dxa" w:w="40"/>
-              <w:right w:type="dxa" w:w="100"/>
-            </w:tcMar>
-          </w:tcPr>
-          <w:p>
-            <w:pPr>
-              <w:spacing w:before="22" w:after="22"/>
-            </w:pPr>
-            <w:r>
-              <w:rPr>
-                <w:b/>
-                <w:bCs/>
-                <w:color w:val="8186EF"/>
-                <w:sz w:val="16"/>
-                <w:szCs w:val="16"/>
-              </w:rPr>
-              <w:t xml:space="preserve">30  </w:t>
-            </w:r>
-            <w:r>
-              <w:rPr>
-                <w:sz w:val="17"/>
-                <w:szCs w:val="17"/>
-              </w:rPr>
-              <w:t xml:space="preserve">3.1: Purpose and structure of the income statement. 3.2: Building the multi-step income statement. 3.3: Unusual items and discontinued operations. 3.4: Comprehensive income. 3.5: Limitations and links to the other statements.</w:t>
+            <w:tcMar>
+              <w:top w:type="dxa" w:w="40"/>
+              <w:left w:type="dxa" w:w="100"/>
+              <w:bottom w:type="dxa" w:w="40"/>
+              <w:right w:type="dxa" w:w="100"/>
+            </w:tcMar>
+          </w:tcPr>
+          <w:p>
+            <w:pPr>
+              <w:spacing w:before="22" w:after="22"/>
+            </w:pPr>
+            <w:r>
+              <w:rPr>
+                <w:b/>
+                <w:bCs/>
+                <w:color w:val="8186EF"/>
+                <w:sz w:val="16"/>
+                <w:szCs w:val="16"/>
+              </w:rPr>
+              <w:t xml:space="preserve">18  </w:t>
+            </w:r>
+            <w:r>
+              <w:rPr>
+                <w:sz w:val="17"/>
+                <w:szCs w:val="17"/>
+              </w:rPr>
+              <w:t xml:space="preserve">C</w:t>
+            </w:r>
+          </w:p>
+        </w:tc>
+        <w:tc>
+          <w:tcPr>
+            <w:tcW w:type="pct" w:w="1667"/>
+            <w:tcMar>
+              <w:top w:type="dxa" w:w="40"/>
+              <w:left w:type="dxa" w:w="100"/>
+              <w:bottom w:type="dxa" w:w="40"/>
+              <w:right w:type="dxa" w:w="100"/>
+            </w:tcMar>
+          </w:tcPr>
+          <w:p>
+            <w:pPr>
+              <w:spacing w:before="24" w:after="24"/>
+            </w:pPr>
+            <w:r>
+              <w:rPr>
+                <w:sz w:val="16"/>
+                <w:szCs w:val="16"/>
+              </w:rPr>
+              <w:t xml:space="preserve"/>
             </w:r>
           </w:p>
         </w:tc>
@@ -8639,6 +7581,190 @@
           <w:sz w:val="16"/>
           <w:szCs w:val="16"/>
         </w:rPr>
+        <w:t xml:space="preserve">The book writes: “A multi-step income statement shows subtotals: gross profit, operating income and income before income taxes. A single-step income statement adds all revenues and gains, deducts all expenses and losses, and reaches net income in one step.”</w:t>
+      </w:r>
+    </w:p>
+    <w:p>
+      <w:pPr>
+        <w:spacing w:after="18"/>
+        <w:ind w:left="300" w:hanging="300"/>
+      </w:pPr>
+      <w:r>
+        <w:rPr>
+          <w:b/>
+          <w:bCs/>
+          <w:color w:val="8186EF"/>
+          <w:sz w:val="16"/>
+          <w:szCs w:val="16"/>
+        </w:rPr>
+        <w:t xml:space="preserve">2  </w:t>
+      </w:r>
+      <w:r>
+        <w:rPr>
+          <w:sz w:val="16"/>
+          <w:szCs w:val="16"/>
+        </w:rPr>
+        <w:t xml:space="preserve">The book writes: “The results of a discontinued operation, including any gain or loss on disposal, appear below income from continuing operations, net of their own tax. This is called intraperiod tax allocation. Ask the questions in order: OCI first, then discontinued operations, then unusual items, and finally main activities or other income and expense. Decision chart: where does an item go in the income statement?.”</w:t>
+      </w:r>
+    </w:p>
+    <w:p>
+      <w:pPr>
+        <w:spacing w:after="18"/>
+        <w:ind w:left="300" w:hanging="300"/>
+      </w:pPr>
+      <w:r>
+        <w:rPr>
+          <w:b/>
+          <w:bCs/>
+          <w:color w:val="8186EF"/>
+          <w:sz w:val="16"/>
+          <w:szCs w:val="16"/>
+        </w:rPr>
+        <w:t xml:space="preserve">3  </w:t>
+      </w:r>
+      <w:r>
+        <w:rPr>
+          <w:sz w:val="16"/>
+          <w:szCs w:val="16"/>
+        </w:rPr>
+        <w:t xml:space="preserve">The book writes: “OCI builds a balance in equity called accumulated other comprehensive income (AOCI). When an item is realized, for example when Orontes sells an AFS security, the gain or loss moves from AOCI into net income. This reclassification adjustment stops the same gain being counted twice.”</w:t>
+      </w:r>
+    </w:p>
+    <w:p>
+      <w:pPr>
+        <w:spacing w:after="18"/>
+        <w:ind w:left="300" w:hanging="300"/>
+      </w:pPr>
+      <w:r>
+        <w:rPr>
+          <w:b/>
+          <w:bCs/>
+          <w:color w:val="8186EF"/>
+          <w:sz w:val="16"/>
+          <w:szCs w:val="16"/>
+        </w:rPr>
+        <w:t xml:space="preserve">4  </w:t>
+      </w:r>
+      <w:r>
+        <w:rPr>
+          <w:sz w:val="16"/>
+          <w:szCs w:val="16"/>
+        </w:rPr>
+        <w:t xml:space="preserve">The map shows the order the decisions have to be taken in.</w:t>
+      </w:r>
+    </w:p>
+    <w:p>
+      <w:pPr>
+        <w:spacing w:after="18"/>
+        <w:ind w:left="300" w:hanging="300"/>
+      </w:pPr>
+      <w:r>
+        <w:rPr>
+          <w:b/>
+          <w:bCs/>
+          <w:color w:val="8186EF"/>
+          <w:sz w:val="16"/>
+          <w:szCs w:val="16"/>
+        </w:rPr>
+        <w:t xml:space="preserve">5  </w:t>
+      </w:r>
+      <w:r>
+        <w:rPr>
+          <w:sz w:val="16"/>
+          <w:szCs w:val="16"/>
+        </w:rPr>
+        <w:t xml:space="preserve">The book numbers it 3.1.</w:t>
+      </w:r>
+    </w:p>
+    <w:p>
+      <w:pPr>
+        <w:spacing w:after="18"/>
+        <w:ind w:left="300" w:hanging="300"/>
+      </w:pPr>
+      <w:r>
+        <w:rPr>
+          <w:b/>
+          <w:bCs/>
+          <w:color w:val="8186EF"/>
+          <w:sz w:val="16"/>
+          <w:szCs w:val="16"/>
+        </w:rPr>
+        <w:t xml:space="preserve">6  </w:t>
+      </w:r>
+      <w:r>
+        <w:rPr>
+          <w:sz w:val="16"/>
+          <w:szCs w:val="16"/>
+        </w:rPr>
+        <w:t xml:space="preserve">The book numbers it 3.2.</w:t>
+      </w:r>
+    </w:p>
+    <w:p>
+      <w:pPr>
+        <w:spacing w:after="18"/>
+        <w:ind w:left="300" w:hanging="300"/>
+      </w:pPr>
+      <w:r>
+        <w:rPr>
+          <w:b/>
+          <w:bCs/>
+          <w:color w:val="8186EF"/>
+          <w:sz w:val="16"/>
+          <w:szCs w:val="16"/>
+        </w:rPr>
+        <w:t xml:space="preserve">7  </w:t>
+      </w:r>
+      <w:r>
+        <w:rPr>
+          <w:sz w:val="16"/>
+          <w:szCs w:val="16"/>
+        </w:rPr>
+        <w:t xml:space="preserve">The book numbers it 3.3.</w:t>
+      </w:r>
+    </w:p>
+    <w:p>
+      <w:pPr>
+        <w:spacing w:after="18"/>
+        <w:ind w:left="300" w:hanging="300"/>
+      </w:pPr>
+      <w:r>
+        <w:rPr>
+          <w:b/>
+          <w:bCs/>
+          <w:color w:val="8186EF"/>
+          <w:sz w:val="16"/>
+          <w:szCs w:val="16"/>
+        </w:rPr>
+        <w:t xml:space="preserve">13  </w:t>
+      </w:r>
+      <w:r>
+        <w:rPr>
+          <w:sz w:val="16"/>
+          <w:szCs w:val="16"/>
+        </w:rPr>
+        <w:t xml:space="preserve">Estimates (useful lives) and methods (FIFO or LIFO) reduce comparability. A is wrong: Most amounts are based on historical cost. B is wrong: Net income is an accrual measure, not cash.</w:t>
+      </w:r>
+    </w:p>
+    <w:p>
+      <w:pPr>
+        <w:spacing w:after="18"/>
+        <w:ind w:left="300" w:hanging="300"/>
+      </w:pPr>
+      <w:r>
+        <w:rPr>
+          <w:b/>
+          <w:bCs/>
+          <w:color w:val="8186EF"/>
+          <w:sz w:val="16"/>
+          <w:szCs w:val="16"/>
+        </w:rPr>
+        <w:t xml:space="preserve">14  </w:t>
+      </w:r>
+      <w:r>
+        <w:rPr>
+          <w:sz w:val="16"/>
+          <w:szCs w:val="16"/>
+        </w:rPr>
         <w:t xml:space="preserve">Extraordinary items were removed in 2015; unusual or infrequent items stay in continuing operations. B is wrong: Extraordinary items no longer exist. C is wrong: No component was sold or abandoned.</w:t>
       </w:r>
     </w:p>
@@ -8655,7 +7781,191 @@
           <w:sz w:val="16"/>
           <w:szCs w:val="16"/>
         </w:rPr>
-        <w:t xml:space="preserve">2  </w:t>
+        <w:t xml:space="preserve">15  </w:t>
+      </w:r>
+      <w:r>
+        <w:rPr>
+          <w:sz w:val="16"/>
+          <w:szCs w:val="16"/>
+        </w:rPr>
+        <w:t xml:space="preserve">Every later answer depends on the adjusted exhibit.</w:t>
+      </w:r>
+    </w:p>
+    <w:p>
+      <w:pPr>
+        <w:spacing w:after="18"/>
+        <w:ind w:left="300" w:hanging="300"/>
+      </w:pPr>
+      <w:r>
+        <w:rPr>
+          <w:b/>
+          <w:bCs/>
+          <w:color w:val="8186EF"/>
+          <w:sz w:val="16"/>
+          <w:szCs w:val="16"/>
+        </w:rPr>
+        <w:t xml:space="preserve">16  </w:t>
+      </w:r>
+      <w:r>
+        <w:rPr>
+          <w:sz w:val="16"/>
+          <w:szCs w:val="16"/>
+        </w:rPr>
+        <w:t xml:space="preserve">The book states item C3-1 in those words.</w:t>
+      </w:r>
+    </w:p>
+    <w:p>
+      <w:pPr>
+        <w:spacing w:after="18"/>
+        <w:ind w:left="300" w:hanging="300"/>
+      </w:pPr>
+      <w:r>
+        <w:rPr>
+          <w:b/>
+          <w:bCs/>
+          <w:color w:val="8186EF"/>
+          <w:sz w:val="16"/>
+          <w:szCs w:val="16"/>
+        </w:rPr>
+        <w:t xml:space="preserve">17  </w:t>
+      </w:r>
+      <w:r>
+        <w:rPr>
+          <w:sz w:val="16"/>
+          <w:szCs w:val="16"/>
+        </w:rPr>
+        <w:t xml:space="preserve">The book states item C3-2 in those words.</w:t>
+      </w:r>
+    </w:p>
+    <w:p>
+      <w:pPr>
+        <w:spacing w:after="18"/>
+        <w:ind w:left="300" w:hanging="300"/>
+      </w:pPr>
+      <w:r>
+        <w:rPr>
+          <w:b/>
+          <w:bCs/>
+          <w:color w:val="8186EF"/>
+          <w:sz w:val="16"/>
+          <w:szCs w:val="16"/>
+        </w:rPr>
+        <w:t xml:space="preserve">18  </w:t>
+      </w:r>
+      <w:r>
+        <w:rPr>
+          <w:sz w:val="16"/>
+          <w:szCs w:val="16"/>
+        </w:rPr>
+        <w:t xml:space="preserve">The book states item C3-3 in those words.</w:t>
+      </w:r>
+    </w:p>
+    <w:p>
+      <w:pPr>
+        <w:spacing w:after="18"/>
+        <w:ind w:left="300" w:hanging="300"/>
+      </w:pPr>
+      <w:r>
+        <w:rPr>
+          <w:b/>
+          <w:bCs/>
+          <w:color w:val="8186EF"/>
+          <w:sz w:val="16"/>
+          <w:szCs w:val="16"/>
+        </w:rPr>
+        <w:t xml:space="preserve">19  </w:t>
+      </w:r>
+      <w:r>
+        <w:rPr>
+          <w:sz w:val="16"/>
+          <w:szCs w:val="16"/>
+        </w:rPr>
+        <w:t xml:space="preserve">The book states item C3-4 in those words.</w:t>
+      </w:r>
+    </w:p>
+    <w:p>
+      <w:pPr>
+        <w:spacing w:after="18"/>
+        <w:ind w:left="300" w:hanging="300"/>
+      </w:pPr>
+      <w:r>
+        <w:rPr>
+          <w:b/>
+          <w:bCs/>
+          <w:color w:val="8186EF"/>
+          <w:sz w:val="16"/>
+          <w:szCs w:val="16"/>
+        </w:rPr>
+        <w:t xml:space="preserve">20  </w:t>
+      </w:r>
+      <w:r>
+        <w:rPr>
+          <w:sz w:val="16"/>
+          <w:szCs w:val="16"/>
+        </w:rPr>
+        <w:t xml:space="preserve">The book states item C3-5 in those words.</w:t>
+      </w:r>
+    </w:p>
+    <w:p>
+      <w:pPr>
+        <w:spacing w:after="18"/>
+        <w:ind w:left="300" w:hanging="300"/>
+      </w:pPr>
+      <w:r>
+        <w:rPr>
+          <w:b/>
+          <w:bCs/>
+          <w:color w:val="8186EF"/>
+          <w:sz w:val="16"/>
+          <w:szCs w:val="16"/>
+        </w:rPr>
+        <w:t xml:space="preserve">21  </w:t>
+      </w:r>
+      <w:r>
+        <w:rPr>
+          <w:sz w:val="16"/>
+          <w:szCs w:val="16"/>
+        </w:rPr>
+        <w:t xml:space="preserve">The book states item C3-6 in those words.</w:t>
+      </w:r>
+    </w:p>
+    <w:p>
+      <w:pPr>
+        <w:spacing w:after="18"/>
+        <w:ind w:left="300" w:hanging="300"/>
+      </w:pPr>
+      <w:r>
+        <w:rPr>
+          <w:b/>
+          <w:bCs/>
+          <w:color w:val="8186EF"/>
+          <w:sz w:val="16"/>
+          <w:szCs w:val="16"/>
+        </w:rPr>
+        <w:t xml:space="preserve">22  </w:t>
+      </w:r>
+      <w:r>
+        <w:rPr>
+          <w:sz w:val="16"/>
+          <w:szCs w:val="16"/>
+        </w:rPr>
+        <w:t xml:space="preserve">Extraordinary items were removed in 2015; unusual or infrequent items stay in continuing operations. B is wrong: Extraordinary items no longer exist. C is wrong: No component was sold or abandoned.</w:t>
+      </w:r>
+    </w:p>
+    <w:p>
+      <w:pPr>
+        <w:spacing w:after="18"/>
+        <w:ind w:left="300" w:hanging="300"/>
+      </w:pPr>
+      <w:r>
+        <w:rPr>
+          <w:b/>
+          <w:bCs/>
+          <w:color w:val="8186EF"/>
+          <w:sz w:val="16"/>
+          <w:szCs w:val="16"/>
+        </w:rPr>
+        <w:t xml:space="preserve">23  </w:t>
       </w:r>
       <w:r>
         <w:rPr>
@@ -8678,260 +7988,7 @@
           <w:sz w:val="16"/>
           <w:szCs w:val="16"/>
         </w:rPr>
-        <w:t xml:space="preserve">3  </w:t>
-      </w:r>
-      <w:r>
-        <w:rPr>
-          <w:sz w:val="16"/>
-          <w:szCs w:val="16"/>
-        </w:rPr>
-        <w:t xml:space="preserve">Net income of $2,969,100 minus the OCI loss of $1,125, net of tax. A is wrong: This uses the OCI loss before tax. C is wrong: This is net income only; OCI is missing.</w:t>
-      </w:r>
-    </w:p>
-    <w:p>
-      <w:pPr>
-        <w:spacing w:after="18"/>
-        <w:ind w:left="300" w:hanging="300"/>
-      </w:pPr>
-      <w:r>
-        <w:rPr>
-          <w:b/>
-          <w:bCs/>
-          <w:color w:val="8186EF"/>
-          <w:sz w:val="16"/>
-          <w:szCs w:val="16"/>
-        </w:rPr>
-        <w:t xml:space="preserve">4  </w:t>
-      </w:r>
-      <w:r>
-        <w:rPr>
-          <w:sz w:val="16"/>
-          <w:szCs w:val="16"/>
-        </w:rPr>
-        <w:t xml:space="preserve">AFS debt securities are measured at fair value with changes in OCI. A is wrong: Equity securities changes go to net income. B is wrong: U.S. GAAP does not allow upward revaluation of land.</w:t>
-      </w:r>
-    </w:p>
-    <w:p>
-      <w:pPr>
-        <w:spacing w:after="18"/>
-        <w:ind w:left="300" w:hanging="300"/>
-      </w:pPr>
-      <w:r>
-        <w:rPr>
-          <w:b/>
-          <w:bCs/>
-          <w:color w:val="8186EF"/>
-          <w:sz w:val="16"/>
-          <w:szCs w:val="16"/>
-        </w:rPr>
-        <w:t xml:space="preserve">5  </w:t>
-      </w:r>
-      <w:r>
-        <w:rPr>
-          <w:sz w:val="16"/>
-          <w:szCs w:val="16"/>
-        </w:rPr>
-        <w:t xml:space="preserve">Estimates (useful lives) and methods (FIFO or LIFO) reduce comparability. A is wrong: Most amounts are based on historical cost. B is wrong: Net income is an accrual measure, not cash.</w:t>
-      </w:r>
-    </w:p>
-    <w:p>
-      <w:pPr>
-        <w:spacing w:after="18"/>
-        <w:ind w:left="300" w:hanging="300"/>
-      </w:pPr>
-      <w:r>
-        <w:rPr>
-          <w:b/>
-          <w:bCs/>
-          <w:color w:val="8186EF"/>
-          <w:sz w:val="16"/>
-          <w:szCs w:val="16"/>
-        </w:rPr>
-        <w:t xml:space="preserve">6  </w:t>
-      </w:r>
-      <w:r>
-        <w:rPr>
-          <w:sz w:val="16"/>
-          <w:szCs w:val="16"/>
-        </w:rPr>
-        <w:t xml:space="preserve">The book numbers “Purpose and structure of the income statement” as section 3.1.</w:t>
-      </w:r>
-    </w:p>
-    <w:p>
-      <w:pPr>
-        <w:spacing w:after="18"/>
-        <w:ind w:left="300" w:hanging="300"/>
-      </w:pPr>
-      <w:r>
-        <w:rPr>
-          <w:b/>
-          <w:bCs/>
-          <w:color w:val="8186EF"/>
-          <w:sz w:val="16"/>
-          <w:szCs w:val="16"/>
-        </w:rPr>
-        <w:t xml:space="preserve">7  </w:t>
-      </w:r>
-      <w:r>
-        <w:rPr>
-          <w:sz w:val="16"/>
-          <w:szCs w:val="16"/>
-        </w:rPr>
-        <w:t xml:space="preserve">The book numbers “Building the multi-step income statement” as section 3.2.</w:t>
-      </w:r>
-    </w:p>
-    <w:p>
-      <w:pPr>
-        <w:spacing w:after="18"/>
-        <w:ind w:left="300" w:hanging="300"/>
-      </w:pPr>
-      <w:r>
-        <w:rPr>
-          <w:b/>
-          <w:bCs/>
-          <w:color w:val="8186EF"/>
-          <w:sz w:val="16"/>
-          <w:szCs w:val="16"/>
-        </w:rPr>
-        <w:t xml:space="preserve">8  </w:t>
-      </w:r>
-      <w:r>
-        <w:rPr>
-          <w:sz w:val="16"/>
-          <w:szCs w:val="16"/>
-        </w:rPr>
-        <w:t xml:space="preserve">The map shows the order the decisions have to be taken in.</w:t>
-      </w:r>
-    </w:p>
-    <w:p>
-      <w:pPr>
-        <w:spacing w:after="18"/>
-        <w:ind w:left="300" w:hanging="300"/>
-      </w:pPr>
-      <w:r>
-        <w:rPr>
-          <w:b/>
-          <w:bCs/>
-          <w:color w:val="8186EF"/>
-          <w:sz w:val="16"/>
-          <w:szCs w:val="16"/>
-        </w:rPr>
-        <w:t xml:space="preserve">9  </w:t>
-      </w:r>
-      <w:r>
-        <w:rPr>
-          <w:sz w:val="16"/>
-          <w:szCs w:val="16"/>
-        </w:rPr>
-        <w:t xml:space="preserve">The book numbers it 3.1.</w:t>
-      </w:r>
-    </w:p>
-    <w:p>
-      <w:pPr>
-        <w:spacing w:after="18"/>
-        <w:ind w:left="300" w:hanging="300"/>
-      </w:pPr>
-      <w:r>
-        <w:rPr>
-          <w:b/>
-          <w:bCs/>
-          <w:color w:val="8186EF"/>
-          <w:sz w:val="16"/>
-          <w:szCs w:val="16"/>
-        </w:rPr>
-        <w:t xml:space="preserve">10  </w:t>
-      </w:r>
-      <w:r>
-        <w:rPr>
-          <w:sz w:val="16"/>
-          <w:szCs w:val="16"/>
-        </w:rPr>
-        <w:t xml:space="preserve">The book numbers it 3.2.</w:t>
-      </w:r>
-    </w:p>
-    <w:p>
-      <w:pPr>
-        <w:spacing w:after="18"/>
-        <w:ind w:left="300" w:hanging="300"/>
-      </w:pPr>
-      <w:r>
-        <w:rPr>
-          <w:b/>
-          <w:bCs/>
-          <w:color w:val="8186EF"/>
-          <w:sz w:val="16"/>
-          <w:szCs w:val="16"/>
-        </w:rPr>
-        <w:t xml:space="preserve">11  </w:t>
-      </w:r>
-      <w:r>
-        <w:rPr>
-          <w:sz w:val="16"/>
-          <w:szCs w:val="16"/>
-        </w:rPr>
-        <w:t xml:space="preserve">The book numbers it 3.3.</w:t>
-      </w:r>
-    </w:p>
-    <w:p>
-      <w:pPr>
-        <w:spacing w:after="18"/>
-        <w:ind w:left="300" w:hanging="300"/>
-      </w:pPr>
-      <w:r>
-        <w:rPr>
-          <w:b/>
-          <w:bCs/>
-          <w:color w:val="8186EF"/>
-          <w:sz w:val="16"/>
-          <w:szCs w:val="16"/>
-        </w:rPr>
-        <w:t xml:space="preserve">17  </w:t>
-      </w:r>
-      <w:r>
-        <w:rPr>
-          <w:sz w:val="16"/>
-          <w:szCs w:val="16"/>
-        </w:rPr>
-        <w:t xml:space="preserve">Estimates (useful lives) and methods (FIFO or LIFO) reduce comparability. A is wrong: Most amounts are based on historical cost. B is wrong: Net income is an accrual measure, not cash.</w:t>
-      </w:r>
-    </w:p>
-    <w:p>
-      <w:pPr>
-        <w:spacing w:after="18"/>
-        <w:ind w:left="300" w:hanging="300"/>
-      </w:pPr>
-      <w:r>
-        <w:rPr>
-          <w:b/>
-          <w:bCs/>
-          <w:color w:val="8186EF"/>
-          <w:sz w:val="16"/>
-          <w:szCs w:val="16"/>
-        </w:rPr>
-        <w:t xml:space="preserve">18  </w:t>
-      </w:r>
-      <w:r>
-        <w:rPr>
-          <w:sz w:val="16"/>
-          <w:szCs w:val="16"/>
-        </w:rPr>
-        <w:t xml:space="preserve">Extraordinary items were removed in 2015; unusual or infrequent items stay in continuing operations. B is wrong: Extraordinary items no longer exist. C is wrong: No component was sold or abandoned.</w:t>
-      </w:r>
-    </w:p>
-    <w:p>
-      <w:pPr>
-        <w:spacing w:after="18"/>
-        <w:ind w:left="300" w:hanging="300"/>
-      </w:pPr>
-      <w:r>
-        <w:rPr>
-          <w:b/>
-          <w:bCs/>
-          <w:color w:val="8186EF"/>
-          <w:sz w:val="16"/>
-          <w:szCs w:val="16"/>
-        </w:rPr>
-        <w:t xml:space="preserve">19  </w:t>
+        <w:t xml:space="preserve">24  </w:t>
       </w:r>
       <w:r>
         <w:rPr>
@@ -8939,144 +7996,6 @@
           <w:szCs w:val="16"/>
         </w:rPr>
         <w:t xml:space="preserve">Every later answer depends on the adjusted exhibit.</w:t>
-      </w:r>
-    </w:p>
-    <w:p>
-      <w:pPr>
-        <w:spacing w:after="18"/>
-        <w:ind w:left="300" w:hanging="300"/>
-      </w:pPr>
-      <w:r>
-        <w:rPr>
-          <w:b/>
-          <w:bCs/>
-          <w:color w:val="8186EF"/>
-          <w:sz w:val="16"/>
-          <w:szCs w:val="16"/>
-        </w:rPr>
-        <w:t xml:space="preserve">20  </w:t>
-      </w:r>
-      <w:r>
-        <w:rPr>
-          <w:sz w:val="16"/>
-          <w:szCs w:val="16"/>
-        </w:rPr>
-        <w:t xml:space="preserve">The book states item C3-1 in those words.</w:t>
-      </w:r>
-    </w:p>
-    <w:p>
-      <w:pPr>
-        <w:spacing w:after="18"/>
-        <w:ind w:left="300" w:hanging="300"/>
-      </w:pPr>
-      <w:r>
-        <w:rPr>
-          <w:b/>
-          <w:bCs/>
-          <w:color w:val="8186EF"/>
-          <w:sz w:val="16"/>
-          <w:szCs w:val="16"/>
-        </w:rPr>
-        <w:t xml:space="preserve">21  </w:t>
-      </w:r>
-      <w:r>
-        <w:rPr>
-          <w:sz w:val="16"/>
-          <w:szCs w:val="16"/>
-        </w:rPr>
-        <w:t xml:space="preserve">The book states item C3-2 in those words.</w:t>
-      </w:r>
-    </w:p>
-    <w:p>
-      <w:pPr>
-        <w:spacing w:after="18"/>
-        <w:ind w:left="300" w:hanging="300"/>
-      </w:pPr>
-      <w:r>
-        <w:rPr>
-          <w:b/>
-          <w:bCs/>
-          <w:color w:val="8186EF"/>
-          <w:sz w:val="16"/>
-          <w:szCs w:val="16"/>
-        </w:rPr>
-        <w:t xml:space="preserve">22  </w:t>
-      </w:r>
-      <w:r>
-        <w:rPr>
-          <w:sz w:val="16"/>
-          <w:szCs w:val="16"/>
-        </w:rPr>
-        <w:t xml:space="preserve">The book states item C3-3 in those words.</w:t>
-      </w:r>
-    </w:p>
-    <w:p>
-      <w:pPr>
-        <w:spacing w:after="18"/>
-        <w:ind w:left="300" w:hanging="300"/>
-      </w:pPr>
-      <w:r>
-        <w:rPr>
-          <w:b/>
-          <w:bCs/>
-          <w:color w:val="8186EF"/>
-          <w:sz w:val="16"/>
-          <w:szCs w:val="16"/>
-        </w:rPr>
-        <w:t xml:space="preserve">23  </w:t>
-      </w:r>
-      <w:r>
-        <w:rPr>
-          <w:sz w:val="16"/>
-          <w:szCs w:val="16"/>
-        </w:rPr>
-        <w:t xml:space="preserve">The book states item C3-4 in those words.</w:t>
-      </w:r>
-    </w:p>
-    <w:p>
-      <w:pPr>
-        <w:spacing w:after="18"/>
-        <w:ind w:left="300" w:hanging="300"/>
-      </w:pPr>
-      <w:r>
-        <w:rPr>
-          <w:b/>
-          <w:bCs/>
-          <w:color w:val="8186EF"/>
-          <w:sz w:val="16"/>
-          <w:szCs w:val="16"/>
-        </w:rPr>
-        <w:t xml:space="preserve">24  </w:t>
-      </w:r>
-      <w:r>
-        <w:rPr>
-          <w:sz w:val="16"/>
-          <w:szCs w:val="16"/>
-        </w:rPr>
-        <w:t xml:space="preserve">The book states item C3-5 in those words.</w:t>
-      </w:r>
-    </w:p>
-    <w:p>
-      <w:pPr>
-        <w:spacing w:after="18"/>
-        <w:ind w:left="300" w:hanging="300"/>
-      </w:pPr>
-      <w:r>
-        <w:rPr>
-          <w:b/>
-          <w:bCs/>
-          <w:color w:val="8186EF"/>
-          <w:sz w:val="16"/>
-          <w:szCs w:val="16"/>
-        </w:rPr>
-        <w:t xml:space="preserve">25  </w:t>
-      </w:r>
-      <w:r>
-        <w:rPr>
-          <w:sz w:val="16"/>
-          <w:szCs w:val="16"/>
-        </w:rPr>
-        <w:t xml:space="preserve">The book states item C3-6 in those words.</w:t>
       </w:r>
     </w:p>
     <w:p/>

--- a/CMA_W_B1_Ch03_AnswerKeys.docx
+++ b/CMA_W_B1_Ch03_AnswerKeys.docx
@@ -7673,7 +7673,7 @@
           <w:sz w:val="16"/>
           <w:szCs w:val="16"/>
         </w:rPr>
-        <w:t xml:space="preserve">The book numbers it 3.1.</w:t>
+        <w:t xml:space="preserve">The book numbers “Purpose and structure of the income statement” as section 3.1.</w:t>
       </w:r>
     </w:p>
     <w:p>
@@ -7696,7 +7696,7 @@
           <w:sz w:val="16"/>
           <w:szCs w:val="16"/>
         </w:rPr>
-        <w:t xml:space="preserve">The book numbers it 3.2.</w:t>
+        <w:t xml:space="preserve">The book numbers “Building the multi-step income statement” as section 3.2.</w:t>
       </w:r>
     </w:p>
     <w:p>
@@ -7719,7 +7719,7 @@
           <w:sz w:val="16"/>
           <w:szCs w:val="16"/>
         </w:rPr>
-        <w:t xml:space="preserve">The book numbers it 3.3.</w:t>
+        <w:t xml:space="preserve">The book numbers “Unusual items and discontinued operations” as section 3.3.</w:t>
       </w:r>
     </w:p>
     <w:p>

--- a/CMA_W_B1_Ch03_AnswerKeys.docx
+++ b/CMA_W_B1_Ch03_AnswerKeys.docx
@@ -97,66 +97,66 @@
                 <w:sz w:val="17"/>
                 <w:szCs w:val="17"/>
               </w:rPr>
-              <w:t xml:space="preserve">multi-step income statement · operating income · single-step income statement</w:t>
-            </w:r>
-          </w:p>
-        </w:tc>
-        <w:tc>
-          <w:tcPr>
-            <w:tcW w:type="pct" w:w="1667"/>
-            <w:tcMar>
-              <w:top w:type="dxa" w:w="40"/>
-              <w:left w:type="dxa" w:w="100"/>
-              <w:bottom w:type="dxa" w:w="40"/>
-              <w:right w:type="dxa" w:w="100"/>
-            </w:tcMar>
-          </w:tcPr>
-          <w:p>
-            <w:pPr>
-              <w:spacing w:before="22" w:after="22"/>
-            </w:pPr>
-            <w:r>
-              <w:rPr>
-                <w:b/>
-                <w:bCs/>
-                <w:color w:val="8186EF"/>
-                <w:sz w:val="16"/>
-                <w:szCs w:val="16"/>
-              </w:rPr>
-              <w:t xml:space="preserve">10  </w:t>
-            </w:r>
-            <w:r>
-              <w:rPr>
-                <w:sz w:val="17"/>
-                <w:szCs w:val="17"/>
-              </w:rPr>
-              <w:t xml:space="preserve">B</w:t>
-            </w:r>
-          </w:p>
-        </w:tc>
-        <w:tc>
-          <w:tcPr>
-            <w:tcW w:type="pct" w:w="1667"/>
-            <w:tcMar>
-              <w:top w:type="dxa" w:w="40"/>
-              <w:left w:type="dxa" w:w="100"/>
-              <w:bottom w:type="dxa" w:w="40"/>
-              <w:right w:type="dxa" w:w="100"/>
-            </w:tcMar>
-          </w:tcPr>
-          <w:p>
-            <w:pPr>
-              <w:spacing w:before="22" w:after="22"/>
-            </w:pPr>
-            <w:r>
-              <w:rPr>
-                <w:b/>
-                <w:bCs/>
-                <w:color w:val="8186EF"/>
-                <w:sz w:val="16"/>
-                <w:szCs w:val="16"/>
-              </w:rPr>
-              <w:t xml:space="preserve">19  </w:t>
+              <w:t xml:space="preserve">income statement · photograph</w:t>
+            </w:r>
+          </w:p>
+        </w:tc>
+        <w:tc>
+          <w:tcPr>
+            <w:tcW w:type="pct" w:w="1667"/>
+            <w:tcMar>
+              <w:top w:type="dxa" w:w="40"/>
+              <w:left w:type="dxa" w:w="100"/>
+              <w:bottom w:type="dxa" w:w="40"/>
+              <w:right w:type="dxa" w:w="100"/>
+            </w:tcMar>
+          </w:tcPr>
+          <w:p>
+            <w:pPr>
+              <w:spacing w:before="22" w:after="22"/>
+            </w:pPr>
+            <w:r>
+              <w:rPr>
+                <w:b/>
+                <w:bCs/>
+                <w:color w:val="8186EF"/>
+                <w:sz w:val="16"/>
+                <w:szCs w:val="16"/>
+              </w:rPr>
+              <w:t xml:space="preserve">9  </w:t>
+            </w:r>
+            <w:r>
+              <w:rPr>
+                <w:sz w:val="17"/>
+                <w:szCs w:val="17"/>
+              </w:rPr>
+              <w:t xml:space="preserve">A</w:t>
+            </w:r>
+          </w:p>
+        </w:tc>
+        <w:tc>
+          <w:tcPr>
+            <w:tcW w:type="pct" w:w="1667"/>
+            <w:tcMar>
+              <w:top w:type="dxa" w:w="40"/>
+              <w:left w:type="dxa" w:w="100"/>
+              <w:bottom w:type="dxa" w:w="40"/>
+              <w:right w:type="dxa" w:w="100"/>
+            </w:tcMar>
+          </w:tcPr>
+          <w:p>
+            <w:pPr>
+              <w:spacing w:before="22" w:after="22"/>
+            </w:pPr>
+            <w:r>
+              <w:rPr>
+                <w:b/>
+                <w:bCs/>
+                <w:color w:val="8186EF"/>
+                <w:sz w:val="16"/>
+                <w:szCs w:val="16"/>
+              </w:rPr>
+              <w:t xml:space="preserve">17  </w:t>
             </w:r>
             <w:r>
               <w:rPr>
@@ -199,7 +199,7 @@
                 <w:sz w:val="17"/>
                 <w:szCs w:val="17"/>
               </w:rPr>
-              <w:t xml:space="preserve">multi-step income statement · operating income · single-step income statement</w:t>
+              <w:t xml:space="preserve">interest · Managers · competitors</w:t>
             </w:r>
           </w:p>
         </w:tc>
@@ -226,14 +226,14 @@
                 <w:sz w:val="16"/>
                 <w:szCs w:val="16"/>
               </w:rPr>
-              <w:t xml:space="preserve">11  </w:t>
-            </w:r>
-            <w:r>
-              <w:rPr>
-                <w:sz w:val="17"/>
-                <w:szCs w:val="17"/>
-              </w:rPr>
-              <w:t xml:space="preserve">C</w:t>
+              <w:t xml:space="preserve">10  </w:t>
+            </w:r>
+            <w:r>
+              <w:rPr>
+                <w:sz w:val="17"/>
+                <w:szCs w:val="17"/>
+              </w:rPr>
+              <w:t xml:space="preserve">A</w:t>
             </w:r>
           </w:p>
         </w:tc>
@@ -260,14 +260,14 @@
                 <w:sz w:val="16"/>
                 <w:szCs w:val="16"/>
               </w:rPr>
-              <w:t xml:space="preserve">20  </w:t>
-            </w:r>
-            <w:r>
-              <w:rPr>
-                <w:sz w:val="17"/>
-                <w:szCs w:val="17"/>
-              </w:rPr>
-              <w:t xml:space="preserve">C</w:t>
+              <w:t xml:space="preserve">18  </w:t>
+            </w:r>
+            <w:r>
+              <w:rPr>
+                <w:sz w:val="17"/>
+                <w:szCs w:val="17"/>
+              </w:rPr>
+              <w:t xml:space="preserve">B</w:t>
             </w:r>
           </w:p>
         </w:tc>
@@ -328,47 +328,47 @@
                 <w:sz w:val="16"/>
                 <w:szCs w:val="16"/>
               </w:rPr>
-              <w:t xml:space="preserve">12  </w:t>
-            </w:r>
-            <w:r>
-              <w:rPr>
-                <w:sz w:val="17"/>
-                <w:szCs w:val="17"/>
-              </w:rPr>
-              <w:t xml:space="preserve">D</w:t>
-            </w:r>
-          </w:p>
-        </w:tc>
-        <w:tc>
-          <w:tcPr>
-            <w:tcW w:type="pct" w:w="1667"/>
-            <w:tcMar>
-              <w:top w:type="dxa" w:w="40"/>
-              <w:left w:type="dxa" w:w="100"/>
-              <w:bottom w:type="dxa" w:w="40"/>
-              <w:right w:type="dxa" w:w="100"/>
-            </w:tcMar>
-          </w:tcPr>
-          <w:p>
-            <w:pPr>
-              <w:spacing w:before="22" w:after="22"/>
-            </w:pPr>
-            <w:r>
-              <w:rPr>
-                <w:b/>
-                <w:bCs/>
-                <w:color w:val="8186EF"/>
-                <w:sz w:val="16"/>
-                <w:szCs w:val="16"/>
-              </w:rPr>
-              <w:t xml:space="preserve">21  </w:t>
-            </w:r>
-            <w:r>
-              <w:rPr>
-                <w:sz w:val="17"/>
-                <w:szCs w:val="17"/>
-              </w:rPr>
-              <w:t xml:space="preserve">B</w:t>
+              <w:t xml:space="preserve">11  </w:t>
+            </w:r>
+            <w:r>
+              <w:rPr>
+                <w:sz w:val="17"/>
+                <w:szCs w:val="17"/>
+              </w:rPr>
+              <w:t xml:space="preserve">T</w:t>
+            </w:r>
+          </w:p>
+        </w:tc>
+        <w:tc>
+          <w:tcPr>
+            <w:tcW w:type="pct" w:w="1667"/>
+            <w:tcMar>
+              <w:top w:type="dxa" w:w="40"/>
+              <w:left w:type="dxa" w:w="100"/>
+              <w:bottom w:type="dxa" w:w="40"/>
+              <w:right w:type="dxa" w:w="100"/>
+            </w:tcMar>
+          </w:tcPr>
+          <w:p>
+            <w:pPr>
+              <w:spacing w:before="22" w:after="22"/>
+            </w:pPr>
+            <w:r>
+              <w:rPr>
+                <w:b/>
+                <w:bCs/>
+                <w:color w:val="8186EF"/>
+                <w:sz w:val="16"/>
+                <w:szCs w:val="16"/>
+              </w:rPr>
+              <w:t xml:space="preserve">19  </w:t>
+            </w:r>
+            <w:r>
+              <w:rPr>
+                <w:sz w:val="17"/>
+                <w:szCs w:val="17"/>
+              </w:rPr>
+              <w:t xml:space="preserve">C</w:t>
             </w:r>
           </w:p>
         </w:tc>
@@ -431,7 +431,41 @@
                 <w:sz w:val="16"/>
                 <w:szCs w:val="16"/>
               </w:rPr>
-              <w:t xml:space="preserve">13  </w:t>
+              <w:t xml:space="preserve">12  </w:t>
+            </w:r>
+            <w:r>
+              <w:rPr>
+                <w:sz w:val="17"/>
+                <w:szCs w:val="17"/>
+              </w:rPr>
+              <w:t xml:space="preserve">A</w:t>
+            </w:r>
+          </w:p>
+        </w:tc>
+        <w:tc>
+          <w:tcPr>
+            <w:tcW w:type="pct" w:w="1667"/>
+            <w:shd w:fill="FBFAF6" w:val="clear"/>
+            <w:tcMar>
+              <w:top w:type="dxa" w:w="40"/>
+              <w:left w:type="dxa" w:w="100"/>
+              <w:bottom w:type="dxa" w:w="40"/>
+              <w:right w:type="dxa" w:w="100"/>
+            </w:tcMar>
+          </w:tcPr>
+          <w:p>
+            <w:pPr>
+              <w:spacing w:before="22" w:after="22"/>
+            </w:pPr>
+            <w:r>
+              <w:rPr>
+                <w:b/>
+                <w:bCs/>
+                <w:color w:val="8186EF"/>
+                <w:sz w:val="16"/>
+                <w:szCs w:val="16"/>
+              </w:rPr>
+              <w:t xml:space="preserve">20  </w:t>
             </w:r>
             <w:r>
               <w:rPr>
@@ -439,40 +473,6 @@
                 <w:szCs w:val="17"/>
               </w:rPr>
               <w:t xml:space="preserve">D</w:t>
-            </w:r>
-          </w:p>
-        </w:tc>
-        <w:tc>
-          <w:tcPr>
-            <w:tcW w:type="pct" w:w="1667"/>
-            <w:shd w:fill="FBFAF6" w:val="clear"/>
-            <w:tcMar>
-              <w:top w:type="dxa" w:w="40"/>
-              <w:left w:type="dxa" w:w="100"/>
-              <w:bottom w:type="dxa" w:w="40"/>
-              <w:right w:type="dxa" w:w="100"/>
-            </w:tcMar>
-          </w:tcPr>
-          <w:p>
-            <w:pPr>
-              <w:spacing w:before="22" w:after="22"/>
-            </w:pPr>
-            <w:r>
-              <w:rPr>
-                <w:b/>
-                <w:bCs/>
-                <w:color w:val="8186EF"/>
-                <w:sz w:val="16"/>
-                <w:szCs w:val="16"/>
-              </w:rPr>
-              <w:t xml:space="preserve">22  </w:t>
-            </w:r>
-            <w:r>
-              <w:rPr>
-                <w:sz w:val="17"/>
-                <w:szCs w:val="17"/>
-              </w:rPr>
-              <w:t xml:space="preserve">A</w:t>
             </w:r>
           </w:p>
         </w:tc>
@@ -533,47 +533,47 @@
                 <w:sz w:val="16"/>
                 <w:szCs w:val="16"/>
               </w:rPr>
-              <w:t xml:space="preserve">14  </w:t>
-            </w:r>
-            <w:r>
-              <w:rPr>
-                <w:sz w:val="17"/>
-                <w:szCs w:val="17"/>
-              </w:rPr>
-              <w:t xml:space="preserve">T</w:t>
-            </w:r>
-          </w:p>
-        </w:tc>
-        <w:tc>
-          <w:tcPr>
-            <w:tcW w:type="pct" w:w="1667"/>
-            <w:tcMar>
-              <w:top w:type="dxa" w:w="40"/>
-              <w:left w:type="dxa" w:w="100"/>
-              <w:bottom w:type="dxa" w:w="40"/>
-              <w:right w:type="dxa" w:w="100"/>
-            </w:tcMar>
-          </w:tcPr>
-          <w:p>
-            <w:pPr>
-              <w:spacing w:before="22" w:after="22"/>
-            </w:pPr>
-            <w:r>
-              <w:rPr>
-                <w:b/>
-                <w:bCs/>
-                <w:color w:val="8186EF"/>
-                <w:sz w:val="16"/>
-                <w:szCs w:val="16"/>
-              </w:rPr>
-              <w:t xml:space="preserve">23  </w:t>
-            </w:r>
-            <w:r>
-              <w:rPr>
-                <w:sz w:val="17"/>
-                <w:szCs w:val="17"/>
-              </w:rPr>
-              <w:t xml:space="preserve">B</w:t>
+              <w:t xml:space="preserve">13  </w:t>
+            </w:r>
+            <w:r>
+              <w:rPr>
+                <w:sz w:val="17"/>
+                <w:szCs w:val="17"/>
+              </w:rPr>
+              <w:t xml:space="preserve">C</w:t>
+            </w:r>
+          </w:p>
+        </w:tc>
+        <w:tc>
+          <w:tcPr>
+            <w:tcW w:type="pct" w:w="1667"/>
+            <w:tcMar>
+              <w:top w:type="dxa" w:w="40"/>
+              <w:left w:type="dxa" w:w="100"/>
+              <w:bottom w:type="dxa" w:w="40"/>
+              <w:right w:type="dxa" w:w="100"/>
+            </w:tcMar>
+          </w:tcPr>
+          <w:p>
+            <w:pPr>
+              <w:spacing w:before="22" w:after="22"/>
+            </w:pPr>
+            <w:r>
+              <w:rPr>
+                <w:b/>
+                <w:bCs/>
+                <w:color w:val="8186EF"/>
+                <w:sz w:val="16"/>
+                <w:szCs w:val="16"/>
+              </w:rPr>
+              <w:t xml:space="preserve">21  </w:t>
+            </w:r>
+            <w:r>
+              <w:rPr>
+                <w:sz w:val="17"/>
+                <w:szCs w:val="17"/>
+              </w:rPr>
+              <w:t xml:space="preserve">A</w:t>
             </w:r>
           </w:p>
         </w:tc>
@@ -609,7 +609,7 @@
                 <w:sz w:val="17"/>
                 <w:szCs w:val="17"/>
               </w:rPr>
-              <w:t xml:space="preserve">C</w:t>
+              <w:t xml:space="preserve">D</w:t>
             </w:r>
           </w:p>
         </w:tc>
@@ -636,14 +636,14 @@
                 <w:sz w:val="16"/>
                 <w:szCs w:val="16"/>
               </w:rPr>
-              <w:t xml:space="preserve">15  </w:t>
-            </w:r>
-            <w:r>
-              <w:rPr>
-                <w:sz w:val="17"/>
-                <w:szCs w:val="17"/>
-              </w:rPr>
-              <w:t xml:space="preserve">A</w:t>
+              <w:t xml:space="preserve">14  </w:t>
+            </w:r>
+            <w:r>
+              <w:rPr>
+                <w:sz w:val="17"/>
+                <w:szCs w:val="17"/>
+              </w:rPr>
+              <w:t xml:space="preserve">B</w:t>
             </w:r>
           </w:p>
         </w:tc>
@@ -670,14 +670,14 @@
                 <w:sz w:val="16"/>
                 <w:szCs w:val="16"/>
               </w:rPr>
-              <w:t xml:space="preserve">24  </w:t>
-            </w:r>
-            <w:r>
-              <w:rPr>
-                <w:sz w:val="17"/>
-                <w:szCs w:val="17"/>
-              </w:rPr>
-              <w:t xml:space="preserve">A</w:t>
+              <w:t xml:space="preserve">22  </w:t>
+            </w:r>
+            <w:r>
+              <w:rPr>
+                <w:sz w:val="17"/>
+                <w:szCs w:val="17"/>
+              </w:rPr>
+              <w:t xml:space="preserve">Compare with the model earlier in this handout.</w:t>
             </w:r>
           </w:p>
         </w:tc>
@@ -712,73 +712,73 @@
                 <w:sz w:val="17"/>
                 <w:szCs w:val="17"/>
               </w:rPr>
-              <w:t xml:space="preserve">C</w:t>
-            </w:r>
-          </w:p>
-        </w:tc>
-        <w:tc>
-          <w:tcPr>
-            <w:tcW w:type="pct" w:w="1667"/>
-            <w:tcMar>
-              <w:top w:type="dxa" w:w="40"/>
-              <w:left w:type="dxa" w:w="100"/>
-              <w:bottom w:type="dxa" w:w="40"/>
-              <w:right w:type="dxa" w:w="100"/>
-            </w:tcMar>
-          </w:tcPr>
-          <w:p>
-            <w:pPr>
-              <w:spacing w:before="22" w:after="22"/>
-            </w:pPr>
-            <w:r>
-              <w:rPr>
-                <w:b/>
-                <w:bCs/>
-                <w:color w:val="8186EF"/>
-                <w:sz w:val="16"/>
-                <w:szCs w:val="16"/>
-              </w:rPr>
-              <w:t xml:space="preserve">16  </w:t>
-            </w:r>
-            <w:r>
-              <w:rPr>
-                <w:sz w:val="17"/>
-                <w:szCs w:val="17"/>
-              </w:rPr>
-              <w:t xml:space="preserve">C</w:t>
-            </w:r>
-          </w:p>
-        </w:tc>
-        <w:tc>
-          <w:tcPr>
-            <w:tcW w:type="pct" w:w="1667"/>
-            <w:tcMar>
-              <w:top w:type="dxa" w:w="40"/>
-              <w:left w:type="dxa" w:w="100"/>
-              <w:bottom w:type="dxa" w:w="40"/>
-              <w:right w:type="dxa" w:w="100"/>
-            </w:tcMar>
-          </w:tcPr>
-          <w:p>
-            <w:pPr>
-              <w:spacing w:before="22" w:after="22"/>
-            </w:pPr>
-            <w:r>
-              <w:rPr>
-                <w:b/>
-                <w:bCs/>
-                <w:color w:val="8186EF"/>
-                <w:sz w:val="16"/>
-                <w:szCs w:val="16"/>
-              </w:rPr>
-              <w:t xml:space="preserve">25  </w:t>
-            </w:r>
-            <w:r>
-              <w:rPr>
-                <w:sz w:val="17"/>
-                <w:szCs w:val="17"/>
-              </w:rPr>
-              <w:t xml:space="preserve">Compare with the model earlier in this handout.</w:t>
+              <w:t xml:space="preserve">D</w:t>
+            </w:r>
+          </w:p>
+        </w:tc>
+        <w:tc>
+          <w:tcPr>
+            <w:tcW w:type="pct" w:w="1667"/>
+            <w:tcMar>
+              <w:top w:type="dxa" w:w="40"/>
+              <w:left w:type="dxa" w:w="100"/>
+              <w:bottom w:type="dxa" w:w="40"/>
+              <w:right w:type="dxa" w:w="100"/>
+            </w:tcMar>
+          </w:tcPr>
+          <w:p>
+            <w:pPr>
+              <w:spacing w:before="22" w:after="22"/>
+            </w:pPr>
+            <w:r>
+              <w:rPr>
+                <w:b/>
+                <w:bCs/>
+                <w:color w:val="8186EF"/>
+                <w:sz w:val="16"/>
+                <w:szCs w:val="16"/>
+              </w:rPr>
+              <w:t xml:space="preserve">15  </w:t>
+            </w:r>
+            <w:r>
+              <w:rPr>
+                <w:sz w:val="17"/>
+                <w:szCs w:val="17"/>
+              </w:rPr>
+              <w:t xml:space="preserve">D</w:t>
+            </w:r>
+          </w:p>
+        </w:tc>
+        <w:tc>
+          <w:tcPr>
+            <w:tcW w:type="pct" w:w="1667"/>
+            <w:tcMar>
+              <w:top w:type="dxa" w:w="40"/>
+              <w:left w:type="dxa" w:w="100"/>
+              <w:bottom w:type="dxa" w:w="40"/>
+              <w:right w:type="dxa" w:w="100"/>
+            </w:tcMar>
+          </w:tcPr>
+          <w:p>
+            <w:pPr>
+              <w:spacing w:before="22" w:after="22"/>
+            </w:pPr>
+            <w:r>
+              <w:rPr>
+                <w:b/>
+                <w:bCs/>
+                <w:color w:val="8186EF"/>
+                <w:sz w:val="16"/>
+                <w:szCs w:val="16"/>
+              </w:rPr>
+              <w:t xml:space="preserve">23  </w:t>
+            </w:r>
+            <w:r>
+              <w:rPr>
+                <w:sz w:val="17"/>
+                <w:szCs w:val="17"/>
+              </w:rPr>
+              <w:t xml:space="preserve">The income statement reports a company's revenues, expenses, gains and losses for a period, usually a year. The result is net income, which increases retained earnings. Where the balance sheet is a photograph, the income statement is a film of the whole year.</w:t>
             </w:r>
           </w:p>
         </w:tc>
@@ -814,7 +814,7 @@
                 <w:sz w:val="17"/>
                 <w:szCs w:val="17"/>
               </w:rPr>
-              <w:t xml:space="preserve">B</w:t>
+              <w:t xml:space="preserve">A</w:t>
             </w:r>
           </w:p>
         </w:tc>
@@ -841,14 +841,14 @@
                 <w:sz w:val="16"/>
                 <w:szCs w:val="16"/>
               </w:rPr>
-              <w:t xml:space="preserve">17  </w:t>
-            </w:r>
-            <w:r>
-              <w:rPr>
-                <w:sz w:val="17"/>
-                <w:szCs w:val="17"/>
-              </w:rPr>
-              <w:t xml:space="preserve">B</w:t>
+              <w:t xml:space="preserve">16  </w:t>
+            </w:r>
+            <w:r>
+              <w:rPr>
+                <w:sz w:val="17"/>
+                <w:szCs w:val="17"/>
+              </w:rPr>
+              <w:t xml:space="preserve">C</w:t>
             </w:r>
           </w:p>
         </w:tc>
@@ -856,107 +856,6 @@
           <w:tcPr>
             <w:tcW w:type="pct" w:w="1667"/>
             <w:shd w:fill="FBFAF6" w:val="clear"/>
-            <w:tcMar>
-              <w:top w:type="dxa" w:w="40"/>
-              <w:left w:type="dxa" w:w="100"/>
-              <w:bottom w:type="dxa" w:w="40"/>
-              <w:right w:type="dxa" w:w="100"/>
-            </w:tcMar>
-          </w:tcPr>
-          <w:p>
-            <w:pPr>
-              <w:spacing w:before="22" w:after="22"/>
-            </w:pPr>
-            <w:r>
-              <w:rPr>
-                <w:b/>
-                <w:bCs/>
-                <w:color w:val="8186EF"/>
-                <w:sz w:val="16"/>
-                <w:szCs w:val="16"/>
-              </w:rPr>
-              <w:t xml:space="preserve">26  </w:t>
-            </w:r>
-            <w:r>
-              <w:rPr>
-                <w:sz w:val="17"/>
-                <w:szCs w:val="17"/>
-              </w:rPr>
-              <w:t xml:space="preserve">The income statement reports a company's revenues, expenses, gains and losses for a period, usually a year. The result is net income, which increases retained earnings. Where the balance sheet is a photograph, the income statement is a film of the whole year.</w:t>
-            </w:r>
-          </w:p>
-        </w:tc>
-      </w:tr>
-      <w:tr>
-        <w:tc>
-          <w:tcPr>
-            <w:tcW w:type="pct" w:w="1667"/>
-            <w:tcMar>
-              <w:top w:type="dxa" w:w="40"/>
-              <w:left w:type="dxa" w:w="100"/>
-              <w:bottom w:type="dxa" w:w="40"/>
-              <w:right w:type="dxa" w:w="100"/>
-            </w:tcMar>
-          </w:tcPr>
-          <w:p>
-            <w:pPr>
-              <w:spacing w:before="22" w:after="22"/>
-            </w:pPr>
-            <w:r>
-              <w:rPr>
-                <w:b/>
-                <w:bCs/>
-                <w:color w:val="8186EF"/>
-                <w:sz w:val="16"/>
-                <w:szCs w:val="16"/>
-              </w:rPr>
-              <w:t xml:space="preserve">9  </w:t>
-            </w:r>
-            <w:r>
-              <w:rPr>
-                <w:sz w:val="17"/>
-                <w:szCs w:val="17"/>
-              </w:rPr>
-              <w:t xml:space="preserve">D</w:t>
-            </w:r>
-          </w:p>
-        </w:tc>
-        <w:tc>
-          <w:tcPr>
-            <w:tcW w:type="pct" w:w="1667"/>
-            <w:tcMar>
-              <w:top w:type="dxa" w:w="40"/>
-              <w:left w:type="dxa" w:w="100"/>
-              <w:bottom w:type="dxa" w:w="40"/>
-              <w:right w:type="dxa" w:w="100"/>
-            </w:tcMar>
-          </w:tcPr>
-          <w:p>
-            <w:pPr>
-              <w:spacing w:before="22" w:after="22"/>
-            </w:pPr>
-            <w:r>
-              <w:rPr>
-                <w:b/>
-                <w:bCs/>
-                <w:color w:val="8186EF"/>
-                <w:sz w:val="16"/>
-                <w:szCs w:val="16"/>
-              </w:rPr>
-              <w:t xml:space="preserve">18  </w:t>
-            </w:r>
-            <w:r>
-              <w:rPr>
-                <w:sz w:val="17"/>
-                <w:szCs w:val="17"/>
-              </w:rPr>
-              <w:t xml:space="preserve">D</w:t>
-            </w:r>
-          </w:p>
-        </w:tc>
-        <w:tc>
-          <w:tcPr>
-            <w:tcW w:type="pct" w:w="1667"/>
             <w:tcMar>
               <w:top w:type="dxa" w:w="40"/>
               <w:left w:type="dxa" w:w="100"/>
@@ -1015,6 +914,52 @@
           <w:sz w:val="16"/>
           <w:szCs w:val="16"/>
         </w:rPr>
+        <w:t xml:space="preserve">The book writes: “The income statement reports a company's revenues, expenses, gains and losses for a period, usually a year. The result is net income, which increases retained earnings. Where the balance sheet is a photograph, the income statement is a film of the whole year.”</w:t>
+      </w:r>
+    </w:p>
+    <w:p>
+      <w:pPr>
+        <w:spacing w:after="18"/>
+        <w:ind w:left="300" w:hanging="300"/>
+      </w:pPr>
+      <w:r>
+        <w:rPr>
+          <w:b/>
+          <w:bCs/>
+          <w:color w:val="8186EF"/>
+          <w:sz w:val="16"/>
+          <w:szCs w:val="16"/>
+        </w:rPr>
+        <w:t xml:space="preserve">2  </w:t>
+      </w:r>
+      <w:r>
+        <w:rPr>
+          <w:sz w:val="16"/>
+          <w:szCs w:val="16"/>
+        </w:rPr>
+        <w:t xml:space="preserve">The book writes: “Lenders use it to see whether the company earns enough to pay interest. Managers use it to compare results with budgets and with competitors.”</w:t>
+      </w:r>
+    </w:p>
+    <w:p>
+      <w:pPr>
+        <w:spacing w:after="18"/>
+        <w:ind w:left="300" w:hanging="300"/>
+      </w:pPr>
+      <w:r>
+        <w:rPr>
+          <w:b/>
+          <w:bCs/>
+          <w:color w:val="8186EF"/>
+          <w:sz w:val="16"/>
+          <w:szCs w:val="16"/>
+        </w:rPr>
+        <w:t xml:space="preserve">3  </w:t>
+      </w:r>
+      <w:r>
+        <w:rPr>
+          <w:sz w:val="16"/>
+          <w:szCs w:val="16"/>
+        </w:rPr>
         <w:t xml:space="preserve">The book writes: “A multi-step income statement shows subtotals: gross profit, operating income and income before income taxes. A single-step income statement adds all revenues and gains, deducts all expenses and losses, and reaches net income in one step.”</w:t>
       </w:r>
     </w:p>
@@ -1031,52 +976,6 @@
           <w:sz w:val="16"/>
           <w:szCs w:val="16"/>
         </w:rPr>
-        <w:t xml:space="preserve">2  </w:t>
-      </w:r>
-      <w:r>
-        <w:rPr>
-          <w:sz w:val="16"/>
-          <w:szCs w:val="16"/>
-        </w:rPr>
-        <w:t xml:space="preserve">The book writes: “Managers use it to compare results with budgets and with competitors. A multi-step income statement shows subtotals: gross profit, operating income and income before income taxes. A single-step income statement adds all revenues and gains, deducts all expenses and losses, and reaches net income in one step.”</w:t>
-      </w:r>
-    </w:p>
-    <w:p>
-      <w:pPr>
-        <w:spacing w:after="18"/>
-        <w:ind w:left="300" w:hanging="300"/>
-      </w:pPr>
-      <w:r>
-        <w:rPr>
-          <w:b/>
-          <w:bCs/>
-          <w:color w:val="8186EF"/>
-          <w:sz w:val="16"/>
-          <w:szCs w:val="16"/>
-        </w:rPr>
-        <w:t xml:space="preserve">3  </w:t>
-      </w:r>
-      <w:r>
-        <w:rPr>
-          <w:sz w:val="16"/>
-          <w:szCs w:val="16"/>
-        </w:rPr>
-        <w:t xml:space="preserve">The book writes: “A multi-step income statement shows subtotals: gross profit, operating income and income before income taxes. A single-step income statement adds all revenues and gains, deducts all expenses and losses, and reaches net income in one step. SEC registrants such as Orontes follow the SEC's list of captions, which gives a multi-step layout.”</w:t>
-      </w:r>
-    </w:p>
-    <w:p>
-      <w:pPr>
-        <w:spacing w:after="18"/>
-        <w:ind w:left="300" w:hanging="300"/>
-      </w:pPr>
-      <w:r>
-        <w:rPr>
-          <w:b/>
-          <w:bCs/>
-          <w:color w:val="8186EF"/>
-          <w:sz w:val="16"/>
-          <w:szCs w:val="16"/>
-        </w:rPr>
         <w:t xml:space="preserve">4  </w:t>
       </w:r>
       <w:r>
@@ -1130,7 +1029,7 @@
           <w:sz w:val="16"/>
           <w:szCs w:val="16"/>
         </w:rPr>
-        <w:t xml:space="preserve">The book numbers “Building the multi-step income statement” as section 3.2.</w:t>
+        <w:t xml:space="preserve">Past performance on the income statement is the starting point for predicting future earnings. A is wrong: The balance sheet shows position at one date, not performance. B is wrong: It shows changes in equity, using net income from the income statement.</w:t>
       </w:r>
     </w:p>
     <w:p>
@@ -1153,7 +1052,7 @@
           <w:sz w:val="16"/>
           <w:szCs w:val="16"/>
         </w:rPr>
-        <w:t xml:space="preserve">The book numbers “Unusual items and discontinued operations” as section 3.3.</w:t>
+        <w:t xml:space="preserve">Subtotals separate operating results from other items. A is wrong: Both layouts give the same net income. B is wrong: U.S. GAAP does not require one layout; SEC captions lead to multi-step.</w:t>
       </w:r>
     </w:p>
     <w:p>
@@ -1176,7 +1075,7 @@
           <w:sz w:val="16"/>
           <w:szCs w:val="16"/>
         </w:rPr>
-        <w:t xml:space="preserve">The book numbers “Comprehensive income” as section 3.4.</w:t>
+        <w:t xml:space="preserve">R&amp;D is part of the costs of running the main business. B is wrong: Interest is in other income and expense. C is wrong: Tax is deducted after income before income taxes.</w:t>
       </w:r>
     </w:p>
     <w:p>
@@ -1199,7 +1098,7 @@
           <w:sz w:val="16"/>
           <w:szCs w:val="16"/>
         </w:rPr>
-        <w:t xml:space="preserve">Past performance on the income statement is the starting point for predicting future earnings. A is wrong: The balance sheet shows position at one date, not performance. B is wrong: It shows changes in equity, using net income from the income statement.</w:t>
+        <w:t xml:space="preserve">U.S. GAAP does not mandate function or nature. B is wrong: Nature is common under IFRS, not required in the U.S. C is wrong: DISE note disclosures start only in 2027 and are not yet testable.</w:t>
       </w:r>
     </w:p>
     <w:p>
@@ -1222,7 +1121,7 @@
           <w:sz w:val="16"/>
           <w:szCs w:val="16"/>
         </w:rPr>
-        <w:t xml:space="preserve">Operating income is earned before interest, so it can be compared with interest expense. A is wrong: Net income is after interest has already been deducted. C is wrong: Comprehensive income includes OCI, which is not from main operations.</w:t>
+        <w:t xml:space="preserve">Every cycle settles one rule and shows where it comes from.</w:t>
       </w:r>
     </w:p>
     <w:p>
@@ -1245,75 +1144,6 @@
           <w:sz w:val="16"/>
           <w:szCs w:val="16"/>
         </w:rPr>
-        <w:t xml:space="preserve">The income statement covers a period. A is wrong: 'As of' is used for the balance sheet. B is wrong: 'At' a date is a balance sheet heading.</w:t>
-      </w:r>
-    </w:p>
-    <w:p>
-      <w:pPr>
-        <w:spacing w:after="18"/>
-        <w:ind w:left="300" w:hanging="300"/>
-      </w:pPr>
-      <w:r>
-        <w:rPr>
-          <w:b/>
-          <w:bCs/>
-          <w:color w:val="8186EF"/>
-          <w:sz w:val="16"/>
-          <w:szCs w:val="16"/>
-        </w:rPr>
-        <w:t xml:space="preserve">12  </w:t>
-      </w:r>
-      <w:r>
-        <w:rPr>
-          <w:sz w:val="16"/>
-          <w:szCs w:val="16"/>
-        </w:rPr>
-        <w:t xml:space="preserve">Subtotals separate operating results from other items. A is wrong: Both layouts give the same net income. B is wrong: U.S. GAAP does not require one layout; SEC captions lead to multi-step.</w:t>
-      </w:r>
-    </w:p>
-    <w:p>
-      <w:pPr>
-        <w:spacing w:after="18"/>
-        <w:ind w:left="300" w:hanging="300"/>
-      </w:pPr>
-      <w:r>
-        <w:rPr>
-          <w:b/>
-          <w:bCs/>
-          <w:color w:val="8186EF"/>
-          <w:sz w:val="16"/>
-          <w:szCs w:val="16"/>
-        </w:rPr>
-        <w:t xml:space="preserve">13  </w:t>
-      </w:r>
-      <w:r>
-        <w:rPr>
-          <w:sz w:val="16"/>
-          <w:szCs w:val="16"/>
-        </w:rPr>
-        <w:t xml:space="preserve">Past performance on the income statement is the starting point for predicting future earnings. A is wrong: The balance sheet shows position at one date, not performance. B is wrong: It shows changes in equity, using net income from the income statement.</w:t>
-      </w:r>
-    </w:p>
-    <w:p>
-      <w:pPr>
-        <w:spacing w:after="18"/>
-        <w:ind w:left="300" w:hanging="300"/>
-      </w:pPr>
-      <w:r>
-        <w:rPr>
-          <w:b/>
-          <w:bCs/>
-          <w:color w:val="8186EF"/>
-          <w:sz w:val="16"/>
-          <w:szCs w:val="16"/>
-        </w:rPr>
-        <w:t xml:space="preserve">14  </w:t>
-      </w:r>
-      <w:r>
-        <w:rPr>
-          <w:sz w:val="16"/>
-          <w:szCs w:val="16"/>
-        </w:rPr>
         <w:t xml:space="preserve">CMA questions use exact terms, and one word can change the answer.</w:t>
       </w:r>
     </w:p>
@@ -1330,6 +1160,75 @@
           <w:sz w:val="16"/>
           <w:szCs w:val="16"/>
         </w:rPr>
+        <w:t xml:space="preserve">16  </w:t>
+      </w:r>
+      <w:r>
+        <w:rPr>
+          <w:sz w:val="16"/>
+          <w:szCs w:val="16"/>
+        </w:rPr>
+        <w:t xml:space="preserve">The book’s own table gives Operating expenses as the category of Fire loss.</w:t>
+      </w:r>
+    </w:p>
+    <w:p>
+      <w:pPr>
+        <w:spacing w:after="18"/>
+        <w:ind w:left="300" w:hanging="300"/>
+      </w:pPr>
+      <w:r>
+        <w:rPr>
+          <w:b/>
+          <w:bCs/>
+          <w:color w:val="8186EF"/>
+          <w:sz w:val="16"/>
+          <w:szCs w:val="16"/>
+        </w:rPr>
+        <w:t xml:space="preserve">17  </w:t>
+      </w:r>
+      <w:r>
+        <w:rPr>
+          <w:sz w:val="16"/>
+          <w:szCs w:val="16"/>
+        </w:rPr>
+        <w:t xml:space="preserve">The book’s own table gives Operating expenses as the category of Lawsuit settlement.</w:t>
+      </w:r>
+    </w:p>
+    <w:p>
+      <w:pPr>
+        <w:spacing w:after="18"/>
+        <w:ind w:left="300" w:hanging="300"/>
+      </w:pPr>
+      <w:r>
+        <w:rPr>
+          <w:b/>
+          <w:bCs/>
+          <w:color w:val="8186EF"/>
+          <w:sz w:val="16"/>
+          <w:szCs w:val="16"/>
+        </w:rPr>
+        <w:t xml:space="preserve">18  </w:t>
+      </w:r>
+      <w:r>
+        <w:rPr>
+          <w:sz w:val="16"/>
+          <w:szCs w:val="16"/>
+        </w:rPr>
+        <w:t xml:space="preserve">The book’s own table gives Other income and expense as the category of Interest expense.</w:t>
+      </w:r>
+    </w:p>
+    <w:p>
+      <w:pPr>
+        <w:spacing w:after="18"/>
+        <w:ind w:left="300" w:hanging="300"/>
+      </w:pPr>
+      <w:r>
+        <w:rPr>
+          <w:b/>
+          <w:bCs/>
+          <w:color w:val="8186EF"/>
+          <w:sz w:val="16"/>
+          <w:szCs w:val="16"/>
+        </w:rPr>
         <w:t xml:space="preserve">19  </w:t>
       </w:r>
       <w:r>
@@ -1337,7 +1236,7 @@
           <w:sz w:val="16"/>
           <w:szCs w:val="16"/>
         </w:rPr>
-        <w:t xml:space="preserve">The book’s own table gives Operating expenses as the category of Fire loss.</w:t>
+        <w:t xml:space="preserve">EPS is required for income from continuing operations and net income. A is wrong: EPS is not shown for these subtotals. B is wrong: EPS is not required for comprehensive income.</w:t>
       </w:r>
     </w:p>
     <w:p>
@@ -1360,7 +1259,7 @@
           <w:sz w:val="16"/>
           <w:szCs w:val="16"/>
         </w:rPr>
-        <w:t xml:space="preserve">The book’s own table gives Operating expenses as the category of Lawsuit settlement.</w:t>
+        <w:t xml:space="preserve">Profitable and loss-making components can both be discontinued operations. A is wrong: This is one of the conditions. B is wrong: This is one of the conditions.</w:t>
       </w:r>
     </w:p>
     <w:p>
@@ -1377,75 +1276,6 @@
           <w:szCs w:val="16"/>
         </w:rPr>
         <w:t xml:space="preserve">21  </w:t>
-      </w:r>
-      <w:r>
-        <w:rPr>
-          <w:sz w:val="16"/>
-          <w:szCs w:val="16"/>
-        </w:rPr>
-        <w:t xml:space="preserve">The book’s own table gives Other income and expense as the category of Interest expense.</w:t>
-      </w:r>
-    </w:p>
-    <w:p>
-      <w:pPr>
-        <w:spacing w:after="18"/>
-        <w:ind w:left="300" w:hanging="300"/>
-      </w:pPr>
-      <w:r>
-        <w:rPr>
-          <w:b/>
-          <w:bCs/>
-          <w:color w:val="8186EF"/>
-          <w:sz w:val="16"/>
-          <w:szCs w:val="16"/>
-        </w:rPr>
-        <w:t xml:space="preserve">22  </w:t>
-      </w:r>
-      <w:r>
-        <w:rPr>
-          <w:sz w:val="16"/>
-          <w:szCs w:val="16"/>
-        </w:rPr>
-        <w:t xml:space="preserve">R&amp;D is part of the costs of running the main business. B is wrong: Interest is in other income and expense. C is wrong: Tax is deducted after income before income taxes.</w:t>
-      </w:r>
-    </w:p>
-    <w:p>
-      <w:pPr>
-        <w:spacing w:after="18"/>
-        <w:ind w:left="300" w:hanging="300"/>
-      </w:pPr>
-      <w:r>
-        <w:rPr>
-          <w:b/>
-          <w:bCs/>
-          <w:color w:val="8186EF"/>
-          <w:sz w:val="16"/>
-          <w:szCs w:val="16"/>
-        </w:rPr>
-        <w:t xml:space="preserve">23  </w:t>
-      </w:r>
-      <w:r>
-        <w:rPr>
-          <w:sz w:val="16"/>
-          <w:szCs w:val="16"/>
-        </w:rPr>
-        <w:t xml:space="preserve">Gross profit of $360,000 minus operating expenses of $210,000. A is wrong: This also deducts interest. C is wrong: This deducts only selling expenses.</w:t>
-      </w:r>
-    </w:p>
-    <w:p>
-      <w:pPr>
-        <w:spacing w:after="18"/>
-        <w:ind w:left="300" w:hanging="300"/>
-      </w:pPr>
-      <w:r>
-        <w:rPr>
-          <w:b/>
-          <w:bCs/>
-          <w:color w:val="8186EF"/>
-          <w:sz w:val="16"/>
-          <w:szCs w:val="16"/>
-        </w:rPr>
-        <w:t xml:space="preserve">24  </w:t>
       </w:r>
       <w:r>
         <w:rPr>
@@ -1562,66 +1392,66 @@
                 <w:sz w:val="17"/>
                 <w:szCs w:val="17"/>
               </w:rPr>
-              <w:t xml:space="preserve">Operating income · Other income and expense</w:t>
-            </w:r>
-          </w:p>
-        </w:tc>
-        <w:tc>
-          <w:tcPr>
-            <w:tcW w:type="pct" w:w="1667"/>
-            <w:tcMar>
-              <w:top w:type="dxa" w:w="40"/>
-              <w:left w:type="dxa" w:w="100"/>
-              <w:bottom w:type="dxa" w:w="40"/>
-              <w:right w:type="dxa" w:w="100"/>
-            </w:tcMar>
-          </w:tcPr>
-          <w:p>
-            <w:pPr>
-              <w:spacing w:before="22" w:after="22"/>
-            </w:pPr>
-            <w:r>
-              <w:rPr>
-                <w:b/>
-                <w:bCs/>
-                <w:color w:val="8186EF"/>
-                <w:sz w:val="16"/>
-                <w:szCs w:val="16"/>
-              </w:rPr>
-              <w:t xml:space="preserve">10  </w:t>
-            </w:r>
-            <w:r>
-              <w:rPr>
-                <w:sz w:val="17"/>
-                <w:szCs w:val="17"/>
-              </w:rPr>
-              <w:t xml:space="preserve">C</w:t>
-            </w:r>
-          </w:p>
-        </w:tc>
-        <w:tc>
-          <w:tcPr>
-            <w:tcW w:type="pct" w:w="1667"/>
-            <w:tcMar>
-              <w:top w:type="dxa" w:w="40"/>
-              <w:left w:type="dxa" w:w="100"/>
-              <w:bottom w:type="dxa" w:w="40"/>
-              <w:right w:type="dxa" w:w="100"/>
-            </w:tcMar>
-          </w:tcPr>
-          <w:p>
-            <w:pPr>
-              <w:spacing w:before="22" w:after="22"/>
-            </w:pPr>
-            <w:r>
-              <w:rPr>
-                <w:b/>
-                <w:bCs/>
-                <w:color w:val="8186EF"/>
-                <w:sz w:val="16"/>
-                <w:szCs w:val="16"/>
-              </w:rPr>
-              <w:t xml:space="preserve">19  </w:t>
+              <w:t xml:space="preserve">profit · before · Orontes's</w:t>
+            </w:r>
+          </w:p>
+        </w:tc>
+        <w:tc>
+          <w:tcPr>
+            <w:tcW w:type="pct" w:w="1667"/>
+            <w:tcMar>
+              <w:top w:type="dxa" w:w="40"/>
+              <w:left w:type="dxa" w:w="100"/>
+              <w:bottom w:type="dxa" w:w="40"/>
+              <w:right w:type="dxa" w:w="100"/>
+            </w:tcMar>
+          </w:tcPr>
+          <w:p>
+            <w:pPr>
+              <w:spacing w:before="22" w:after="22"/>
+            </w:pPr>
+            <w:r>
+              <w:rPr>
+                <w:b/>
+                <w:bCs/>
+                <w:color w:val="8186EF"/>
+                <w:sz w:val="16"/>
+                <w:szCs w:val="16"/>
+              </w:rPr>
+              <w:t xml:space="preserve">8  </w:t>
+            </w:r>
+            <w:r>
+              <w:rPr>
+                <w:sz w:val="17"/>
+                <w:szCs w:val="17"/>
+              </w:rPr>
+              <w:t xml:space="preserve">A</w:t>
+            </w:r>
+          </w:p>
+        </w:tc>
+        <w:tc>
+          <w:tcPr>
+            <w:tcW w:type="pct" w:w="1667"/>
+            <w:tcMar>
+              <w:top w:type="dxa" w:w="40"/>
+              <w:left w:type="dxa" w:w="100"/>
+              <w:bottom w:type="dxa" w:w="40"/>
+              <w:right w:type="dxa" w:w="100"/>
+            </w:tcMar>
+          </w:tcPr>
+          <w:p>
+            <w:pPr>
+              <w:spacing w:before="22" w:after="22"/>
+            </w:pPr>
+            <w:r>
+              <w:rPr>
+                <w:b/>
+                <w:bCs/>
+                <w:color w:val="8186EF"/>
+                <w:sz w:val="16"/>
+                <w:szCs w:val="16"/>
+              </w:rPr>
+              <w:t xml:space="preserve">15  </w:t>
             </w:r>
             <w:r>
               <w:rPr>
@@ -1664,7 +1494,7 @@
                 <w:sz w:val="17"/>
                 <w:szCs w:val="17"/>
               </w:rPr>
-              <w:t xml:space="preserve">Other income and expense · operating income</w:t>
+              <w:t xml:space="preserve">statement · weighted-average · outstanding</w:t>
             </w:r>
           </w:p>
         </w:tc>
@@ -1691,7 +1521,7 @@
                 <w:sz w:val="16"/>
                 <w:szCs w:val="16"/>
               </w:rPr>
-              <w:t xml:space="preserve">11  </w:t>
+              <w:t xml:space="preserve">9  </w:t>
             </w:r>
             <w:r>
               <w:rPr>
@@ -1725,14 +1555,14 @@
                 <w:sz w:val="16"/>
                 <w:szCs w:val="16"/>
               </w:rPr>
-              <w:t xml:space="preserve">20  </w:t>
-            </w:r>
-            <w:r>
-              <w:rPr>
-                <w:sz w:val="17"/>
-                <w:szCs w:val="17"/>
-              </w:rPr>
-              <w:t xml:space="preserve">B</w:t>
+              <w:t xml:space="preserve">16  </w:t>
+            </w:r>
+            <w:r>
+              <w:rPr>
+                <w:sz w:val="17"/>
+                <w:szCs w:val="17"/>
+              </w:rPr>
+              <w:t xml:space="preserve">C</w:t>
             </w:r>
           </w:p>
         </w:tc>
@@ -1767,66 +1597,66 @@
                 <w:sz w:val="17"/>
                 <w:szCs w:val="17"/>
               </w:rPr>
-              <w:t xml:space="preserve">Other income and expense · operating income</w:t>
-            </w:r>
-          </w:p>
-        </w:tc>
-        <w:tc>
-          <w:tcPr>
-            <w:tcW w:type="pct" w:w="1667"/>
-            <w:tcMar>
-              <w:top w:type="dxa" w:w="40"/>
-              <w:left w:type="dxa" w:w="100"/>
-              <w:bottom w:type="dxa" w:w="40"/>
-              <w:right w:type="dxa" w:w="100"/>
-            </w:tcMar>
-          </w:tcPr>
-          <w:p>
-            <w:pPr>
-              <w:spacing w:before="22" w:after="22"/>
-            </w:pPr>
-            <w:r>
-              <w:rPr>
-                <w:b/>
-                <w:bCs/>
-                <w:color w:val="8186EF"/>
-                <w:sz w:val="16"/>
-                <w:szCs w:val="16"/>
-              </w:rPr>
-              <w:t xml:space="preserve">12  </w:t>
-            </w:r>
-            <w:r>
-              <w:rPr>
-                <w:sz w:val="17"/>
-                <w:szCs w:val="17"/>
-              </w:rPr>
-              <w:t xml:space="preserve">B</w:t>
-            </w:r>
-          </w:p>
-        </w:tc>
-        <w:tc>
-          <w:tcPr>
-            <w:tcW w:type="pct" w:w="1667"/>
-            <w:tcMar>
-              <w:top w:type="dxa" w:w="40"/>
-              <w:left w:type="dxa" w:w="100"/>
-              <w:bottom w:type="dxa" w:w="40"/>
-              <w:right w:type="dxa" w:w="100"/>
-            </w:tcMar>
-          </w:tcPr>
-          <w:p>
-            <w:pPr>
-              <w:spacing w:before="22" w:after="22"/>
-            </w:pPr>
-            <w:r>
-              <w:rPr>
-                <w:b/>
-                <w:bCs/>
-                <w:color w:val="8186EF"/>
-                <w:sz w:val="16"/>
-                <w:szCs w:val="16"/>
-              </w:rPr>
-              <w:t xml:space="preserve">21  </w:t>
+              <w:t xml:space="preserve">operating income · depreciation · production</w:t>
+            </w:r>
+          </w:p>
+        </w:tc>
+        <w:tc>
+          <w:tcPr>
+            <w:tcW w:type="pct" w:w="1667"/>
+            <w:tcMar>
+              <w:top w:type="dxa" w:w="40"/>
+              <w:left w:type="dxa" w:w="100"/>
+              <w:bottom w:type="dxa" w:w="40"/>
+              <w:right w:type="dxa" w:w="100"/>
+            </w:tcMar>
+          </w:tcPr>
+          <w:p>
+            <w:pPr>
+              <w:spacing w:before="22" w:after="22"/>
+            </w:pPr>
+            <w:r>
+              <w:rPr>
+                <w:b/>
+                <w:bCs/>
+                <w:color w:val="8186EF"/>
+                <w:sz w:val="16"/>
+                <w:szCs w:val="16"/>
+              </w:rPr>
+              <w:t xml:space="preserve">10  </w:t>
+            </w:r>
+            <w:r>
+              <w:rPr>
+                <w:sz w:val="17"/>
+                <w:szCs w:val="17"/>
+              </w:rPr>
+              <w:t xml:space="preserve">A</w:t>
+            </w:r>
+          </w:p>
+        </w:tc>
+        <w:tc>
+          <w:tcPr>
+            <w:tcW w:type="pct" w:w="1667"/>
+            <w:tcMar>
+              <w:top w:type="dxa" w:w="40"/>
+              <w:left w:type="dxa" w:w="100"/>
+              <w:bottom w:type="dxa" w:w="40"/>
+              <w:right w:type="dxa" w:w="100"/>
+            </w:tcMar>
+          </w:tcPr>
+          <w:p>
+            <w:pPr>
+              <w:spacing w:before="22" w:after="22"/>
+            </w:pPr>
+            <w:r>
+              <w:rPr>
+                <w:b/>
+                <w:bCs/>
+                <w:color w:val="8186EF"/>
+                <w:sz w:val="16"/>
+                <w:szCs w:val="16"/>
+              </w:rPr>
+              <w:t xml:space="preserve">17  </w:t>
             </w:r>
             <w:r>
               <w:rPr>
@@ -1896,14 +1726,14 @@
                 <w:sz w:val="16"/>
                 <w:szCs w:val="16"/>
               </w:rPr>
-              <w:t xml:space="preserve">13  </w:t>
-            </w:r>
-            <w:r>
-              <w:rPr>
-                <w:sz w:val="17"/>
-                <w:szCs w:val="17"/>
-              </w:rPr>
-              <w:t xml:space="preserve">A</w:t>
+              <w:t xml:space="preserve">11  </w:t>
+            </w:r>
+            <w:r>
+              <w:rPr>
+                <w:sz w:val="17"/>
+                <w:szCs w:val="17"/>
+              </w:rPr>
+              <w:t xml:space="preserve">T</w:t>
             </w:r>
           </w:p>
         </w:tc>
@@ -1930,14 +1760,14 @@
                 <w:sz w:val="16"/>
                 <w:szCs w:val="16"/>
               </w:rPr>
-              <w:t xml:space="preserve">22  </w:t>
-            </w:r>
-            <w:r>
-              <w:rPr>
-                <w:sz w:val="17"/>
-                <w:szCs w:val="17"/>
-              </w:rPr>
-              <w:t xml:space="preserve">D</w:t>
+              <w:t xml:space="preserve">18  </w:t>
+            </w:r>
+            <w:r>
+              <w:rPr>
+                <w:sz w:val="17"/>
+                <w:szCs w:val="17"/>
+              </w:rPr>
+              <w:t xml:space="preserve">Compare with the model earlier in this handout.</w:t>
             </w:r>
           </w:p>
         </w:tc>
@@ -1998,40 +1828,7 @@
                 <w:sz w:val="16"/>
                 <w:szCs w:val="16"/>
               </w:rPr>
-              <w:t xml:space="preserve">14  </w:t>
-            </w:r>
-            <w:r>
-              <w:rPr>
-                <w:sz w:val="17"/>
-                <w:szCs w:val="17"/>
-              </w:rPr>
-              <w:t xml:space="preserve">T</w:t>
-            </w:r>
-          </w:p>
-        </w:tc>
-        <w:tc>
-          <w:tcPr>
-            <w:tcW w:type="pct" w:w="1667"/>
-            <w:tcMar>
-              <w:top w:type="dxa" w:w="40"/>
-              <w:left w:type="dxa" w:w="100"/>
-              <w:bottom w:type="dxa" w:w="40"/>
-              <w:right w:type="dxa" w:w="100"/>
-            </w:tcMar>
-          </w:tcPr>
-          <w:p>
-            <w:pPr>
-              <w:spacing w:before="22" w:after="22"/>
-            </w:pPr>
-            <w:r>
-              <w:rPr>
-                <w:b/>
-                <w:bCs/>
-                <w:color w:val="8186EF"/>
-                <w:sz w:val="16"/>
-                <w:szCs w:val="16"/>
-              </w:rPr>
-              <w:t xml:space="preserve">23  </w:t>
+              <w:t xml:space="preserve">12  </w:t>
             </w:r>
             <w:r>
               <w:rPr>
@@ -2039,6 +1836,39 @@
                 <w:szCs w:val="17"/>
               </w:rPr>
               <w:t xml:space="preserve">B</w:t>
+            </w:r>
+          </w:p>
+        </w:tc>
+        <w:tc>
+          <w:tcPr>
+            <w:tcW w:type="pct" w:w="1667"/>
+            <w:tcMar>
+              <w:top w:type="dxa" w:w="40"/>
+              <w:left w:type="dxa" w:w="100"/>
+              <w:bottom w:type="dxa" w:w="40"/>
+              <w:right w:type="dxa" w:w="100"/>
+            </w:tcMar>
+          </w:tcPr>
+          <w:p>
+            <w:pPr>
+              <w:spacing w:before="22" w:after="22"/>
+            </w:pPr>
+            <w:r>
+              <w:rPr>
+                <w:b/>
+                <w:bCs/>
+                <w:color w:val="8186EF"/>
+                <w:sz w:val="16"/>
+                <w:szCs w:val="16"/>
+              </w:rPr>
+              <w:t xml:space="preserve">19  </w:t>
+            </w:r>
+            <w:r>
+              <w:rPr>
+                <w:sz w:val="17"/>
+                <w:szCs w:val="17"/>
+              </w:rPr>
+              <w:t xml:space="preserve">Gross profit is net sales minus cost of goods sold. It shows how much the company earns on what it sells before its other costs. Orontes's gross profit is $14,700,000, which is 35% of net sales.</w:t>
             </w:r>
           </w:p>
         </w:tc>
@@ -2074,7 +1904,7 @@
                 <w:sz w:val="17"/>
                 <w:szCs w:val="17"/>
               </w:rPr>
-              <w:t xml:space="preserve">C</w:t>
+              <w:t xml:space="preserve">B</w:t>
             </w:r>
           </w:p>
         </w:tc>
@@ -2101,14 +1931,14 @@
                 <w:sz w:val="16"/>
                 <w:szCs w:val="16"/>
               </w:rPr>
-              <w:t xml:space="preserve">15  </w:t>
-            </w:r>
-            <w:r>
-              <w:rPr>
-                <w:sz w:val="17"/>
-                <w:szCs w:val="17"/>
-              </w:rPr>
-              <w:t xml:space="preserve">B</w:t>
+              <w:t xml:space="preserve">13  </w:t>
+            </w:r>
+            <w:r>
+              <w:rPr>
+                <w:sz w:val="17"/>
+                <w:szCs w:val="17"/>
+              </w:rPr>
+              <w:t xml:space="preserve">D</w:t>
             </w:r>
           </w:p>
         </w:tc>
@@ -2125,24 +1955,14 @@
           </w:tcPr>
           <w:p>
             <w:pPr>
-              <w:spacing w:before="22" w:after="22"/>
-            </w:pPr>
-            <w:r>
-              <w:rPr>
-                <w:b/>
-                <w:bCs/>
-                <w:color w:val="8186EF"/>
-                <w:sz w:val="16"/>
-                <w:szCs w:val="16"/>
-              </w:rPr>
-              <w:t xml:space="preserve">24  </w:t>
-            </w:r>
-            <w:r>
-              <w:rPr>
-                <w:sz w:val="17"/>
-                <w:szCs w:val="17"/>
-              </w:rPr>
-              <w:t xml:space="preserve">A</w:t>
+              <w:spacing w:before="24" w:after="24"/>
+            </w:pPr>
+            <w:r>
+              <w:rPr>
+                <w:sz w:val="16"/>
+                <w:szCs w:val="16"/>
+              </w:rPr>
+              <w:t xml:space="preserve"/>
             </w:r>
           </w:p>
         </w:tc>
@@ -2177,245 +1997,40 @@
                 <w:sz w:val="17"/>
                 <w:szCs w:val="17"/>
               </w:rPr>
+              <w:t xml:space="preserve">B</w:t>
+            </w:r>
+          </w:p>
+        </w:tc>
+        <w:tc>
+          <w:tcPr>
+            <w:tcW w:type="pct" w:w="1667"/>
+            <w:tcMar>
+              <w:top w:type="dxa" w:w="40"/>
+              <w:left w:type="dxa" w:w="100"/>
+              <w:bottom w:type="dxa" w:w="40"/>
+              <w:right w:type="dxa" w:w="100"/>
+            </w:tcMar>
+          </w:tcPr>
+          <w:p>
+            <w:pPr>
+              <w:spacing w:before="22" w:after="22"/>
+            </w:pPr>
+            <w:r>
+              <w:rPr>
+                <w:b/>
+                <w:bCs/>
+                <w:color w:val="8186EF"/>
+                <w:sz w:val="16"/>
+                <w:szCs w:val="16"/>
+              </w:rPr>
+              <w:t xml:space="preserve">14  </w:t>
+            </w:r>
+            <w:r>
+              <w:rPr>
+                <w:sz w:val="17"/>
+                <w:szCs w:val="17"/>
+              </w:rPr>
               <w:t xml:space="preserve">C</w:t>
-            </w:r>
-          </w:p>
-        </w:tc>
-        <w:tc>
-          <w:tcPr>
-            <w:tcW w:type="pct" w:w="1667"/>
-            <w:tcMar>
-              <w:top w:type="dxa" w:w="40"/>
-              <w:left w:type="dxa" w:w="100"/>
-              <w:bottom w:type="dxa" w:w="40"/>
-              <w:right w:type="dxa" w:w="100"/>
-            </w:tcMar>
-          </w:tcPr>
-          <w:p>
-            <w:pPr>
-              <w:spacing w:before="22" w:after="22"/>
-            </w:pPr>
-            <w:r>
-              <w:rPr>
-                <w:b/>
-                <w:bCs/>
-                <w:color w:val="8186EF"/>
-                <w:sz w:val="16"/>
-                <w:szCs w:val="16"/>
-              </w:rPr>
-              <w:t xml:space="preserve">16  </w:t>
-            </w:r>
-            <w:r>
-              <w:rPr>
-                <w:sz w:val="17"/>
-                <w:szCs w:val="17"/>
-              </w:rPr>
-              <w:t xml:space="preserve">D</w:t>
-            </w:r>
-          </w:p>
-        </w:tc>
-        <w:tc>
-          <w:tcPr>
-            <w:tcW w:type="pct" w:w="1667"/>
-            <w:tcMar>
-              <w:top w:type="dxa" w:w="40"/>
-              <w:left w:type="dxa" w:w="100"/>
-              <w:bottom w:type="dxa" w:w="40"/>
-              <w:right w:type="dxa" w:w="100"/>
-            </w:tcMar>
-          </w:tcPr>
-          <w:p>
-            <w:pPr>
-              <w:spacing w:before="22" w:after="22"/>
-            </w:pPr>
-            <w:r>
-              <w:rPr>
-                <w:b/>
-                <w:bCs/>
-                <w:color w:val="8186EF"/>
-                <w:sz w:val="16"/>
-                <w:szCs w:val="16"/>
-              </w:rPr>
-              <w:t xml:space="preserve">25  </w:t>
-            </w:r>
-            <w:r>
-              <w:rPr>
-                <w:sz w:val="17"/>
-                <w:szCs w:val="17"/>
-              </w:rPr>
-              <w:t xml:space="preserve">Compare with the model earlier in this handout.</w:t>
-            </w:r>
-          </w:p>
-        </w:tc>
-      </w:tr>
-      <w:tr>
-        <w:tc>
-          <w:tcPr>
-            <w:tcW w:type="pct" w:w="1667"/>
-            <w:shd w:fill="FBFAF6" w:val="clear"/>
-            <w:tcMar>
-              <w:top w:type="dxa" w:w="40"/>
-              <w:left w:type="dxa" w:w="100"/>
-              <w:bottom w:type="dxa" w:w="40"/>
-              <w:right w:type="dxa" w:w="100"/>
-            </w:tcMar>
-          </w:tcPr>
-          <w:p>
-            <w:pPr>
-              <w:spacing w:before="22" w:after="22"/>
-            </w:pPr>
-            <w:r>
-              <w:rPr>
-                <w:b/>
-                <w:bCs/>
-                <w:color w:val="8186EF"/>
-                <w:sz w:val="16"/>
-                <w:szCs w:val="16"/>
-              </w:rPr>
-              <w:t xml:space="preserve">8  </w:t>
-            </w:r>
-            <w:r>
-              <w:rPr>
-                <w:sz w:val="17"/>
-                <w:szCs w:val="17"/>
-              </w:rPr>
-              <w:t xml:space="preserve">B</w:t>
-            </w:r>
-          </w:p>
-        </w:tc>
-        <w:tc>
-          <w:tcPr>
-            <w:tcW w:type="pct" w:w="1667"/>
-            <w:shd w:fill="FBFAF6" w:val="clear"/>
-            <w:tcMar>
-              <w:top w:type="dxa" w:w="40"/>
-              <w:left w:type="dxa" w:w="100"/>
-              <w:bottom w:type="dxa" w:w="40"/>
-              <w:right w:type="dxa" w:w="100"/>
-            </w:tcMar>
-          </w:tcPr>
-          <w:p>
-            <w:pPr>
-              <w:spacing w:before="22" w:after="22"/>
-            </w:pPr>
-            <w:r>
-              <w:rPr>
-                <w:b/>
-                <w:bCs/>
-                <w:color w:val="8186EF"/>
-                <w:sz w:val="16"/>
-                <w:szCs w:val="16"/>
-              </w:rPr>
-              <w:t xml:space="preserve">17  </w:t>
-            </w:r>
-            <w:r>
-              <w:rPr>
-                <w:sz w:val="17"/>
-                <w:szCs w:val="17"/>
-              </w:rPr>
-              <w:t xml:space="preserve">C</w:t>
-            </w:r>
-          </w:p>
-        </w:tc>
-        <w:tc>
-          <w:tcPr>
-            <w:tcW w:type="pct" w:w="1667"/>
-            <w:shd w:fill="FBFAF6" w:val="clear"/>
-            <w:tcMar>
-              <w:top w:type="dxa" w:w="40"/>
-              <w:left w:type="dxa" w:w="100"/>
-              <w:bottom w:type="dxa" w:w="40"/>
-              <w:right w:type="dxa" w:w="100"/>
-            </w:tcMar>
-          </w:tcPr>
-          <w:p>
-            <w:pPr>
-              <w:spacing w:before="22" w:after="22"/>
-            </w:pPr>
-            <w:r>
-              <w:rPr>
-                <w:b/>
-                <w:bCs/>
-                <w:color w:val="8186EF"/>
-                <w:sz w:val="16"/>
-                <w:szCs w:val="16"/>
-              </w:rPr>
-              <w:t xml:space="preserve">26  </w:t>
-            </w:r>
-            <w:r>
-              <w:rPr>
-                <w:sz w:val="17"/>
-                <w:szCs w:val="17"/>
-              </w:rPr>
-              <w:t xml:space="preserve">Gross profit is net sales minus cost of goods sold. It shows how much the company earns on what it sells before its other costs. Orontes's gross profit is $14,700,000, which is 35% of net sales.</w:t>
-            </w:r>
-          </w:p>
-        </w:tc>
-      </w:tr>
-      <w:tr>
-        <w:tc>
-          <w:tcPr>
-            <w:tcW w:type="pct" w:w="1667"/>
-            <w:tcMar>
-              <w:top w:type="dxa" w:w="40"/>
-              <w:left w:type="dxa" w:w="100"/>
-              <w:bottom w:type="dxa" w:w="40"/>
-              <w:right w:type="dxa" w:w="100"/>
-            </w:tcMar>
-          </w:tcPr>
-          <w:p>
-            <w:pPr>
-              <w:spacing w:before="22" w:after="22"/>
-            </w:pPr>
-            <w:r>
-              <w:rPr>
-                <w:b/>
-                <w:bCs/>
-                <w:color w:val="8186EF"/>
-                <w:sz w:val="16"/>
-                <w:szCs w:val="16"/>
-              </w:rPr>
-              <w:t xml:space="preserve">9  </w:t>
-            </w:r>
-            <w:r>
-              <w:rPr>
-                <w:sz w:val="17"/>
-                <w:szCs w:val="17"/>
-              </w:rPr>
-              <w:t xml:space="preserve">A</w:t>
-            </w:r>
-          </w:p>
-        </w:tc>
-        <w:tc>
-          <w:tcPr>
-            <w:tcW w:type="pct" w:w="1667"/>
-            <w:tcMar>
-              <w:top w:type="dxa" w:w="40"/>
-              <w:left w:type="dxa" w:w="100"/>
-              <w:bottom w:type="dxa" w:w="40"/>
-              <w:right w:type="dxa" w:w="100"/>
-            </w:tcMar>
-          </w:tcPr>
-          <w:p>
-            <w:pPr>
-              <w:spacing w:before="22" w:after="22"/>
-            </w:pPr>
-            <w:r>
-              <w:rPr>
-                <w:b/>
-                <w:bCs/>
-                <w:color w:val="8186EF"/>
-                <w:sz w:val="16"/>
-                <w:szCs w:val="16"/>
-              </w:rPr>
-              <w:t xml:space="preserve">18  </w:t>
-            </w:r>
-            <w:r>
-              <w:rPr>
-                <w:sz w:val="17"/>
-                <w:szCs w:val="17"/>
-              </w:rPr>
-              <w:t xml:space="preserve">A</w:t>
             </w:r>
           </w:p>
         </w:tc>
@@ -2480,7 +2095,7 @@
           <w:sz w:val="16"/>
           <w:szCs w:val="16"/>
         </w:rPr>
-        <w:t xml:space="preserve">The book writes: “Operating income is gross profit minus operating expenses: selling, general and administrative expenses, research and development, credit losses and impairments. Interest and income tax are never operating expenses. Other income and expense follows operating income.”</w:t>
+        <w:t xml:space="preserve">The book writes: “Gross profit is net sales minus cost of goods sold. It shows how much the company earns on what it sells before its other costs. Orontes's gross profit is $14,700,000, which is 35% of net sales.”</w:t>
       </w:r>
     </w:p>
     <w:p>
@@ -2503,7 +2118,7 @@
           <w:sz w:val="16"/>
           <w:szCs w:val="16"/>
         </w:rPr>
-        <w:t xml:space="preserve">The book writes: “Interest and income tax are never operating expenses. Other income and expense follows operating income. It contains interest, investment income and gains and losses. A gain or loss comes from a peripheral or incidental transaction, and it is shown net.”</w:t>
+        <w:t xml:space="preserve">The book writes: “Income tax expense is then deducted from income before income taxes. Public companies also show earnings per share (EPS) on the face of the statement. Orontes's basic EPS is $0.37: net income divided by the weighted-average number of shares outstanding.”</w:t>
       </w:r>
     </w:p>
     <w:p>
@@ -2526,7 +2141,7 @@
           <w:sz w:val="16"/>
           <w:szCs w:val="16"/>
         </w:rPr>
-        <w:t xml:space="preserve">The book writes: “Other income and expense follows operating income. It contains interest, investment income and gains and losses. A gain or loss comes from a peripheral or incidental transaction, and it is shown net. Income tax expense is then deducted from income before income taxes.”</w:t>
+        <w:t xml:space="preserve">The book writes: “Interest expense is below operating income, never inside it. A gain on selling equipment is other income, not revenue. Gross profit uses cost of goods sold only; wages and depreciation outside production are operating expenses.”</w:t>
       </w:r>
     </w:p>
     <w:p>
@@ -2595,7 +2210,7 @@
           <w:sz w:val="16"/>
           <w:szCs w:val="16"/>
         </w:rPr>
-        <w:t xml:space="preserve">The book numbers “Building the multi-step income statement” as section 3.2.</w:t>
+        <w:t xml:space="preserve">Operating income is earned before interest, so it can be compared with interest expense. A is wrong: Net income is after interest has already been deducted. C is wrong: Comprehensive income includes OCI, which is not from main operations.</w:t>
       </w:r>
     </w:p>
     <w:p>
@@ -2618,7 +2233,7 @@
           <w:sz w:val="16"/>
           <w:szCs w:val="16"/>
         </w:rPr>
-        <w:t xml:space="preserve">The book numbers “Unusual items and discontinued operations” as section 3.3.</w:t>
+        <w:t xml:space="preserve">ASU 2011-05 requires one or two statements. A is wrong: Showing OCI only in equity is no longer allowed. C is wrong: OCI must be on the face of a statement.</w:t>
       </w:r>
     </w:p>
     <w:p>
@@ -2641,7 +2256,7 @@
           <w:sz w:val="16"/>
           <w:szCs w:val="16"/>
         </w:rPr>
-        <w:t xml:space="preserve">The book numbers “Comprehensive income” as section 3.4.</w:t>
+        <w:t xml:space="preserve">Earnings management through timing is a known limitation. B is wrong: No unrealized value change is involved. C is wrong: Net income is not a fair value measure.</w:t>
       </w:r>
     </w:p>
     <w:p>
@@ -2664,7 +2279,7 @@
           <w:sz w:val="16"/>
           <w:szCs w:val="16"/>
         </w:rPr>
-        <w:t xml:space="preserve">U.S. GAAP does not mandate function or nature. B is wrong: Nature is common under IFRS, not required in the U.S. C is wrong: DISE note disclosures start only in 2027 and are not yet testable.</w:t>
+        <w:t xml:space="preserve">The indirect method reconciles net income to operating cash flow. A is wrong: Starting from operating profit is the IFRS 18 approach, not yet testable. B is wrong: OCI is not part of the reconciliation.</w:t>
       </w:r>
     </w:p>
     <w:p>
@@ -2687,7 +2302,7 @@
           <w:sz w:val="16"/>
           <w:szCs w:val="16"/>
         </w:rPr>
-        <w:t xml:space="preserve">EPS is required for income from continuing operations and net income. A is wrong: EPS is not shown for these subtotals. B is wrong: EPS is not required for comprehensive income.</w:t>
+        <w:t xml:space="preserve">Every cycle settles one rule and shows where it comes from.</w:t>
       </w:r>
     </w:p>
     <w:p>
@@ -2710,75 +2325,6 @@
           <w:sz w:val="16"/>
           <w:szCs w:val="16"/>
         </w:rPr>
-        <w:t xml:space="preserve">Unusual or infrequent items stay in continuing operations, before tax. A is wrong: Only discontinued operations are shown net of tax there. B is wrong: Extraordinary items were removed.</w:t>
-      </w:r>
-    </w:p>
-    <w:p>
-      <w:pPr>
-        <w:spacing w:after="18"/>
-        <w:ind w:left="300" w:hanging="300"/>
-      </w:pPr>
-      <w:r>
-        <w:rPr>
-          <w:b/>
-          <w:bCs/>
-          <w:color w:val="8186EF"/>
-          <w:sz w:val="16"/>
-          <w:szCs w:val="16"/>
-        </w:rPr>
-        <w:t xml:space="preserve">12  </w:t>
-      </w:r>
-      <w:r>
-        <w:rPr>
-          <w:sz w:val="16"/>
-          <w:szCs w:val="16"/>
-        </w:rPr>
-        <w:t xml:space="preserve">Proceeds of $21,000 minus the carrying amount of $18,000; gains are shown net. A is wrong: Selling equipment is not revenue. C is wrong: Gains are shown net, not as the full proceeds.</w:t>
-      </w:r>
-    </w:p>
-    <w:p>
-      <w:pPr>
-        <w:spacing w:after="18"/>
-        <w:ind w:left="300" w:hanging="300"/>
-      </w:pPr>
-      <w:r>
-        <w:rPr>
-          <w:b/>
-          <w:bCs/>
-          <w:color w:val="8186EF"/>
-          <w:sz w:val="16"/>
-          <w:szCs w:val="16"/>
-        </w:rPr>
-        <w:t xml:space="preserve">13  </w:t>
-      </w:r>
-      <w:r>
-        <w:rPr>
-          <w:sz w:val="16"/>
-          <w:szCs w:val="16"/>
-        </w:rPr>
-        <w:t xml:space="preserve">U.S. GAAP does not mandate function or nature. B is wrong: Nature is common under IFRS, not required in the U.S. C is wrong: DISE note disclosures start only in 2027 and are not yet testable.</w:t>
-      </w:r>
-    </w:p>
-    <w:p>
-      <w:pPr>
-        <w:spacing w:after="18"/>
-        <w:ind w:left="300" w:hanging="300"/>
-      </w:pPr>
-      <w:r>
-        <w:rPr>
-          <w:b/>
-          <w:bCs/>
-          <w:color w:val="8186EF"/>
-          <w:sz w:val="16"/>
-          <w:szCs w:val="16"/>
-        </w:rPr>
-        <w:t xml:space="preserve">14  </w:t>
-      </w:r>
-      <w:r>
-        <w:rPr>
-          <w:sz w:val="16"/>
-          <w:szCs w:val="16"/>
-        </w:rPr>
         <w:t xml:space="preserve">CMA questions use exact terms, and one word can change the answer.</w:t>
       </w:r>
     </w:p>
@@ -2795,122 +2341,30 @@
           <w:sz w:val="16"/>
           <w:szCs w:val="16"/>
         </w:rPr>
-        <w:t xml:space="preserve">19  </w:t>
-      </w:r>
-      <w:r>
-        <w:rPr>
-          <w:sz w:val="16"/>
-          <w:szCs w:val="16"/>
-        </w:rPr>
-        <w:t xml:space="preserve">The book’s own table gives 1,240 − 520 − 300 = 420 as the answer of Operating income.</w:t>
-      </w:r>
-    </w:p>
-    <w:p>
-      <w:pPr>
-        <w:spacing w:after="18"/>
-        <w:ind w:left="300" w:hanging="300"/>
-      </w:pPr>
-      <w:r>
-        <w:rPr>
-          <w:b/>
-          <w:bCs/>
-          <w:color w:val="8186EF"/>
-          <w:sz w:val="16"/>
-          <w:szCs w:val="16"/>
-        </w:rPr>
-        <w:t xml:space="preserve">20  </w:t>
-      </w:r>
-      <w:r>
-        <w:rPr>
-          <w:sz w:val="16"/>
-          <w:szCs w:val="16"/>
-        </w:rPr>
-        <w:t xml:space="preserve">The book’s own table gives 420 − 90 = 330, the same as in Chapter 1 as the answer of Net income.</w:t>
-      </w:r>
-    </w:p>
-    <w:p>
-      <w:pPr>
-        <w:spacing w:after="18"/>
-        <w:ind w:left="300" w:hanging="300"/>
-      </w:pPr>
-      <w:r>
-        <w:rPr>
-          <w:b/>
-          <w:bCs/>
-          <w:color w:val="8186EF"/>
-          <w:sz w:val="16"/>
-          <w:szCs w:val="16"/>
-        </w:rPr>
-        <w:t xml:space="preserve">21  </w:t>
-      </w:r>
-      <w:r>
-        <w:rPr>
-          <w:sz w:val="16"/>
-          <w:szCs w:val="16"/>
-        </w:rPr>
-        <w:t xml:space="preserve">The book’s own table gives 1,240 ÷ 3,100 = 40% as the answer of Gross profit percentage.</w:t>
-      </w:r>
-    </w:p>
-    <w:p>
-      <w:pPr>
-        <w:spacing w:after="18"/>
-        <w:ind w:left="300" w:hanging="300"/>
-      </w:pPr>
-      <w:r>
-        <w:rPr>
-          <w:b/>
-          <w:bCs/>
-          <w:color w:val="8186EF"/>
-          <w:sz w:val="16"/>
-          <w:szCs w:val="16"/>
-        </w:rPr>
-        <w:t xml:space="preserve">22  </w:t>
-      </w:r>
-      <w:r>
-        <w:rPr>
-          <w:sz w:val="16"/>
-          <w:szCs w:val="16"/>
-        </w:rPr>
-        <w:t xml:space="preserve">Profitable and loss-making components can both be discontinued operations. A is wrong: This is one of the conditions. B is wrong: This is one of the conditions.</w:t>
-      </w:r>
-    </w:p>
-    <w:p>
-      <w:pPr>
-        <w:spacing w:after="18"/>
-        <w:ind w:left="300" w:hanging="300"/>
-      </w:pPr>
-      <w:r>
-        <w:rPr>
-          <w:b/>
-          <w:bCs/>
-          <w:color w:val="8186EF"/>
-          <w:sz w:val="16"/>
-          <w:szCs w:val="16"/>
-        </w:rPr>
-        <w:t xml:space="preserve">23  </w:t>
-      </w:r>
-      <w:r>
-        <w:rPr>
-          <w:sz w:val="16"/>
-          <w:szCs w:val="16"/>
-        </w:rPr>
-        <w:t xml:space="preserve">Both losses, each net of its tax benefit: $315,000 + $135,000. A is wrong: This leaves out the loss on disposal. C is wrong: This is before tax.</w:t>
-      </w:r>
-    </w:p>
-    <w:p>
-      <w:pPr>
-        <w:spacing w:after="18"/>
-        <w:ind w:left="300" w:hanging="300"/>
-      </w:pPr>
-      <w:r>
-        <w:rPr>
-          <w:b/>
-          <w:bCs/>
-          <w:color w:val="8186EF"/>
-          <w:sz w:val="16"/>
-          <w:szCs w:val="16"/>
-        </w:rPr>
-        <w:t xml:space="preserve">24  </w:t>
+        <w:t xml:space="preserve">16  </w:t>
+      </w:r>
+      <w:r>
+        <w:rPr>
+          <w:sz w:val="16"/>
+          <w:szCs w:val="16"/>
+        </w:rPr>
+        <w:t xml:space="preserve">IAS 16 revaluation increases go to OCI and are not recycled. A is wrong: Revaluation increases go to OCI, unless they reverse an earlier loss. B is wrong: Revaluation surplus is never recycled under IFRS.</w:t>
+      </w:r>
+    </w:p>
+    <w:p>
+      <w:pPr>
+        <w:spacing w:after="18"/>
+        <w:ind w:left="300" w:hanging="300"/>
+      </w:pPr>
+      <w:r>
+        <w:rPr>
+          <w:b/>
+          <w:bCs/>
+          <w:color w:val="8186EF"/>
+          <w:sz w:val="16"/>
+          <w:szCs w:val="16"/>
+        </w:rPr>
+        <w:t xml:space="preserve">17  </w:t>
       </w:r>
       <w:r>
         <w:rPr>
@@ -3027,7 +2481,7 @@
                 <w:sz w:val="17"/>
                 <w:szCs w:val="17"/>
               </w:rPr>
-              <w:t xml:space="preserve">unusual or infrequent item · discontinued operation · component of an entity · strategic shift</w:t>
+              <w:t xml:space="preserve">unusual or infrequent item · discontinued operation · component of an entity</w:t>
             </w:r>
           </w:p>
         </w:tc>
@@ -3060,40 +2514,40 @@
                 <w:sz w:val="17"/>
                 <w:szCs w:val="17"/>
               </w:rPr>
+              <w:t xml:space="preserve">C</w:t>
+            </w:r>
+          </w:p>
+        </w:tc>
+        <w:tc>
+          <w:tcPr>
+            <w:tcW w:type="pct" w:w="1667"/>
+            <w:tcMar>
+              <w:top w:type="dxa" w:w="40"/>
+              <w:left w:type="dxa" w:w="100"/>
+              <w:bottom w:type="dxa" w:w="40"/>
+              <w:right w:type="dxa" w:w="100"/>
+            </w:tcMar>
+          </w:tcPr>
+          <w:p>
+            <w:pPr>
+              <w:spacing w:before="22" w:after="22"/>
+            </w:pPr>
+            <w:r>
+              <w:rPr>
+                <w:b/>
+                <w:bCs/>
+                <w:color w:val="8186EF"/>
+                <w:sz w:val="16"/>
+                <w:szCs w:val="16"/>
+              </w:rPr>
+              <w:t xml:space="preserve">17  </w:t>
+            </w:r>
+            <w:r>
+              <w:rPr>
+                <w:sz w:val="17"/>
+                <w:szCs w:val="17"/>
+              </w:rPr>
               <w:t xml:space="preserve">A</w:t>
-            </w:r>
-          </w:p>
-        </w:tc>
-        <w:tc>
-          <w:tcPr>
-            <w:tcW w:type="pct" w:w="1667"/>
-            <w:tcMar>
-              <w:top w:type="dxa" w:w="40"/>
-              <w:left w:type="dxa" w:w="100"/>
-              <w:bottom w:type="dxa" w:w="40"/>
-              <w:right w:type="dxa" w:w="100"/>
-            </w:tcMar>
-          </w:tcPr>
-          <w:p>
-            <w:pPr>
-              <w:spacing w:before="22" w:after="22"/>
-            </w:pPr>
-            <w:r>
-              <w:rPr>
-                <w:b/>
-                <w:bCs/>
-                <w:color w:val="8186EF"/>
-                <w:sz w:val="16"/>
-                <w:szCs w:val="16"/>
-              </w:rPr>
-              <w:t xml:space="preserve">17  </w:t>
-            </w:r>
-            <w:r>
-              <w:rPr>
-                <w:sz w:val="17"/>
-                <w:szCs w:val="17"/>
-              </w:rPr>
-              <w:t xml:space="preserve">T</w:t>
             </w:r>
           </w:p>
         </w:tc>
@@ -3129,7 +2583,7 @@
                 <w:sz w:val="17"/>
                 <w:szCs w:val="17"/>
               </w:rPr>
-              <w:t xml:space="preserve">discontinued operation · income from continuing operations · intraperiod tax allocation · other income and expense · income statement</w:t>
+              <w:t xml:space="preserve">strategic shift · geographic</w:t>
             </w:r>
           </w:p>
         </w:tc>
@@ -3197,7 +2651,7 @@
                 <w:sz w:val="17"/>
                 <w:szCs w:val="17"/>
               </w:rPr>
-              <w:t xml:space="preserve">T</w:t>
+              <w:t xml:space="preserve">B</w:t>
             </w:r>
           </w:p>
         </w:tc>
@@ -3232,7 +2686,7 @@
                 <w:sz w:val="17"/>
                 <w:szCs w:val="17"/>
               </w:rPr>
-              <w:t xml:space="preserve">discontinued operation · income from continuing operations · intraperiod tax allocation · other income and expense</w:t>
+              <w:t xml:space="preserve">infrequent · continuing · discontinued</w:t>
             </w:r>
           </w:p>
         </w:tc>
@@ -3298,7 +2752,7 @@
                 <w:sz w:val="17"/>
                 <w:szCs w:val="17"/>
               </w:rPr>
-              <w:t xml:space="preserve">A</w:t>
+              <w:t xml:space="preserve">B</w:t>
             </w:r>
           </w:p>
         </w:tc>
@@ -3402,7 +2856,7 @@
                 <w:sz w:val="17"/>
                 <w:szCs w:val="17"/>
               </w:rPr>
-              <w:t xml:space="preserve">A</w:t>
+              <w:t xml:space="preserve">B</w:t>
             </w:r>
           </w:p>
         </w:tc>
@@ -3470,7 +2924,7 @@
                 <w:sz w:val="17"/>
                 <w:szCs w:val="17"/>
               </w:rPr>
-              <w:t xml:space="preserve">D</w:t>
+              <w:t xml:space="preserve">T</w:t>
             </w:r>
           </w:p>
         </w:tc>
@@ -3503,7 +2957,7 @@
                 <w:sz w:val="17"/>
                 <w:szCs w:val="17"/>
               </w:rPr>
-              <w:t xml:space="preserve">D</w:t>
+              <w:t xml:space="preserve">A</w:t>
             </w:r>
           </w:p>
         </w:tc>
@@ -3539,7 +2993,7 @@
                 <w:sz w:val="17"/>
                 <w:szCs w:val="17"/>
               </w:rPr>
-              <w:t xml:space="preserve">C</w:t>
+              <w:t xml:space="preserve">A</w:t>
             </w:r>
           </w:p>
         </w:tc>
@@ -3573,7 +3027,7 @@
                 <w:sz w:val="17"/>
                 <w:szCs w:val="17"/>
               </w:rPr>
-              <w:t xml:space="preserve">C</w:t>
+              <w:t xml:space="preserve">T</w:t>
             </w:r>
           </w:p>
         </w:tc>
@@ -3607,7 +3061,7 @@
                 <w:sz w:val="17"/>
                 <w:szCs w:val="17"/>
               </w:rPr>
-              <w:t xml:space="preserve">A</w:t>
+              <w:t xml:space="preserve">Compare with the model earlier in this handout.</w:t>
             </w:r>
           </w:p>
         </w:tc>
@@ -3642,7 +3096,7 @@
                 <w:sz w:val="17"/>
                 <w:szCs w:val="17"/>
               </w:rPr>
-              <w:t xml:space="preserve">C</w:t>
+              <w:t xml:space="preserve">discontinued operation · component of an entity</w:t>
             </w:r>
           </w:p>
         </w:tc>
@@ -3675,7 +3129,7 @@
                 <w:sz w:val="17"/>
                 <w:szCs w:val="17"/>
               </w:rPr>
-              <w:t xml:space="preserve">B</w:t>
+              <w:t xml:space="preserve">A</w:t>
             </w:r>
           </w:p>
         </w:tc>
@@ -3708,7 +3162,7 @@
                 <w:sz w:val="17"/>
                 <w:szCs w:val="17"/>
               </w:rPr>
-              <w:t xml:space="preserve">Compare with the model earlier in this handout.</w:t>
+              <w:t xml:space="preserve">Some items need special attention because they may not happen again. U.S. GAAP no longer has extraordinary items; the FASB removed them in 2015. An unusual or infrequent item, such as a large fire loss, is shown as a separate line within continuing operations, before tax. It is never shown net of tax.</w:t>
             </w:r>
           </w:p>
         </w:tc>
@@ -3744,7 +3198,7 @@
                 <w:sz w:val="17"/>
                 <w:szCs w:val="17"/>
               </w:rPr>
-              <w:t xml:space="preserve">discontinued operation · component of an entity</w:t>
+              <w:t xml:space="preserve">A</w:t>
             </w:r>
           </w:p>
         </w:tc>
@@ -3795,24 +3249,14 @@
           </w:tcPr>
           <w:p>
             <w:pPr>
-              <w:spacing w:before="22" w:after="22"/>
-            </w:pPr>
-            <w:r>
-              <w:rPr>
-                <w:b/>
-                <w:bCs/>
-                <w:color w:val="8186EF"/>
-                <w:sz w:val="16"/>
-                <w:szCs w:val="16"/>
-              </w:rPr>
-              <w:t xml:space="preserve">24  </w:t>
-            </w:r>
-            <w:r>
-              <w:rPr>
-                <w:sz w:val="17"/>
-                <w:szCs w:val="17"/>
-              </w:rPr>
-              <w:t xml:space="preserve">Some items need special attention because they may not happen again. U.S. GAAP no longer has extraordinary items; the FASB removed them in 2015. An unusual or infrequent item, such as a large fire loss, is shown as a separate line within continuing operations, before tax. It is never shown net of tax.</w:t>
+              <w:spacing w:before="24" w:after="24"/>
+            </w:pPr>
+            <w:r>
+              <w:rPr>
+                <w:sz w:val="16"/>
+                <w:szCs w:val="16"/>
+              </w:rPr>
+              <w:t xml:space="preserve"/>
             </w:r>
           </w:p>
         </w:tc>
@@ -3859,7 +3303,7 @@
                 <w:sz w:val="17"/>
                 <w:szCs w:val="17"/>
               </w:rPr>
-              <w:t xml:space="preserve">8  </w:t>
+              <w:t xml:space="preserve">7  </w:t>
             </w:r>
             <w:r>
               <w:rPr>
@@ -3924,7 +3368,7 @@
           <w:sz w:val="16"/>
           <w:szCs w:val="16"/>
         </w:rPr>
-        <w:t xml:space="preserve">The book writes: “An unusual or infrequent item, such as a large fire loss, is shown as a separate line within continuing operations, before tax. A discontinued operation is a component of an entity that the company has sold, has classified as held for sale, or has abandoned. The disposal must also be a strategic shift with a major effect on the company.”</w:t>
+        <w:t xml:space="preserve">The book writes: “An unusual or infrequent item, such as a large fire loss, is shown as a separate line within continuing operations, before tax. A discontinued operation is a component of an entity that the company has sold, has classified as held for sale, or has abandoned.”</w:t>
       </w:r>
     </w:p>
     <w:p>
@@ -3947,7 +3391,7 @@
           <w:sz w:val="16"/>
           <w:szCs w:val="16"/>
         </w:rPr>
-        <w:t xml:space="preserve">The book writes: “The results of a discontinued operation, including any gain or loss on disposal, appear below income from continuing operations, net of their own tax. This is called intraperiod tax allocation. Ask the questions in order: OCI first, then discontinued operations, then unusual items, and finally main activities or other income and expense. Decision chart: where does an item go in the income statement?.”</w:t>
+        <w:t xml:space="preserve">The book writes: “The disposal must also be a strategic shift with a major effect on the company. Examples are leaving a major line of business or a major geographic area. Closing one store or stopping one small product does not qualify.”</w:t>
       </w:r>
     </w:p>
     <w:p>
@@ -3970,7 +3414,7 @@
           <w:sz w:val="16"/>
           <w:szCs w:val="16"/>
         </w:rPr>
-        <w:t xml:space="preserve">The book writes: “The results of a discontinued operation, including any gain or loss on disposal, appear below income from continuing operations, net of their own tax. This is called intraperiod tax allocation. Ask the questions in order: OCI first, then discontinued operations, then unusual items, and finally main activities or other income and expense.”</w:t>
+        <w:t xml:space="preserve">The book writes: “On today's exam, such an item is unusual or infrequent: a separate pre-tax line in continuing operations. Only discontinued operations are shown net of tax below continuing operations. IFRS 5 uses a similar idea: a separate major line of business or geographic area.”</w:t>
       </w:r>
     </w:p>
     <w:p>
@@ -4039,30 +3483,30 @@
           <w:sz w:val="16"/>
           <w:szCs w:val="16"/>
         </w:rPr>
-        <w:t xml:space="preserve">The book’s own table gives (180,000) as the before tax of Loss on disposal of the business.</w:t>
-      </w:r>
-    </w:p>
-    <w:p>
-      <w:pPr>
-        <w:spacing w:after="18"/>
-        <w:ind w:left="300" w:hanging="300"/>
-      </w:pPr>
-      <w:r>
-        <w:rPr>
-          <w:b/>
-          <w:bCs/>
-          <w:color w:val="8186EF"/>
-          <w:sz w:val="16"/>
-          <w:szCs w:val="16"/>
-        </w:rPr>
-        <w:t xml:space="preserve">7  </w:t>
-      </w:r>
-      <w:r>
-        <w:rPr>
-          <w:sz w:val="16"/>
-          <w:szCs w:val="16"/>
-        </w:rPr>
-        <w:t xml:space="preserve">The book’s own table gives (600,000) as the before tax of Loss from discontinued operations.</w:t>
+        <w:t xml:space="preserve">The book’s own table gives 45,000 as the tax benefit of Loss on disposal of the business.</w:t>
+      </w:r>
+    </w:p>
+    <w:p>
+      <w:pPr>
+        <w:spacing w:after="18"/>
+        <w:ind w:left="300" w:hanging="300"/>
+      </w:pPr>
+      <w:r>
+        <w:rPr>
+          <w:b/>
+          <w:bCs/>
+          <w:color w:val="8186EF"/>
+          <w:sz w:val="16"/>
+          <w:szCs w:val="16"/>
+        </w:rPr>
+        <w:t xml:space="preserve">8  </w:t>
+      </w:r>
+      <w:r>
+        <w:rPr>
+          <w:sz w:val="16"/>
+          <w:szCs w:val="16"/>
+        </w:rPr>
+        <w:t xml:space="preserve">The book gives (315,000) as the net of tax of Loss from operations of the frozen-foods business.</w:t>
       </w:r>
     </w:p>
     <w:p>
@@ -4085,7 +3529,7 @@
           <w:sz w:val="16"/>
           <w:szCs w:val="16"/>
         </w:rPr>
-        <w:t xml:space="preserve">The book gives (315,000) as the net of tax of Loss from operations of the frozen-foods business.</w:t>
+        <w:t xml:space="preserve">Selling equipment is peripheral, so the net difference is a gain. A is wrong: Revenue comes from the main activities, not from selling equipment. B is wrong: The van is not inventory.</w:t>
       </w:r>
     </w:p>
     <w:p>
@@ -4108,7 +3552,7 @@
           <w:sz w:val="16"/>
           <w:szCs w:val="16"/>
         </w:rPr>
-        <w:t xml:space="preserve">Selling equipment is peripheral, so the net difference is a gain. A is wrong: Revenue comes from the main activities, not from selling equipment. B is wrong: The van is not inventory.</w:t>
+        <w:t xml:space="preserve">The income statement covers a period. A is wrong: 'As of' is used for the balance sheet. B is wrong: 'At' a date is a balance sheet heading.</w:t>
       </w:r>
     </w:p>
     <w:p>
@@ -4131,7 +3575,7 @@
           <w:sz w:val="16"/>
           <w:szCs w:val="16"/>
         </w:rPr>
-        <w:t xml:space="preserve">Net income plus this year's OCI. A is wrong: This leaves out OCI. C is wrong: This adds the opening AOCI instead of this year's OCI.</w:t>
+        <w:t xml:space="preserve">Gross profit of $14,700,000 minus operating expenses of $10,524,000. A is wrong: This also deducts interest expense, which is below operating income. C is wrong: This leaves out the impairment losses, which are operating expenses.</w:t>
       </w:r>
     </w:p>
     <w:p>
@@ -4154,7 +3598,7 @@
           <w:sz w:val="16"/>
           <w:szCs w:val="16"/>
         </w:rPr>
-        <w:t xml:space="preserve">ASU 2011-05 requires one or two statements. A is wrong: Showing OCI only in equity is no longer allowed. C is wrong: OCI must be on the face of a statement.</w:t>
+        <w:t xml:space="preserve">The income statement covers a period; the balance sheet is at one date. A is wrong: The balance sheet shows one date, not a period. C is wrong: The notes explain the statements; they do not report performance.</w:t>
       </w:r>
     </w:p>
     <w:p>
@@ -4177,7 +3621,7 @@
           <w:sz w:val="16"/>
           <w:szCs w:val="16"/>
         </w:rPr>
-        <w:t xml:space="preserve">The gain moves from AOCI into net income; without the adjustment, comprehensive income would include it twice. A is wrong: The gain moves the other way: from OCI to net income. B is wrong: A realized gain is not deferred.</w:t>
+        <w:t xml:space="preserve">CMA questions use exact terms, and one word can change the answer.</w:t>
       </w:r>
     </w:p>
     <w:p>
@@ -4200,7 +3644,7 @@
           <w:sz w:val="16"/>
           <w:szCs w:val="16"/>
         </w:rPr>
-        <w:t xml:space="preserve">Unrecognized increases in value are one limitation of the income statement. A is wrong: U.S. GAAP does not recognize this increase. B is wrong: Revaluation surplus in OCI is an IFRS option only.</w:t>
+        <w:t xml:space="preserve">The term tables in each section are the book’s own.</w:t>
       </w:r>
     </w:p>
     <w:p>
@@ -4223,6 +3667,121 @@
           <w:sz w:val="16"/>
           <w:szCs w:val="16"/>
         </w:rPr>
+        <w:t xml:space="preserve">Only the grouping changes; the same items are included. B is wrong: Gains are included in both layouts. C is wrong: Tax is deducted once in both layouts.</w:t>
+      </w:r>
+    </w:p>
+    <w:p>
+      <w:pPr>
+        <w:spacing w:after="18"/>
+        <w:ind w:left="300" w:hanging="300"/>
+      </w:pPr>
+      <w:r>
+        <w:rPr>
+          <w:b/>
+          <w:bCs/>
+          <w:color w:val="8186EF"/>
+          <w:sz w:val="16"/>
+          <w:szCs w:val="16"/>
+        </w:rPr>
+        <w:t xml:space="preserve">16  </w:t>
+      </w:r>
+      <w:r>
+        <w:rPr>
+          <w:sz w:val="16"/>
+          <w:szCs w:val="16"/>
+        </w:rPr>
+        <w:t xml:space="preserve">The income statement covers a period; the balance sheet is at one date. A is wrong: The balance sheet shows one date, not a period. C is wrong: The notes explain the statements; they do not report performance.</w:t>
+      </w:r>
+    </w:p>
+    <w:p>
+      <w:pPr>
+        <w:spacing w:after="18"/>
+        <w:ind w:left="300" w:hanging="300"/>
+      </w:pPr>
+      <w:r>
+        <w:rPr>
+          <w:b/>
+          <w:bCs/>
+          <w:color w:val="8186EF"/>
+          <w:sz w:val="16"/>
+          <w:szCs w:val="16"/>
+        </w:rPr>
+        <w:t xml:space="preserve">17  </w:t>
+      </w:r>
+      <w:r>
+        <w:rPr>
+          <w:sz w:val="16"/>
+          <w:szCs w:val="16"/>
+        </w:rPr>
+        <w:t xml:space="preserve">Extraordinary items were removed in 2015; unusual or infrequent items stay in continuing operations. B is wrong: Extraordinary items no longer exist. C is wrong: No component was sold or abandoned.</w:t>
+      </w:r>
+    </w:p>
+    <w:p>
+      <w:pPr>
+        <w:spacing w:after="18"/>
+        <w:ind w:left="300" w:hanging="300"/>
+      </w:pPr>
+      <w:r>
+        <w:rPr>
+          <w:b/>
+          <w:bCs/>
+          <w:color w:val="8186EF"/>
+          <w:sz w:val="16"/>
+          <w:szCs w:val="16"/>
+        </w:rPr>
+        <w:t xml:space="preserve">18  </w:t>
+      </w:r>
+      <w:r>
+        <w:rPr>
+          <w:sz w:val="16"/>
+          <w:szCs w:val="16"/>
+        </w:rPr>
+        <w:t xml:space="preserve">Leaving a major line of business is a strategic shift with a major effect. A is wrong: One store out of many is not a strategic shift. C is wrong: Selling one asset gives a gain or loss, not a discontinued operation.</w:t>
+      </w:r>
+    </w:p>
+    <w:p>
+      <w:pPr>
+        <w:spacing w:after="18"/>
+        <w:ind w:left="300" w:hanging="300"/>
+      </w:pPr>
+      <w:r>
+        <w:rPr>
+          <w:b/>
+          <w:bCs/>
+          <w:color w:val="8186EF"/>
+          <w:sz w:val="16"/>
+          <w:szCs w:val="16"/>
+        </w:rPr>
+        <w:t xml:space="preserve">19  </w:t>
+      </w:r>
+      <w:r>
+        <w:rPr>
+          <w:sz w:val="16"/>
+          <w:szCs w:val="16"/>
+        </w:rPr>
+        <w:t xml:space="preserve">Net income of $2,969,100 minus the OCI loss of $1,125, net of tax. A is wrong: This uses the OCI loss before tax. C is wrong: This is net income only; OCI is missing.</w:t>
+      </w:r>
+    </w:p>
+    <w:p>
+      <w:pPr>
+        <w:spacing w:after="18"/>
+        <w:ind w:left="300" w:hanging="300"/>
+      </w:pPr>
+      <w:r>
+        <w:rPr>
+          <w:b/>
+          <w:bCs/>
+          <w:color w:val="8186EF"/>
+          <w:sz w:val="16"/>
+          <w:szCs w:val="16"/>
+        </w:rPr>
+        <w:t xml:space="preserve">20  </w:t>
+      </w:r>
+      <w:r>
+        <w:rPr>
+          <w:sz w:val="16"/>
+          <w:szCs w:val="16"/>
+        </w:rPr>
         <w:t xml:space="preserve">Gross profit of $14,700,000 minus operating expenses of $10,524,000. A is wrong: This also deducts interest expense, which is below operating income. C is wrong: This leaves out the impairment losses, which are operating expenses.</w:t>
       </w:r>
     </w:p>
@@ -4239,121 +3798,6 @@
           <w:sz w:val="16"/>
           <w:szCs w:val="16"/>
         </w:rPr>
-        <w:t xml:space="preserve">16  </w:t>
-      </w:r>
-      <w:r>
-        <w:rPr>
-          <w:sz w:val="16"/>
-          <w:szCs w:val="16"/>
-        </w:rPr>
-        <w:t xml:space="preserve">The income statement covers a period; the balance sheet is at one date. A is wrong: The balance sheet shows one date, not a period. C is wrong: The notes explain the statements; they do not report performance.</w:t>
-      </w:r>
-    </w:p>
-    <w:p>
-      <w:pPr>
-        <w:spacing w:after="18"/>
-        <w:ind w:left="300" w:hanging="300"/>
-      </w:pPr>
-      <w:r>
-        <w:rPr>
-          <w:b/>
-          <w:bCs/>
-          <w:color w:val="8186EF"/>
-          <w:sz w:val="16"/>
-          <w:szCs w:val="16"/>
-        </w:rPr>
-        <w:t xml:space="preserve">17  </w:t>
-      </w:r>
-      <w:r>
-        <w:rPr>
-          <w:sz w:val="16"/>
-          <w:szCs w:val="16"/>
-        </w:rPr>
-        <w:t xml:space="preserve">CMA questions use exact terms, and one word can change the answer.</w:t>
-      </w:r>
-    </w:p>
-    <w:p>
-      <w:pPr>
-        <w:spacing w:after="18"/>
-        <w:ind w:left="300" w:hanging="300"/>
-      </w:pPr>
-      <w:r>
-        <w:rPr>
-          <w:b/>
-          <w:bCs/>
-          <w:color w:val="8186EF"/>
-          <w:sz w:val="16"/>
-          <w:szCs w:val="16"/>
-        </w:rPr>
-        <w:t xml:space="preserve">18  </w:t>
-      </w:r>
-      <w:r>
-        <w:rPr>
-          <w:sz w:val="16"/>
-          <w:szCs w:val="16"/>
-        </w:rPr>
-        <w:t xml:space="preserve">The term tables in each section are the book’s own.</w:t>
-      </w:r>
-    </w:p>
-    <w:p>
-      <w:pPr>
-        <w:spacing w:after="18"/>
-        <w:ind w:left="300" w:hanging="300"/>
-      </w:pPr>
-      <w:r>
-        <w:rPr>
-          <w:b/>
-          <w:bCs/>
-          <w:color w:val="8186EF"/>
-          <w:sz w:val="16"/>
-          <w:szCs w:val="16"/>
-        </w:rPr>
-        <w:t xml:space="preserve">19  </w:t>
-      </w:r>
-      <w:r>
-        <w:rPr>
-          <w:sz w:val="16"/>
-          <w:szCs w:val="16"/>
-        </w:rPr>
-        <w:t xml:space="preserve">Only the grouping changes; the same items are included. B is wrong: Gains are included in both layouts. C is wrong: Tax is deducted once in both layouts.</w:t>
-      </w:r>
-    </w:p>
-    <w:p>
-      <w:pPr>
-        <w:spacing w:after="18"/>
-        <w:ind w:left="300" w:hanging="300"/>
-      </w:pPr>
-      <w:r>
-        <w:rPr>
-          <w:b/>
-          <w:bCs/>
-          <w:color w:val="8186EF"/>
-          <w:sz w:val="16"/>
-          <w:szCs w:val="16"/>
-        </w:rPr>
-        <w:t xml:space="preserve">20  </w:t>
-      </w:r>
-      <w:r>
-        <w:rPr>
-          <w:sz w:val="16"/>
-          <w:szCs w:val="16"/>
-        </w:rPr>
-        <w:t xml:space="preserve">Earnings management through timing is a known limitation. B is wrong: No unrealized value change is involved. C is wrong: Net income is not a fair value measure.</w:t>
-      </w:r>
-    </w:p>
-    <w:p>
-      <w:pPr>
-        <w:spacing w:after="18"/>
-        <w:ind w:left="300" w:hanging="300"/>
-      </w:pPr>
-      <w:r>
-        <w:rPr>
-          <w:b/>
-          <w:bCs/>
-          <w:color w:val="8186EF"/>
-          <w:sz w:val="16"/>
-          <w:szCs w:val="16"/>
-        </w:rPr>
         <w:t xml:space="preserve">21  </w:t>
       </w:r>
       <w:r>
@@ -4361,7 +3805,7 @@
           <w:sz w:val="16"/>
           <w:szCs w:val="16"/>
         </w:rPr>
-        <w:t xml:space="preserve">The indirect method reconciles net income to operating cash flow. A is wrong: Starting from operating profit is the IFRS 18 approach, not yet testable. B is wrong: OCI is not part of the reconciliation.</w:t>
+        <w:t xml:space="preserve">Every item on a Workshop sheet is settled by something printed on the same sheet.</w:t>
       </w:r>
     </w:p>
     <w:p/>
@@ -4471,7 +3915,7 @@
                 <w:sz w:val="17"/>
                 <w:szCs w:val="17"/>
               </w:rPr>
-              <w:t xml:space="preserve">comprehensive income · reclassification adjustment</w:t>
+              <w:t xml:space="preserve">comprehensive income · available-for-sale</w:t>
             </w:r>
           </w:p>
         </w:tc>
@@ -4504,7 +3948,7 @@
                 <w:sz w:val="17"/>
                 <w:szCs w:val="17"/>
               </w:rPr>
-              <w:t xml:space="preserve">D</w:t>
+              <w:t xml:space="preserve">T</w:t>
             </w:r>
           </w:p>
         </w:tc>
@@ -4537,7 +3981,7 @@
                 <w:sz w:val="17"/>
                 <w:szCs w:val="17"/>
               </w:rPr>
-              <w:t xml:space="preserve">T</w:t>
+              <w:t xml:space="preserve">B</w:t>
             </w:r>
           </w:p>
         </w:tc>
@@ -4573,7 +4017,7 @@
                 <w:sz w:val="17"/>
                 <w:szCs w:val="17"/>
               </w:rPr>
-              <w:t xml:space="preserve">comprehensive income · reclassification adjustment</w:t>
+              <w:t xml:space="preserve">consecutive · comprehensive income</w:t>
             </w:r>
           </w:p>
         </w:tc>
@@ -4641,7 +4085,7 @@
                 <w:sz w:val="17"/>
                 <w:szCs w:val="17"/>
               </w:rPr>
-              <w:t xml:space="preserve">T</w:t>
+              <w:t xml:space="preserve">E</w:t>
             </w:r>
           </w:p>
         </w:tc>
@@ -4676,7 +4120,7 @@
                 <w:sz w:val="17"/>
                 <w:szCs w:val="17"/>
               </w:rPr>
-              <w:t xml:space="preserve">reclassification adjustment · Comprehensive income</w:t>
+              <w:t xml:space="preserve">revaluation · remeasurements · reclassifies</w:t>
             </w:r>
           </w:p>
         </w:tc>
@@ -4709,7 +4153,7 @@
                 <w:sz w:val="17"/>
                 <w:szCs w:val="17"/>
               </w:rPr>
-              <w:t xml:space="preserve">F</w:t>
+              <w:t xml:space="preserve">C</w:t>
             </w:r>
           </w:p>
         </w:tc>
@@ -4881,7 +4325,7 @@
                 <w:sz w:val="17"/>
                 <w:szCs w:val="17"/>
               </w:rPr>
-              <w:t xml:space="preserve">D</w:t>
+              <w:t xml:space="preserve">B</w:t>
             </w:r>
           </w:p>
         </w:tc>
@@ -4914,7 +4358,7 @@
                 <w:sz w:val="17"/>
                 <w:szCs w:val="17"/>
               </w:rPr>
-              <w:t xml:space="preserve">C</w:t>
+              <w:t xml:space="preserve">F</w:t>
             </w:r>
           </w:p>
         </w:tc>
@@ -4983,7 +4427,7 @@
                 <w:sz w:val="17"/>
                 <w:szCs w:val="17"/>
               </w:rPr>
-              <w:t xml:space="preserve">D</w:t>
+              <w:t xml:space="preserve">B</w:t>
             </w:r>
           </w:p>
         </w:tc>
@@ -5017,7 +4461,7 @@
                 <w:sz w:val="17"/>
                 <w:szCs w:val="17"/>
               </w:rPr>
-              <w:t xml:space="preserve">C</w:t>
+              <w:t xml:space="preserve">A</w:t>
             </w:r>
           </w:p>
         </w:tc>
@@ -5076,40 +4520,40 @@
                 <w:sz w:val="17"/>
                 <w:szCs w:val="17"/>
               </w:rPr>
+              <w:t xml:space="preserve">A</w:t>
+            </w:r>
+          </w:p>
+        </w:tc>
+        <w:tc>
+          <w:tcPr>
+            <w:tcW w:type="pct" w:w="1667"/>
+            <w:tcMar>
+              <w:top w:type="dxa" w:w="40"/>
+              <w:left w:type="dxa" w:w="100"/>
+              <w:bottom w:type="dxa" w:w="40"/>
+              <w:right w:type="dxa" w:w="100"/>
+            </w:tcMar>
+          </w:tcPr>
+          <w:p>
+            <w:pPr>
+              <w:spacing w:before="22" w:after="22"/>
+            </w:pPr>
+            <w:r>
+              <w:rPr>
+                <w:b/>
+                <w:bCs/>
+                <w:color w:val="8186EF"/>
+                <w:sz w:val="16"/>
+                <w:szCs w:val="16"/>
+              </w:rPr>
+              <w:t xml:space="preserve">14  </w:t>
+            </w:r>
+            <w:r>
+              <w:rPr>
+                <w:sz w:val="17"/>
+                <w:szCs w:val="17"/>
+              </w:rPr>
               <w:t xml:space="preserve">D</w:t>
-            </w:r>
-          </w:p>
-        </w:tc>
-        <w:tc>
-          <w:tcPr>
-            <w:tcW w:type="pct" w:w="1667"/>
-            <w:tcMar>
-              <w:top w:type="dxa" w:w="40"/>
-              <w:left w:type="dxa" w:w="100"/>
-              <w:bottom w:type="dxa" w:w="40"/>
-              <w:right w:type="dxa" w:w="100"/>
-            </w:tcMar>
-          </w:tcPr>
-          <w:p>
-            <w:pPr>
-              <w:spacing w:before="22" w:after="22"/>
-            </w:pPr>
-            <w:r>
-              <w:rPr>
-                <w:b/>
-                <w:bCs/>
-                <w:color w:val="8186EF"/>
-                <w:sz w:val="16"/>
-                <w:szCs w:val="16"/>
-              </w:rPr>
-              <w:t xml:space="preserve">14  </w:t>
-            </w:r>
-            <w:r>
-              <w:rPr>
-                <w:sz w:val="17"/>
-                <w:szCs w:val="17"/>
-              </w:rPr>
-              <w:t xml:space="preserve">T</w:t>
             </w:r>
           </w:p>
         </w:tc>
@@ -5174,7 +4618,7 @@
           <w:sz w:val="16"/>
           <w:szCs w:val="16"/>
         </w:rPr>
-        <w:t xml:space="preserve">The book writes: “OCI builds a balance in equity called accumulated other comprehensive income (AOCI). When an item is realized, for example when Orontes sells an AFS security, the gain or loss moves from AOCI into net income. This reclassification adjustment stops the same gain being counted twice.”</w:t>
+        <w:t xml:space="preserve">The book writes: “Some changes in value do not go through net income. U.S. GAAP sends them to other comprehensive income (OCI) until they are realized. Comprehensive income is net income plus OCI for the period. Orontes's available-for-sale debt securities lost $1,500 in fair value in 2025.”</w:t>
       </w:r>
     </w:p>
     <w:p>
@@ -5197,7 +4641,7 @@
           <w:sz w:val="16"/>
           <w:szCs w:val="16"/>
         </w:rPr>
-        <w:t xml:space="preserve">The book writes: “Showing OCI only in the statement of changes in equity is not allowed. OCI builds a balance in equity called accumulated other comprehensive income (AOCI). When an item is realized, for example when Orontes sells an AFS security, the gain or loss moves from AOCI into net income. This reclassification adjustment stops the same gain being counted twice.”</w:t>
+        <w:t xml:space="preserve">The book writes: “Companies show this in one continuous statement, as Orontes does, or in two consecutive statements. Showing OCI only in the statement of changes in equity is not allowed. OCI builds a balance in equity called accumulated other comprehensive income (AOCI).”</w:t>
       </w:r>
     </w:p>
     <w:p>
@@ -5220,7 +4664,7 @@
           <w:sz w:val="16"/>
           <w:szCs w:val="16"/>
         </w:rPr>
-        <w:t xml:space="preserve">The book writes: “This reclassification adjustment stops the same gain being counted twice. Under IFRS, a revaluation surplus on PP&amp;E, fair value changes on equity investments elected to OCI, and pension remeasurements stay in OCI forever. GAAP does not allow PP&amp;E revaluation, and it reclassifies its OCI items to net income later. Comprehensive income adds this year's OCI, not the AOCI balance.”</w:t>
+        <w:t xml:space="preserve">The book writes: “Under IFRS, a revaluation surplus on PP&amp;E, fair value changes on equity investments elected to OCI, and pension remeasurements stay in OCI forever. U.S. GAAP does not allow PP&amp;E revaluation, and it reclassifies its OCI items to net income later.”</w:t>
       </w:r>
     </w:p>
     <w:p>
@@ -5243,7 +4687,7 @@
           <w:sz w:val="16"/>
           <w:szCs w:val="16"/>
         </w:rPr>
-        <w:t xml:space="preserve">The book pairs Unrealized gains and losses on debt securities (AFS / FVOCI) with “OCI; reclassified to net income on sale”.</w:t>
+        <w:t xml:space="preserve">The framework defines the elements, and every amount belongs to one of them.</w:t>
       </w:r>
     </w:p>
     <w:p>
@@ -5266,7 +4710,7 @@
           <w:sz w:val="16"/>
           <w:szCs w:val="16"/>
         </w:rPr>
-        <w:t xml:space="preserve">The book’s own table pairs Unrealized gains and losses on debt securities (AFS / FVOCI) with “OCI; reclassified to net income on sale”.</w:t>
+        <w:t xml:space="preserve">The book’s own table gives OCI; reclassified on sale as the IFRS of Unrealized gains and losses on debt securities (AFS / FVOCI).</w:t>
       </w:r>
     </w:p>
     <w:p>
@@ -5289,7 +4733,7 @@
           <w:sz w:val="16"/>
           <w:szCs w:val="16"/>
         </w:rPr>
-        <w:t xml:space="preserve">The book’s own table pairs Changes in fair value of equity securities with “Net income (no OCI option)”.</w:t>
+        <w:t xml:space="preserve">Gross profit of $360,000 minus operating expenses of $210,000. A is wrong: This also deducts interest. C is wrong: This deducts only selling expenses.</w:t>
       </w:r>
     </w:p>
     <w:p>
@@ -5312,7 +4756,7 @@
           <w:sz w:val="16"/>
           <w:szCs w:val="16"/>
         </w:rPr>
-        <w:t xml:space="preserve">The book’s own table pairs Foreign-currency translation adjustments with “OCI; reclassified when the foreign operation is sold”.</w:t>
+        <w:t xml:space="preserve">Every cycle settles one rule and shows where it comes from.</w:t>
       </w:r>
     </w:p>
     <w:p>
@@ -5335,7 +4779,7 @@
           <w:sz w:val="16"/>
           <w:szCs w:val="16"/>
         </w:rPr>
-        <w:t xml:space="preserve">The book’s own table pairs Pension gains, losses and prior service cost with “OCI; amortized into net income later”.</w:t>
+        <w:t xml:space="preserve">CMA questions use exact terms, and one word can change the answer.</w:t>
       </w:r>
     </w:p>
     <w:p>
@@ -5358,7 +4802,7 @@
           <w:sz w:val="16"/>
           <w:szCs w:val="16"/>
         </w:rPr>
-        <w:t xml:space="preserve">The book pairs Unrealized gains and losses on debt securities (AFS / FVOCI) with “OCI; reclassified on sale”.</w:t>
+        <w:t xml:space="preserve">The term tables in each section are the book’s own.</w:t>
       </w:r>
     </w:p>
     <w:p>
@@ -5381,145 +4825,7 @@
           <w:sz w:val="16"/>
           <w:szCs w:val="16"/>
         </w:rPr>
-        <w:t xml:space="preserve">The book pairs Changes in fair value of equity securities with “Net income, or OCI by election (never reclassified)”, not with “Revaluation surplus in OCI; never reclassified”.</w:t>
-      </w:r>
-    </w:p>
-    <w:p>
-      <w:pPr>
-        <w:spacing w:after="18"/>
-        <w:ind w:left="300" w:hanging="300"/>
-      </w:pPr>
-      <w:r>
-        <w:rPr>
-          <w:b/>
-          <w:bCs/>
-          <w:color w:val="8186EF"/>
-          <w:sz w:val="16"/>
-          <w:szCs w:val="16"/>
-        </w:rPr>
-        <w:t xml:space="preserve">11  </w:t>
-      </w:r>
-      <w:r>
-        <w:rPr>
-          <w:sz w:val="16"/>
-          <w:szCs w:val="16"/>
-        </w:rPr>
-        <w:t xml:space="preserve">IAS 16 revaluation increases go to OCI and are not recycled. A is wrong: Revaluation increases go to OCI, unless they reverse an earlier loss. B is wrong: Revaluation surplus is never recycled under IFRS.</w:t>
-      </w:r>
-    </w:p>
-    <w:p>
-      <w:pPr>
-        <w:spacing w:after="18"/>
-        <w:ind w:left="300" w:hanging="300"/>
-      </w:pPr>
-      <w:r>
-        <w:rPr>
-          <w:b/>
-          <w:bCs/>
-          <w:color w:val="8186EF"/>
-          <w:sz w:val="16"/>
-          <w:szCs w:val="16"/>
-        </w:rPr>
-        <w:t xml:space="preserve">12  </w:t>
-      </w:r>
-      <w:r>
-        <w:rPr>
-          <w:sz w:val="16"/>
-          <w:szCs w:val="16"/>
-        </w:rPr>
-        <w:t xml:space="preserve">Operating income plus other income and expense. A is wrong: This is after tax. B is wrong: This leaves out equity-method income.</w:t>
-      </w:r>
-    </w:p>
-    <w:p>
-      <w:pPr>
-        <w:spacing w:after="18"/>
-        <w:ind w:left="300" w:hanging="300"/>
-      </w:pPr>
-      <w:r>
-        <w:rPr>
-          <w:b/>
-          <w:bCs/>
-          <w:color w:val="8186EF"/>
-          <w:sz w:val="16"/>
-          <w:szCs w:val="16"/>
-        </w:rPr>
-        <w:t xml:space="preserve">13  </w:t>
-      </w:r>
-      <w:r>
-        <w:rPr>
-          <w:sz w:val="16"/>
-          <w:szCs w:val="16"/>
-        </w:rPr>
-        <w:t xml:space="preserve">IAS 16 revaluation increases go to OCI and are not recycled. A is wrong: Revaluation increases go to OCI, unless they reverse an earlier loss. B is wrong: Revaluation surplus is never recycled under IFRS.</w:t>
-      </w:r>
-    </w:p>
-    <w:p>
-      <w:pPr>
-        <w:spacing w:after="18"/>
-        <w:ind w:left="300" w:hanging="300"/>
-      </w:pPr>
-      <w:r>
-        <w:rPr>
-          <w:b/>
-          <w:bCs/>
-          <w:color w:val="8186EF"/>
-          <w:sz w:val="16"/>
-          <w:szCs w:val="16"/>
-        </w:rPr>
-        <w:t xml:space="preserve">14  </w:t>
-      </w:r>
-      <w:r>
-        <w:rPr>
-          <w:sz w:val="16"/>
-          <w:szCs w:val="16"/>
-        </w:rPr>
-        <w:t xml:space="preserve">CMA questions use exact terms, and one word can change the answer.</w:t>
-      </w:r>
-    </w:p>
-    <w:p>
-      <w:pPr>
-        <w:spacing w:after="18"/>
-        <w:ind w:left="300" w:hanging="300"/>
-      </w:pPr>
-      <w:r>
-        <w:rPr>
-          <w:b/>
-          <w:bCs/>
-          <w:color w:val="8186EF"/>
-          <w:sz w:val="16"/>
-          <w:szCs w:val="16"/>
-        </w:rPr>
-        <w:t xml:space="preserve">15  </w:t>
-      </w:r>
-      <w:r>
-        <w:rPr>
-          <w:sz w:val="16"/>
-          <w:szCs w:val="16"/>
-        </w:rPr>
-        <w:t xml:space="preserve">The term tables in each section are the book’s own.</w:t>
-      </w:r>
-    </w:p>
-    <w:p>
-      <w:pPr>
-        <w:spacing w:after="18"/>
-        <w:ind w:left="300" w:hanging="300"/>
-      </w:pPr>
-      <w:r>
-        <w:rPr>
-          <w:b/>
-          <w:bCs/>
-          <w:color w:val="8186EF"/>
-          <w:sz w:val="16"/>
-          <w:szCs w:val="16"/>
-        </w:rPr>
-        <w:t xml:space="preserve">16  </w:t>
-      </w:r>
-      <w:r>
-        <w:rPr>
-          <w:sz w:val="16"/>
-          <w:szCs w:val="16"/>
-        </w:rPr>
-        <w:t xml:space="preserve">The exam marks the term, so the English word is the answer.</w:t>
+        <w:t xml:space="preserve">The book’s own table gives Revaluation surplus in OCI; never reclassified as the IFRS of Revaluation of PP&amp;E.</w:t>
       </w:r>
     </w:p>
     <w:p>
@@ -5678,47 +4984,47 @@
                 <w:sz w:val="16"/>
                 <w:szCs w:val="16"/>
               </w:rPr>
-              <w:t xml:space="preserve">7  </w:t>
-            </w:r>
-            <w:r>
-              <w:rPr>
-                <w:sz w:val="17"/>
-                <w:szCs w:val="17"/>
-              </w:rPr>
-              <w:t xml:space="preserve">C</w:t>
-            </w:r>
-          </w:p>
-        </w:tc>
-        <w:tc>
-          <w:tcPr>
-            <w:tcW w:type="pct" w:w="1667"/>
-            <w:tcMar>
-              <w:top w:type="dxa" w:w="40"/>
-              <w:left w:type="dxa" w:w="100"/>
-              <w:bottom w:type="dxa" w:w="40"/>
-              <w:right w:type="dxa" w:w="100"/>
-            </w:tcMar>
-          </w:tcPr>
-          <w:p>
-            <w:pPr>
-              <w:spacing w:before="22" w:after="22"/>
-            </w:pPr>
-            <w:r>
-              <w:rPr>
-                <w:b/>
-                <w:bCs/>
-                <w:color w:val="8186EF"/>
-                <w:sz w:val="16"/>
-                <w:szCs w:val="16"/>
-              </w:rPr>
-              <w:t xml:space="preserve">13  </w:t>
-            </w:r>
-            <w:r>
-              <w:rPr>
-                <w:sz w:val="17"/>
-                <w:szCs w:val="17"/>
-              </w:rPr>
-              <w:t xml:space="preserve">T</w:t>
+              <w:t xml:space="preserve">6  </w:t>
+            </w:r>
+            <w:r>
+              <w:rPr>
+                <w:sz w:val="17"/>
+                <w:szCs w:val="17"/>
+              </w:rPr>
+              <w:t xml:space="preserve">D</w:t>
+            </w:r>
+          </w:p>
+        </w:tc>
+        <w:tc>
+          <w:tcPr>
+            <w:tcW w:type="pct" w:w="1667"/>
+            <w:tcMar>
+              <w:top w:type="dxa" w:w="40"/>
+              <w:left w:type="dxa" w:w="100"/>
+              <w:bottom w:type="dxa" w:w="40"/>
+              <w:right w:type="dxa" w:w="100"/>
+            </w:tcMar>
+          </w:tcPr>
+          <w:p>
+            <w:pPr>
+              <w:spacing w:before="22" w:after="22"/>
+            </w:pPr>
+            <w:r>
+              <w:rPr>
+                <w:b/>
+                <w:bCs/>
+                <w:color w:val="8186EF"/>
+                <w:sz w:val="16"/>
+                <w:szCs w:val="16"/>
+              </w:rPr>
+              <w:t xml:space="preserve">11  </w:t>
+            </w:r>
+            <w:r>
+              <w:rPr>
+                <w:sz w:val="17"/>
+                <w:szCs w:val="17"/>
+              </w:rPr>
+              <w:t xml:space="preserve">A</w:t>
             </w:r>
           </w:p>
         </w:tc>
@@ -5781,14 +5087,14 @@
                 <w:sz w:val="16"/>
                 <w:szCs w:val="16"/>
               </w:rPr>
-              <w:t xml:space="preserve">8  </w:t>
-            </w:r>
-            <w:r>
-              <w:rPr>
-                <w:sz w:val="17"/>
-                <w:szCs w:val="17"/>
-              </w:rPr>
-              <w:t xml:space="preserve">B</w:t>
+              <w:t xml:space="preserve">7  </w:t>
+            </w:r>
+            <w:r>
+              <w:rPr>
+                <w:sz w:val="17"/>
+                <w:szCs w:val="17"/>
+              </w:rPr>
+              <w:t xml:space="preserve">A</w:t>
             </w:r>
           </w:p>
         </w:tc>
@@ -5815,14 +5121,14 @@
                 <w:sz w:val="16"/>
                 <w:szCs w:val="16"/>
               </w:rPr>
-              <w:t xml:space="preserve">14  </w:t>
-            </w:r>
-            <w:r>
-              <w:rPr>
-                <w:sz w:val="17"/>
-                <w:szCs w:val="17"/>
-              </w:rPr>
-              <w:t xml:space="preserve">A</w:t>
+              <w:t xml:space="preserve">12  </w:t>
+            </w:r>
+            <w:r>
+              <w:rPr>
+                <w:sz w:val="17"/>
+                <w:szCs w:val="17"/>
+              </w:rPr>
+              <w:t xml:space="preserve">Compare with the model earlier in this handout.</w:t>
             </w:r>
           </w:p>
         </w:tc>
@@ -5857,33 +5163,33 @@
                 <w:sz w:val="17"/>
                 <w:szCs w:val="17"/>
               </w:rPr>
-              <w:t xml:space="preserve">statement · subtotals · exceptionnel</w:t>
-            </w:r>
-          </w:p>
-        </w:tc>
-        <w:tc>
-          <w:tcPr>
-            <w:tcW w:type="pct" w:w="1667"/>
-            <w:tcMar>
-              <w:top w:type="dxa" w:w="40"/>
-              <w:left w:type="dxa" w:w="100"/>
-              <w:bottom w:type="dxa" w:w="40"/>
-              <w:right w:type="dxa" w:w="100"/>
-            </w:tcMar>
-          </w:tcPr>
-          <w:p>
-            <w:pPr>
-              <w:spacing w:before="22" w:after="22"/>
-            </w:pPr>
-            <w:r>
-              <w:rPr>
-                <w:b/>
-                <w:bCs/>
-                <w:color w:val="8186EF"/>
-                <w:sz w:val="16"/>
-                <w:szCs w:val="16"/>
-              </w:rPr>
-              <w:t xml:space="preserve">9  </w:t>
+              <w:t xml:space="preserve">subtotals · including · exceptionnel</w:t>
+            </w:r>
+          </w:p>
+        </w:tc>
+        <w:tc>
+          <w:tcPr>
+            <w:tcW w:type="pct" w:w="1667"/>
+            <w:tcMar>
+              <w:top w:type="dxa" w:w="40"/>
+              <w:left w:type="dxa" w:w="100"/>
+              <w:bottom w:type="dxa" w:w="40"/>
+              <w:right w:type="dxa" w:w="100"/>
+            </w:tcMar>
+          </w:tcPr>
+          <w:p>
+            <w:pPr>
+              <w:spacing w:before="22" w:after="22"/>
+            </w:pPr>
+            <w:r>
+              <w:rPr>
+                <w:b/>
+                <w:bCs/>
+                <w:color w:val="8186EF"/>
+                <w:sz w:val="16"/>
+                <w:szCs w:val="16"/>
+              </w:rPr>
+              <w:t xml:space="preserve">8  </w:t>
             </w:r>
             <w:r>
               <w:rPr>
@@ -5916,14 +5222,14 @@
                 <w:sz w:val="16"/>
                 <w:szCs w:val="16"/>
               </w:rPr>
-              <w:t xml:space="preserve">15  </w:t>
-            </w:r>
-            <w:r>
-              <w:rPr>
-                <w:sz w:val="17"/>
-                <w:szCs w:val="17"/>
-              </w:rPr>
-              <w:t xml:space="preserve">Compare with the model earlier in this handout.</w:t>
+              <w:t xml:space="preserve">13  </w:t>
+            </w:r>
+            <w:r>
+              <w:rPr>
+                <w:sz w:val="17"/>
+                <w:szCs w:val="17"/>
+              </w:rPr>
+              <w:t xml:space="preserve">Net income depends on many estimates: useful lives, credit losses, impairment tests and warranty costs. Different companies also choose different methods, such as FIFO or LIFO for inventory. Two similar companies can therefore report different profits from the same activity.</w:t>
             </w:r>
           </w:p>
         </w:tc>
@@ -5986,14 +5292,14 @@
                 <w:sz w:val="16"/>
                 <w:szCs w:val="16"/>
               </w:rPr>
-              <w:t xml:space="preserve">10  </w:t>
-            </w:r>
-            <w:r>
-              <w:rPr>
-                <w:sz w:val="17"/>
-                <w:szCs w:val="17"/>
-              </w:rPr>
-              <w:t xml:space="preserve">A</w:t>
+              <w:t xml:space="preserve">9  </w:t>
+            </w:r>
+            <w:r>
+              <w:rPr>
+                <w:sz w:val="17"/>
+                <w:szCs w:val="17"/>
+              </w:rPr>
+              <w:t xml:space="preserve">T</w:t>
             </w:r>
           </w:p>
         </w:tc>
@@ -6010,24 +5316,14 @@
           </w:tcPr>
           <w:p>
             <w:pPr>
-              <w:spacing w:before="22" w:after="22"/>
-            </w:pPr>
-            <w:r>
-              <w:rPr>
-                <w:b/>
-                <w:bCs/>
-                <w:color w:val="8186EF"/>
-                <w:sz w:val="16"/>
-                <w:szCs w:val="16"/>
-              </w:rPr>
-              <w:t xml:space="preserve">16  </w:t>
-            </w:r>
-            <w:r>
-              <w:rPr>
-                <w:sz w:val="17"/>
-                <w:szCs w:val="17"/>
-              </w:rPr>
-              <w:t xml:space="preserve">Net income depends on many estimates: useful lives, credit losses, impairment tests and warranty costs. Different companies also choose different methods, such as FIFO or LIFO for inventory. Two similar companies can therefore report different profits from the same activity.</w:t>
+              <w:spacing w:before="24" w:after="24"/>
+            </w:pPr>
+            <w:r>
+              <w:rPr>
+                <w:sz w:val="16"/>
+                <w:szCs w:val="16"/>
+              </w:rPr>
+              <w:t xml:space="preserve"/>
             </w:r>
           </w:p>
         </w:tc>
@@ -6088,114 +5384,20 @@
                 <w:sz w:val="16"/>
                 <w:szCs w:val="16"/>
               </w:rPr>
-              <w:t xml:space="preserve">11  </w:t>
-            </w:r>
-            <w:r>
-              <w:rPr>
-                <w:sz w:val="17"/>
-                <w:szCs w:val="17"/>
-              </w:rPr>
-              <w:t xml:space="preserve">T</w:t>
-            </w:r>
-          </w:p>
-        </w:tc>
-        <w:tc>
-          <w:tcPr>
-            <w:tcW w:type="pct" w:w="1667"/>
-            <w:tcMar>
-              <w:top w:type="dxa" w:w="40"/>
-              <w:left w:type="dxa" w:w="100"/>
-              <w:bottom w:type="dxa" w:w="40"/>
-              <w:right w:type="dxa" w:w="100"/>
-            </w:tcMar>
-          </w:tcPr>
-          <w:p>
-            <w:pPr>
-              <w:spacing w:before="24" w:after="24"/>
-            </w:pPr>
-            <w:r>
-              <w:rPr>
-                <w:sz w:val="16"/>
-                <w:szCs w:val="16"/>
-              </w:rPr>
-              <w:t xml:space="preserve"/>
-            </w:r>
-          </w:p>
-        </w:tc>
-      </w:tr>
-      <w:tr>
-        <w:tc>
-          <w:tcPr>
-            <w:tcW w:type="pct" w:w="1667"/>
-            <w:shd w:fill="FBFAF6" w:val="clear"/>
-            <w:tcMar>
-              <w:top w:type="dxa" w:w="40"/>
-              <w:left w:type="dxa" w:w="100"/>
-              <w:bottom w:type="dxa" w:w="40"/>
-              <w:right w:type="dxa" w:w="100"/>
-            </w:tcMar>
-          </w:tcPr>
-          <w:p>
-            <w:pPr>
-              <w:spacing w:before="22" w:after="22"/>
-            </w:pPr>
-            <w:r>
-              <w:rPr>
-                <w:b/>
-                <w:bCs/>
-                <w:color w:val="8186EF"/>
-                <w:sz w:val="16"/>
-                <w:szCs w:val="16"/>
-              </w:rPr>
-              <w:t xml:space="preserve">6  </w:t>
-            </w:r>
-            <w:r>
-              <w:rPr>
-                <w:sz w:val="17"/>
-                <w:szCs w:val="17"/>
-              </w:rPr>
-              <w:t xml:space="preserve">C</w:t>
-            </w:r>
-          </w:p>
-        </w:tc>
-        <w:tc>
-          <w:tcPr>
-            <w:tcW w:type="pct" w:w="1667"/>
-            <w:shd w:fill="FBFAF6" w:val="clear"/>
-            <w:tcMar>
-              <w:top w:type="dxa" w:w="40"/>
-              <w:left w:type="dxa" w:w="100"/>
-              <w:bottom w:type="dxa" w:w="40"/>
-              <w:right w:type="dxa" w:w="100"/>
-            </w:tcMar>
-          </w:tcPr>
-          <w:p>
-            <w:pPr>
-              <w:spacing w:before="22" w:after="22"/>
-            </w:pPr>
-            <w:r>
-              <w:rPr>
-                <w:b/>
-                <w:bCs/>
-                <w:color w:val="8186EF"/>
-                <w:sz w:val="16"/>
-                <w:szCs w:val="16"/>
-              </w:rPr>
-              <w:t xml:space="preserve">12  </w:t>
-            </w:r>
-            <w:r>
-              <w:rPr>
-                <w:sz w:val="17"/>
-                <w:szCs w:val="17"/>
-              </w:rPr>
-              <w:t xml:space="preserve">T</w:t>
-            </w:r>
-          </w:p>
-        </w:tc>
-        <w:tc>
-          <w:tcPr>
-            <w:tcW w:type="pct" w:w="1667"/>
-            <w:shd w:fill="FBFAF6" w:val="clear"/>
+              <w:t xml:space="preserve">10  </w:t>
+            </w:r>
+            <w:r>
+              <w:rPr>
+                <w:sz w:val="17"/>
+                <w:szCs w:val="17"/>
+              </w:rPr>
+              <w:t xml:space="preserve">A</w:t>
+            </w:r>
+          </w:p>
+        </w:tc>
+        <w:tc>
+          <w:tcPr>
+            <w:tcW w:type="pct" w:w="1667"/>
             <w:tcMar>
               <w:top w:type="dxa" w:w="40"/>
               <w:left w:type="dxa" w:w="100"/>
@@ -6300,7 +5502,7 @@
           <w:sz w:val="16"/>
           <w:szCs w:val="16"/>
         </w:rPr>
-        <w:t xml:space="preserve">The book writes: “The face of the statement does not change. IFRS 18 replaces IAS 1 and adds required subtotals, including operating profit. French résultat means profit, not result in general, and résultat exceptionnel is not a U.S.”</w:t>
+        <w:t xml:space="preserve">The book writes: “IFRS 18 replaces IAS 1 and adds required subtotals, including operating profit. Both apply from 2027 and are not testable before about January 2028. French résultat means profit, not result in general, and résultat exceptionnel is not a U.S. category.”</w:t>
       </w:r>
     </w:p>
     <w:p>
@@ -6369,7 +5571,7 @@
           <w:sz w:val="16"/>
           <w:szCs w:val="16"/>
         </w:rPr>
-        <w:t xml:space="preserve">The book numbers “Building the multi-step income statement” as section 3.2.</w:t>
+        <w:t xml:space="preserve">Unusual or infrequent items stay in continuing operations, before tax. A is wrong: Only discontinued operations are shown net of tax there. B is wrong: Extraordinary items were removed.</w:t>
       </w:r>
     </w:p>
     <w:p>
@@ -6392,7 +5594,7 @@
           <w:sz w:val="16"/>
           <w:szCs w:val="16"/>
         </w:rPr>
-        <w:t xml:space="preserve">The book numbers “Unusual items and discontinued operations” as section 3.3.</w:t>
+        <w:t xml:space="preserve">Every cycle settles one rule and shows where it comes from.</w:t>
       </w:r>
     </w:p>
     <w:p>
@@ -6415,7 +5617,7 @@
           <w:sz w:val="16"/>
           <w:szCs w:val="16"/>
         </w:rPr>
-        <w:t xml:space="preserve">The book numbers “Comprehensive income” as section 3.4.</w:t>
+        <w:t xml:space="preserve">CMA questions use exact terms, and one word can change the answer.</w:t>
       </w:r>
     </w:p>
     <w:p>
@@ -6438,7 +5640,7 @@
           <w:sz w:val="16"/>
           <w:szCs w:val="16"/>
         </w:rPr>
-        <w:t xml:space="preserve">Compare your sentence with the book’s wording in the key.</w:t>
+        <w:t xml:space="preserve">The term tables in each section are the book’s own.</w:t>
       </w:r>
     </w:p>
     <w:p>
@@ -6461,7 +5663,7 @@
           <w:sz w:val="16"/>
           <w:szCs w:val="16"/>
         </w:rPr>
-        <w:t xml:space="preserve">Every cycle settles one rule and shows where it comes from.</w:t>
+        <w:t xml:space="preserve">CMA questions use exact terms, and the glossary on the page is what defines them here.</w:t>
       </w:r>
     </w:p>
     <w:p>
@@ -6478,75 +5680,6 @@
           <w:szCs w:val="16"/>
         </w:rPr>
         <w:t xml:space="preserve">11  </w:t>
-      </w:r>
-      <w:r>
-        <w:rPr>
-          <w:sz w:val="16"/>
-          <w:szCs w:val="16"/>
-        </w:rPr>
-        <w:t xml:space="preserve">CMA questions use exact terms, and one word can change the answer.</w:t>
-      </w:r>
-    </w:p>
-    <w:p>
-      <w:pPr>
-        <w:spacing w:after="18"/>
-        <w:ind w:left="300" w:hanging="300"/>
-      </w:pPr>
-      <w:r>
-        <w:rPr>
-          <w:b/>
-          <w:bCs/>
-          <w:color w:val="8186EF"/>
-          <w:sz w:val="16"/>
-          <w:szCs w:val="16"/>
-        </w:rPr>
-        <w:t xml:space="preserve">12  </w:t>
-      </w:r>
-      <w:r>
-        <w:rPr>
-          <w:sz w:val="16"/>
-          <w:szCs w:val="16"/>
-        </w:rPr>
-        <w:t xml:space="preserve">The term tables in each section are the book’s own.</w:t>
-      </w:r>
-    </w:p>
-    <w:p>
-      <w:pPr>
-        <w:spacing w:after="18"/>
-        <w:ind w:left="300" w:hanging="300"/>
-      </w:pPr>
-      <w:r>
-        <w:rPr>
-          <w:b/>
-          <w:bCs/>
-          <w:color w:val="8186EF"/>
-          <w:sz w:val="16"/>
-          <w:szCs w:val="16"/>
-        </w:rPr>
-        <w:t xml:space="preserve">13  </w:t>
-      </w:r>
-      <w:r>
-        <w:rPr>
-          <w:sz w:val="16"/>
-          <w:szCs w:val="16"/>
-        </w:rPr>
-        <w:t xml:space="preserve">The exam marks the term, so the English word is the answer.</w:t>
-      </w:r>
-    </w:p>
-    <w:p>
-      <w:pPr>
-        <w:spacing w:after="18"/>
-        <w:ind w:left="300" w:hanging="300"/>
-      </w:pPr>
-      <w:r>
-        <w:rPr>
-          <w:b/>
-          <w:bCs/>
-          <w:color w:val="8186EF"/>
-          <w:sz w:val="16"/>
-          <w:szCs w:val="16"/>
-        </w:rPr>
-        <w:t xml:space="preserve">14  </w:t>
       </w:r>
       <w:r>
         <w:rPr>
@@ -6696,7 +5829,7 @@
                 <w:sz w:val="17"/>
                 <w:szCs w:val="17"/>
               </w:rPr>
-              <w:t xml:space="preserve">C</w:t>
+              <w:t xml:space="preserve">E</w:t>
             </w:r>
           </w:p>
         </w:tc>
@@ -6729,7 +5862,7 @@
                 <w:sz w:val="17"/>
                 <w:szCs w:val="17"/>
               </w:rPr>
-              <w:t xml:space="preserve">B</w:t>
+              <w:t xml:space="preserve">E</w:t>
             </w:r>
           </w:p>
         </w:tc>
@@ -6765,7 +5898,7 @@
                 <w:sz w:val="17"/>
                 <w:szCs w:val="17"/>
               </w:rPr>
-              <w:t xml:space="preserve">discontinued operation · income from continuing operations · intraperiod tax allocation · other income and expense · income statement</w:t>
+              <w:t xml:space="preserve">unusual or infrequent item · discontinued operation · component of an entity · strategic shift</w:t>
             </w:r>
           </w:p>
         </w:tc>
@@ -6799,7 +5932,7 @@
                 <w:sz w:val="17"/>
                 <w:szCs w:val="17"/>
               </w:rPr>
-              <w:t xml:space="preserve">D</w:t>
+              <w:t xml:space="preserve">C</w:t>
             </w:r>
           </w:p>
         </w:tc>
@@ -6833,7 +5966,7 @@
                 <w:sz w:val="17"/>
                 <w:szCs w:val="17"/>
               </w:rPr>
-              <w:t xml:space="preserve">B</w:t>
+              <w:t xml:space="preserve">C</w:t>
             </w:r>
           </w:p>
         </w:tc>
@@ -6868,7 +6001,7 @@
                 <w:sz w:val="17"/>
                 <w:szCs w:val="17"/>
               </w:rPr>
-              <w:t xml:space="preserve">comprehensive income · reclassification adjustment</w:t>
+              <w:t xml:space="preserve">subtotals · including · exceptionnel</w:t>
             </w:r>
           </w:p>
         </w:tc>
@@ -6901,7 +6034,7 @@
                 <w:sz w:val="17"/>
                 <w:szCs w:val="17"/>
               </w:rPr>
-              <w:t xml:space="preserve">E</w:t>
+              <w:t xml:space="preserve">C</w:t>
             </w:r>
           </w:p>
         </w:tc>
@@ -6934,7 +6067,7 @@
                 <w:sz w:val="17"/>
                 <w:szCs w:val="17"/>
               </w:rPr>
-              <w:t xml:space="preserve">A</w:t>
+              <w:t xml:space="preserve">D</w:t>
             </w:r>
           </w:p>
         </w:tc>
@@ -7004,7 +6137,7 @@
                 <w:sz w:val="17"/>
                 <w:szCs w:val="17"/>
               </w:rPr>
-              <w:t xml:space="preserve">C</w:t>
+              <w:t xml:space="preserve">A</w:t>
             </w:r>
           </w:p>
         </w:tc>
@@ -7106,7 +6239,7 @@
                 <w:sz w:val="17"/>
                 <w:szCs w:val="17"/>
               </w:rPr>
-              <w:t xml:space="preserve">A</w:t>
+              <w:t xml:space="preserve">B</w:t>
             </w:r>
           </w:p>
         </w:tc>
@@ -7175,6 +6308,40 @@
                 <w:sz w:val="17"/>
                 <w:szCs w:val="17"/>
               </w:rPr>
+              <w:t xml:space="preserve">A</w:t>
+            </w:r>
+          </w:p>
+        </w:tc>
+        <w:tc>
+          <w:tcPr>
+            <w:tcW w:type="pct" w:w="1667"/>
+            <w:shd w:fill="FBFAF6" w:val="clear"/>
+            <w:tcMar>
+              <w:top w:type="dxa" w:w="40"/>
+              <w:left w:type="dxa" w:w="100"/>
+              <w:bottom w:type="dxa" w:w="40"/>
+              <w:right w:type="dxa" w:w="100"/>
+            </w:tcMar>
+          </w:tcPr>
+          <w:p>
+            <w:pPr>
+              <w:spacing w:before="22" w:after="22"/>
+            </w:pPr>
+            <w:r>
+              <w:rPr>
+                <w:b/>
+                <w:bCs/>
+                <w:color w:val="8186EF"/>
+                <w:sz w:val="16"/>
+                <w:szCs w:val="16"/>
+              </w:rPr>
+              <w:t xml:space="preserve">15  </w:t>
+            </w:r>
+            <w:r>
+              <w:rPr>
+                <w:sz w:val="17"/>
+                <w:szCs w:val="17"/>
+              </w:rPr>
               <w:t xml:space="preserve">B</w:t>
             </w:r>
           </w:p>
@@ -7202,40 +6369,6 @@
                 <w:sz w:val="16"/>
                 <w:szCs w:val="16"/>
               </w:rPr>
-              <w:t xml:space="preserve">15  </w:t>
-            </w:r>
-            <w:r>
-              <w:rPr>
-                <w:sz w:val="17"/>
-                <w:szCs w:val="17"/>
-              </w:rPr>
-              <w:t xml:space="preserve">T</w:t>
-            </w:r>
-          </w:p>
-        </w:tc>
-        <w:tc>
-          <w:tcPr>
-            <w:tcW w:type="pct" w:w="1667"/>
-            <w:shd w:fill="FBFAF6" w:val="clear"/>
-            <w:tcMar>
-              <w:top w:type="dxa" w:w="40"/>
-              <w:left w:type="dxa" w:w="100"/>
-              <w:bottom w:type="dxa" w:w="40"/>
-              <w:right w:type="dxa" w:w="100"/>
-            </w:tcMar>
-          </w:tcPr>
-          <w:p>
-            <w:pPr>
-              <w:spacing w:before="22" w:after="22"/>
-            </w:pPr>
-            <w:r>
-              <w:rPr>
-                <w:b/>
-                <w:bCs/>
-                <w:color w:val="8186EF"/>
-                <w:sz w:val="16"/>
-                <w:szCs w:val="16"/>
-              </w:rPr>
               <w:t xml:space="preserve">24  </w:t>
             </w:r>
             <w:r>
@@ -7243,7 +6376,7 @@
                 <w:sz w:val="17"/>
                 <w:szCs w:val="17"/>
               </w:rPr>
-              <w:t xml:space="preserve">A</w:t>
+              <w:t xml:space="preserve">C</w:t>
             </w:r>
           </w:p>
         </w:tc>
@@ -7278,6 +6411,39 @@
                 <w:sz w:val="17"/>
                 <w:szCs w:val="17"/>
               </w:rPr>
+              <w:t xml:space="preserve">B</w:t>
+            </w:r>
+          </w:p>
+        </w:tc>
+        <w:tc>
+          <w:tcPr>
+            <w:tcW w:type="pct" w:w="1667"/>
+            <w:tcMar>
+              <w:top w:type="dxa" w:w="40"/>
+              <w:left w:type="dxa" w:w="100"/>
+              <w:bottom w:type="dxa" w:w="40"/>
+              <w:right w:type="dxa" w:w="100"/>
+            </w:tcMar>
+          </w:tcPr>
+          <w:p>
+            <w:pPr>
+              <w:spacing w:before="22" w:after="22"/>
+            </w:pPr>
+            <w:r>
+              <w:rPr>
+                <w:b/>
+                <w:bCs/>
+                <w:color w:val="8186EF"/>
+                <w:sz w:val="16"/>
+                <w:szCs w:val="16"/>
+              </w:rPr>
+              <w:t xml:space="preserve">16  </w:t>
+            </w:r>
+            <w:r>
+              <w:rPr>
+                <w:sz w:val="17"/>
+                <w:szCs w:val="17"/>
+              </w:rPr>
               <w:t xml:space="preserve">C</w:t>
             </w:r>
           </w:p>
@@ -7304,39 +6470,6 @@
                 <w:sz w:val="16"/>
                 <w:szCs w:val="16"/>
               </w:rPr>
-              <w:t xml:space="preserve">16  </w:t>
-            </w:r>
-            <w:r>
-              <w:rPr>
-                <w:sz w:val="17"/>
-                <w:szCs w:val="17"/>
-              </w:rPr>
-              <w:t xml:space="preserve">B</w:t>
-            </w:r>
-          </w:p>
-        </w:tc>
-        <w:tc>
-          <w:tcPr>
-            <w:tcW w:type="pct" w:w="1667"/>
-            <w:tcMar>
-              <w:top w:type="dxa" w:w="40"/>
-              <w:left w:type="dxa" w:w="100"/>
-              <w:bottom w:type="dxa" w:w="40"/>
-              <w:right w:type="dxa" w:w="100"/>
-            </w:tcMar>
-          </w:tcPr>
-          <w:p>
-            <w:pPr>
-              <w:spacing w:before="22" w:after="22"/>
-            </w:pPr>
-            <w:r>
-              <w:rPr>
-                <w:b/>
-                <w:bCs/>
-                <w:color w:val="8186EF"/>
-                <w:sz w:val="16"/>
-                <w:szCs w:val="16"/>
-              </w:rPr>
               <w:t xml:space="preserve">25  </w:t>
             </w:r>
             <w:r>
@@ -7344,7 +6477,7 @@
                 <w:sz w:val="17"/>
                 <w:szCs w:val="17"/>
               </w:rPr>
-              <w:t xml:space="preserve">Compare with the model earlier in this handout.</w:t>
+              <w:t xml:space="preserve">A</w:t>
             </w:r>
           </w:p>
         </w:tc>
@@ -7380,7 +6513,7 @@
                 <w:sz w:val="17"/>
                 <w:szCs w:val="17"/>
               </w:rPr>
-              <w:t xml:space="preserve">A</w:t>
+              <w:t xml:space="preserve">C</w:t>
             </w:r>
           </w:p>
         </w:tc>
@@ -7448,7 +6581,7 @@
                 <w:sz w:val="17"/>
                 <w:szCs w:val="17"/>
               </w:rPr>
-              <w:t xml:space="preserve">3.1: Purpose and structure of the income statement. 3.2: Building the multi-step income statement. 3.3: Unusual items and discontinued operations. 3.4: Comprehensive income. 3.5: Limitations and links to the other statements.</w:t>
+              <w:t xml:space="preserve">Compare with the model earlier in this handout.</w:t>
             </w:r>
           </w:p>
         </w:tc>
@@ -7483,7 +6616,7 @@
                 <w:sz w:val="17"/>
                 <w:szCs w:val="17"/>
               </w:rPr>
-              <w:t xml:space="preserve">B</w:t>
+              <w:t xml:space="preserve">D</w:t>
             </w:r>
           </w:p>
         </w:tc>
@@ -7516,30 +6649,40 @@
                 <w:sz w:val="17"/>
                 <w:szCs w:val="17"/>
               </w:rPr>
-              <w:t xml:space="preserve">C</w:t>
-            </w:r>
-          </w:p>
-        </w:tc>
-        <w:tc>
-          <w:tcPr>
-            <w:tcW w:type="pct" w:w="1667"/>
-            <w:tcMar>
-              <w:top w:type="dxa" w:w="40"/>
-              <w:left w:type="dxa" w:w="100"/>
-              <w:bottom w:type="dxa" w:w="40"/>
-              <w:right w:type="dxa" w:w="100"/>
-            </w:tcMar>
-          </w:tcPr>
-          <w:p>
-            <w:pPr>
-              <w:spacing w:before="24" w:after="24"/>
-            </w:pPr>
-            <w:r>
-              <w:rPr>
-                <w:sz w:val="16"/>
-                <w:szCs w:val="16"/>
-              </w:rPr>
-              <w:t xml:space="preserve"/>
+              <w:t xml:space="preserve">T</w:t>
+            </w:r>
+          </w:p>
+        </w:tc>
+        <w:tc>
+          <w:tcPr>
+            <w:tcW w:type="pct" w:w="1667"/>
+            <w:tcMar>
+              <w:top w:type="dxa" w:w="40"/>
+              <w:left w:type="dxa" w:w="100"/>
+              <w:bottom w:type="dxa" w:w="40"/>
+              <w:right w:type="dxa" w:w="100"/>
+            </w:tcMar>
+          </w:tcPr>
+          <w:p>
+            <w:pPr>
+              <w:spacing w:before="22" w:after="22"/>
+            </w:pPr>
+            <w:r>
+              <w:rPr>
+                <w:b/>
+                <w:bCs/>
+                <w:color w:val="8186EF"/>
+                <w:sz w:val="16"/>
+                <w:szCs w:val="16"/>
+              </w:rPr>
+              <w:t xml:space="preserve">27  </w:t>
+            </w:r>
+            <w:r>
+              <w:rPr>
+                <w:sz w:val="17"/>
+                <w:szCs w:val="17"/>
+              </w:rPr>
+              <w:t xml:space="preserve">3.1: Purpose and structure of the income statement. 3.2: Building the multi-step income statement. 3.3: Unusual items and discontinued operations. 3.4: Comprehensive income. 3.5: Limitations and links to the other statements.</w:t>
             </w:r>
           </w:p>
         </w:tc>
@@ -7604,7 +6747,7 @@
           <w:sz w:val="16"/>
           <w:szCs w:val="16"/>
         </w:rPr>
-        <w:t xml:space="preserve">The book writes: “The results of a discontinued operation, including any gain or loss on disposal, appear below income from continuing operations, net of their own tax. This is called intraperiod tax allocation. Ask the questions in order: OCI first, then discontinued operations, then unusual items, and finally main activities or other income and expense. Decision chart: where does an item go in the income statement?.”</w:t>
+        <w:t xml:space="preserve">The book writes: “An unusual or infrequent item, such as a large fire loss, is shown as a separate line within continuing operations, before tax. A discontinued operation is a component of an entity that the company has sold, has classified as held for sale, or has abandoned. The disposal must also be a strategic shift with a major effect on the company.”</w:t>
       </w:r>
     </w:p>
     <w:p>
@@ -7627,7 +6770,7 @@
           <w:sz w:val="16"/>
           <w:szCs w:val="16"/>
         </w:rPr>
-        <w:t xml:space="preserve">The book writes: “OCI builds a balance in equity called accumulated other comprehensive income (AOCI). When an item is realized, for example when Orontes sells an AFS security, the gain or loss moves from AOCI into net income. This reclassification adjustment stops the same gain being counted twice.”</w:t>
+        <w:t xml:space="preserve">The book writes: “IFRS 18 replaces IAS 1 and adds required subtotals, including operating profit. Both apply from 2027 and are not testable before about January 2028. French résultat means profit, not result in general, and résultat exceptionnel is not a U.S. category.”</w:t>
       </w:r>
     </w:p>
     <w:p>
@@ -7689,37 +6832,37 @@
           <w:sz w:val="16"/>
           <w:szCs w:val="16"/>
         </w:rPr>
-        <w:t xml:space="preserve">6  </w:t>
-      </w:r>
-      <w:r>
-        <w:rPr>
-          <w:sz w:val="16"/>
-          <w:szCs w:val="16"/>
-        </w:rPr>
-        <w:t xml:space="preserve">The book numbers “Building the multi-step income statement” as section 3.2.</w:t>
-      </w:r>
-    </w:p>
-    <w:p>
-      <w:pPr>
-        <w:spacing w:after="18"/>
-        <w:ind w:left="300" w:hanging="300"/>
-      </w:pPr>
-      <w:r>
-        <w:rPr>
-          <w:b/>
-          <w:bCs/>
-          <w:color w:val="8186EF"/>
-          <w:sz w:val="16"/>
-          <w:szCs w:val="16"/>
-        </w:rPr>
-        <w:t xml:space="preserve">7  </w:t>
-      </w:r>
-      <w:r>
-        <w:rPr>
-          <w:sz w:val="16"/>
-          <w:szCs w:val="16"/>
-        </w:rPr>
-        <w:t xml:space="preserve">The book numbers “Unusual items and discontinued operations” as section 3.3.</w:t>
+        <w:t xml:space="preserve">11  </w:t>
+      </w:r>
+      <w:r>
+        <w:rPr>
+          <w:sz w:val="16"/>
+          <w:szCs w:val="16"/>
+        </w:rPr>
+        <w:t xml:space="preserve">Unrecognized increases in value are one limitation of the income statement. A is wrong: U.S. GAAP does not recognize this increase. B is wrong: Revaluation surplus in OCI is an IFRS option only.</w:t>
+      </w:r>
+    </w:p>
+    <w:p>
+      <w:pPr>
+        <w:spacing w:after="18"/>
+        <w:ind w:left="300" w:hanging="300"/>
+      </w:pPr>
+      <w:r>
+        <w:rPr>
+          <w:b/>
+          <w:bCs/>
+          <w:color w:val="8186EF"/>
+          <w:sz w:val="16"/>
+          <w:szCs w:val="16"/>
+        </w:rPr>
+        <w:t xml:space="preserve">12  </w:t>
+      </w:r>
+      <w:r>
+        <w:rPr>
+          <w:sz w:val="16"/>
+          <w:szCs w:val="16"/>
+        </w:rPr>
+        <w:t xml:space="preserve">Operating income plus other income and expense. A is wrong: This is after tax. B is wrong: This leaves out equity-method income.</w:t>
       </w:r>
     </w:p>
     <w:p>
@@ -7742,6 +6885,144 @@
           <w:sz w:val="16"/>
           <w:szCs w:val="16"/>
         </w:rPr>
+        <w:t xml:space="preserve">Extraordinary items were removed in 2015; unusual or infrequent items stay in continuing operations. B is wrong: Extraordinary items no longer exist. C is wrong: No component was sold or abandoned.</w:t>
+      </w:r>
+    </w:p>
+    <w:p>
+      <w:pPr>
+        <w:spacing w:after="18"/>
+        <w:ind w:left="300" w:hanging="300"/>
+      </w:pPr>
+      <w:r>
+        <w:rPr>
+          <w:b/>
+          <w:bCs/>
+          <w:color w:val="8186EF"/>
+          <w:sz w:val="16"/>
+          <w:szCs w:val="16"/>
+        </w:rPr>
+        <w:t xml:space="preserve">14  </w:t>
+      </w:r>
+      <w:r>
+        <w:rPr>
+          <w:sz w:val="16"/>
+          <w:szCs w:val="16"/>
+        </w:rPr>
+        <w:t xml:space="preserve">Leaving a major line of business is a strategic shift with a major effect. A is wrong: One store out of many is not a strategic shift. C is wrong: Selling one asset gives a gain or loss, not a discontinued operation.</w:t>
+      </w:r>
+    </w:p>
+    <w:p>
+      <w:pPr>
+        <w:spacing w:after="18"/>
+        <w:ind w:left="300" w:hanging="300"/>
+      </w:pPr>
+      <w:r>
+        <w:rPr>
+          <w:b/>
+          <w:bCs/>
+          <w:color w:val="8186EF"/>
+          <w:sz w:val="16"/>
+          <w:szCs w:val="16"/>
+        </w:rPr>
+        <w:t xml:space="preserve">15  </w:t>
+      </w:r>
+      <w:r>
+        <w:rPr>
+          <w:sz w:val="16"/>
+          <w:szCs w:val="16"/>
+        </w:rPr>
+        <w:t xml:space="preserve">Net income of $2,969,100 minus the OCI loss of $1,125, net of tax. A is wrong: This uses the OCI loss before tax. C is wrong: This is net income only; OCI is missing.</w:t>
+      </w:r>
+    </w:p>
+    <w:p>
+      <w:pPr>
+        <w:spacing w:after="18"/>
+        <w:ind w:left="300" w:hanging="300"/>
+      </w:pPr>
+      <w:r>
+        <w:rPr>
+          <w:b/>
+          <w:bCs/>
+          <w:color w:val="8186EF"/>
+          <w:sz w:val="16"/>
+          <w:szCs w:val="16"/>
+        </w:rPr>
+        <w:t xml:space="preserve">16  </w:t>
+      </w:r>
+      <w:r>
+        <w:rPr>
+          <w:sz w:val="16"/>
+          <w:szCs w:val="16"/>
+        </w:rPr>
+        <w:t xml:space="preserve">AFS debt securities are measured at fair value with changes in OCI. A is wrong: Equity securities changes go to net income. B is wrong: U.S. GAAP does not allow upward revaluation of land.</w:t>
+      </w:r>
+    </w:p>
+    <w:p>
+      <w:pPr>
+        <w:spacing w:after="18"/>
+        <w:ind w:left="300" w:hanging="300"/>
+      </w:pPr>
+      <w:r>
+        <w:rPr>
+          <w:b/>
+          <w:bCs/>
+          <w:color w:val="8186EF"/>
+          <w:sz w:val="16"/>
+          <w:szCs w:val="16"/>
+        </w:rPr>
+        <w:t xml:space="preserve">17  </w:t>
+      </w:r>
+      <w:r>
+        <w:rPr>
+          <w:sz w:val="16"/>
+          <w:szCs w:val="16"/>
+        </w:rPr>
+        <w:t xml:space="preserve">Proceeds of $21,000 minus the carrying amount of $18,000; gains are shown net. A is wrong: Selling equipment is not revenue. C is wrong: Gains are shown net, not as the full proceeds.</w:t>
+      </w:r>
+    </w:p>
+    <w:p>
+      <w:pPr>
+        <w:spacing w:after="18"/>
+        <w:ind w:left="300" w:hanging="300"/>
+      </w:pPr>
+      <w:r>
+        <w:rPr>
+          <w:b/>
+          <w:bCs/>
+          <w:color w:val="8186EF"/>
+          <w:sz w:val="16"/>
+          <w:szCs w:val="16"/>
+        </w:rPr>
+        <w:t xml:space="preserve">18  </w:t>
+      </w:r>
+      <w:r>
+        <w:rPr>
+          <w:sz w:val="16"/>
+          <w:szCs w:val="16"/>
+        </w:rPr>
+        <w:t xml:space="preserve">Every later answer depends on the adjusted exhibit.</w:t>
+      </w:r>
+    </w:p>
+    <w:p>
+      <w:pPr>
+        <w:spacing w:after="18"/>
+        <w:ind w:left="300" w:hanging="300"/>
+      </w:pPr>
+      <w:r>
+        <w:rPr>
+          <w:b/>
+          <w:bCs/>
+          <w:color w:val="8186EF"/>
+          <w:sz w:val="16"/>
+          <w:szCs w:val="16"/>
+        </w:rPr>
+        <w:t xml:space="preserve">24  </w:t>
+      </w:r>
+      <w:r>
+        <w:rPr>
+          <w:sz w:val="16"/>
+          <w:szCs w:val="16"/>
+        </w:rPr>
         <w:t xml:space="preserve">Estimates (useful lives) and methods (FIFO or LIFO) reduce comparability. A is wrong: Most amounts are based on historical cost. B is wrong: Net income is an accrual measure, not cash.</w:t>
       </w:r>
     </w:p>
@@ -7758,237 +7039,7 @@
           <w:sz w:val="16"/>
           <w:szCs w:val="16"/>
         </w:rPr>
-        <w:t xml:space="preserve">14  </w:t>
-      </w:r>
-      <w:r>
-        <w:rPr>
-          <w:sz w:val="16"/>
-          <w:szCs w:val="16"/>
-        </w:rPr>
-        <w:t xml:space="preserve">Extraordinary items were removed in 2015; unusual or infrequent items stay in continuing operations. B is wrong: Extraordinary items no longer exist. C is wrong: No component was sold or abandoned.</w:t>
-      </w:r>
-    </w:p>
-    <w:p>
-      <w:pPr>
-        <w:spacing w:after="18"/>
-        <w:ind w:left="300" w:hanging="300"/>
-      </w:pPr>
-      <w:r>
-        <w:rPr>
-          <w:b/>
-          <w:bCs/>
-          <w:color w:val="8186EF"/>
-          <w:sz w:val="16"/>
-          <w:szCs w:val="16"/>
-        </w:rPr>
-        <w:t xml:space="preserve">15  </w:t>
-      </w:r>
-      <w:r>
-        <w:rPr>
-          <w:sz w:val="16"/>
-          <w:szCs w:val="16"/>
-        </w:rPr>
-        <w:t xml:space="preserve">Every later answer depends on the adjusted exhibit.</w:t>
-      </w:r>
-    </w:p>
-    <w:p>
-      <w:pPr>
-        <w:spacing w:after="18"/>
-        <w:ind w:left="300" w:hanging="300"/>
-      </w:pPr>
-      <w:r>
-        <w:rPr>
-          <w:b/>
-          <w:bCs/>
-          <w:color w:val="8186EF"/>
-          <w:sz w:val="16"/>
-          <w:szCs w:val="16"/>
-        </w:rPr>
-        <w:t xml:space="preserve">16  </w:t>
-      </w:r>
-      <w:r>
-        <w:rPr>
-          <w:sz w:val="16"/>
-          <w:szCs w:val="16"/>
-        </w:rPr>
-        <w:t xml:space="preserve">The book states item C3-1 in those words.</w:t>
-      </w:r>
-    </w:p>
-    <w:p>
-      <w:pPr>
-        <w:spacing w:after="18"/>
-        <w:ind w:left="300" w:hanging="300"/>
-      </w:pPr>
-      <w:r>
-        <w:rPr>
-          <w:b/>
-          <w:bCs/>
-          <w:color w:val="8186EF"/>
-          <w:sz w:val="16"/>
-          <w:szCs w:val="16"/>
-        </w:rPr>
-        <w:t xml:space="preserve">17  </w:t>
-      </w:r>
-      <w:r>
-        <w:rPr>
-          <w:sz w:val="16"/>
-          <w:szCs w:val="16"/>
-        </w:rPr>
-        <w:t xml:space="preserve">The book states item C3-2 in those words.</w:t>
-      </w:r>
-    </w:p>
-    <w:p>
-      <w:pPr>
-        <w:spacing w:after="18"/>
-        <w:ind w:left="300" w:hanging="300"/>
-      </w:pPr>
-      <w:r>
-        <w:rPr>
-          <w:b/>
-          <w:bCs/>
-          <w:color w:val="8186EF"/>
-          <w:sz w:val="16"/>
-          <w:szCs w:val="16"/>
-        </w:rPr>
-        <w:t xml:space="preserve">18  </w:t>
-      </w:r>
-      <w:r>
-        <w:rPr>
-          <w:sz w:val="16"/>
-          <w:szCs w:val="16"/>
-        </w:rPr>
-        <w:t xml:space="preserve">The book states item C3-3 in those words.</w:t>
-      </w:r>
-    </w:p>
-    <w:p>
-      <w:pPr>
-        <w:spacing w:after="18"/>
-        <w:ind w:left="300" w:hanging="300"/>
-      </w:pPr>
-      <w:r>
-        <w:rPr>
-          <w:b/>
-          <w:bCs/>
-          <w:color w:val="8186EF"/>
-          <w:sz w:val="16"/>
-          <w:szCs w:val="16"/>
-        </w:rPr>
-        <w:t xml:space="preserve">19  </w:t>
-      </w:r>
-      <w:r>
-        <w:rPr>
-          <w:sz w:val="16"/>
-          <w:szCs w:val="16"/>
-        </w:rPr>
-        <w:t xml:space="preserve">The book states item C3-4 in those words.</w:t>
-      </w:r>
-    </w:p>
-    <w:p>
-      <w:pPr>
-        <w:spacing w:after="18"/>
-        <w:ind w:left="300" w:hanging="300"/>
-      </w:pPr>
-      <w:r>
-        <w:rPr>
-          <w:b/>
-          <w:bCs/>
-          <w:color w:val="8186EF"/>
-          <w:sz w:val="16"/>
-          <w:szCs w:val="16"/>
-        </w:rPr>
-        <w:t xml:space="preserve">20  </w:t>
-      </w:r>
-      <w:r>
-        <w:rPr>
-          <w:sz w:val="16"/>
-          <w:szCs w:val="16"/>
-        </w:rPr>
-        <w:t xml:space="preserve">The book states item C3-5 in those words.</w:t>
-      </w:r>
-    </w:p>
-    <w:p>
-      <w:pPr>
-        <w:spacing w:after="18"/>
-        <w:ind w:left="300" w:hanging="300"/>
-      </w:pPr>
-      <w:r>
-        <w:rPr>
-          <w:b/>
-          <w:bCs/>
-          <w:color w:val="8186EF"/>
-          <w:sz w:val="16"/>
-          <w:szCs w:val="16"/>
-        </w:rPr>
-        <w:t xml:space="preserve">21  </w:t>
-      </w:r>
-      <w:r>
-        <w:rPr>
-          <w:sz w:val="16"/>
-          <w:szCs w:val="16"/>
-        </w:rPr>
-        <w:t xml:space="preserve">The book states item C3-6 in those words.</w:t>
-      </w:r>
-    </w:p>
-    <w:p>
-      <w:pPr>
-        <w:spacing w:after="18"/>
-        <w:ind w:left="300" w:hanging="300"/>
-      </w:pPr>
-      <w:r>
-        <w:rPr>
-          <w:b/>
-          <w:bCs/>
-          <w:color w:val="8186EF"/>
-          <w:sz w:val="16"/>
-          <w:szCs w:val="16"/>
-        </w:rPr>
-        <w:t xml:space="preserve">22  </w:t>
-      </w:r>
-      <w:r>
-        <w:rPr>
-          <w:sz w:val="16"/>
-          <w:szCs w:val="16"/>
-        </w:rPr>
-        <w:t xml:space="preserve">Extraordinary items were removed in 2015; unusual or infrequent items stay in continuing operations. B is wrong: Extraordinary items no longer exist. C is wrong: No component was sold or abandoned.</w:t>
-      </w:r>
-    </w:p>
-    <w:p>
-      <w:pPr>
-        <w:spacing w:after="18"/>
-        <w:ind w:left="300" w:hanging="300"/>
-      </w:pPr>
-      <w:r>
-        <w:rPr>
-          <w:b/>
-          <w:bCs/>
-          <w:color w:val="8186EF"/>
-          <w:sz w:val="16"/>
-          <w:szCs w:val="16"/>
-        </w:rPr>
-        <w:t xml:space="preserve">23  </w:t>
-      </w:r>
-      <w:r>
-        <w:rPr>
-          <w:sz w:val="16"/>
-          <w:szCs w:val="16"/>
-        </w:rPr>
-        <w:t xml:space="preserve">Leaving a major line of business is a strategic shift with a major effect. A is wrong: One store out of many is not a strategic shift. C is wrong: Selling one asset gives a gain or loss, not a discontinued operation.</w:t>
-      </w:r>
-    </w:p>
-    <w:p>
-      <w:pPr>
-        <w:spacing w:after="18"/>
-        <w:ind w:left="300" w:hanging="300"/>
-      </w:pPr>
-      <w:r>
-        <w:rPr>
-          <w:b/>
-          <w:bCs/>
-          <w:color w:val="8186EF"/>
-          <w:sz w:val="16"/>
-          <w:szCs w:val="16"/>
-        </w:rPr>
-        <w:t xml:space="preserve">24  </w:t>
+        <w:t xml:space="preserve">25  </w:t>
       </w:r>
       <w:r>
         <w:rPr>
